--- a/outputs/publication/reports/10_technical_appendix.docx
+++ b/outputs/publication/reports/10_technical_appendix.docx
@@ -75,323 +75,6 @@
       </w:pPr>
       <w:r>
         <w:rPr>
-          <w:rStyle w:val="NormalTok"/>
-        </w:rPr>
-        <w:t xml:space="preserve">read_csv_safe </w:t>
-      </w:r>
-      <w:r>
-        <w:rPr>
-          <w:rStyle w:val="OtherTok"/>
-        </w:rPr>
-        <w:t xml:space="preserve">&lt;-</w:t>
-      </w:r>
-      <w:r>
-        <w:rPr>
-          <w:rStyle w:val="NormalTok"/>
-        </w:rPr>
-        <w:t xml:space="preserve"> </w:t>
-      </w:r>
-      <w:r>
-        <w:rPr>
-          <w:rStyle w:val="ControlFlowTok"/>
-        </w:rPr>
-        <w:t xml:space="preserve">function</w:t>
-      </w:r>
-      <w:r>
-        <w:rPr>
-          <w:rStyle w:val="NormalTok"/>
-        </w:rPr>
-        <w:t xml:space="preserve">(path) {</w:t>
-      </w:r>
-      <w:r>
-        <w:br/>
-      </w:r>
-      <w:r>
-        <w:rPr>
-          <w:rStyle w:val="NormalTok"/>
-        </w:rPr>
-        <w:t xml:space="preserve">  </w:t>
-      </w:r>
-      <w:r>
-        <w:rPr>
-          <w:rStyle w:val="FunctionTok"/>
-        </w:rPr>
-        <w:t xml:space="preserve">tryCatch</w:t>
-      </w:r>
-      <w:r>
-        <w:rPr>
-          <w:rStyle w:val="NormalTok"/>
-        </w:rPr>
-        <w:t xml:space="preserve">(</w:t>
-      </w:r>
-      <w:r>
-        <w:br/>
-      </w:r>
-      <w:r>
-        <w:rPr>
-          <w:rStyle w:val="NormalTok"/>
-        </w:rPr>
-        <w:t xml:space="preserve">    utils</w:t>
-      </w:r>
-      <w:r>
-        <w:rPr>
-          <w:rStyle w:val="SpecialCharTok"/>
-        </w:rPr>
-        <w:t xml:space="preserve">::</w:t>
-      </w:r>
-      <w:r>
-        <w:rPr>
-          <w:rStyle w:val="FunctionTok"/>
-        </w:rPr>
-        <w:t xml:space="preserve">read.csv</w:t>
-      </w:r>
-      <w:r>
-        <w:rPr>
-          <w:rStyle w:val="NormalTok"/>
-        </w:rPr>
-        <w:t xml:space="preserve">(path),</w:t>
-      </w:r>
-      <w:r>
-        <w:br/>
-      </w:r>
-      <w:r>
-        <w:rPr>
-          <w:rStyle w:val="NormalTok"/>
-        </w:rPr>
-        <w:t xml:space="preserve">    </w:t>
-      </w:r>
-      <w:r>
-        <w:rPr>
-          <w:rStyle w:val="AttributeTok"/>
-        </w:rPr>
-        <w:t xml:space="preserve">error =</w:t>
-      </w:r>
-      <w:r>
-        <w:rPr>
-          <w:rStyle w:val="NormalTok"/>
-        </w:rPr>
-        <w:t xml:space="preserve"> </w:t>
-      </w:r>
-      <w:r>
-        <w:rPr>
-          <w:rStyle w:val="ControlFlowTok"/>
-        </w:rPr>
-        <w:t xml:space="preserve">function</w:t>
-      </w:r>
-      <w:r>
-        <w:rPr>
-          <w:rStyle w:val="NormalTok"/>
-        </w:rPr>
-        <w:t xml:space="preserve">(e) </w:t>
-      </w:r>
-      <w:r>
-        <w:rPr>
-          <w:rStyle w:val="FunctionTok"/>
-        </w:rPr>
-        <w:t xml:space="preserve">data.frame</w:t>
-      </w:r>
-      <w:r>
-        <w:rPr>
-          <w:rStyle w:val="NormalTok"/>
-        </w:rPr>
-        <w:t xml:space="preserve">(</w:t>
-      </w:r>
-      <w:r>
-        <w:rPr>
-          <w:rStyle w:val="AttributeTok"/>
-        </w:rPr>
-        <w:t xml:space="preserve">note =</w:t>
-      </w:r>
-      <w:r>
-        <w:rPr>
-          <w:rStyle w:val="NormalTok"/>
-        </w:rPr>
-        <w:t xml:space="preserve"> </w:t>
-      </w:r>
-      <w:r>
-        <w:rPr>
-          <w:rStyle w:val="FunctionTok"/>
-        </w:rPr>
-        <w:t xml:space="preserve">paste</w:t>
-      </w:r>
-      <w:r>
-        <w:rPr>
-          <w:rStyle w:val="NormalTok"/>
-        </w:rPr>
-        <w:t xml:space="preserve">(</w:t>
-      </w:r>
-      <w:r>
-        <w:rPr>
-          <w:rStyle w:val="StringTok"/>
-        </w:rPr>
-        <w:t xml:space="preserve">"Could not read"</w:t>
-      </w:r>
-      <w:r>
-        <w:rPr>
-          <w:rStyle w:val="NormalTok"/>
-        </w:rPr>
-        <w:t xml:space="preserve">, </w:t>
-      </w:r>
-      <w:r>
-        <w:rPr>
-          <w:rStyle w:val="FunctionTok"/>
-        </w:rPr>
-        <w:t xml:space="preserve">basename</w:t>
-      </w:r>
-      <w:r>
-        <w:rPr>
-          <w:rStyle w:val="NormalTok"/>
-        </w:rPr>
-        <w:t xml:space="preserve">(path), </w:t>
-      </w:r>
-      <w:r>
-        <w:rPr>
-          <w:rStyle w:val="StringTok"/>
-        </w:rPr>
-        <w:t xml:space="preserve">"-"</w:t>
-      </w:r>
-      <w:r>
-        <w:rPr>
-          <w:rStyle w:val="NormalTok"/>
-        </w:rPr>
-        <w:t xml:space="preserve">, </w:t>
-      </w:r>
-      <w:r>
-        <w:rPr>
-          <w:rStyle w:val="FunctionTok"/>
-        </w:rPr>
-        <w:t xml:space="preserve">conditionMessage</w:t>
-      </w:r>
-      <w:r>
-        <w:rPr>
-          <w:rStyle w:val="NormalTok"/>
-        </w:rPr>
-        <w:t xml:space="preserve">(e)))</w:t>
-      </w:r>
-      <w:r>
-        <w:br/>
-      </w:r>
-      <w:r>
-        <w:rPr>
-          <w:rStyle w:val="NormalTok"/>
-        </w:rPr>
-        <w:t xml:space="preserve">  )</w:t>
-      </w:r>
-      <w:r>
-        <w:br/>
-      </w:r>
-      <w:r>
-        <w:rPr>
-          <w:rStyle w:val="NormalTok"/>
-        </w:rPr>
-        <w:t xml:space="preserve">}</w:t>
-      </w:r>
-      <w:r>
-        <w:br/>
-      </w:r>
-      <w:r>
-        <w:br/>
-      </w:r>
-      <w:r>
-        <w:rPr>
-          <w:rStyle w:val="NormalTok"/>
-        </w:rPr>
-        <w:t xml:space="preserve">inv_file </w:t>
-      </w:r>
-      <w:r>
-        <w:rPr>
-          <w:rStyle w:val="OtherTok"/>
-        </w:rPr>
-        <w:t xml:space="preserve">&lt;-</w:t>
-      </w:r>
-      <w:r>
-        <w:rPr>
-          <w:rStyle w:val="NormalTok"/>
-        </w:rPr>
-        <w:t xml:space="preserve"> </w:t>
-      </w:r>
-      <w:r>
-        <w:rPr>
-          <w:rStyle w:val="FunctionTok"/>
-        </w:rPr>
-        <w:t xml:space="preserve">file.path</w:t>
-      </w:r>
-      <w:r>
-        <w:rPr>
-          <w:rStyle w:val="NormalTok"/>
-        </w:rPr>
-        <w:t xml:space="preserve">(</w:t>
-      </w:r>
-      <w:r>
-        <w:rPr>
-          <w:rStyle w:val="StringTok"/>
-        </w:rPr>
-        <w:t xml:space="preserve">".."</w:t>
-      </w:r>
-      <w:r>
-        <w:rPr>
-          <w:rStyle w:val="NormalTok"/>
-        </w:rPr>
-        <w:t xml:space="preserve">, </w:t>
-      </w:r>
-      <w:r>
-        <w:rPr>
-          <w:rStyle w:val="StringTok"/>
-        </w:rPr>
-        <w:t xml:space="preserve">"data"</w:t>
-      </w:r>
-      <w:r>
-        <w:rPr>
-          <w:rStyle w:val="NormalTok"/>
-        </w:rPr>
-        <w:t xml:space="preserve">, </w:t>
-      </w:r>
-      <w:r>
-        <w:rPr>
-          <w:rStyle w:val="StringTok"/>
-        </w:rPr>
-        <w:t xml:space="preserve">"metadata"</w:t>
-      </w:r>
-      <w:r>
-        <w:rPr>
-          <w:rStyle w:val="NormalTok"/>
-        </w:rPr>
-        <w:t xml:space="preserve">, </w:t>
-      </w:r>
-      <w:r>
-        <w:rPr>
-          <w:rStyle w:val="StringTok"/>
-        </w:rPr>
-        <w:t xml:space="preserve">"data_inventory_template.csv"</w:t>
-      </w:r>
-      <w:r>
-        <w:rPr>
-          <w:rStyle w:val="NormalTok"/>
-        </w:rPr>
-        <w:t xml:space="preserve">)</w:t>
-      </w:r>
-      <w:r>
-        <w:br/>
-      </w:r>
-      <w:r>
-        <w:rPr>
-          <w:rStyle w:val="FunctionTok"/>
-        </w:rPr>
-        <w:t xml:space="preserve">read_csv_safe</w:t>
-      </w:r>
-      <w:r>
-        <w:rPr>
-          <w:rStyle w:val="NormalTok"/>
-        </w:rPr>
-        <w:t xml:space="preserve">(inv_file)</w:t>
-      </w:r>
-    </w:p>
-    <w:p>
-      <w:pPr>
-        <w:pStyle w:val="SourceCode"/>
-      </w:pPr>
-      <w:r>
-        <w:rPr>
           <w:rStyle w:val="VerbatimChar"/>
         </w:rPr>
         <w:t xml:space="preserve">          source_id                       source_name</w:t>
@@ -666,104 +349,6 @@
       </w:pPr>
       <w:r>
         <w:t xml:space="preserve">B. Variable Dictionary</w:t>
-      </w:r>
-    </w:p>
-    <w:p>
-      <w:pPr>
-        <w:pStyle w:val="SourceCode"/>
-      </w:pPr>
-      <w:r>
-        <w:rPr>
-          <w:rStyle w:val="NormalTok"/>
-        </w:rPr>
-        <w:t xml:space="preserve">dict_file </w:t>
-      </w:r>
-      <w:r>
-        <w:rPr>
-          <w:rStyle w:val="OtherTok"/>
-        </w:rPr>
-        <w:t xml:space="preserve">&lt;-</w:t>
-      </w:r>
-      <w:r>
-        <w:rPr>
-          <w:rStyle w:val="NormalTok"/>
-        </w:rPr>
-        <w:t xml:space="preserve"> </w:t>
-      </w:r>
-      <w:r>
-        <w:rPr>
-          <w:rStyle w:val="FunctionTok"/>
-        </w:rPr>
-        <w:t xml:space="preserve">file.path</w:t>
-      </w:r>
-      <w:r>
-        <w:rPr>
-          <w:rStyle w:val="NormalTok"/>
-        </w:rPr>
-        <w:t xml:space="preserve">(</w:t>
-      </w:r>
-      <w:r>
-        <w:rPr>
-          <w:rStyle w:val="StringTok"/>
-        </w:rPr>
-        <w:t xml:space="preserve">".."</w:t>
-      </w:r>
-      <w:r>
-        <w:rPr>
-          <w:rStyle w:val="NormalTok"/>
-        </w:rPr>
-        <w:t xml:space="preserve">, </w:t>
-      </w:r>
-      <w:r>
-        <w:rPr>
-          <w:rStyle w:val="StringTok"/>
-        </w:rPr>
-        <w:t xml:space="preserve">"data"</w:t>
-      </w:r>
-      <w:r>
-        <w:rPr>
-          <w:rStyle w:val="NormalTok"/>
-        </w:rPr>
-        <w:t xml:space="preserve">, </w:t>
-      </w:r>
-      <w:r>
-        <w:rPr>
-          <w:rStyle w:val="StringTok"/>
-        </w:rPr>
-        <w:t xml:space="preserve">"metadata"</w:t>
-      </w:r>
-      <w:r>
-        <w:rPr>
-          <w:rStyle w:val="NormalTok"/>
-        </w:rPr>
-        <w:t xml:space="preserve">, </w:t>
-      </w:r>
-      <w:r>
-        <w:rPr>
-          <w:rStyle w:val="StringTok"/>
-        </w:rPr>
-        <w:t xml:space="preserve">"variable_dictionary_template.csv"</w:t>
-      </w:r>
-      <w:r>
-        <w:rPr>
-          <w:rStyle w:val="NormalTok"/>
-        </w:rPr>
-        <w:t xml:space="preserve">)</w:t>
-      </w:r>
-      <w:r>
-        <w:br/>
-      </w:r>
-      <w:r>
-        <w:rPr>
-          <w:rStyle w:val="FunctionTok"/>
-        </w:rPr>
-        <w:t xml:space="preserve">read_csv_safe</w:t>
-      </w:r>
-      <w:r>
-        <w:rPr>
-          <w:rStyle w:val="NormalTok"/>
-        </w:rPr>
-        <w:t xml:space="preserve">(dict_file)</w:t>
       </w:r>
     </w:p>
     <w:p>
@@ -1123,7 +708,7 @@
         </w:numPr>
       </w:pPr>
       <w:r>
-        <w:t xml:space="preserve">Module B: fixed-effects models with household and regional controls</w:t>
+        <w:t xml:space="preserve">Module B: descriptive or associational models with household and regional controls</w:t>
       </w:r>
     </w:p>
     <w:p>
@@ -1147,6 +732,18 @@
         </w:numPr>
       </w:pPr>
       <w:r>
+        <w:t xml:space="preserve">Modules A and B do not support causal claims</w:t>
+      </w:r>
+    </w:p>
+    <w:p>
+      <w:pPr>
+        <w:pStyle w:val="Compact"/>
+        <w:numPr>
+          <w:ilvl w:val="0"/>
+          <w:numId w:val="1001"/>
+        </w:numPr>
+      </w:pPr>
+      <w:r>
         <w:t xml:space="preserve">Reform/COVID DiD: optional and conditional on validated admin region-time variation</w:t>
       </w:r>
     </w:p>
@@ -1158,104 +755,6 @@
       </w:pPr>
       <w:r>
         <w:t xml:space="preserve">C1. Module A Locked Measure Set</w:t>
-      </w:r>
-    </w:p>
-    <w:p>
-      <w:pPr>
-        <w:pStyle w:val="SourceCode"/>
-      </w:pPr>
-      <w:r>
-        <w:rPr>
-          <w:rStyle w:val="NormalTok"/>
-        </w:rPr>
-        <w:t xml:space="preserve">spec_file </w:t>
-      </w:r>
-      <w:r>
-        <w:rPr>
-          <w:rStyle w:val="OtherTok"/>
-        </w:rPr>
-        <w:t xml:space="preserve">&lt;-</w:t>
-      </w:r>
-      <w:r>
-        <w:rPr>
-          <w:rStyle w:val="NormalTok"/>
-        </w:rPr>
-        <w:t xml:space="preserve"> </w:t>
-      </w:r>
-      <w:r>
-        <w:rPr>
-          <w:rStyle w:val="FunctionTok"/>
-        </w:rPr>
-        <w:t xml:space="preserve">file.path</w:t>
-      </w:r>
-      <w:r>
-        <w:rPr>
-          <w:rStyle w:val="NormalTok"/>
-        </w:rPr>
-        <w:t xml:space="preserve">(</w:t>
-      </w:r>
-      <w:r>
-        <w:rPr>
-          <w:rStyle w:val="StringTok"/>
-        </w:rPr>
-        <w:t xml:space="preserve">".."</w:t>
-      </w:r>
-      <w:r>
-        <w:rPr>
-          <w:rStyle w:val="NormalTok"/>
-        </w:rPr>
-        <w:t xml:space="preserve">, </w:t>
-      </w:r>
-      <w:r>
-        <w:rPr>
-          <w:rStyle w:val="StringTok"/>
-        </w:rPr>
-        <w:t xml:space="preserve">"data"</w:t>
-      </w:r>
-      <w:r>
-        <w:rPr>
-          <w:rStyle w:val="NormalTok"/>
-        </w:rPr>
-        <w:t xml:space="preserve">, </w:t>
-      </w:r>
-      <w:r>
-        <w:rPr>
-          <w:rStyle w:val="StringTok"/>
-        </w:rPr>
-        <w:t xml:space="preserve">"metadata"</w:t>
-      </w:r>
-      <w:r>
-        <w:rPr>
-          <w:rStyle w:val="NormalTok"/>
-        </w:rPr>
-        <w:t xml:space="preserve">, </w:t>
-      </w:r>
-      <w:r>
-        <w:rPr>
-          <w:rStyle w:val="StringTok"/>
-        </w:rPr>
-        <w:t xml:space="preserve">"mobility_measure_set.csv"</w:t>
-      </w:r>
-      <w:r>
-        <w:rPr>
-          <w:rStyle w:val="NormalTok"/>
-        </w:rPr>
-        <w:t xml:space="preserve">)</w:t>
-      </w:r>
-      <w:r>
-        <w:br/>
-      </w:r>
-      <w:r>
-        <w:rPr>
-          <w:rStyle w:val="FunctionTok"/>
-        </w:rPr>
-        <w:t xml:space="preserve">read_csv_safe</w:t>
-      </w:r>
-      <w:r>
-        <w:rPr>
-          <w:rStyle w:val="NormalTok"/>
-        </w:rPr>
-        <w:t xml:space="preserve">(spec_file)</w:t>
       </w:r>
     </w:p>
     <w:p>
@@ -1633,6 +1132,18 @@
         <w:t xml:space="preserve">)</w:t>
       </w:r>
     </w:p>
+    <w:p>
+      <w:pPr>
+        <w:pStyle w:val="Compact"/>
+        <w:numPr>
+          <w:ilvl w:val="0"/>
+          <w:numId w:val="1002"/>
+        </w:numPr>
+      </w:pPr>
+      <w:r>
+        <w:t xml:space="preserve">Module C sample-composition and fixed-effect attrition checks</w:t>
+      </w:r>
+    </w:p>
     <w:bookmarkEnd w:id="24"/>
     <w:bookmarkStart w:id="25" w:name="e.-diagnostics-outputs"/>
     <w:p>
@@ -1649,285 +1160,72 @@
       </w:pPr>
       <w:r>
         <w:rPr>
-          <w:rStyle w:val="NormalTok"/>
-        </w:rPr>
-        <w:t xml:space="preserve">mech_sample_file </w:t>
-      </w:r>
-      <w:r>
-        <w:rPr>
-          <w:rStyle w:val="OtherTok"/>
-        </w:rPr>
-        <w:t xml:space="preserve">&lt;-</w:t>
-      </w:r>
-      <w:r>
-        <w:rPr>
-          <w:rStyle w:val="NormalTok"/>
-        </w:rPr>
-        <w:t xml:space="preserve"> </w:t>
-      </w:r>
-      <w:r>
-        <w:rPr>
-          <w:rStyle w:val="FunctionTok"/>
-        </w:rPr>
-        <w:t xml:space="preserve">file.path</w:t>
-      </w:r>
-      <w:r>
-        <w:rPr>
-          <w:rStyle w:val="NormalTok"/>
-        </w:rPr>
-        <w:t xml:space="preserve">(</w:t>
-      </w:r>
-      <w:r>
-        <w:rPr>
-          <w:rStyle w:val="StringTok"/>
-        </w:rPr>
-        <w:t xml:space="preserve">".."</w:t>
-      </w:r>
-      <w:r>
-        <w:rPr>
-          <w:rStyle w:val="NormalTok"/>
-        </w:rPr>
-        <w:t xml:space="preserve">, </w:t>
-      </w:r>
-      <w:r>
-        <w:rPr>
-          <w:rStyle w:val="StringTok"/>
-        </w:rPr>
-        <w:t xml:space="preserve">"outputs"</w:t>
-      </w:r>
-      <w:r>
-        <w:rPr>
-          <w:rStyle w:val="NormalTok"/>
-        </w:rPr>
-        <w:t xml:space="preserve">, </w:t>
-      </w:r>
-      <w:r>
-        <w:rPr>
-          <w:rStyle w:val="StringTok"/>
-        </w:rPr>
-        <w:t xml:space="preserve">"tables"</w:t>
-      </w:r>
-      <w:r>
-        <w:rPr>
-          <w:rStyle w:val="NormalTok"/>
-        </w:rPr>
-        <w:t xml:space="preserve">, </w:t>
-      </w:r>
-      <w:r>
-        <w:rPr>
-          <w:rStyle w:val="StringTok"/>
-        </w:rPr>
-        <w:t xml:space="preserve">"module_c_mechanism_sample.csv"</w:t>
-      </w:r>
-      <w:r>
-        <w:rPr>
-          <w:rStyle w:val="NormalTok"/>
-        </w:rPr>
-        <w:t xml:space="preserve">)</w:t>
-      </w:r>
-      <w:r>
-        <w:br/>
-      </w:r>
-      <w:r>
-        <w:rPr>
-          <w:rStyle w:val="NormalTok"/>
-        </w:rPr>
-        <w:t xml:space="preserve">mech_coef_file </w:t>
-      </w:r>
-      <w:r>
-        <w:rPr>
-          <w:rStyle w:val="OtherTok"/>
-        </w:rPr>
-        <w:t xml:space="preserve">&lt;-</w:t>
-      </w:r>
-      <w:r>
-        <w:rPr>
-          <w:rStyle w:val="NormalTok"/>
-        </w:rPr>
-        <w:t xml:space="preserve"> </w:t>
-      </w:r>
-      <w:r>
-        <w:rPr>
-          <w:rStyle w:val="FunctionTok"/>
-        </w:rPr>
-        <w:t xml:space="preserve">file.path</w:t>
-      </w:r>
-      <w:r>
-        <w:rPr>
-          <w:rStyle w:val="NormalTok"/>
-        </w:rPr>
-        <w:t xml:space="preserve">(</w:t>
-      </w:r>
-      <w:r>
-        <w:rPr>
-          <w:rStyle w:val="StringTok"/>
-        </w:rPr>
-        <w:t xml:space="preserve">".."</w:t>
-      </w:r>
-      <w:r>
-        <w:rPr>
-          <w:rStyle w:val="NormalTok"/>
-        </w:rPr>
-        <w:t xml:space="preserve">, </w:t>
-      </w:r>
-      <w:r>
-        <w:rPr>
-          <w:rStyle w:val="StringTok"/>
-        </w:rPr>
-        <w:t xml:space="preserve">"outputs"</w:t>
-      </w:r>
-      <w:r>
-        <w:rPr>
-          <w:rStyle w:val="NormalTok"/>
-        </w:rPr>
-        <w:t xml:space="preserve">, </w:t>
-      </w:r>
-      <w:r>
-        <w:rPr>
-          <w:rStyle w:val="StringTok"/>
-        </w:rPr>
-        <w:t xml:space="preserve">"tables"</w:t>
-      </w:r>
-      <w:r>
-        <w:rPr>
-          <w:rStyle w:val="NormalTok"/>
-        </w:rPr>
-        <w:t xml:space="preserve">, </w:t>
-      </w:r>
-      <w:r>
-        <w:rPr>
-          <w:rStyle w:val="StringTok"/>
-        </w:rPr>
-        <w:t xml:space="preserve">"module_c_mechanism_coefficients.csv"</w:t>
-      </w:r>
-      <w:r>
-        <w:rPr>
-          <w:rStyle w:val="NormalTok"/>
-        </w:rPr>
-        <w:t xml:space="preserve">)</w:t>
-      </w:r>
-      <w:r>
-        <w:br/>
-      </w:r>
-      <w:r>
-        <w:rPr>
-          <w:rStyle w:val="ControlFlowTok"/>
-        </w:rPr>
-        <w:t xml:space="preserve">if</w:t>
-      </w:r>
-      <w:r>
-        <w:rPr>
-          <w:rStyle w:val="NormalTok"/>
-        </w:rPr>
-        <w:t xml:space="preserve"> (</w:t>
-      </w:r>
-      <w:r>
-        <w:rPr>
-          <w:rStyle w:val="FunctionTok"/>
-        </w:rPr>
-        <w:t xml:space="preserve">file.exists</w:t>
-      </w:r>
-      <w:r>
-        <w:rPr>
-          <w:rStyle w:val="NormalTok"/>
-        </w:rPr>
-        <w:t xml:space="preserve">(mech_sample_file)) {</w:t>
-      </w:r>
-      <w:r>
-        <w:br/>
-      </w:r>
-      <w:r>
-        <w:rPr>
-          <w:rStyle w:val="NormalTok"/>
-        </w:rPr>
-        <w:t xml:space="preserve">  </w:t>
-      </w:r>
-      <w:r>
-        <w:rPr>
-          <w:rStyle w:val="FunctionTok"/>
-        </w:rPr>
-        <w:t xml:space="preserve">read_csv_safe</w:t>
-      </w:r>
-      <w:r>
-        <w:rPr>
-          <w:rStyle w:val="NormalTok"/>
-        </w:rPr>
-        <w:t xml:space="preserve">(mech_sample_file)</w:t>
-      </w:r>
-      <w:r>
-        <w:br/>
-      </w:r>
-      <w:r>
-        <w:rPr>
-          <w:rStyle w:val="NormalTok"/>
-        </w:rPr>
-        <w:t xml:space="preserve">} </w:t>
-      </w:r>
-      <w:r>
-        <w:rPr>
-          <w:rStyle w:val="ControlFlowTok"/>
-        </w:rPr>
-        <w:t xml:space="preserve">else</w:t>
-      </w:r>
-      <w:r>
-        <w:rPr>
-          <w:rStyle w:val="NormalTok"/>
-        </w:rPr>
-        <w:t xml:space="preserve"> {</w:t>
-      </w:r>
-      <w:r>
-        <w:br/>
-      </w:r>
-      <w:r>
-        <w:rPr>
-          <w:rStyle w:val="NormalTok"/>
-        </w:rPr>
-        <w:t xml:space="preserve">  </w:t>
-      </w:r>
-      <w:r>
-        <w:rPr>
-          <w:rStyle w:val="FunctionTok"/>
-        </w:rPr>
-        <w:t xml:space="preserve">data.frame</w:t>
-      </w:r>
-      <w:r>
-        <w:rPr>
-          <w:rStyle w:val="NormalTok"/>
-        </w:rPr>
-        <w:t xml:space="preserve">(</w:t>
-      </w:r>
-      <w:r>
-        <w:rPr>
-          <w:rStyle w:val="AttributeTok"/>
-        </w:rPr>
-        <w:t xml:space="preserve">note =</w:t>
-      </w:r>
-      <w:r>
-        <w:rPr>
-          <w:rStyle w:val="NormalTok"/>
-        </w:rPr>
-        <w:t xml:space="preserve"> </w:t>
-      </w:r>
-      <w:r>
-        <w:rPr>
-          <w:rStyle w:val="StringTok"/>
-        </w:rPr>
-        <w:t xml:space="preserve">"Module C mechanism sample diagnostics not available yet."</w:t>
-      </w:r>
-      <w:r>
-        <w:rPr>
-          <w:rStyle w:val="NormalTok"/>
-        </w:rPr>
-        <w:t xml:space="preserve">)</w:t>
-      </w:r>
-      <w:r>
-        <w:br/>
-      </w:r>
-      <w:r>
-        <w:rPr>
-          <w:rStyle w:val="NormalTok"/>
-        </w:rPr>
-        <w:t xml:space="preserve">}</w:t>
+          <w:rStyle w:val="VerbatimChar"/>
+        </w:rPr>
+        <w:t xml:space="preserve">                                                               step    n</w:t>
+      </w:r>
+      <w:r>
+        <w:br/>
+      </w:r>
+      <w:r>
+        <w:rPr>
+          <w:rStyle w:val="VerbatimChar"/>
+        </w:rPr>
+        <w:t xml:space="preserve">1                                    Uzbekistan LiTS IV respondents 1006</w:t>
+      </w:r>
+      <w:r>
+        <w:br/>
+      </w:r>
+      <w:r>
+        <w:rPr>
+          <w:rStyle w:val="VerbatimChar"/>
+        </w:rPr>
+        <w:t xml:space="preserve">2 Respondents with child module eligibility info (q713 non-missing)  650</w:t>
+      </w:r>
+      <w:r>
+        <w:br/>
+      </w:r>
+      <w:r>
+        <w:rPr>
+          <w:rStyle w:val="VerbatimChar"/>
+        </w:rPr>
+        <w:t xml:space="preserve">3            Respondents with child enrolled pre-COVID (q713 = yes)  186</w:t>
+      </w:r>
+      <w:r>
+        <w:br/>
+      </w:r>
+      <w:r>
+        <w:rPr>
+          <w:rStyle w:val="VerbatimChar"/>
+        </w:rPr>
+        <w:t xml:space="preserve">4              Mechanism sample with non-missing parental schooling  183</w:t>
+      </w:r>
+      <w:r>
+        <w:br/>
+      </w:r>
+      <w:r>
+        <w:rPr>
+          <w:rStyle w:val="VerbatimChar"/>
+        </w:rPr>
+        <w:t xml:space="preserve">5                       Parental schooling median threshold (years)   12</w:t>
+      </w:r>
+      <w:r>
+        <w:br/>
+      </w:r>
+      <w:r>
+        <w:rPr>
+          <w:rStyle w:val="VerbatimChar"/>
+        </w:rPr>
+        <w:t xml:space="preserve">6                          Baseline low-parent-education group size   99</w:t>
+      </w:r>
+      <w:r>
+        <w:br/>
+      </w:r>
+      <w:r>
+        <w:rPr>
+          <w:rStyle w:val="VerbatimChar"/>
+        </w:rPr>
+        <w:t xml:space="preserve">7                       Baseline higher-parent-education group size   87</w:t>
       </w:r>
     </w:p>
     <w:p>
@@ -1938,70 +1236,826 @@
         <w:rPr>
           <w:rStyle w:val="VerbatimChar"/>
         </w:rPr>
-        <w:t xml:space="preserve">                                                               step    n</w:t>
-      </w:r>
-      <w:r>
-        <w:br/>
-      </w:r>
-      <w:r>
-        <w:rPr>
-          <w:rStyle w:val="VerbatimChar"/>
-        </w:rPr>
-        <w:t xml:space="preserve">1                                    Uzbekistan LiTS IV respondents 1006</w:t>
-      </w:r>
-      <w:r>
-        <w:br/>
-      </w:r>
-      <w:r>
-        <w:rPr>
-          <w:rStyle w:val="VerbatimChar"/>
-        </w:rPr>
-        <w:t xml:space="preserve">2 Respondents with child module eligibility info (q713 non-missing)  650</w:t>
-      </w:r>
-      <w:r>
-        <w:br/>
-      </w:r>
-      <w:r>
-        <w:rPr>
-          <w:rStyle w:val="VerbatimChar"/>
-        </w:rPr>
-        <w:t xml:space="preserve">3            Respondents with child enrolled pre-COVID (q713 = yes)  186</w:t>
-      </w:r>
-      <w:r>
-        <w:br/>
-      </w:r>
-      <w:r>
-        <w:rPr>
-          <w:rStyle w:val="VerbatimChar"/>
-        </w:rPr>
-        <w:t xml:space="preserve">4              Mechanism sample with non-missing parental schooling  183</w:t>
-      </w:r>
-      <w:r>
-        <w:br/>
-      </w:r>
-      <w:r>
-        <w:rPr>
-          <w:rStyle w:val="VerbatimChar"/>
-        </w:rPr>
-        <w:t xml:space="preserve">5                       Parental schooling median threshold (years)   12</w:t>
-      </w:r>
-      <w:r>
-        <w:br/>
-      </w:r>
-      <w:r>
-        <w:rPr>
-          <w:rStyle w:val="VerbatimChar"/>
-        </w:rPr>
-        <w:t xml:space="preserve">6                          Baseline low-parent-education group size   99</w:t>
-      </w:r>
-      <w:r>
-        <w:br/>
-      </w:r>
-      <w:r>
-        <w:rPr>
-          <w:rStyle w:val="VerbatimChar"/>
-        </w:rPr>
-        <w:t xml:space="preserve">7                       Baseline higher-parent-education group size   87</w:t>
+        <w:t xml:space="preserve">                   outcome                                outcome_label</w:t>
+      </w:r>
+      <w:r>
+        <w:br/>
+      </w:r>
+      <w:r>
+        <w:rPr>
+          <w:rStyle w:val="VerbatimChar"/>
+        </w:rPr>
+        <w:t xml:space="preserve">1     any_remote_challenge                Any remote-learning challenge</w:t>
+      </w:r>
+      <w:r>
+        <w:br/>
+      </w:r>
+      <w:r>
+        <w:rPr>
+          <w:rStyle w:val="VerbatimChar"/>
+        </w:rPr>
+        <w:t xml:space="preserve">2        challenge_balance           Work/home-school balance challenge</w:t>
+      </w:r>
+      <w:r>
+        <w:br/>
+      </w:r>
+      <w:r>
+        <w:rPr>
+          <w:rStyle w:val="VerbatimChar"/>
+        </w:rPr>
+        <w:t xml:space="preserve">3           challenge_cost                               Cost challenge</w:t>
+      </w:r>
+      <w:r>
+        <w:br/>
+      </w:r>
+      <w:r>
+        <w:rPr>
+          <w:rStyle w:val="VerbatimChar"/>
+        </w:rPr>
+        <w:t xml:space="preserve">4         challenge_device                             Device challenge</w:t>
+      </w:r>
+      <w:r>
+        <w:br/>
+      </w:r>
+      <w:r>
+        <w:rPr>
+          <w:rStyle w:val="VerbatimChar"/>
+        </w:rPr>
+        <w:t xml:space="preserve">5       challenge_internet                           Internet challenge</w:t>
+      </w:r>
+      <w:r>
+        <w:br/>
+      </w:r>
+      <w:r>
+        <w:rPr>
+          <w:rStyle w:val="VerbatimChar"/>
+        </w:rPr>
+        <w:t xml:space="preserve">6           challenge_tech                Technology-learning challenge</w:t>
+      </w:r>
+      <w:r>
+        <w:br/>
+      </w:r>
+      <w:r>
+        <w:rPr>
+          <w:rStyle w:val="VerbatimChar"/>
+        </w:rPr>
+        <w:t xml:space="preserve">7  education_stopped_covid               Stopped education due to COVID</w:t>
+      </w:r>
+      <w:r>
+        <w:br/>
+      </w:r>
+      <w:r>
+        <w:rPr>
+          <w:rStyle w:val="VerbatimChar"/>
+        </w:rPr>
+        <w:t xml:space="preserve">8        no_support_needed                 No additional support needed</w:t>
+      </w:r>
+      <w:r>
+        <w:br/>
+      </w:r>
+      <w:r>
+        <w:rPr>
+          <w:rStyle w:val="VerbatimChar"/>
+        </w:rPr>
+        <w:t xml:space="preserve">9  school_closed_no_online        School closed without online learning</w:t>
+      </w:r>
+      <w:r>
+        <w:br/>
+      </w:r>
+      <w:r>
+        <w:rPr>
+          <w:rStyle w:val="VerbatimChar"/>
+        </w:rPr>
+        <w:t xml:space="preserve">10           shared_device                     Child used shared device</w:t>
+      </w:r>
+      <w:r>
+        <w:br/>
+      </w:r>
+      <w:r>
+        <w:rPr>
+          <w:rStyle w:val="VerbatimChar"/>
+        </w:rPr>
+        <w:t xml:space="preserve">11          support_father                 Learning support from father</w:t>
+      </w:r>
+      <w:r>
+        <w:br/>
+      </w:r>
+      <w:r>
+        <w:rPr>
+          <w:rStyle w:val="VerbatimChar"/>
+        </w:rPr>
+        <w:t xml:space="preserve">12 support_grand_relatives Learning support from grandparents/relatives</w:t>
+      </w:r>
+      <w:r>
+        <w:br/>
+      </w:r>
+      <w:r>
+        <w:rPr>
+          <w:rStyle w:val="VerbatimChar"/>
+        </w:rPr>
+        <w:t xml:space="preserve">13          support_mother                 Learning support from mother</w:t>
+      </w:r>
+      <w:r>
+        <w:br/>
+      </w:r>
+      <w:r>
+        <w:rPr>
+          <w:rStyle w:val="VerbatimChar"/>
+        </w:rPr>
+        <w:t xml:space="preserve">14         switched_hybrid                  Switched to hybrid learning</w:t>
+      </w:r>
+      <w:r>
+        <w:br/>
+      </w:r>
+      <w:r>
+        <w:rPr>
+          <w:rStyle w:val="VerbatimChar"/>
+        </w:rPr>
+        <w:t xml:space="preserve">15         switched_online                  Switched to online learning</w:t>
+      </w:r>
+      <w:r>
+        <w:br/>
+      </w:r>
+      <w:r>
+        <w:rPr>
+          <w:rStyle w:val="VerbatimChar"/>
+        </w:rPr>
+        <w:t xml:space="preserve">16    any_remote_challenge                Any remote-learning challenge</w:t>
+      </w:r>
+      <w:r>
+        <w:br/>
+      </w:r>
+      <w:r>
+        <w:rPr>
+          <w:rStyle w:val="VerbatimChar"/>
+        </w:rPr>
+        <w:t xml:space="preserve">17    any_remote_challenge                Any remote-learning challenge</w:t>
+      </w:r>
+      <w:r>
+        <w:br/>
+      </w:r>
+      <w:r>
+        <w:rPr>
+          <w:rStyle w:val="VerbatimChar"/>
+        </w:rPr>
+        <w:t xml:space="preserve">18       challenge_balance           Work/home-school balance challenge</w:t>
+      </w:r>
+      <w:r>
+        <w:br/>
+      </w:r>
+      <w:r>
+        <w:rPr>
+          <w:rStyle w:val="VerbatimChar"/>
+        </w:rPr>
+        <w:t xml:space="preserve">19       challenge_balance           Work/home-school balance challenge</w:t>
+      </w:r>
+      <w:r>
+        <w:br/>
+      </w:r>
+      <w:r>
+        <w:rPr>
+          <w:rStyle w:val="VerbatimChar"/>
+        </w:rPr>
+        <w:t xml:space="preserve">20          challenge_cost                               Cost challenge</w:t>
+      </w:r>
+      <w:r>
+        <w:br/>
+      </w:r>
+      <w:r>
+        <w:rPr>
+          <w:rStyle w:val="VerbatimChar"/>
+        </w:rPr>
+        <w:t xml:space="preserve">21          challenge_cost                               Cost challenge</w:t>
+      </w:r>
+      <w:r>
+        <w:br/>
+      </w:r>
+      <w:r>
+        <w:rPr>
+          <w:rStyle w:val="VerbatimChar"/>
+        </w:rPr>
+        <w:t xml:space="preserve">22        challenge_device                             Device challenge</w:t>
+      </w:r>
+      <w:r>
+        <w:br/>
+      </w:r>
+      <w:r>
+        <w:rPr>
+          <w:rStyle w:val="VerbatimChar"/>
+        </w:rPr>
+        <w:t xml:space="preserve">23        challenge_device                             Device challenge</w:t>
+      </w:r>
+      <w:r>
+        <w:br/>
+      </w:r>
+      <w:r>
+        <w:rPr>
+          <w:rStyle w:val="VerbatimChar"/>
+        </w:rPr>
+        <w:t xml:space="preserve">24      challenge_internet                           Internet challenge</w:t>
+      </w:r>
+      <w:r>
+        <w:br/>
+      </w:r>
+      <w:r>
+        <w:rPr>
+          <w:rStyle w:val="VerbatimChar"/>
+        </w:rPr>
+        <w:t xml:space="preserve">25      challenge_internet                           Internet challenge</w:t>
+      </w:r>
+      <w:r>
+        <w:br/>
+      </w:r>
+      <w:r>
+        <w:rPr>
+          <w:rStyle w:val="VerbatimChar"/>
+        </w:rPr>
+        <w:t xml:space="preserve">26          challenge_tech                Technology-learning challenge</w:t>
+      </w:r>
+      <w:r>
+        <w:br/>
+      </w:r>
+      <w:r>
+        <w:rPr>
+          <w:rStyle w:val="VerbatimChar"/>
+        </w:rPr>
+        <w:t xml:space="preserve">27          challenge_tech                Technology-learning challenge</w:t>
+      </w:r>
+      <w:r>
+        <w:br/>
+      </w:r>
+      <w:r>
+        <w:rPr>
+          <w:rStyle w:val="VerbatimChar"/>
+        </w:rPr>
+        <w:t xml:space="preserve">28 education_stopped_covid               Stopped education due to COVID</w:t>
+      </w:r>
+      <w:r>
+        <w:br/>
+      </w:r>
+      <w:r>
+        <w:rPr>
+          <w:rStyle w:val="VerbatimChar"/>
+        </w:rPr>
+        <w:t xml:space="preserve">29 education_stopped_covid               Stopped education due to COVID</w:t>
+      </w:r>
+      <w:r>
+        <w:br/>
+      </w:r>
+      <w:r>
+        <w:rPr>
+          <w:rStyle w:val="VerbatimChar"/>
+        </w:rPr>
+        <w:t xml:space="preserve">30       no_support_needed                 No additional support needed</w:t>
+      </w:r>
+      <w:r>
+        <w:br/>
+      </w:r>
+      <w:r>
+        <w:rPr>
+          <w:rStyle w:val="VerbatimChar"/>
+        </w:rPr>
+        <w:t xml:space="preserve">31       no_support_needed                 No additional support needed</w:t>
+      </w:r>
+      <w:r>
+        <w:br/>
+      </w:r>
+      <w:r>
+        <w:rPr>
+          <w:rStyle w:val="VerbatimChar"/>
+        </w:rPr>
+        <w:t xml:space="preserve">32 school_closed_no_online        School closed without online learning</w:t>
+      </w:r>
+      <w:r>
+        <w:br/>
+      </w:r>
+      <w:r>
+        <w:rPr>
+          <w:rStyle w:val="VerbatimChar"/>
+        </w:rPr>
+        <w:t xml:space="preserve">33 school_closed_no_online        School closed without online learning</w:t>
+      </w:r>
+      <w:r>
+        <w:br/>
+      </w:r>
+      <w:r>
+        <w:rPr>
+          <w:rStyle w:val="VerbatimChar"/>
+        </w:rPr>
+        <w:t xml:space="preserve">34           shared_device                     Child used shared device</w:t>
+      </w:r>
+      <w:r>
+        <w:br/>
+      </w:r>
+      <w:r>
+        <w:rPr>
+          <w:rStyle w:val="VerbatimChar"/>
+        </w:rPr>
+        <w:t xml:space="preserve">35           shared_device                     Child used shared device</w:t>
+      </w:r>
+      <w:r>
+        <w:br/>
+      </w:r>
+      <w:r>
+        <w:rPr>
+          <w:rStyle w:val="VerbatimChar"/>
+        </w:rPr>
+        <w:t xml:space="preserve">36          support_father                 Learning support from father</w:t>
+      </w:r>
+      <w:r>
+        <w:br/>
+      </w:r>
+      <w:r>
+        <w:rPr>
+          <w:rStyle w:val="VerbatimChar"/>
+        </w:rPr>
+        <w:t xml:space="preserve">37          support_father                 Learning support from father</w:t>
+      </w:r>
+      <w:r>
+        <w:br/>
+      </w:r>
+      <w:r>
+        <w:rPr>
+          <w:rStyle w:val="VerbatimChar"/>
+        </w:rPr>
+        <w:t xml:space="preserve">38 support_grand_relatives Learning support from grandparents/relatives</w:t>
+      </w:r>
+      <w:r>
+        <w:br/>
+      </w:r>
+      <w:r>
+        <w:rPr>
+          <w:rStyle w:val="VerbatimChar"/>
+        </w:rPr>
+        <w:t xml:space="preserve">39 support_grand_relatives Learning support from grandparents/relatives</w:t>
+      </w:r>
+      <w:r>
+        <w:br/>
+      </w:r>
+      <w:r>
+        <w:rPr>
+          <w:rStyle w:val="VerbatimChar"/>
+        </w:rPr>
+        <w:t xml:space="preserve">40          support_mother                 Learning support from mother</w:t>
+      </w:r>
+      <w:r>
+        <w:br/>
+      </w:r>
+      <w:r>
+        <w:rPr>
+          <w:rStyle w:val="VerbatimChar"/>
+        </w:rPr>
+        <w:t xml:space="preserve">41          support_mother                 Learning support from mother</w:t>
+      </w:r>
+      <w:r>
+        <w:br/>
+      </w:r>
+      <w:r>
+        <w:rPr>
+          <w:rStyle w:val="VerbatimChar"/>
+        </w:rPr>
+        <w:t xml:space="preserve">42         switched_hybrid                  Switched to hybrid learning</w:t>
+      </w:r>
+      <w:r>
+        <w:br/>
+      </w:r>
+      <w:r>
+        <w:rPr>
+          <w:rStyle w:val="VerbatimChar"/>
+        </w:rPr>
+        <w:t xml:space="preserve">43         switched_hybrid                  Switched to hybrid learning</w:t>
+      </w:r>
+      <w:r>
+        <w:br/>
+      </w:r>
+      <w:r>
+        <w:rPr>
+          <w:rStyle w:val="VerbatimChar"/>
+        </w:rPr>
+        <w:t xml:space="preserve">44         switched_online                  Switched to online learning</w:t>
+      </w:r>
+      <w:r>
+        <w:br/>
+      </w:r>
+      <w:r>
+        <w:rPr>
+          <w:rStyle w:val="VerbatimChar"/>
+        </w:rPr>
+        <w:t xml:space="preserve">45         switched_online                  Switched to online learning</w:t>
+      </w:r>
+      <w:r>
+        <w:br/>
+      </w:r>
+      <w:r>
+        <w:rPr>
+          <w:rStyle w:val="VerbatimChar"/>
+        </w:rPr>
+        <w:t xml:space="preserve">              group                      group_value   estimate n_non_missing</w:t>
+      </w:r>
+      <w:r>
+        <w:br/>
+      </w:r>
+      <w:r>
+        <w:rPr>
+          <w:rStyle w:val="VerbatimChar"/>
+        </w:rPr>
+        <w:t xml:space="preserve">1           overall                              all 0.75816974           176</w:t>
+      </w:r>
+      <w:r>
+        <w:br/>
+      </w:r>
+      <w:r>
+        <w:rPr>
+          <w:rStyle w:val="VerbatimChar"/>
+        </w:rPr>
+        <w:t xml:space="preserve">2           overall                              all 0.65126182           176</w:t>
+      </w:r>
+      <w:r>
+        <w:br/>
+      </w:r>
+      <w:r>
+        <w:rPr>
+          <w:rStyle w:val="VerbatimChar"/>
+        </w:rPr>
+        <w:t xml:space="preserve">3           overall                              all 0.66272216           176</w:t>
+      </w:r>
+      <w:r>
+        <w:br/>
+      </w:r>
+      <w:r>
+        <w:rPr>
+          <w:rStyle w:val="VerbatimChar"/>
+        </w:rPr>
+        <w:t xml:space="preserve">4           overall                              all 0.63463698           176</w:t>
+      </w:r>
+      <w:r>
+        <w:br/>
+      </w:r>
+      <w:r>
+        <w:rPr>
+          <w:rStyle w:val="VerbatimChar"/>
+        </w:rPr>
+        <w:t xml:space="preserve">5           overall                              all 0.72589935           176</w:t>
+      </w:r>
+      <w:r>
+        <w:br/>
+      </w:r>
+      <w:r>
+        <w:rPr>
+          <w:rStyle w:val="VerbatimChar"/>
+        </w:rPr>
+        <w:t xml:space="preserve">6           overall                              all 0.67346006           176</w:t>
+      </w:r>
+      <w:r>
+        <w:br/>
+      </w:r>
+      <w:r>
+        <w:rPr>
+          <w:rStyle w:val="VerbatimChar"/>
+        </w:rPr>
+        <w:t xml:space="preserve">7           overall                              all 0.78282542           186</w:t>
+      </w:r>
+      <w:r>
+        <w:br/>
+      </w:r>
+      <w:r>
+        <w:rPr>
+          <w:rStyle w:val="VerbatimChar"/>
+        </w:rPr>
+        <w:t xml:space="preserve">8           overall                              all 0.02535571           176</w:t>
+      </w:r>
+      <w:r>
+        <w:br/>
+      </w:r>
+      <w:r>
+        <w:rPr>
+          <w:rStyle w:val="VerbatimChar"/>
+        </w:rPr>
+        <w:t xml:space="preserve">9           overall                              all 0.85186584           186</w:t>
+      </w:r>
+      <w:r>
+        <w:br/>
+      </w:r>
+      <w:r>
+        <w:rPr>
+          <w:rStyle w:val="VerbatimChar"/>
+        </w:rPr>
+        <w:t xml:space="preserve">10          overall                              all 0.60517166           176</w:t>
+      </w:r>
+      <w:r>
+        <w:br/>
+      </w:r>
+      <w:r>
+        <w:rPr>
+          <w:rStyle w:val="VerbatimChar"/>
+        </w:rPr>
+        <w:t xml:space="preserve">11          overall                              all 0.03719195           176</w:t>
+      </w:r>
+      <w:r>
+        <w:br/>
+      </w:r>
+      <w:r>
+        <w:rPr>
+          <w:rStyle w:val="VerbatimChar"/>
+        </w:rPr>
+        <w:t xml:space="preserve">12          overall                              all 0.06562293           176</w:t>
+      </w:r>
+      <w:r>
+        <w:br/>
+      </w:r>
+      <w:r>
+        <w:rPr>
+          <w:rStyle w:val="VerbatimChar"/>
+        </w:rPr>
+        <w:t xml:space="preserve">13          overall                              all 0.87016581           176</w:t>
+      </w:r>
+      <w:r>
+        <w:br/>
+      </w:r>
+      <w:r>
+        <w:rPr>
+          <w:rStyle w:val="VerbatimChar"/>
+        </w:rPr>
+        <w:t xml:space="preserve">14          overall                              all 0.83342684           186</w:t>
+      </w:r>
+      <w:r>
+        <w:br/>
+      </w:r>
+      <w:r>
+        <w:rPr>
+          <w:rStyle w:val="VerbatimChar"/>
+        </w:rPr>
+        <w:t xml:space="preserve">15          overall                              all 0.93014430           186</w:t>
+      </w:r>
+      <w:r>
+        <w:br/>
+      </w:r>
+      <w:r>
+        <w:rPr>
+          <w:rStyle w:val="VerbatimChar"/>
+        </w:rPr>
+        <w:t xml:space="preserve">16 parent_education          above_median_parent_edu 0.76603043            84</w:t>
+      </w:r>
+      <w:r>
+        <w:br/>
+      </w:r>
+      <w:r>
+        <w:rPr>
+          <w:rStyle w:val="VerbatimChar"/>
+        </w:rPr>
+        <w:t xml:space="preserve">17 parent_education lower_or_equal_median_parent_edu 0.75093323            92</w:t>
+      </w:r>
+      <w:r>
+        <w:br/>
+      </w:r>
+      <w:r>
+        <w:rPr>
+          <w:rStyle w:val="VerbatimChar"/>
+        </w:rPr>
+        <w:t xml:space="preserve">18 parent_education          above_median_parent_edu 0.68544709            84</w:t>
+      </w:r>
+      <w:r>
+        <w:br/>
+      </w:r>
+      <w:r>
+        <w:rPr>
+          <w:rStyle w:val="VerbatimChar"/>
+        </w:rPr>
+        <w:t xml:space="preserve">19 parent_education lower_or_equal_median_parent_edu 0.61979103            92</w:t>
+      </w:r>
+      <w:r>
+        <w:br/>
+      </w:r>
+      <w:r>
+        <w:rPr>
+          <w:rStyle w:val="VerbatimChar"/>
+        </w:rPr>
+        <w:t xml:space="preserve">20 parent_education          above_median_parent_edu 0.70405709            84</w:t>
+      </w:r>
+      <w:r>
+        <w:br/>
+      </w:r>
+      <w:r>
+        <w:rPr>
+          <w:rStyle w:val="VerbatimChar"/>
+        </w:rPr>
+        <w:t xml:space="preserve">21 parent_education lower_or_equal_median_parent_edu 0.62466943            92</w:t>
+      </w:r>
+      <w:r>
+        <w:br/>
+      </w:r>
+      <w:r>
+        <w:rPr>
+          <w:rStyle w:val="VerbatimChar"/>
+        </w:rPr>
+        <w:t xml:space="preserve">22 parent_education          above_median_parent_edu 0.64422506            84</w:t>
+      </w:r>
+      <w:r>
+        <w:br/>
+      </w:r>
+      <w:r>
+        <w:rPr>
+          <w:rStyle w:val="VerbatimChar"/>
+        </w:rPr>
+        <w:t xml:space="preserve">23 parent_education lower_or_equal_median_parent_edu 0.62581023            92</w:t>
+      </w:r>
+      <w:r>
+        <w:br/>
+      </w:r>
+      <w:r>
+        <w:rPr>
+          <w:rStyle w:val="VerbatimChar"/>
+        </w:rPr>
+        <w:t xml:space="preserve">24 parent_education          above_median_parent_edu 0.70686183            84</w:t>
+      </w:r>
+      <w:r>
+        <w:br/>
+      </w:r>
+      <w:r>
+        <w:rPr>
+          <w:rStyle w:val="VerbatimChar"/>
+        </w:rPr>
+        <w:t xml:space="preserve">25 parent_education lower_or_equal_median_parent_edu 0.74342518            92</w:t>
+      </w:r>
+      <w:r>
+        <w:br/>
+      </w:r>
+      <w:r>
+        <w:rPr>
+          <w:rStyle w:val="VerbatimChar"/>
+        </w:rPr>
+        <w:t xml:space="preserve">26 parent_education          above_median_parent_edu 0.71227728            84</w:t>
+      </w:r>
+      <w:r>
+        <w:br/>
+      </w:r>
+      <w:r>
+        <w:rPr>
+          <w:rStyle w:val="VerbatimChar"/>
+        </w:rPr>
+        <w:t xml:space="preserve">27 parent_education lower_or_equal_median_parent_edu 0.63772513            92</w:t>
+      </w:r>
+      <w:r>
+        <w:br/>
+      </w:r>
+      <w:r>
+        <w:rPr>
+          <w:rStyle w:val="VerbatimChar"/>
+        </w:rPr>
+        <w:t xml:space="preserve">28 parent_education          above_median_parent_edu 0.74513257            87</w:t>
+      </w:r>
+      <w:r>
+        <w:br/>
+      </w:r>
+      <w:r>
+        <w:rPr>
+          <w:rStyle w:val="VerbatimChar"/>
+        </w:rPr>
+        <w:t xml:space="preserve">29 parent_education lower_or_equal_median_parent_edu 0.81454491            99</w:t>
+      </w:r>
+      <w:r>
+        <w:br/>
+      </w:r>
+      <w:r>
+        <w:rPr>
+          <w:rStyle w:val="VerbatimChar"/>
+        </w:rPr>
+        <w:t xml:space="preserve">30 parent_education          above_median_parent_edu 0.01920851            84</w:t>
+      </w:r>
+      <w:r>
+        <w:br/>
+      </w:r>
+      <w:r>
+        <w:rPr>
+          <w:rStyle w:val="VerbatimChar"/>
+        </w:rPr>
+        <w:t xml:space="preserve">31 parent_education lower_or_equal_median_parent_edu 0.03101480            92</w:t>
+      </w:r>
+      <w:r>
+        <w:br/>
+      </w:r>
+      <w:r>
+        <w:rPr>
+          <w:rStyle w:val="VerbatimChar"/>
+        </w:rPr>
+        <w:t xml:space="preserve">32 parent_education          above_median_parent_edu 0.85343311            87</w:t>
+      </w:r>
+      <w:r>
+        <w:br/>
+      </w:r>
+      <w:r>
+        <w:rPr>
+          <w:rStyle w:val="VerbatimChar"/>
+        </w:rPr>
+        <w:t xml:space="preserve">33 parent_education lower_or_equal_median_parent_edu 0.85054693            99</w:t>
+      </w:r>
+      <w:r>
+        <w:br/>
+      </w:r>
+      <w:r>
+        <w:rPr>
+          <w:rStyle w:val="VerbatimChar"/>
+        </w:rPr>
+        <w:t xml:space="preserve">34 parent_education          above_median_parent_edu 0.57310528            84</w:t>
+      </w:r>
+      <w:r>
+        <w:br/>
+      </w:r>
+      <w:r>
+        <w:rPr>
+          <w:rStyle w:val="VerbatimChar"/>
+        </w:rPr>
+        <w:t xml:space="preserve">35 parent_education lower_or_equal_median_parent_edu 0.63469180            92</w:t>
+      </w:r>
+      <w:r>
+        <w:br/>
+      </w:r>
+      <w:r>
+        <w:rPr>
+          <w:rStyle w:val="VerbatimChar"/>
+        </w:rPr>
+        <w:t xml:space="preserve">36 parent_education          above_median_parent_edu 0.01373656            84</w:t>
+      </w:r>
+      <w:r>
+        <w:br/>
+      </w:r>
+      <w:r>
+        <w:rPr>
+          <w:rStyle w:val="VerbatimChar"/>
+        </w:rPr>
+        <w:t xml:space="preserve">37 parent_education lower_or_equal_median_parent_edu 0.05878486            92</w:t>
+      </w:r>
+      <w:r>
+        <w:br/>
+      </w:r>
+      <w:r>
+        <w:rPr>
+          <w:rStyle w:val="VerbatimChar"/>
+        </w:rPr>
+        <w:t xml:space="preserve">38 parent_education          above_median_parent_edu 0.09429864            84</w:t>
+      </w:r>
+      <w:r>
+        <w:br/>
+      </w:r>
+      <w:r>
+        <w:rPr>
+          <w:rStyle w:val="VerbatimChar"/>
+        </w:rPr>
+        <w:t xml:space="preserve">39 parent_education lower_or_equal_median_parent_edu 0.03922422            92</w:t>
+      </w:r>
+      <w:r>
+        <w:br/>
+      </w:r>
+      <w:r>
+        <w:rPr>
+          <w:rStyle w:val="VerbatimChar"/>
+        </w:rPr>
+        <w:t xml:space="preserve">40 parent_education          above_median_parent_edu 0.86928560            84</w:t>
+      </w:r>
+      <w:r>
+        <w:br/>
+      </w:r>
+      <w:r>
+        <w:rPr>
+          <w:rStyle w:val="VerbatimChar"/>
+        </w:rPr>
+        <w:t xml:space="preserve">41 parent_education lower_or_equal_median_parent_edu 0.87097612            92</w:t>
+      </w:r>
+      <w:r>
+        <w:br/>
+      </w:r>
+      <w:r>
+        <w:rPr>
+          <w:rStyle w:val="VerbatimChar"/>
+        </w:rPr>
+        <w:t xml:space="preserve">42 parent_education          above_median_parent_edu 0.83851183            87</w:t>
+      </w:r>
+      <w:r>
+        <w:br/>
+      </w:r>
+      <w:r>
+        <w:rPr>
+          <w:rStyle w:val="VerbatimChar"/>
+        </w:rPr>
+        <w:t xml:space="preserve">43 parent_education lower_or_equal_median_parent_edu 0.82914769            99</w:t>
+      </w:r>
+      <w:r>
+        <w:br/>
+      </w:r>
+      <w:r>
+        <w:rPr>
+          <w:rStyle w:val="VerbatimChar"/>
+        </w:rPr>
+        <w:t xml:space="preserve">44 parent_education          above_median_parent_edu 0.96331810            87</w:t>
+      </w:r>
+      <w:r>
+        <w:br/>
+      </w:r>
+      <w:r>
+        <w:rPr>
+          <w:rStyle w:val="VerbatimChar"/>
+        </w:rPr>
+        <w:t xml:space="preserve">45 parent_education lower_or_equal_median_parent_edu 0.90222772            99</w:t>
       </w:r>
     </w:p>
     <w:p>
@@ -2010,264 +2064,306 @@
       </w:pPr>
       <w:r>
         <w:rPr>
-          <w:rStyle w:val="ControlFlowTok"/>
-        </w:rPr>
-        <w:t xml:space="preserve">if</w:t>
-      </w:r>
-      <w:r>
-        <w:rPr>
-          <w:rStyle w:val="NormalTok"/>
-        </w:rPr>
-        <w:t xml:space="preserve"> (</w:t>
-      </w:r>
-      <w:r>
-        <w:rPr>
-          <w:rStyle w:val="FunctionTok"/>
-        </w:rPr>
-        <w:t xml:space="preserve">file.exists</w:t>
-      </w:r>
-      <w:r>
-        <w:rPr>
-          <w:rStyle w:val="NormalTok"/>
-        </w:rPr>
-        <w:t xml:space="preserve">(mech_coef_file)) {</w:t>
-      </w:r>
-      <w:r>
-        <w:br/>
-      </w:r>
-      <w:r>
-        <w:rPr>
-          <w:rStyle w:val="NormalTok"/>
-        </w:rPr>
-        <w:t xml:space="preserve">  mech_df </w:t>
-      </w:r>
-      <w:r>
-        <w:rPr>
-          <w:rStyle w:val="OtherTok"/>
-        </w:rPr>
-        <w:t xml:space="preserve">&lt;-</w:t>
-      </w:r>
-      <w:r>
-        <w:rPr>
-          <w:rStyle w:val="NormalTok"/>
-        </w:rPr>
-        <w:t xml:space="preserve"> </w:t>
-      </w:r>
-      <w:r>
-        <w:rPr>
-          <w:rStyle w:val="FunctionTok"/>
-        </w:rPr>
-        <w:t xml:space="preserve">read_csv_safe</w:t>
-      </w:r>
-      <w:r>
-        <w:rPr>
-          <w:rStyle w:val="NormalTok"/>
-        </w:rPr>
-        <w:t xml:space="preserve">(mech_coef_file)</w:t>
-      </w:r>
-      <w:r>
-        <w:br/>
-      </w:r>
-      <w:r>
-        <w:rPr>
-          <w:rStyle w:val="NormalTok"/>
-        </w:rPr>
-        <w:t xml:space="preserve">  </w:t>
-      </w:r>
-      <w:r>
-        <w:rPr>
-          <w:rStyle w:val="ControlFlowTok"/>
-        </w:rPr>
-        <w:t xml:space="preserve">if</w:t>
-      </w:r>
-      <w:r>
-        <w:rPr>
-          <w:rStyle w:val="NormalTok"/>
-        </w:rPr>
-        <w:t xml:space="preserve"> (</w:t>
-      </w:r>
-      <w:r>
-        <w:rPr>
-          <w:rStyle w:val="StringTok"/>
-        </w:rPr>
-        <w:t xml:space="preserve">"model"</w:t>
-      </w:r>
-      <w:r>
-        <w:rPr>
-          <w:rStyle w:val="NormalTok"/>
-        </w:rPr>
-        <w:t xml:space="preserve"> </w:t>
-      </w:r>
-      <w:r>
-        <w:rPr>
-          <w:rStyle w:val="SpecialCharTok"/>
-        </w:rPr>
-        <w:t xml:space="preserve">%in%</w:t>
-      </w:r>
-      <w:r>
-        <w:rPr>
-          <w:rStyle w:val="NormalTok"/>
-        </w:rPr>
-        <w:t xml:space="preserve"> </w:t>
-      </w:r>
-      <w:r>
-        <w:rPr>
-          <w:rStyle w:val="FunctionTok"/>
-        </w:rPr>
-        <w:t xml:space="preserve">names</w:t>
-      </w:r>
-      <w:r>
-        <w:rPr>
-          <w:rStyle w:val="NormalTok"/>
-        </w:rPr>
-        <w:t xml:space="preserve">(mech_df)) {</w:t>
-      </w:r>
-      <w:r>
-        <w:br/>
-      </w:r>
-      <w:r>
-        <w:rPr>
-          <w:rStyle w:val="NormalTok"/>
-        </w:rPr>
-        <w:t xml:space="preserve">    mech_df[</w:t>
-      </w:r>
-      <w:r>
-        <w:rPr>
-          <w:rStyle w:val="FunctionTok"/>
-        </w:rPr>
-        <w:t xml:space="preserve">order</w:t>
-      </w:r>
-      <w:r>
-        <w:rPr>
-          <w:rStyle w:val="NormalTok"/>
-        </w:rPr>
-        <w:t xml:space="preserve">(mech_df</w:t>
-      </w:r>
-      <w:r>
-        <w:rPr>
-          <w:rStyle w:val="SpecialCharTok"/>
-        </w:rPr>
-        <w:t xml:space="preserve">$</w:t>
-      </w:r>
-      <w:r>
-        <w:rPr>
-          <w:rStyle w:val="NormalTok"/>
-        </w:rPr>
-        <w:t xml:space="preserve">model), ]</w:t>
-      </w:r>
-      <w:r>
-        <w:br/>
-      </w:r>
-      <w:r>
-        <w:rPr>
-          <w:rStyle w:val="NormalTok"/>
-        </w:rPr>
-        <w:t xml:space="preserve">  } </w:t>
-      </w:r>
-      <w:r>
-        <w:rPr>
-          <w:rStyle w:val="ControlFlowTok"/>
-        </w:rPr>
-        <w:t xml:space="preserve">else</w:t>
-      </w:r>
-      <w:r>
-        <w:rPr>
-          <w:rStyle w:val="NormalTok"/>
-        </w:rPr>
-        <w:t xml:space="preserve"> {</w:t>
-      </w:r>
-      <w:r>
-        <w:br/>
-      </w:r>
-      <w:r>
-        <w:rPr>
-          <w:rStyle w:val="NormalTok"/>
-        </w:rPr>
-        <w:t xml:space="preserve">    mech_df</w:t>
-      </w:r>
-      <w:r>
-        <w:br/>
-      </w:r>
-      <w:r>
-        <w:rPr>
-          <w:rStyle w:val="NormalTok"/>
-        </w:rPr>
-        <w:t xml:space="preserve">  }</w:t>
-      </w:r>
-      <w:r>
-        <w:br/>
-      </w:r>
-      <w:r>
-        <w:rPr>
-          <w:rStyle w:val="NormalTok"/>
-        </w:rPr>
-        <w:t xml:space="preserve">} </w:t>
-      </w:r>
-      <w:r>
-        <w:rPr>
-          <w:rStyle w:val="ControlFlowTok"/>
-        </w:rPr>
-        <w:t xml:space="preserve">else</w:t>
-      </w:r>
-      <w:r>
-        <w:rPr>
-          <w:rStyle w:val="NormalTok"/>
-        </w:rPr>
-        <w:t xml:space="preserve"> {</w:t>
-      </w:r>
-      <w:r>
-        <w:br/>
-      </w:r>
-      <w:r>
-        <w:rPr>
-          <w:rStyle w:val="NormalTok"/>
-        </w:rPr>
-        <w:t xml:space="preserve">  </w:t>
-      </w:r>
-      <w:r>
-        <w:rPr>
-          <w:rStyle w:val="FunctionTok"/>
-        </w:rPr>
-        <w:t xml:space="preserve">data.frame</w:t>
-      </w:r>
-      <w:r>
-        <w:rPr>
-          <w:rStyle w:val="NormalTok"/>
-        </w:rPr>
-        <w:t xml:space="preserve">(</w:t>
-      </w:r>
-      <w:r>
-        <w:rPr>
-          <w:rStyle w:val="AttributeTok"/>
-        </w:rPr>
-        <w:t xml:space="preserve">note =</w:t>
-      </w:r>
-      <w:r>
-        <w:rPr>
-          <w:rStyle w:val="NormalTok"/>
-        </w:rPr>
-        <w:t xml:space="preserve"> </w:t>
-      </w:r>
-      <w:r>
-        <w:rPr>
-          <w:rStyle w:val="StringTok"/>
-        </w:rPr>
-        <w:t xml:space="preserve">"Module C mechanism diagnostics not available yet."</w:t>
-      </w:r>
-      <w:r>
-        <w:rPr>
-          <w:rStyle w:val="NormalTok"/>
-        </w:rPr>
-        <w:t xml:space="preserve">)</w:t>
-      </w:r>
-      <w:r>
-        <w:br/>
-      </w:r>
-      <w:r>
-        <w:rPr>
-          <w:rStyle w:val="NormalTok"/>
-        </w:rPr>
-        <w:t xml:space="preserve">}</w:t>
+          <w:rStyle w:val="VerbatimChar"/>
+        </w:rPr>
+        <w:t xml:space="preserve">                        model                 term    estimate std.error</w:t>
+      </w:r>
+      <w:r>
+        <w:br/>
+      </w:r>
+      <w:r>
+        <w:rPr>
+          <w:rStyle w:val="VerbatimChar"/>
+        </w:rPr>
+        <w:t xml:space="preserve">1          m1_switched_online       parent_low_edu -2.14261434 1.4985582</w:t>
+      </w:r>
+      <w:r>
+        <w:br/>
+      </w:r>
+      <w:r>
+        <w:rPr>
+          <w:rStyle w:val="VerbatimChar"/>
+        </w:rPr>
+        <w:t xml:space="preserve">2          m1_switched_online                urban -1.51529868 0.5904235</w:t>
+      </w:r>
+      <w:r>
+        <w:br/>
+      </w:r>
+      <w:r>
+        <w:rPr>
+          <w:rStyle w:val="VerbatimChar"/>
+        </w:rPr>
+        <w:t xml:space="preserve">3          m1_switched_online           gendermale -2.33901980 1.8409836</w:t>
+      </w:r>
+      <w:r>
+        <w:br/>
+      </w:r>
+      <w:r>
+        <w:rPr>
+          <w:rStyle w:val="VerbatimChar"/>
+        </w:rPr>
+        <w:t xml:space="preserve">4          m1_switched_online parent_low_edu:urban -1.31346300 1.2495108</w:t>
+      </w:r>
+      <w:r>
+        <w:br/>
+      </w:r>
+      <w:r>
+        <w:rPr>
+          <w:rStyle w:val="VerbatimChar"/>
+        </w:rPr>
+        <w:t xml:space="preserve">5  m2_school_closed_no_online       parent_low_edu  0.05804831 1.3692601</w:t>
+      </w:r>
+      <w:r>
+        <w:br/>
+      </w:r>
+      <w:r>
+        <w:rPr>
+          <w:rStyle w:val="VerbatimChar"/>
+        </w:rPr>
+        <w:t xml:space="preserve">6  m2_school_closed_no_online                urban -0.99369080 0.9581130</w:t>
+      </w:r>
+      <w:r>
+        <w:br/>
+      </w:r>
+      <w:r>
+        <w:rPr>
+          <w:rStyle w:val="VerbatimChar"/>
+        </w:rPr>
+        <w:t xml:space="preserve">7  m2_school_closed_no_online           gendermale -1.12145074 1.3266335</w:t>
+      </w:r>
+      <w:r>
+        <w:br/>
+      </w:r>
+      <w:r>
+        <w:rPr>
+          <w:rStyle w:val="VerbatimChar"/>
+        </w:rPr>
+        <w:t xml:space="preserve">8  m2_school_closed_no_online parent_low_edu:urban  0.49448498 1.6109577</w:t>
+      </w:r>
+      <w:r>
+        <w:br/>
+      </w:r>
+      <w:r>
+        <w:rPr>
+          <w:rStyle w:val="VerbatimChar"/>
+        </w:rPr>
+        <w:t xml:space="preserve">9  m3_education_stopped_covid       parent_low_edu  1.03990135 0.3465644</w:t>
+      </w:r>
+      <w:r>
+        <w:br/>
+      </w:r>
+      <w:r>
+        <w:rPr>
+          <w:rStyle w:val="VerbatimChar"/>
+        </w:rPr>
+        <w:t xml:space="preserve">10 m3_education_stopped_covid                urban -0.85441212 1.4391087</w:t>
+      </w:r>
+      <w:r>
+        <w:br/>
+      </w:r>
+      <w:r>
+        <w:rPr>
+          <w:rStyle w:val="VerbatimChar"/>
+        </w:rPr>
+        <w:t xml:space="preserve">11 m3_education_stopped_covid           gendermale -2.62825084 1.7848508</w:t>
+      </w:r>
+      <w:r>
+        <w:br/>
+      </w:r>
+      <w:r>
+        <w:rPr>
+          <w:rStyle w:val="VerbatimChar"/>
+        </w:rPr>
+        <w:t xml:space="preserve">12 m3_education_stopped_covid parent_low_edu:urban -0.96246446 0.5192458</w:t>
+      </w:r>
+      <w:r>
+        <w:br/>
+      </w:r>
+      <w:r>
+        <w:rPr>
+          <w:rStyle w:val="VerbatimChar"/>
+        </w:rPr>
+        <w:t xml:space="preserve">13    m4_any_remote_challenge       parent_low_edu  0.64770361 0.7387140</w:t>
+      </w:r>
+      <w:r>
+        <w:br/>
+      </w:r>
+      <w:r>
+        <w:rPr>
+          <w:rStyle w:val="VerbatimChar"/>
+        </w:rPr>
+        <w:t xml:space="preserve">14    m4_any_remote_challenge                urban -0.29437143 0.3234753</w:t>
+      </w:r>
+      <w:r>
+        <w:br/>
+      </w:r>
+      <w:r>
+        <w:rPr>
+          <w:rStyle w:val="VerbatimChar"/>
+        </w:rPr>
+        <w:t xml:space="preserve">15    m4_any_remote_challenge           gendermale -2.40240979 1.1601456</w:t>
+      </w:r>
+      <w:r>
+        <w:br/>
+      </w:r>
+      <w:r>
+        <w:rPr>
+          <w:rStyle w:val="VerbatimChar"/>
+        </w:rPr>
+        <w:t xml:space="preserve">16    m4_any_remote_challenge parent_low_edu:urban -1.79048373 0.8727948</w:t>
+      </w:r>
+      <w:r>
+        <w:br/>
+      </w:r>
+      <w:r>
+        <w:rPr>
+          <w:rStyle w:val="VerbatimChar"/>
+        </w:rPr>
+        <w:t xml:space="preserve">     statistic     p.value</w:t>
+      </w:r>
+      <w:r>
+        <w:br/>
+      </w:r>
+      <w:r>
+        <w:rPr>
+          <w:rStyle w:val="VerbatimChar"/>
+        </w:rPr>
+        <w:t xml:space="preserve">1  -1.42978387 0.152779060</w:t>
+      </w:r>
+      <w:r>
+        <w:br/>
+      </w:r>
+      <w:r>
+        <w:rPr>
+          <w:rStyle w:val="VerbatimChar"/>
+        </w:rPr>
+        <w:t xml:space="preserve">2  -2.56646082 0.010274223</w:t>
+      </w:r>
+      <w:r>
+        <w:br/>
+      </w:r>
+      <w:r>
+        <w:rPr>
+          <w:rStyle w:val="VerbatimChar"/>
+        </w:rPr>
+        <w:t xml:space="preserve">3  -1.27052721 0.203896896</w:t>
+      </w:r>
+      <w:r>
+        <w:br/>
+      </w:r>
+      <w:r>
+        <w:rPr>
+          <w:rStyle w:val="VerbatimChar"/>
+        </w:rPr>
+        <w:t xml:space="preserve">4  -1.05118177 0.293175115</w:t>
+      </w:r>
+      <w:r>
+        <w:br/>
+      </w:r>
+      <w:r>
+        <w:rPr>
+          <w:rStyle w:val="VerbatimChar"/>
+        </w:rPr>
+        <w:t xml:space="preserve">5   0.04239393 0.966184670</w:t>
+      </w:r>
+      <w:r>
+        <w:br/>
+      </w:r>
+      <w:r>
+        <w:rPr>
+          <w:rStyle w:val="VerbatimChar"/>
+        </w:rPr>
+        <w:t xml:space="preserve">6  -1.03713321 0.299673780</w:t>
+      </w:r>
+      <w:r>
+        <w:br/>
+      </w:r>
+      <w:r>
+        <w:rPr>
+          <w:rStyle w:val="VerbatimChar"/>
+        </w:rPr>
+        <w:t xml:space="preserve">7  -0.84533577 0.397923397</w:t>
+      </w:r>
+      <w:r>
+        <w:br/>
+      </w:r>
+      <w:r>
+        <w:rPr>
+          <w:rStyle w:val="VerbatimChar"/>
+        </w:rPr>
+        <w:t xml:space="preserve">8   0.30695094 0.758880716</w:t>
+      </w:r>
+      <w:r>
+        <w:br/>
+      </w:r>
+      <w:r>
+        <w:rPr>
+          <w:rStyle w:val="VerbatimChar"/>
+        </w:rPr>
+        <w:t xml:space="preserve">9   3.00060081 0.002694475</w:t>
+      </w:r>
+      <w:r>
+        <w:br/>
+      </w:r>
+      <w:r>
+        <w:rPr>
+          <w:rStyle w:val="VerbatimChar"/>
+        </w:rPr>
+        <w:t xml:space="preserve">10 -0.59370921 0.552706621</w:t>
+      </w:r>
+      <w:r>
+        <w:br/>
+      </w:r>
+      <w:r>
+        <w:rPr>
+          <w:rStyle w:val="VerbatimChar"/>
+        </w:rPr>
+        <w:t xml:space="preserve">11 -1.47253249 0.140877140</w:t>
+      </w:r>
+      <w:r>
+        <w:br/>
+      </w:r>
+      <w:r>
+        <w:rPr>
+          <w:rStyle w:val="VerbatimChar"/>
+        </w:rPr>
+        <w:t xml:space="preserve">12 -1.85358171 0.063799026</w:t>
+      </w:r>
+      <w:r>
+        <w:br/>
+      </w:r>
+      <w:r>
+        <w:rPr>
+          <w:rStyle w:val="VerbatimChar"/>
+        </w:rPr>
+        <w:t xml:space="preserve">13  0.87679890 0.380595875</w:t>
+      </w:r>
+      <w:r>
+        <w:br/>
+      </w:r>
+      <w:r>
+        <w:rPr>
+          <w:rStyle w:val="VerbatimChar"/>
+        </w:rPr>
+        <w:t xml:space="preserve">14 -0.91002765 0.362807927</w:t>
+      </w:r>
+      <w:r>
+        <w:br/>
+      </w:r>
+      <w:r>
+        <w:rPr>
+          <w:rStyle w:val="VerbatimChar"/>
+        </w:rPr>
+        <w:t xml:space="preserve">15 -2.07078295 0.038379084</w:t>
+      </w:r>
+      <w:r>
+        <w:br/>
+      </w:r>
+      <w:r>
+        <w:rPr>
+          <w:rStyle w:val="VerbatimChar"/>
+        </w:rPr>
+        <w:t xml:space="preserve">16 -2.05143731 0.040224379</w:t>
       </w:r>
     </w:p>
     <w:p>
@@ -2278,307 +2374,1879 @@
         <w:rPr>
           <w:rStyle w:val="VerbatimChar"/>
         </w:rPr>
-        <w:t xml:space="preserve">                        model                 term    estimate std.error</w:t>
-      </w:r>
-      <w:r>
-        <w:br/>
-      </w:r>
-      <w:r>
-        <w:rPr>
-          <w:rStyle w:val="VerbatimChar"/>
-        </w:rPr>
-        <w:t xml:space="preserve">1          m1_switched_online       parent_low_edu -2.14261434 1.4985582</w:t>
-      </w:r>
-      <w:r>
-        <w:br/>
-      </w:r>
-      <w:r>
-        <w:rPr>
-          <w:rStyle w:val="VerbatimChar"/>
-        </w:rPr>
-        <w:t xml:space="preserve">2          m1_switched_online                urban -1.51529868 0.5904235</w:t>
-      </w:r>
-      <w:r>
-        <w:br/>
-      </w:r>
-      <w:r>
-        <w:rPr>
-          <w:rStyle w:val="VerbatimChar"/>
-        </w:rPr>
-        <w:t xml:space="preserve">3          m1_switched_online           gendermale -2.33901980 1.8409836</w:t>
-      </w:r>
-      <w:r>
-        <w:br/>
-      </w:r>
-      <w:r>
-        <w:rPr>
-          <w:rStyle w:val="VerbatimChar"/>
-        </w:rPr>
-        <w:t xml:space="preserve">4          m1_switched_online parent_low_edu:urban -1.31346300 1.2495108</w:t>
-      </w:r>
-      <w:r>
-        <w:br/>
-      </w:r>
-      <w:r>
-        <w:rPr>
-          <w:rStyle w:val="VerbatimChar"/>
-        </w:rPr>
-        <w:t xml:space="preserve">5  m2_school_closed_no_online       parent_low_edu  0.05804831 1.3692601</w:t>
-      </w:r>
-      <w:r>
-        <w:br/>
-      </w:r>
-      <w:r>
-        <w:rPr>
-          <w:rStyle w:val="VerbatimChar"/>
-        </w:rPr>
-        <w:t xml:space="preserve">6  m2_school_closed_no_online                urban -0.99369080 0.9581130</w:t>
-      </w:r>
-      <w:r>
-        <w:br/>
-      </w:r>
-      <w:r>
-        <w:rPr>
-          <w:rStyle w:val="VerbatimChar"/>
-        </w:rPr>
-        <w:t xml:space="preserve">7  m2_school_closed_no_online           gendermale -1.12145074 1.3266335</w:t>
-      </w:r>
-      <w:r>
-        <w:br/>
-      </w:r>
-      <w:r>
-        <w:rPr>
-          <w:rStyle w:val="VerbatimChar"/>
-        </w:rPr>
-        <w:t xml:space="preserve">8  m2_school_closed_no_online parent_low_edu:urban  0.49448498 1.6109577</w:t>
-      </w:r>
-      <w:r>
-        <w:br/>
-      </w:r>
-      <w:r>
-        <w:rPr>
-          <w:rStyle w:val="VerbatimChar"/>
-        </w:rPr>
-        <w:t xml:space="preserve">9  m3_education_stopped_covid       parent_low_edu  1.03990135 0.3465644</w:t>
-      </w:r>
-      <w:r>
-        <w:br/>
-      </w:r>
-      <w:r>
-        <w:rPr>
-          <w:rStyle w:val="VerbatimChar"/>
-        </w:rPr>
-        <w:t xml:space="preserve">10 m3_education_stopped_covid                urban -0.85441212 1.4391087</w:t>
-      </w:r>
-      <w:r>
-        <w:br/>
-      </w:r>
-      <w:r>
-        <w:rPr>
-          <w:rStyle w:val="VerbatimChar"/>
-        </w:rPr>
-        <w:t xml:space="preserve">11 m3_education_stopped_covid           gendermale -2.62825084 1.7848508</w:t>
-      </w:r>
-      <w:r>
-        <w:br/>
-      </w:r>
-      <w:r>
-        <w:rPr>
-          <w:rStyle w:val="VerbatimChar"/>
-        </w:rPr>
-        <w:t xml:space="preserve">12 m3_education_stopped_covid parent_low_edu:urban -0.96246446 0.5192458</w:t>
-      </w:r>
-      <w:r>
-        <w:br/>
-      </w:r>
-      <w:r>
-        <w:rPr>
-          <w:rStyle w:val="VerbatimChar"/>
-        </w:rPr>
-        <w:t xml:space="preserve">13    m4_any_remote_challenge       parent_low_edu  0.64770361 0.7387140</w:t>
-      </w:r>
-      <w:r>
-        <w:br/>
-      </w:r>
-      <w:r>
-        <w:rPr>
-          <w:rStyle w:val="VerbatimChar"/>
-        </w:rPr>
-        <w:t xml:space="preserve">14    m4_any_remote_challenge                urban -0.29437143 0.3234753</w:t>
-      </w:r>
-      <w:r>
-        <w:br/>
-      </w:r>
-      <w:r>
-        <w:rPr>
-          <w:rStyle w:val="VerbatimChar"/>
-        </w:rPr>
-        <w:t xml:space="preserve">15    m4_any_remote_challenge           gendermale -2.40240979 1.1601456</w:t>
-      </w:r>
-      <w:r>
-        <w:br/>
-      </w:r>
-      <w:r>
-        <w:rPr>
-          <w:rStyle w:val="VerbatimChar"/>
-        </w:rPr>
-        <w:t xml:space="preserve">16    m4_any_remote_challenge parent_low_edu:urban -1.79048373 0.8727948</w:t>
-      </w:r>
-      <w:r>
-        <w:br/>
-      </w:r>
-      <w:r>
-        <w:rPr>
-          <w:rStyle w:val="VerbatimChar"/>
-        </w:rPr>
-        <w:t xml:space="preserve">     statistic     p.value</w:t>
-      </w:r>
-      <w:r>
-        <w:br/>
-      </w:r>
-      <w:r>
-        <w:rPr>
-          <w:rStyle w:val="VerbatimChar"/>
-        </w:rPr>
-        <w:t xml:space="preserve">1  -1.42978387 0.152779060</w:t>
-      </w:r>
-      <w:r>
-        <w:br/>
-      </w:r>
-      <w:r>
-        <w:rPr>
-          <w:rStyle w:val="VerbatimChar"/>
-        </w:rPr>
-        <w:t xml:space="preserve">2  -2.56646082 0.010274223</w:t>
-      </w:r>
-      <w:r>
-        <w:br/>
-      </w:r>
-      <w:r>
-        <w:rPr>
-          <w:rStyle w:val="VerbatimChar"/>
-        </w:rPr>
-        <w:t xml:space="preserve">3  -1.27052721 0.203896896</w:t>
-      </w:r>
-      <w:r>
-        <w:br/>
-      </w:r>
-      <w:r>
-        <w:rPr>
-          <w:rStyle w:val="VerbatimChar"/>
-        </w:rPr>
-        <w:t xml:space="preserve">4  -1.05118177 0.293175115</w:t>
-      </w:r>
-      <w:r>
-        <w:br/>
-      </w:r>
-      <w:r>
-        <w:rPr>
-          <w:rStyle w:val="VerbatimChar"/>
-        </w:rPr>
-        <w:t xml:space="preserve">5   0.04239393 0.966184670</w:t>
-      </w:r>
-      <w:r>
-        <w:br/>
-      </w:r>
-      <w:r>
-        <w:rPr>
-          <w:rStyle w:val="VerbatimChar"/>
-        </w:rPr>
-        <w:t xml:space="preserve">6  -1.03713321 0.299673780</w:t>
-      </w:r>
-      <w:r>
-        <w:br/>
-      </w:r>
-      <w:r>
-        <w:rPr>
-          <w:rStyle w:val="VerbatimChar"/>
-        </w:rPr>
-        <w:t xml:space="preserve">7  -0.84533577 0.397923397</w:t>
-      </w:r>
-      <w:r>
-        <w:br/>
-      </w:r>
-      <w:r>
-        <w:rPr>
-          <w:rStyle w:val="VerbatimChar"/>
-        </w:rPr>
-        <w:t xml:space="preserve">8   0.30695094 0.758880716</w:t>
-      </w:r>
-      <w:r>
-        <w:br/>
-      </w:r>
-      <w:r>
-        <w:rPr>
-          <w:rStyle w:val="VerbatimChar"/>
-        </w:rPr>
-        <w:t xml:space="preserve">9   3.00060081 0.002694475</w:t>
-      </w:r>
-      <w:r>
-        <w:br/>
-      </w:r>
-      <w:r>
-        <w:rPr>
-          <w:rStyle w:val="VerbatimChar"/>
-        </w:rPr>
-        <w:t xml:space="preserve">10 -0.59370921 0.552706621</w:t>
-      </w:r>
-      <w:r>
-        <w:br/>
-      </w:r>
-      <w:r>
-        <w:rPr>
-          <w:rStyle w:val="VerbatimChar"/>
-        </w:rPr>
-        <w:t xml:space="preserve">11 -1.47253249 0.140877140</w:t>
-      </w:r>
-      <w:r>
-        <w:br/>
-      </w:r>
-      <w:r>
-        <w:rPr>
-          <w:rStyle w:val="VerbatimChar"/>
-        </w:rPr>
-        <w:t xml:space="preserve">12 -1.85358171 0.063799026</w:t>
-      </w:r>
-      <w:r>
-        <w:br/>
-      </w:r>
-      <w:r>
-        <w:rPr>
-          <w:rStyle w:val="VerbatimChar"/>
-        </w:rPr>
-        <w:t xml:space="preserve">13  0.87679890 0.380595875</w:t>
-      </w:r>
-      <w:r>
-        <w:br/>
-      </w:r>
-      <w:r>
-        <w:rPr>
-          <w:rStyle w:val="VerbatimChar"/>
-        </w:rPr>
-        <w:t xml:space="preserve">14 -0.91002765 0.362807927</w:t>
-      </w:r>
-      <w:r>
-        <w:br/>
-      </w:r>
-      <w:r>
-        <w:rPr>
-          <w:rStyle w:val="VerbatimChar"/>
-        </w:rPr>
-        <w:t xml:space="preserve">15 -2.07078295 0.038379084</w:t>
-      </w:r>
-      <w:r>
-        <w:br/>
-      </w:r>
-      <w:r>
-        <w:rPr>
-          <w:rStyle w:val="VerbatimChar"/>
-        </w:rPr>
-        <w:t xml:space="preserve">16 -2.05143731 0.040224379</w:t>
+        <w:t xml:space="preserve">               scenario_id split_rule split_threshold use_weights n_total</w:t>
+      </w:r>
+      <w:r>
+        <w:br/>
+      </w:r>
+      <w:r>
+        <w:rPr>
+          <w:rStyle w:val="VerbatimChar"/>
+        </w:rPr>
+        <w:t xml:space="preserve">1 baseline_weighted_median     median              12        TRUE     186</w:t>
+      </w:r>
+      <w:r>
+        <w:br/>
+      </w:r>
+      <w:r>
+        <w:rPr>
+          <w:rStyle w:val="VerbatimChar"/>
+        </w:rPr>
+        <w:t xml:space="preserve">2        unweighted_median     median              12       FALSE     186</w:t>
+      </w:r>
+      <w:r>
+        <w:br/>
+      </w:r>
+      <w:r>
+        <w:rPr>
+          <w:rStyle w:val="VerbatimChar"/>
+        </w:rPr>
+        <w:t xml:space="preserve">3           weighted_leq11     leq_11              11        TRUE     186</w:t>
+      </w:r>
+      <w:r>
+        <w:br/>
+      </w:r>
+      <w:r>
+        <w:rPr>
+          <w:rStyle w:val="VerbatimChar"/>
+        </w:rPr>
+        <w:t xml:space="preserve">4            weighted_leq9      leq_9               9        TRUE     186</w:t>
+      </w:r>
+      <w:r>
+        <w:br/>
+      </w:r>
+      <w:r>
+        <w:rPr>
+          <w:rStyle w:val="VerbatimChar"/>
+        </w:rPr>
+        <w:t xml:space="preserve">  n_parent_non_missing n_low_group n_high_group</w:t>
+      </w:r>
+      <w:r>
+        <w:br/>
+      </w:r>
+      <w:r>
+        <w:rPr>
+          <w:rStyle w:val="VerbatimChar"/>
+        </w:rPr>
+        <w:t xml:space="preserve">1                  183          99           87</w:t>
+      </w:r>
+      <w:r>
+        <w:br/>
+      </w:r>
+      <w:r>
+        <w:rPr>
+          <w:rStyle w:val="VerbatimChar"/>
+        </w:rPr>
+        <w:t xml:space="preserve">2                  183          99           87</w:t>
+      </w:r>
+      <w:r>
+        <w:br/>
+      </w:r>
+      <w:r>
+        <w:rPr>
+          <w:rStyle w:val="VerbatimChar"/>
+        </w:rPr>
+        <w:t xml:space="preserve">3                  183          75          111</w:t>
+      </w:r>
+      <w:r>
+        <w:br/>
+      </w:r>
+      <w:r>
+        <w:rPr>
+          <w:rStyle w:val="VerbatimChar"/>
+        </w:rPr>
+        <w:t xml:space="preserve">4                  183           7          179</w:t>
       </w:r>
     </w:p>
     <w:bookmarkEnd w:id="25"/>
+    <w:bookmarkStart w:id="26" w:name="X271a41523ceb41e4aed4bf8c8a4c00a898d61cb"/>
+    <w:p>
+      <w:pPr>
+        <w:pStyle w:val="Heading2"/>
+      </w:pPr>
+      <w:r>
+        <w:t xml:space="preserve">F. Module C Descriptive Split by Parental Education</w:t>
+      </w:r>
+    </w:p>
+    <w:tbl>
+      <w:tblPr>
+        <w:tblStyle w:val="Table"/>
+        <w:tblW w:type="pct" w:w="5000"/>
+        <w:tblLayout w:type="fixed"/>
+        <w:tblLook w:firstRow="1" w:lastRow="0" w:firstColumn="0" w:lastColumn="0" w:noHBand="0" w:noVBand="0" w:val="0020"/>
+      </w:tblPr>
+      <w:tblGrid>
+        <w:gridCol w:w="261"/>
+        <w:gridCol w:w="2698"/>
+        <w:gridCol w:w="3133"/>
+        <w:gridCol w:w="1131"/>
+        <w:gridCol w:w="696"/>
+      </w:tblGrid>
+      <w:tr>
+        <w:trPr>
+          <w:tblHeader w:val="on"/>
+        </w:trPr>
+        <w:tc>
+          <w:tcPr/>
+          <w:p>
+            <w:pPr>
+              <w:pStyle w:val="Compact"/>
+            </w:pPr>
+          </w:p>
+        </w:tc>
+        <w:tc>
+          <w:tcPr/>
+          <w:p>
+            <w:pPr>
+              <w:pStyle w:val="Compact"/>
+              <w:jc w:val="left"/>
+            </w:pPr>
+            <w:r>
+              <w:t xml:space="preserve">Outcome</w:t>
+            </w:r>
+          </w:p>
+        </w:tc>
+        <w:tc>
+          <w:tcPr/>
+          <w:p>
+            <w:pPr>
+              <w:pStyle w:val="Compact"/>
+              <w:jc w:val="left"/>
+            </w:pPr>
+            <w:r>
+              <w:t xml:space="preserve">Group</w:t>
+            </w:r>
+          </w:p>
+        </w:tc>
+        <w:tc>
+          <w:tcPr/>
+          <w:p>
+            <w:pPr>
+              <w:pStyle w:val="Compact"/>
+              <w:jc w:val="left"/>
+            </w:pPr>
+            <w:r>
+              <w:t xml:space="preserve">Estimate</w:t>
+            </w:r>
+          </w:p>
+        </w:tc>
+        <w:tc>
+          <w:tcPr/>
+          <w:p>
+            <w:pPr>
+              <w:pStyle w:val="Compact"/>
+              <w:jc w:val="right"/>
+            </w:pPr>
+            <w:r>
+              <w:t xml:space="preserve">Valid N</w:t>
+            </w:r>
+          </w:p>
+        </w:tc>
+      </w:tr>
+      <w:tr>
+        <w:tc>
+          <w:tcPr/>
+          <w:p>
+            <w:pPr>
+              <w:pStyle w:val="Compact"/>
+              <w:jc w:val="left"/>
+            </w:pPr>
+            <w:r>
+              <w:t xml:space="preserve">29</w:t>
+            </w:r>
+          </w:p>
+        </w:tc>
+        <w:tc>
+          <w:tcPr/>
+          <w:p>
+            <w:pPr>
+              <w:pStyle w:val="Compact"/>
+              <w:jc w:val="left"/>
+            </w:pPr>
+            <w:r>
+              <w:t xml:space="preserve">Stopped education due to COVID</w:t>
+            </w:r>
+          </w:p>
+        </w:tc>
+        <w:tc>
+          <w:tcPr/>
+          <w:p>
+            <w:pPr>
+              <w:pStyle w:val="Compact"/>
+              <w:jc w:val="left"/>
+            </w:pPr>
+            <w:r>
+              <w:t xml:space="preserve">At or below median parent education</w:t>
+            </w:r>
+          </w:p>
+        </w:tc>
+        <w:tc>
+          <w:tcPr/>
+          <w:p>
+            <w:pPr>
+              <w:pStyle w:val="Compact"/>
+              <w:jc w:val="left"/>
+            </w:pPr>
+            <w:r>
+              <w:t xml:space="preserve">81.5 percent</w:t>
+            </w:r>
+          </w:p>
+        </w:tc>
+        <w:tc>
+          <w:tcPr/>
+          <w:p>
+            <w:pPr>
+              <w:pStyle w:val="Compact"/>
+              <w:jc w:val="right"/>
+            </w:pPr>
+            <w:r>
+              <w:t xml:space="preserve">99</w:t>
+            </w:r>
+          </w:p>
+        </w:tc>
+      </w:tr>
+      <w:tr>
+        <w:tc>
+          <w:tcPr/>
+          <w:p>
+            <w:pPr>
+              <w:pStyle w:val="Compact"/>
+              <w:jc w:val="left"/>
+            </w:pPr>
+            <w:r>
+              <w:t xml:space="preserve">28</w:t>
+            </w:r>
+          </w:p>
+        </w:tc>
+        <w:tc>
+          <w:tcPr/>
+          <w:p>
+            <w:pPr>
+              <w:pStyle w:val="Compact"/>
+              <w:jc w:val="left"/>
+            </w:pPr>
+            <w:r>
+              <w:t xml:space="preserve">Stopped education due to COVID</w:t>
+            </w:r>
+          </w:p>
+        </w:tc>
+        <w:tc>
+          <w:tcPr/>
+          <w:p>
+            <w:pPr>
+              <w:pStyle w:val="Compact"/>
+              <w:jc w:val="left"/>
+            </w:pPr>
+            <w:r>
+              <w:t xml:space="preserve">Above median parent education</w:t>
+            </w:r>
+          </w:p>
+        </w:tc>
+        <w:tc>
+          <w:tcPr/>
+          <w:p>
+            <w:pPr>
+              <w:pStyle w:val="Compact"/>
+              <w:jc w:val="left"/>
+            </w:pPr>
+            <w:r>
+              <w:t xml:space="preserve">74.5 percent</w:t>
+            </w:r>
+          </w:p>
+        </w:tc>
+        <w:tc>
+          <w:tcPr/>
+          <w:p>
+            <w:pPr>
+              <w:pStyle w:val="Compact"/>
+              <w:jc w:val="right"/>
+            </w:pPr>
+            <w:r>
+              <w:t xml:space="preserve">87</w:t>
+            </w:r>
+          </w:p>
+        </w:tc>
+      </w:tr>
+      <w:tr>
+        <w:tc>
+          <w:tcPr/>
+          <w:p>
+            <w:pPr>
+              <w:pStyle w:val="Compact"/>
+              <w:jc w:val="left"/>
+            </w:pPr>
+            <w:r>
+              <w:t xml:space="preserve">35</w:t>
+            </w:r>
+          </w:p>
+        </w:tc>
+        <w:tc>
+          <w:tcPr/>
+          <w:p>
+            <w:pPr>
+              <w:pStyle w:val="Compact"/>
+              <w:jc w:val="left"/>
+            </w:pPr>
+            <w:r>
+              <w:t xml:space="preserve">Child used shared device</w:t>
+            </w:r>
+          </w:p>
+        </w:tc>
+        <w:tc>
+          <w:tcPr/>
+          <w:p>
+            <w:pPr>
+              <w:pStyle w:val="Compact"/>
+              <w:jc w:val="left"/>
+            </w:pPr>
+            <w:r>
+              <w:t xml:space="preserve">At or below median parent education</w:t>
+            </w:r>
+          </w:p>
+        </w:tc>
+        <w:tc>
+          <w:tcPr/>
+          <w:p>
+            <w:pPr>
+              <w:pStyle w:val="Compact"/>
+              <w:jc w:val="left"/>
+            </w:pPr>
+            <w:r>
+              <w:t xml:space="preserve">63.5 percent</w:t>
+            </w:r>
+          </w:p>
+        </w:tc>
+        <w:tc>
+          <w:tcPr/>
+          <w:p>
+            <w:pPr>
+              <w:pStyle w:val="Compact"/>
+              <w:jc w:val="right"/>
+            </w:pPr>
+            <w:r>
+              <w:t xml:space="preserve">92</w:t>
+            </w:r>
+          </w:p>
+        </w:tc>
+      </w:tr>
+      <w:tr>
+        <w:tc>
+          <w:tcPr/>
+          <w:p>
+            <w:pPr>
+              <w:pStyle w:val="Compact"/>
+              <w:jc w:val="left"/>
+            </w:pPr>
+            <w:r>
+              <w:t xml:space="preserve">34</w:t>
+            </w:r>
+          </w:p>
+        </w:tc>
+        <w:tc>
+          <w:tcPr/>
+          <w:p>
+            <w:pPr>
+              <w:pStyle w:val="Compact"/>
+              <w:jc w:val="left"/>
+            </w:pPr>
+            <w:r>
+              <w:t xml:space="preserve">Child used shared device</w:t>
+            </w:r>
+          </w:p>
+        </w:tc>
+        <w:tc>
+          <w:tcPr/>
+          <w:p>
+            <w:pPr>
+              <w:pStyle w:val="Compact"/>
+              <w:jc w:val="left"/>
+            </w:pPr>
+            <w:r>
+              <w:t xml:space="preserve">Above median parent education</w:t>
+            </w:r>
+          </w:p>
+        </w:tc>
+        <w:tc>
+          <w:tcPr/>
+          <w:p>
+            <w:pPr>
+              <w:pStyle w:val="Compact"/>
+              <w:jc w:val="left"/>
+            </w:pPr>
+            <w:r>
+              <w:t xml:space="preserve">57.3 percent</w:t>
+            </w:r>
+          </w:p>
+        </w:tc>
+        <w:tc>
+          <w:tcPr/>
+          <w:p>
+            <w:pPr>
+              <w:pStyle w:val="Compact"/>
+              <w:jc w:val="right"/>
+            </w:pPr>
+            <w:r>
+              <w:t xml:space="preserve">84</w:t>
+            </w:r>
+          </w:p>
+        </w:tc>
+      </w:tr>
+      <w:tr>
+        <w:tc>
+          <w:tcPr/>
+          <w:p>
+            <w:pPr>
+              <w:pStyle w:val="Compact"/>
+              <w:jc w:val="left"/>
+            </w:pPr>
+            <w:r>
+              <w:t xml:space="preserve">45</w:t>
+            </w:r>
+          </w:p>
+        </w:tc>
+        <w:tc>
+          <w:tcPr/>
+          <w:p>
+            <w:pPr>
+              <w:pStyle w:val="Compact"/>
+              <w:jc w:val="left"/>
+            </w:pPr>
+            <w:r>
+              <w:t xml:space="preserve">Switched to online learning</w:t>
+            </w:r>
+          </w:p>
+        </w:tc>
+        <w:tc>
+          <w:tcPr/>
+          <w:p>
+            <w:pPr>
+              <w:pStyle w:val="Compact"/>
+              <w:jc w:val="left"/>
+            </w:pPr>
+            <w:r>
+              <w:t xml:space="preserve">At or below median parent education</w:t>
+            </w:r>
+          </w:p>
+        </w:tc>
+        <w:tc>
+          <w:tcPr/>
+          <w:p>
+            <w:pPr>
+              <w:pStyle w:val="Compact"/>
+              <w:jc w:val="left"/>
+            </w:pPr>
+            <w:r>
+              <w:t xml:space="preserve">90.2 percent</w:t>
+            </w:r>
+          </w:p>
+        </w:tc>
+        <w:tc>
+          <w:tcPr/>
+          <w:p>
+            <w:pPr>
+              <w:pStyle w:val="Compact"/>
+              <w:jc w:val="right"/>
+            </w:pPr>
+            <w:r>
+              <w:t xml:space="preserve">99</w:t>
+            </w:r>
+          </w:p>
+        </w:tc>
+      </w:tr>
+      <w:tr>
+        <w:tc>
+          <w:tcPr/>
+          <w:p>
+            <w:pPr>
+              <w:pStyle w:val="Compact"/>
+              <w:jc w:val="left"/>
+            </w:pPr>
+            <w:r>
+              <w:t xml:space="preserve">44</w:t>
+            </w:r>
+          </w:p>
+        </w:tc>
+        <w:tc>
+          <w:tcPr/>
+          <w:p>
+            <w:pPr>
+              <w:pStyle w:val="Compact"/>
+              <w:jc w:val="left"/>
+            </w:pPr>
+            <w:r>
+              <w:t xml:space="preserve">Switched to online learning</w:t>
+            </w:r>
+          </w:p>
+        </w:tc>
+        <w:tc>
+          <w:tcPr/>
+          <w:p>
+            <w:pPr>
+              <w:pStyle w:val="Compact"/>
+              <w:jc w:val="left"/>
+            </w:pPr>
+            <w:r>
+              <w:t xml:space="preserve">Above median parent education</w:t>
+            </w:r>
+          </w:p>
+        </w:tc>
+        <w:tc>
+          <w:tcPr/>
+          <w:p>
+            <w:pPr>
+              <w:pStyle w:val="Compact"/>
+              <w:jc w:val="left"/>
+            </w:pPr>
+            <w:r>
+              <w:t xml:space="preserve">96.3 percent</w:t>
+            </w:r>
+          </w:p>
+        </w:tc>
+        <w:tc>
+          <w:tcPr/>
+          <w:p>
+            <w:pPr>
+              <w:pStyle w:val="Compact"/>
+              <w:jc w:val="right"/>
+            </w:pPr>
+            <w:r>
+              <w:t xml:space="preserve">87</w:t>
+            </w:r>
+          </w:p>
+        </w:tc>
+      </w:tr>
+      <w:tr>
+        <w:tc>
+          <w:tcPr/>
+          <w:p>
+            <w:pPr>
+              <w:pStyle w:val="Compact"/>
+              <w:jc w:val="left"/>
+            </w:pPr>
+            <w:r>
+              <w:t xml:space="preserve">25</w:t>
+            </w:r>
+          </w:p>
+        </w:tc>
+        <w:tc>
+          <w:tcPr/>
+          <w:p>
+            <w:pPr>
+              <w:pStyle w:val="Compact"/>
+              <w:jc w:val="left"/>
+            </w:pPr>
+            <w:r>
+              <w:t xml:space="preserve">Internet challenge</w:t>
+            </w:r>
+          </w:p>
+        </w:tc>
+        <w:tc>
+          <w:tcPr/>
+          <w:p>
+            <w:pPr>
+              <w:pStyle w:val="Compact"/>
+              <w:jc w:val="left"/>
+            </w:pPr>
+            <w:r>
+              <w:t xml:space="preserve">At or below median parent education</w:t>
+            </w:r>
+          </w:p>
+        </w:tc>
+        <w:tc>
+          <w:tcPr/>
+          <w:p>
+            <w:pPr>
+              <w:pStyle w:val="Compact"/>
+              <w:jc w:val="left"/>
+            </w:pPr>
+            <w:r>
+              <w:t xml:space="preserve">74.3 percent</w:t>
+            </w:r>
+          </w:p>
+        </w:tc>
+        <w:tc>
+          <w:tcPr/>
+          <w:p>
+            <w:pPr>
+              <w:pStyle w:val="Compact"/>
+              <w:jc w:val="right"/>
+            </w:pPr>
+            <w:r>
+              <w:t xml:space="preserve">92</w:t>
+            </w:r>
+          </w:p>
+        </w:tc>
+      </w:tr>
+      <w:tr>
+        <w:tc>
+          <w:tcPr/>
+          <w:p>
+            <w:pPr>
+              <w:pStyle w:val="Compact"/>
+              <w:jc w:val="left"/>
+            </w:pPr>
+            <w:r>
+              <w:t xml:space="preserve">24</w:t>
+            </w:r>
+          </w:p>
+        </w:tc>
+        <w:tc>
+          <w:tcPr/>
+          <w:p>
+            <w:pPr>
+              <w:pStyle w:val="Compact"/>
+              <w:jc w:val="left"/>
+            </w:pPr>
+            <w:r>
+              <w:t xml:space="preserve">Internet challenge</w:t>
+            </w:r>
+          </w:p>
+        </w:tc>
+        <w:tc>
+          <w:tcPr/>
+          <w:p>
+            <w:pPr>
+              <w:pStyle w:val="Compact"/>
+              <w:jc w:val="left"/>
+            </w:pPr>
+            <w:r>
+              <w:t xml:space="preserve">Above median parent education</w:t>
+            </w:r>
+          </w:p>
+        </w:tc>
+        <w:tc>
+          <w:tcPr/>
+          <w:p>
+            <w:pPr>
+              <w:pStyle w:val="Compact"/>
+              <w:jc w:val="left"/>
+            </w:pPr>
+            <w:r>
+              <w:t xml:space="preserve">70.7 percent</w:t>
+            </w:r>
+          </w:p>
+        </w:tc>
+        <w:tc>
+          <w:tcPr/>
+          <w:p>
+            <w:pPr>
+              <w:pStyle w:val="Compact"/>
+              <w:jc w:val="right"/>
+            </w:pPr>
+            <w:r>
+              <w:t xml:space="preserve">84</w:t>
+            </w:r>
+          </w:p>
+        </w:tc>
+      </w:tr>
+      <w:tr>
+        <w:tc>
+          <w:tcPr/>
+          <w:p>
+            <w:pPr>
+              <w:pStyle w:val="Compact"/>
+              <w:jc w:val="left"/>
+            </w:pPr>
+            <w:r>
+              <w:t xml:space="preserve">41</w:t>
+            </w:r>
+          </w:p>
+        </w:tc>
+        <w:tc>
+          <w:tcPr/>
+          <w:p>
+            <w:pPr>
+              <w:pStyle w:val="Compact"/>
+              <w:jc w:val="left"/>
+            </w:pPr>
+            <w:r>
+              <w:t xml:space="preserve">Learning support from mother</w:t>
+            </w:r>
+          </w:p>
+        </w:tc>
+        <w:tc>
+          <w:tcPr/>
+          <w:p>
+            <w:pPr>
+              <w:pStyle w:val="Compact"/>
+              <w:jc w:val="left"/>
+            </w:pPr>
+            <w:r>
+              <w:t xml:space="preserve">At or below median parent education</w:t>
+            </w:r>
+          </w:p>
+        </w:tc>
+        <w:tc>
+          <w:tcPr/>
+          <w:p>
+            <w:pPr>
+              <w:pStyle w:val="Compact"/>
+              <w:jc w:val="left"/>
+            </w:pPr>
+            <w:r>
+              <w:t xml:space="preserve">87.1 percent</w:t>
+            </w:r>
+          </w:p>
+        </w:tc>
+        <w:tc>
+          <w:tcPr/>
+          <w:p>
+            <w:pPr>
+              <w:pStyle w:val="Compact"/>
+              <w:jc w:val="right"/>
+            </w:pPr>
+            <w:r>
+              <w:t xml:space="preserve">92</w:t>
+            </w:r>
+          </w:p>
+        </w:tc>
+      </w:tr>
+      <w:tr>
+        <w:tc>
+          <w:tcPr/>
+          <w:p>
+            <w:pPr>
+              <w:pStyle w:val="Compact"/>
+              <w:jc w:val="left"/>
+            </w:pPr>
+            <w:r>
+              <w:t xml:space="preserve">40</w:t>
+            </w:r>
+          </w:p>
+        </w:tc>
+        <w:tc>
+          <w:tcPr/>
+          <w:p>
+            <w:pPr>
+              <w:pStyle w:val="Compact"/>
+              <w:jc w:val="left"/>
+            </w:pPr>
+            <w:r>
+              <w:t xml:space="preserve">Learning support from mother</w:t>
+            </w:r>
+          </w:p>
+        </w:tc>
+        <w:tc>
+          <w:tcPr/>
+          <w:p>
+            <w:pPr>
+              <w:pStyle w:val="Compact"/>
+              <w:jc w:val="left"/>
+            </w:pPr>
+            <w:r>
+              <w:t xml:space="preserve">Above median parent education</w:t>
+            </w:r>
+          </w:p>
+        </w:tc>
+        <w:tc>
+          <w:tcPr/>
+          <w:p>
+            <w:pPr>
+              <w:pStyle w:val="Compact"/>
+              <w:jc w:val="left"/>
+            </w:pPr>
+            <w:r>
+              <w:t xml:space="preserve">86.9 percent</w:t>
+            </w:r>
+          </w:p>
+        </w:tc>
+        <w:tc>
+          <w:tcPr/>
+          <w:p>
+            <w:pPr>
+              <w:pStyle w:val="Compact"/>
+              <w:jc w:val="right"/>
+            </w:pPr>
+            <w:r>
+              <w:t xml:space="preserve">84</w:t>
+            </w:r>
+          </w:p>
+        </w:tc>
+      </w:tr>
+    </w:tbl>
+    <w:bookmarkEnd w:id="26"/>
+    <w:bookmarkStart w:id="27" w:name="X196a44ea7b65ee73e35b6ea13de4447994f66d6"/>
+    <w:p>
+      <w:pPr>
+        <w:pStyle w:val="Heading2"/>
+      </w:pPr>
+      <w:r>
+        <w:t xml:space="preserve">G. Module C Secondary Mechanism Regressions</w:t>
+      </w:r>
+    </w:p>
+    <w:tbl>
+      <w:tblPr>
+        <w:tblStyle w:val="Table"/>
+        <w:tblW w:type="pct" w:w="5000"/>
+        <w:tblLayout w:type="fixed"/>
+        <w:tblLook w:firstRow="1" w:lastRow="0" w:firstColumn="0" w:lastColumn="0" w:noHBand="0" w:noVBand="0" w:val="0020"/>
+      </w:tblPr>
+      <w:tblGrid>
+        <w:gridCol w:w="3168"/>
+        <w:gridCol w:w="2417"/>
+        <w:gridCol w:w="750"/>
+        <w:gridCol w:w="917"/>
+        <w:gridCol w:w="666"/>
+      </w:tblGrid>
+      <w:tr>
+        <w:trPr>
+          <w:tblHeader w:val="on"/>
+        </w:trPr>
+        <w:tc>
+          <w:tcPr/>
+          <w:p>
+            <w:pPr>
+              <w:pStyle w:val="Compact"/>
+              <w:jc w:val="left"/>
+            </w:pPr>
+            <w:r>
+              <w:t xml:space="preserve">Model</w:t>
+            </w:r>
+          </w:p>
+        </w:tc>
+        <w:tc>
+          <w:tcPr/>
+          <w:p>
+            <w:pPr>
+              <w:pStyle w:val="Compact"/>
+              <w:jc w:val="left"/>
+            </w:pPr>
+            <w:r>
+              <w:t xml:space="preserve">Term</w:t>
+            </w:r>
+          </w:p>
+        </w:tc>
+        <w:tc>
+          <w:tcPr/>
+          <w:p>
+            <w:pPr>
+              <w:pStyle w:val="Compact"/>
+              <w:jc w:val="left"/>
+            </w:pPr>
+            <w:r>
+              <w:t xml:space="preserve">Estimate</w:t>
+            </w:r>
+          </w:p>
+        </w:tc>
+        <w:tc>
+          <w:tcPr/>
+          <w:p>
+            <w:pPr>
+              <w:pStyle w:val="Compact"/>
+              <w:jc w:val="left"/>
+            </w:pPr>
+            <w:r>
+              <w:t xml:space="preserve">Std. Error</w:t>
+            </w:r>
+          </w:p>
+        </w:tc>
+        <w:tc>
+          <w:tcPr/>
+          <w:p>
+            <w:pPr>
+              <w:pStyle w:val="Compact"/>
+              <w:jc w:val="left"/>
+            </w:pPr>
+            <w:r>
+              <w:t xml:space="preserve">P-value</w:t>
+            </w:r>
+          </w:p>
+        </w:tc>
+      </w:tr>
+      <w:tr>
+        <w:tc>
+          <w:tcPr/>
+          <w:p>
+            <w:pPr>
+              <w:pStyle w:val="Compact"/>
+              <w:jc w:val="left"/>
+            </w:pPr>
+            <w:r>
+              <w:t xml:space="preserve">Switched to online learning</w:t>
+            </w:r>
+          </w:p>
+        </w:tc>
+        <w:tc>
+          <w:tcPr/>
+          <w:p>
+            <w:pPr>
+              <w:pStyle w:val="Compact"/>
+              <w:jc w:val="left"/>
+            </w:pPr>
+            <w:r>
+              <w:t xml:space="preserve">Low parent education</w:t>
+            </w:r>
+          </w:p>
+        </w:tc>
+        <w:tc>
+          <w:tcPr/>
+          <w:p>
+            <w:pPr>
+              <w:pStyle w:val="Compact"/>
+              <w:jc w:val="left"/>
+            </w:pPr>
+            <w:r>
+              <w:t xml:space="preserve">-2.143</w:t>
+            </w:r>
+          </w:p>
+        </w:tc>
+        <w:tc>
+          <w:tcPr/>
+          <w:p>
+            <w:pPr>
+              <w:pStyle w:val="Compact"/>
+              <w:jc w:val="left"/>
+            </w:pPr>
+            <w:r>
+              <w:t xml:space="preserve">1.499</w:t>
+            </w:r>
+          </w:p>
+        </w:tc>
+        <w:tc>
+          <w:tcPr/>
+          <w:p>
+            <w:pPr>
+              <w:pStyle w:val="Compact"/>
+              <w:jc w:val="left"/>
+            </w:pPr>
+            <w:r>
+              <w:t xml:space="preserve">0.153</w:t>
+            </w:r>
+          </w:p>
+        </w:tc>
+      </w:tr>
+      <w:tr>
+        <w:tc>
+          <w:tcPr/>
+          <w:p>
+            <w:pPr>
+              <w:pStyle w:val="Compact"/>
+              <w:jc w:val="left"/>
+            </w:pPr>
+            <w:r>
+              <w:t xml:space="preserve">Switched to online learning</w:t>
+            </w:r>
+          </w:p>
+        </w:tc>
+        <w:tc>
+          <w:tcPr/>
+          <w:p>
+            <w:pPr>
+              <w:pStyle w:val="Compact"/>
+              <w:jc w:val="left"/>
+            </w:pPr>
+            <w:r>
+              <w:t xml:space="preserve">Urban</w:t>
+            </w:r>
+          </w:p>
+        </w:tc>
+        <w:tc>
+          <w:tcPr/>
+          <w:p>
+            <w:pPr>
+              <w:pStyle w:val="Compact"/>
+              <w:jc w:val="left"/>
+            </w:pPr>
+            <w:r>
+              <w:t xml:space="preserve">-1.515</w:t>
+            </w:r>
+          </w:p>
+        </w:tc>
+        <w:tc>
+          <w:tcPr/>
+          <w:p>
+            <w:pPr>
+              <w:pStyle w:val="Compact"/>
+              <w:jc w:val="left"/>
+            </w:pPr>
+            <w:r>
+              <w:t xml:space="preserve">0.590</w:t>
+            </w:r>
+          </w:p>
+        </w:tc>
+        <w:tc>
+          <w:tcPr/>
+          <w:p>
+            <w:pPr>
+              <w:pStyle w:val="Compact"/>
+              <w:jc w:val="left"/>
+            </w:pPr>
+            <w:r>
+              <w:t xml:space="preserve">0.010</w:t>
+            </w:r>
+          </w:p>
+        </w:tc>
+      </w:tr>
+      <w:tr>
+        <w:tc>
+          <w:tcPr/>
+          <w:p>
+            <w:pPr>
+              <w:pStyle w:val="Compact"/>
+              <w:jc w:val="left"/>
+            </w:pPr>
+            <w:r>
+              <w:t xml:space="preserve">Switched to online learning</w:t>
+            </w:r>
+          </w:p>
+        </w:tc>
+        <w:tc>
+          <w:tcPr/>
+          <w:p>
+            <w:pPr>
+              <w:pStyle w:val="Compact"/>
+              <w:jc w:val="left"/>
+            </w:pPr>
+            <w:r>
+              <w:t xml:space="preserve">Male child</w:t>
+            </w:r>
+          </w:p>
+        </w:tc>
+        <w:tc>
+          <w:tcPr/>
+          <w:p>
+            <w:pPr>
+              <w:pStyle w:val="Compact"/>
+              <w:jc w:val="left"/>
+            </w:pPr>
+            <w:r>
+              <w:t xml:space="preserve">-2.339</w:t>
+            </w:r>
+          </w:p>
+        </w:tc>
+        <w:tc>
+          <w:tcPr/>
+          <w:p>
+            <w:pPr>
+              <w:pStyle w:val="Compact"/>
+              <w:jc w:val="left"/>
+            </w:pPr>
+            <w:r>
+              <w:t xml:space="preserve">1.841</w:t>
+            </w:r>
+          </w:p>
+        </w:tc>
+        <w:tc>
+          <w:tcPr/>
+          <w:p>
+            <w:pPr>
+              <w:pStyle w:val="Compact"/>
+              <w:jc w:val="left"/>
+            </w:pPr>
+            <w:r>
+              <w:t xml:space="preserve">0.204</w:t>
+            </w:r>
+          </w:p>
+        </w:tc>
+      </w:tr>
+      <w:tr>
+        <w:tc>
+          <w:tcPr/>
+          <w:p>
+            <w:pPr>
+              <w:pStyle w:val="Compact"/>
+              <w:jc w:val="left"/>
+            </w:pPr>
+            <w:r>
+              <w:t xml:space="preserve">Switched to online learning</w:t>
+            </w:r>
+          </w:p>
+        </w:tc>
+        <w:tc>
+          <w:tcPr/>
+          <w:p>
+            <w:pPr>
+              <w:pStyle w:val="Compact"/>
+              <w:jc w:val="left"/>
+            </w:pPr>
+            <w:r>
+              <w:t xml:space="preserve">Low parent education x urban</w:t>
+            </w:r>
+          </w:p>
+        </w:tc>
+        <w:tc>
+          <w:tcPr/>
+          <w:p>
+            <w:pPr>
+              <w:pStyle w:val="Compact"/>
+              <w:jc w:val="left"/>
+            </w:pPr>
+            <w:r>
+              <w:t xml:space="preserve">-1.313</w:t>
+            </w:r>
+          </w:p>
+        </w:tc>
+        <w:tc>
+          <w:tcPr/>
+          <w:p>
+            <w:pPr>
+              <w:pStyle w:val="Compact"/>
+              <w:jc w:val="left"/>
+            </w:pPr>
+            <w:r>
+              <w:t xml:space="preserve">1.250</w:t>
+            </w:r>
+          </w:p>
+        </w:tc>
+        <w:tc>
+          <w:tcPr/>
+          <w:p>
+            <w:pPr>
+              <w:pStyle w:val="Compact"/>
+              <w:jc w:val="left"/>
+            </w:pPr>
+            <w:r>
+              <w:t xml:space="preserve">0.293</w:t>
+            </w:r>
+          </w:p>
+        </w:tc>
+      </w:tr>
+      <w:tr>
+        <w:tc>
+          <w:tcPr/>
+          <w:p>
+            <w:pPr>
+              <w:pStyle w:val="Compact"/>
+              <w:jc w:val="left"/>
+            </w:pPr>
+            <w:r>
+              <w:t xml:space="preserve">School closed without online learning</w:t>
+            </w:r>
+          </w:p>
+        </w:tc>
+        <w:tc>
+          <w:tcPr/>
+          <w:p>
+            <w:pPr>
+              <w:pStyle w:val="Compact"/>
+              <w:jc w:val="left"/>
+            </w:pPr>
+            <w:r>
+              <w:t xml:space="preserve">Low parent education</w:t>
+            </w:r>
+          </w:p>
+        </w:tc>
+        <w:tc>
+          <w:tcPr/>
+          <w:p>
+            <w:pPr>
+              <w:pStyle w:val="Compact"/>
+              <w:jc w:val="left"/>
+            </w:pPr>
+            <w:r>
+              <w:t xml:space="preserve">0.058</w:t>
+            </w:r>
+          </w:p>
+        </w:tc>
+        <w:tc>
+          <w:tcPr/>
+          <w:p>
+            <w:pPr>
+              <w:pStyle w:val="Compact"/>
+              <w:jc w:val="left"/>
+            </w:pPr>
+            <w:r>
+              <w:t xml:space="preserve">1.369</w:t>
+            </w:r>
+          </w:p>
+        </w:tc>
+        <w:tc>
+          <w:tcPr/>
+          <w:p>
+            <w:pPr>
+              <w:pStyle w:val="Compact"/>
+              <w:jc w:val="left"/>
+            </w:pPr>
+            <w:r>
+              <w:t xml:space="preserve">0.966</w:t>
+            </w:r>
+          </w:p>
+        </w:tc>
+      </w:tr>
+      <w:tr>
+        <w:tc>
+          <w:tcPr/>
+          <w:p>
+            <w:pPr>
+              <w:pStyle w:val="Compact"/>
+              <w:jc w:val="left"/>
+            </w:pPr>
+            <w:r>
+              <w:t xml:space="preserve">School closed without online learning</w:t>
+            </w:r>
+          </w:p>
+        </w:tc>
+        <w:tc>
+          <w:tcPr/>
+          <w:p>
+            <w:pPr>
+              <w:pStyle w:val="Compact"/>
+              <w:jc w:val="left"/>
+            </w:pPr>
+            <w:r>
+              <w:t xml:space="preserve">Urban</w:t>
+            </w:r>
+          </w:p>
+        </w:tc>
+        <w:tc>
+          <w:tcPr/>
+          <w:p>
+            <w:pPr>
+              <w:pStyle w:val="Compact"/>
+              <w:jc w:val="left"/>
+            </w:pPr>
+            <w:r>
+              <w:t xml:space="preserve">-0.994</w:t>
+            </w:r>
+          </w:p>
+        </w:tc>
+        <w:tc>
+          <w:tcPr/>
+          <w:p>
+            <w:pPr>
+              <w:pStyle w:val="Compact"/>
+              <w:jc w:val="left"/>
+            </w:pPr>
+            <w:r>
+              <w:t xml:space="preserve">0.958</w:t>
+            </w:r>
+          </w:p>
+        </w:tc>
+        <w:tc>
+          <w:tcPr/>
+          <w:p>
+            <w:pPr>
+              <w:pStyle w:val="Compact"/>
+              <w:jc w:val="left"/>
+            </w:pPr>
+            <w:r>
+              <w:t xml:space="preserve">0.300</w:t>
+            </w:r>
+          </w:p>
+        </w:tc>
+      </w:tr>
+      <w:tr>
+        <w:tc>
+          <w:tcPr/>
+          <w:p>
+            <w:pPr>
+              <w:pStyle w:val="Compact"/>
+              <w:jc w:val="left"/>
+            </w:pPr>
+            <w:r>
+              <w:t xml:space="preserve">School closed without online learning</w:t>
+            </w:r>
+          </w:p>
+        </w:tc>
+        <w:tc>
+          <w:tcPr/>
+          <w:p>
+            <w:pPr>
+              <w:pStyle w:val="Compact"/>
+              <w:jc w:val="left"/>
+            </w:pPr>
+            <w:r>
+              <w:t xml:space="preserve">Male child</w:t>
+            </w:r>
+          </w:p>
+        </w:tc>
+        <w:tc>
+          <w:tcPr/>
+          <w:p>
+            <w:pPr>
+              <w:pStyle w:val="Compact"/>
+              <w:jc w:val="left"/>
+            </w:pPr>
+            <w:r>
+              <w:t xml:space="preserve">-1.121</w:t>
+            </w:r>
+          </w:p>
+        </w:tc>
+        <w:tc>
+          <w:tcPr/>
+          <w:p>
+            <w:pPr>
+              <w:pStyle w:val="Compact"/>
+              <w:jc w:val="left"/>
+            </w:pPr>
+            <w:r>
+              <w:t xml:space="preserve">1.327</w:t>
+            </w:r>
+          </w:p>
+        </w:tc>
+        <w:tc>
+          <w:tcPr/>
+          <w:p>
+            <w:pPr>
+              <w:pStyle w:val="Compact"/>
+              <w:jc w:val="left"/>
+            </w:pPr>
+            <w:r>
+              <w:t xml:space="preserve">0.398</w:t>
+            </w:r>
+          </w:p>
+        </w:tc>
+      </w:tr>
+      <w:tr>
+        <w:tc>
+          <w:tcPr/>
+          <w:p>
+            <w:pPr>
+              <w:pStyle w:val="Compact"/>
+              <w:jc w:val="left"/>
+            </w:pPr>
+            <w:r>
+              <w:t xml:space="preserve">School closed without online learning</w:t>
+            </w:r>
+          </w:p>
+        </w:tc>
+        <w:tc>
+          <w:tcPr/>
+          <w:p>
+            <w:pPr>
+              <w:pStyle w:val="Compact"/>
+              <w:jc w:val="left"/>
+            </w:pPr>
+            <w:r>
+              <w:t xml:space="preserve">Low parent education x urban</w:t>
+            </w:r>
+          </w:p>
+        </w:tc>
+        <w:tc>
+          <w:tcPr/>
+          <w:p>
+            <w:pPr>
+              <w:pStyle w:val="Compact"/>
+              <w:jc w:val="left"/>
+            </w:pPr>
+            <w:r>
+              <w:t xml:space="preserve">0.494</w:t>
+            </w:r>
+          </w:p>
+        </w:tc>
+        <w:tc>
+          <w:tcPr/>
+          <w:p>
+            <w:pPr>
+              <w:pStyle w:val="Compact"/>
+              <w:jc w:val="left"/>
+            </w:pPr>
+            <w:r>
+              <w:t xml:space="preserve">1.611</w:t>
+            </w:r>
+          </w:p>
+        </w:tc>
+        <w:tc>
+          <w:tcPr/>
+          <w:p>
+            <w:pPr>
+              <w:pStyle w:val="Compact"/>
+              <w:jc w:val="left"/>
+            </w:pPr>
+            <w:r>
+              <w:t xml:space="preserve">0.759</w:t>
+            </w:r>
+          </w:p>
+        </w:tc>
+      </w:tr>
+      <w:tr>
+        <w:tc>
+          <w:tcPr/>
+          <w:p>
+            <w:pPr>
+              <w:pStyle w:val="Compact"/>
+              <w:jc w:val="left"/>
+            </w:pPr>
+            <w:r>
+              <w:t xml:space="preserve">Stopped education due to COVID</w:t>
+            </w:r>
+          </w:p>
+        </w:tc>
+        <w:tc>
+          <w:tcPr/>
+          <w:p>
+            <w:pPr>
+              <w:pStyle w:val="Compact"/>
+              <w:jc w:val="left"/>
+            </w:pPr>
+            <w:r>
+              <w:t xml:space="preserve">Low parent education</w:t>
+            </w:r>
+          </w:p>
+        </w:tc>
+        <w:tc>
+          <w:tcPr/>
+          <w:p>
+            <w:pPr>
+              <w:pStyle w:val="Compact"/>
+              <w:jc w:val="left"/>
+            </w:pPr>
+            <w:r>
+              <w:t xml:space="preserve">1.040</w:t>
+            </w:r>
+          </w:p>
+        </w:tc>
+        <w:tc>
+          <w:tcPr/>
+          <w:p>
+            <w:pPr>
+              <w:pStyle w:val="Compact"/>
+              <w:jc w:val="left"/>
+            </w:pPr>
+            <w:r>
+              <w:t xml:space="preserve">0.347</w:t>
+            </w:r>
+          </w:p>
+        </w:tc>
+        <w:tc>
+          <w:tcPr/>
+          <w:p>
+            <w:pPr>
+              <w:pStyle w:val="Compact"/>
+              <w:jc w:val="left"/>
+            </w:pPr>
+            <w:r>
+              <w:t xml:space="preserve">0.003</w:t>
+            </w:r>
+          </w:p>
+        </w:tc>
+      </w:tr>
+      <w:tr>
+        <w:tc>
+          <w:tcPr/>
+          <w:p>
+            <w:pPr>
+              <w:pStyle w:val="Compact"/>
+              <w:jc w:val="left"/>
+            </w:pPr>
+            <w:r>
+              <w:t xml:space="preserve">Stopped education due to COVID</w:t>
+            </w:r>
+          </w:p>
+        </w:tc>
+        <w:tc>
+          <w:tcPr/>
+          <w:p>
+            <w:pPr>
+              <w:pStyle w:val="Compact"/>
+              <w:jc w:val="left"/>
+            </w:pPr>
+            <w:r>
+              <w:t xml:space="preserve">Urban</w:t>
+            </w:r>
+          </w:p>
+        </w:tc>
+        <w:tc>
+          <w:tcPr/>
+          <w:p>
+            <w:pPr>
+              <w:pStyle w:val="Compact"/>
+              <w:jc w:val="left"/>
+            </w:pPr>
+            <w:r>
+              <w:t xml:space="preserve">-0.854</w:t>
+            </w:r>
+          </w:p>
+        </w:tc>
+        <w:tc>
+          <w:tcPr/>
+          <w:p>
+            <w:pPr>
+              <w:pStyle w:val="Compact"/>
+              <w:jc w:val="left"/>
+            </w:pPr>
+            <w:r>
+              <w:t xml:space="preserve">1.439</w:t>
+            </w:r>
+          </w:p>
+        </w:tc>
+        <w:tc>
+          <w:tcPr/>
+          <w:p>
+            <w:pPr>
+              <w:pStyle w:val="Compact"/>
+              <w:jc w:val="left"/>
+            </w:pPr>
+            <w:r>
+              <w:t xml:space="preserve">0.553</w:t>
+            </w:r>
+          </w:p>
+        </w:tc>
+      </w:tr>
+      <w:tr>
+        <w:tc>
+          <w:tcPr/>
+          <w:p>
+            <w:pPr>
+              <w:pStyle w:val="Compact"/>
+              <w:jc w:val="left"/>
+            </w:pPr>
+            <w:r>
+              <w:t xml:space="preserve">Stopped education due to COVID</w:t>
+            </w:r>
+          </w:p>
+        </w:tc>
+        <w:tc>
+          <w:tcPr/>
+          <w:p>
+            <w:pPr>
+              <w:pStyle w:val="Compact"/>
+              <w:jc w:val="left"/>
+            </w:pPr>
+            <w:r>
+              <w:t xml:space="preserve">Male child</w:t>
+            </w:r>
+          </w:p>
+        </w:tc>
+        <w:tc>
+          <w:tcPr/>
+          <w:p>
+            <w:pPr>
+              <w:pStyle w:val="Compact"/>
+              <w:jc w:val="left"/>
+            </w:pPr>
+            <w:r>
+              <w:t xml:space="preserve">-2.628</w:t>
+            </w:r>
+          </w:p>
+        </w:tc>
+        <w:tc>
+          <w:tcPr/>
+          <w:p>
+            <w:pPr>
+              <w:pStyle w:val="Compact"/>
+              <w:jc w:val="left"/>
+            </w:pPr>
+            <w:r>
+              <w:t xml:space="preserve">1.785</w:t>
+            </w:r>
+          </w:p>
+        </w:tc>
+        <w:tc>
+          <w:tcPr/>
+          <w:p>
+            <w:pPr>
+              <w:pStyle w:val="Compact"/>
+              <w:jc w:val="left"/>
+            </w:pPr>
+            <w:r>
+              <w:t xml:space="preserve">0.141</w:t>
+            </w:r>
+          </w:p>
+        </w:tc>
+      </w:tr>
+      <w:tr>
+        <w:tc>
+          <w:tcPr/>
+          <w:p>
+            <w:pPr>
+              <w:pStyle w:val="Compact"/>
+              <w:jc w:val="left"/>
+            </w:pPr>
+            <w:r>
+              <w:t xml:space="preserve">Stopped education due to COVID</w:t>
+            </w:r>
+          </w:p>
+        </w:tc>
+        <w:tc>
+          <w:tcPr/>
+          <w:p>
+            <w:pPr>
+              <w:pStyle w:val="Compact"/>
+              <w:jc w:val="left"/>
+            </w:pPr>
+            <w:r>
+              <w:t xml:space="preserve">Low parent education x urban</w:t>
+            </w:r>
+          </w:p>
+        </w:tc>
+        <w:tc>
+          <w:tcPr/>
+          <w:p>
+            <w:pPr>
+              <w:pStyle w:val="Compact"/>
+              <w:jc w:val="left"/>
+            </w:pPr>
+            <w:r>
+              <w:t xml:space="preserve">-0.962</w:t>
+            </w:r>
+          </w:p>
+        </w:tc>
+        <w:tc>
+          <w:tcPr/>
+          <w:p>
+            <w:pPr>
+              <w:pStyle w:val="Compact"/>
+              <w:jc w:val="left"/>
+            </w:pPr>
+            <w:r>
+              <w:t xml:space="preserve">0.519</w:t>
+            </w:r>
+          </w:p>
+        </w:tc>
+        <w:tc>
+          <w:tcPr/>
+          <w:p>
+            <w:pPr>
+              <w:pStyle w:val="Compact"/>
+              <w:jc w:val="left"/>
+            </w:pPr>
+            <w:r>
+              <w:t xml:space="preserve">0.064</w:t>
+            </w:r>
+          </w:p>
+        </w:tc>
+      </w:tr>
+      <w:tr>
+        <w:tc>
+          <w:tcPr/>
+          <w:p>
+            <w:pPr>
+              <w:pStyle w:val="Compact"/>
+              <w:jc w:val="left"/>
+            </w:pPr>
+            <w:r>
+              <w:t xml:space="preserve">Any remote-learning challenge</w:t>
+            </w:r>
+          </w:p>
+        </w:tc>
+        <w:tc>
+          <w:tcPr/>
+          <w:p>
+            <w:pPr>
+              <w:pStyle w:val="Compact"/>
+              <w:jc w:val="left"/>
+            </w:pPr>
+            <w:r>
+              <w:t xml:space="preserve">Low parent education</w:t>
+            </w:r>
+          </w:p>
+        </w:tc>
+        <w:tc>
+          <w:tcPr/>
+          <w:p>
+            <w:pPr>
+              <w:pStyle w:val="Compact"/>
+              <w:jc w:val="left"/>
+            </w:pPr>
+            <w:r>
+              <w:t xml:space="preserve">0.648</w:t>
+            </w:r>
+          </w:p>
+        </w:tc>
+        <w:tc>
+          <w:tcPr/>
+          <w:p>
+            <w:pPr>
+              <w:pStyle w:val="Compact"/>
+              <w:jc w:val="left"/>
+            </w:pPr>
+            <w:r>
+              <w:t xml:space="preserve">0.739</w:t>
+            </w:r>
+          </w:p>
+        </w:tc>
+        <w:tc>
+          <w:tcPr/>
+          <w:p>
+            <w:pPr>
+              <w:pStyle w:val="Compact"/>
+              <w:jc w:val="left"/>
+            </w:pPr>
+            <w:r>
+              <w:t xml:space="preserve">0.381</w:t>
+            </w:r>
+          </w:p>
+        </w:tc>
+      </w:tr>
+      <w:tr>
+        <w:tc>
+          <w:tcPr/>
+          <w:p>
+            <w:pPr>
+              <w:pStyle w:val="Compact"/>
+              <w:jc w:val="left"/>
+            </w:pPr>
+            <w:r>
+              <w:t xml:space="preserve">Any remote-learning challenge</w:t>
+            </w:r>
+          </w:p>
+        </w:tc>
+        <w:tc>
+          <w:tcPr/>
+          <w:p>
+            <w:pPr>
+              <w:pStyle w:val="Compact"/>
+              <w:jc w:val="left"/>
+            </w:pPr>
+            <w:r>
+              <w:t xml:space="preserve">Urban</w:t>
+            </w:r>
+          </w:p>
+        </w:tc>
+        <w:tc>
+          <w:tcPr/>
+          <w:p>
+            <w:pPr>
+              <w:pStyle w:val="Compact"/>
+              <w:jc w:val="left"/>
+            </w:pPr>
+            <w:r>
+              <w:t xml:space="preserve">-0.294</w:t>
+            </w:r>
+          </w:p>
+        </w:tc>
+        <w:tc>
+          <w:tcPr/>
+          <w:p>
+            <w:pPr>
+              <w:pStyle w:val="Compact"/>
+              <w:jc w:val="left"/>
+            </w:pPr>
+            <w:r>
+              <w:t xml:space="preserve">0.323</w:t>
+            </w:r>
+          </w:p>
+        </w:tc>
+        <w:tc>
+          <w:tcPr/>
+          <w:p>
+            <w:pPr>
+              <w:pStyle w:val="Compact"/>
+              <w:jc w:val="left"/>
+            </w:pPr>
+            <w:r>
+              <w:t xml:space="preserve">0.363</w:t>
+            </w:r>
+          </w:p>
+        </w:tc>
+      </w:tr>
+      <w:tr>
+        <w:tc>
+          <w:tcPr/>
+          <w:p>
+            <w:pPr>
+              <w:pStyle w:val="Compact"/>
+              <w:jc w:val="left"/>
+            </w:pPr>
+            <w:r>
+              <w:t xml:space="preserve">Any remote-learning challenge</w:t>
+            </w:r>
+          </w:p>
+        </w:tc>
+        <w:tc>
+          <w:tcPr/>
+          <w:p>
+            <w:pPr>
+              <w:pStyle w:val="Compact"/>
+              <w:jc w:val="left"/>
+            </w:pPr>
+            <w:r>
+              <w:t xml:space="preserve">Male child</w:t>
+            </w:r>
+          </w:p>
+        </w:tc>
+        <w:tc>
+          <w:tcPr/>
+          <w:p>
+            <w:pPr>
+              <w:pStyle w:val="Compact"/>
+              <w:jc w:val="left"/>
+            </w:pPr>
+            <w:r>
+              <w:t xml:space="preserve">-2.402</w:t>
+            </w:r>
+          </w:p>
+        </w:tc>
+        <w:tc>
+          <w:tcPr/>
+          <w:p>
+            <w:pPr>
+              <w:pStyle w:val="Compact"/>
+              <w:jc w:val="left"/>
+            </w:pPr>
+            <w:r>
+              <w:t xml:space="preserve">1.160</w:t>
+            </w:r>
+          </w:p>
+        </w:tc>
+        <w:tc>
+          <w:tcPr/>
+          <w:p>
+            <w:pPr>
+              <w:pStyle w:val="Compact"/>
+              <w:jc w:val="left"/>
+            </w:pPr>
+            <w:r>
+              <w:t xml:space="preserve">0.038</w:t>
+            </w:r>
+          </w:p>
+        </w:tc>
+      </w:tr>
+      <w:tr>
+        <w:tc>
+          <w:tcPr/>
+          <w:p>
+            <w:pPr>
+              <w:pStyle w:val="Compact"/>
+              <w:jc w:val="left"/>
+            </w:pPr>
+            <w:r>
+              <w:t xml:space="preserve">Any remote-learning challenge</w:t>
+            </w:r>
+          </w:p>
+        </w:tc>
+        <w:tc>
+          <w:tcPr/>
+          <w:p>
+            <w:pPr>
+              <w:pStyle w:val="Compact"/>
+              <w:jc w:val="left"/>
+            </w:pPr>
+            <w:r>
+              <w:t xml:space="preserve">Low parent education x urban</w:t>
+            </w:r>
+          </w:p>
+        </w:tc>
+        <w:tc>
+          <w:tcPr/>
+          <w:p>
+            <w:pPr>
+              <w:pStyle w:val="Compact"/>
+              <w:jc w:val="left"/>
+            </w:pPr>
+            <w:r>
+              <w:t xml:space="preserve">-1.790</w:t>
+            </w:r>
+          </w:p>
+        </w:tc>
+        <w:tc>
+          <w:tcPr/>
+          <w:p>
+            <w:pPr>
+              <w:pStyle w:val="Compact"/>
+              <w:jc w:val="left"/>
+            </w:pPr>
+            <w:r>
+              <w:t xml:space="preserve">0.873</w:t>
+            </w:r>
+          </w:p>
+        </w:tc>
+        <w:tc>
+          <w:tcPr/>
+          <w:p>
+            <w:pPr>
+              <w:pStyle w:val="Compact"/>
+              <w:jc w:val="left"/>
+            </w:pPr>
+            <w:r>
+              <w:t xml:space="preserve">0.040</w:t>
+            </w:r>
+          </w:p>
+        </w:tc>
+      </w:tr>
+    </w:tbl>
+    <w:bookmarkEnd w:id="27"/>
     <w:sectPr>
       <w:footnotePr>
         <w:numRestart w:val="eachSect"/>

--- a/outputs/publication/reports/10_technical_appendix.docx
+++ b/outputs/publication/reports/10_technical_appendix.docx
@@ -735,18 +735,6 @@
         <w:t xml:space="preserve">Modules A and B do not support causal claims</w:t>
       </w:r>
     </w:p>
-    <w:p>
-      <w:pPr>
-        <w:pStyle w:val="Compact"/>
-        <w:numPr>
-          <w:ilvl w:val="0"/>
-          <w:numId w:val="1001"/>
-        </w:numPr>
-      </w:pPr>
-      <w:r>
-        <w:t xml:space="preserve">Reform/COVID DiD: optional and conditional on validated admin region-time variation</w:t>
-      </w:r>
-    </w:p>
     <w:bookmarkEnd w:id="22"/>
     <w:bookmarkStart w:id="23" w:name="c1.-module-a-locked-measure-set"/>
     <w:p>
@@ -4247,6 +4235,1381 @@
       </w:tr>
     </w:tbl>
     <w:bookmarkEnd w:id="27"/>
+    <w:bookmarkStart w:id="28" w:name="h.-hbs-linkage-diagnostics"/>
+    <w:p>
+      <w:pPr>
+        <w:pStyle w:val="Heading2"/>
+      </w:pPr>
+      <w:r>
+        <w:t xml:space="preserve">H. HBS Linkage Diagnostics</w:t>
+      </w:r>
+    </w:p>
+    <w:p>
+      <w:pPr>
+        <w:pStyle w:val="FirstParagraph"/>
+      </w:pPr>
+      <w:r>
+        <w:t xml:space="preserve">The HBS linkage rule is intentionally conservative. An adult aged 25-64 is treated as linkable only if the respondent is coded as a co-resident child of the household head and at least one parental-generation education measure can be recovered from the head/spouse structure with a minimum 12-year age gap. This produces a selective co-resident sample rather than a population-representative intergenerational sample, so the diagnostics are reported before any supplemental HBS model is considered.</w:t>
+      </w:r>
+    </w:p>
+    <w:tbl>
+      <w:tblPr>
+        <w:tblStyle w:val="Table"/>
+        <w:tblW w:type="auto" w:w="0"/>
+        <w:tblLook w:firstRow="1" w:lastRow="0" w:firstColumn="0" w:lastColumn="0" w:noHBand="0" w:noVBand="0" w:val="0020"/>
+      </w:tblPr>
+      <w:tblGrid>
+        <w:gridCol w:w="3960"/>
+        <w:gridCol w:w="3960"/>
+      </w:tblGrid>
+      <w:tr>
+        <w:trPr>
+          <w:tblHeader w:val="on"/>
+        </w:trPr>
+        <w:tc>
+          <w:tcPr/>
+          <w:p>
+            <w:pPr>
+              <w:pStyle w:val="Compact"/>
+              <w:jc w:val="left"/>
+            </w:pPr>
+            <w:r>
+              <w:t xml:space="preserve">Diagnostic</w:t>
+            </w:r>
+          </w:p>
+        </w:tc>
+        <w:tc>
+          <w:tcPr/>
+          <w:p>
+            <w:pPr>
+              <w:pStyle w:val="Compact"/>
+              <w:jc w:val="left"/>
+            </w:pPr>
+            <w:r>
+              <w:t xml:space="preserve">Value</w:t>
+            </w:r>
+          </w:p>
+        </w:tc>
+      </w:tr>
+      <w:tr>
+        <w:tc>
+          <w:tcPr/>
+          <w:p>
+            <w:pPr>
+              <w:pStyle w:val="Compact"/>
+              <w:jc w:val="left"/>
+            </w:pPr>
+            <w:r>
+              <w:t xml:space="preserve">Adult sample size (ages 25-64)</w:t>
+            </w:r>
+          </w:p>
+        </w:tc>
+        <w:tc>
+          <w:tcPr/>
+          <w:p>
+            <w:pPr>
+              <w:pStyle w:val="Compact"/>
+              <w:jc w:val="left"/>
+            </w:pPr>
+            <w:r>
+              <w:t xml:space="preserve">181,021</w:t>
+            </w:r>
+          </w:p>
+        </w:tc>
+      </w:tr>
+      <w:tr>
+        <w:tc>
+          <w:tcPr/>
+          <w:p>
+            <w:pPr>
+              <w:pStyle w:val="Compact"/>
+              <w:jc w:val="left"/>
+            </w:pPr>
+            <w:r>
+              <w:t xml:space="preserve">Linked co-resident sample size</w:t>
+            </w:r>
+          </w:p>
+        </w:tc>
+        <w:tc>
+          <w:tcPr/>
+          <w:p>
+            <w:pPr>
+              <w:pStyle w:val="Compact"/>
+              <w:jc w:val="left"/>
+            </w:pPr>
+            <w:r>
+              <w:t xml:space="preserve">16,784</w:t>
+            </w:r>
+          </w:p>
+        </w:tc>
+      </w:tr>
+      <w:tr>
+        <w:tc>
+          <w:tcPr/>
+          <w:p>
+            <w:pPr>
+              <w:pStyle w:val="Compact"/>
+              <w:jc w:val="left"/>
+            </w:pPr>
+            <w:r>
+              <w:t xml:space="preserve">Percent linkable under implemented rule</w:t>
+            </w:r>
+          </w:p>
+        </w:tc>
+        <w:tc>
+          <w:tcPr/>
+          <w:p>
+            <w:pPr>
+              <w:pStyle w:val="Compact"/>
+              <w:jc w:val="left"/>
+            </w:pPr>
+            <w:r>
+              <w:t xml:space="preserve">9.3 percent</w:t>
+            </w:r>
+          </w:p>
+        </w:tc>
+      </w:tr>
+      <w:tr>
+        <w:tc>
+          <w:tcPr/>
+          <w:p>
+            <w:pPr>
+              <w:pStyle w:val="Compact"/>
+              <w:jc w:val="left"/>
+            </w:pPr>
+            <w:r>
+              <w:t xml:space="preserve">Adults with usable parent education/proxy</w:t>
+            </w:r>
+          </w:p>
+        </w:tc>
+        <w:tc>
+          <w:tcPr/>
+          <w:p>
+            <w:pPr>
+              <w:pStyle w:val="Compact"/>
+              <w:jc w:val="left"/>
+            </w:pPr>
+            <w:r>
+              <w:t xml:space="preserve">27,905</w:t>
+            </w:r>
+          </w:p>
+        </w:tc>
+      </w:tr>
+      <w:tr>
+        <w:tc>
+          <w:tcPr/>
+          <w:p>
+            <w:pPr>
+              <w:pStyle w:val="Compact"/>
+              <w:jc w:val="left"/>
+            </w:pPr>
+            <w:r>
+              <w:t xml:space="preserve">Share with usable parent education/proxy</w:t>
+            </w:r>
+          </w:p>
+        </w:tc>
+        <w:tc>
+          <w:tcPr/>
+          <w:p>
+            <w:pPr>
+              <w:pStyle w:val="Compact"/>
+              <w:jc w:val="left"/>
+            </w:pPr>
+            <w:r>
+              <w:t xml:space="preserve">15.4 percent</w:t>
+            </w:r>
+          </w:p>
+        </w:tc>
+      </w:tr>
+    </w:tbl>
+    <w:p>
+      <w:pPr>
+        <w:pStyle w:val="BodyText"/>
+      </w:pPr>
+      <w:r>
+        <w:t xml:space="preserve"> </w:t>
+      </w:r>
+    </w:p>
+    <w:tbl>
+      <w:tblPr>
+        <w:tblStyle w:val="Table"/>
+        <w:tblW w:type="auto" w:w="0"/>
+        <w:tblLook w:firstRow="1" w:lastRow="0" w:firstColumn="0" w:lastColumn="0" w:noHBand="0" w:noVBand="0" w:val="0020"/>
+      </w:tblPr>
+      <w:tblGrid>
+        <w:gridCol w:w="1980"/>
+        <w:gridCol w:w="1980"/>
+        <w:gridCol w:w="1980"/>
+        <w:gridCol w:w="1980"/>
+      </w:tblGrid>
+      <w:tr>
+        <w:trPr>
+          <w:tblHeader w:val="on"/>
+        </w:trPr>
+        <w:tc>
+          <w:tcPr/>
+          <w:p>
+            <w:pPr>
+              <w:pStyle w:val="Compact"/>
+              <w:jc w:val="left"/>
+            </w:pPr>
+            <w:r>
+              <w:t xml:space="preserve">Diagnostic</w:t>
+            </w:r>
+          </w:p>
+        </w:tc>
+        <w:tc>
+          <w:tcPr/>
+          <w:p>
+            <w:pPr>
+              <w:pStyle w:val="Compact"/>
+              <w:jc w:val="left"/>
+            </w:pPr>
+            <w:r>
+              <w:t xml:space="preserve">Group</w:t>
+            </w:r>
+          </w:p>
+        </w:tc>
+        <w:tc>
+          <w:tcPr/>
+          <w:p>
+            <w:pPr>
+              <w:pStyle w:val="Compact"/>
+              <w:jc w:val="left"/>
+            </w:pPr>
+            <w:r>
+              <w:t xml:space="preserve">Full adult sample</w:t>
+            </w:r>
+          </w:p>
+        </w:tc>
+        <w:tc>
+          <w:tcPr/>
+          <w:p>
+            <w:pPr>
+              <w:pStyle w:val="Compact"/>
+              <w:jc w:val="left"/>
+            </w:pPr>
+            <w:r>
+              <w:t xml:space="preserve">Linked sample</w:t>
+            </w:r>
+          </w:p>
+        </w:tc>
+      </w:tr>
+      <w:tr>
+        <w:tc>
+          <w:tcPr/>
+          <w:p>
+            <w:pPr>
+              <w:pStyle w:val="Compact"/>
+              <w:jc w:val="left"/>
+            </w:pPr>
+            <w:r>
+              <w:t xml:space="preserve">Mean age</w:t>
+            </w:r>
+          </w:p>
+        </w:tc>
+        <w:tc>
+          <w:tcPr/>
+          <w:p>
+            <w:pPr>
+              <w:pStyle w:val="Compact"/>
+              <w:jc w:val="left"/>
+            </w:pPr>
+            <w:r>
+              <w:t xml:space="preserve">overall</w:t>
+            </w:r>
+          </w:p>
+        </w:tc>
+        <w:tc>
+          <w:tcPr/>
+          <w:p>
+            <w:pPr>
+              <w:pStyle w:val="Compact"/>
+              <w:jc w:val="left"/>
+            </w:pPr>
+            <w:r>
+              <w:t xml:space="preserve">43.103</w:t>
+            </w:r>
+          </w:p>
+        </w:tc>
+        <w:tc>
+          <w:tcPr/>
+          <w:p>
+            <w:pPr>
+              <w:pStyle w:val="Compact"/>
+              <w:jc w:val="left"/>
+            </w:pPr>
+            <w:r>
+              <w:t xml:space="preserve">33.704</w:t>
+            </w:r>
+          </w:p>
+        </w:tc>
+      </w:tr>
+      <w:tr>
+        <w:tc>
+          <w:tcPr/>
+          <w:p>
+            <w:pPr>
+              <w:pStyle w:val="Compact"/>
+              <w:jc w:val="left"/>
+            </w:pPr>
+            <w:r>
+              <w:t xml:space="preserve">Female share</w:t>
+            </w:r>
+          </w:p>
+        </w:tc>
+        <w:tc>
+          <w:tcPr/>
+          <w:p>
+            <w:pPr>
+              <w:pStyle w:val="Compact"/>
+              <w:jc w:val="left"/>
+            </w:pPr>
+            <w:r>
+              <w:t xml:space="preserve">overall</w:t>
+            </w:r>
+          </w:p>
+        </w:tc>
+        <w:tc>
+          <w:tcPr/>
+          <w:p>
+            <w:pPr>
+              <w:pStyle w:val="Compact"/>
+              <w:jc w:val="left"/>
+            </w:pPr>
+            <w:r>
+              <w:t xml:space="preserve">51.1 percent</w:t>
+            </w:r>
+          </w:p>
+        </w:tc>
+        <w:tc>
+          <w:tcPr/>
+          <w:p>
+            <w:pPr>
+              <w:pStyle w:val="Compact"/>
+              <w:jc w:val="left"/>
+            </w:pPr>
+            <w:r>
+              <w:t xml:space="preserve">15.5 percent</w:t>
+            </w:r>
+          </w:p>
+        </w:tc>
+      </w:tr>
+      <w:tr>
+        <w:tc>
+          <w:tcPr/>
+          <w:p>
+            <w:pPr>
+              <w:pStyle w:val="Compact"/>
+              <w:jc w:val="left"/>
+            </w:pPr>
+            <w:r>
+              <w:t xml:space="preserve">Urban share</w:t>
+            </w:r>
+          </w:p>
+        </w:tc>
+        <w:tc>
+          <w:tcPr/>
+          <w:p>
+            <w:pPr>
+              <w:pStyle w:val="Compact"/>
+              <w:jc w:val="left"/>
+            </w:pPr>
+            <w:r>
+              <w:t xml:space="preserve">overall</w:t>
+            </w:r>
+          </w:p>
+        </w:tc>
+        <w:tc>
+          <w:tcPr/>
+          <w:p>
+            <w:pPr>
+              <w:pStyle w:val="Compact"/>
+              <w:jc w:val="left"/>
+            </w:pPr>
+            <w:r>
+              <w:t xml:space="preserve">50.7 percent</w:t>
+            </w:r>
+          </w:p>
+        </w:tc>
+        <w:tc>
+          <w:tcPr/>
+          <w:p>
+            <w:pPr>
+              <w:pStyle w:val="Compact"/>
+              <w:jc w:val="left"/>
+            </w:pPr>
+            <w:r>
+              <w:t xml:space="preserve">52.0 percent</w:t>
+            </w:r>
+          </w:p>
+        </w:tc>
+      </w:tr>
+      <w:tr>
+        <w:tc>
+          <w:tcPr/>
+          <w:p>
+            <w:pPr>
+              <w:pStyle w:val="Compact"/>
+              <w:jc w:val="left"/>
+            </w:pPr>
+            <w:r>
+              <w:t xml:space="preserve">Province share</w:t>
+            </w:r>
+          </w:p>
+        </w:tc>
+        <w:tc>
+          <w:tcPr/>
+          <w:p>
+            <w:pPr>
+              <w:pStyle w:val="Compact"/>
+              <w:jc w:val="left"/>
+            </w:pPr>
+            <w:r>
+              <w:t xml:space="preserve">Andijan</w:t>
+            </w:r>
+          </w:p>
+        </w:tc>
+        <w:tc>
+          <w:tcPr/>
+          <w:p>
+            <w:pPr>
+              <w:pStyle w:val="Compact"/>
+              <w:jc w:val="left"/>
+            </w:pPr>
+            <w:r>
+              <w:t xml:space="preserve">9.3 percent</w:t>
+            </w:r>
+          </w:p>
+        </w:tc>
+        <w:tc>
+          <w:tcPr/>
+          <w:p>
+            <w:pPr>
+              <w:pStyle w:val="Compact"/>
+              <w:jc w:val="left"/>
+            </w:pPr>
+            <w:r>
+              <w:t xml:space="preserve">9.4 percent</w:t>
+            </w:r>
+          </w:p>
+        </w:tc>
+      </w:tr>
+      <w:tr>
+        <w:tc>
+          <w:tcPr/>
+          <w:p>
+            <w:pPr>
+              <w:pStyle w:val="Compact"/>
+              <w:jc w:val="left"/>
+            </w:pPr>
+            <w:r>
+              <w:t xml:space="preserve">Province share</w:t>
+            </w:r>
+          </w:p>
+        </w:tc>
+        <w:tc>
+          <w:tcPr/>
+          <w:p>
+            <w:pPr>
+              <w:pStyle w:val="Compact"/>
+              <w:jc w:val="left"/>
+            </w:pPr>
+            <w:r>
+              <w:t xml:space="preserve">Bukhara</w:t>
+            </w:r>
+          </w:p>
+        </w:tc>
+        <w:tc>
+          <w:tcPr/>
+          <w:p>
+            <w:pPr>
+              <w:pStyle w:val="Compact"/>
+              <w:jc w:val="left"/>
+            </w:pPr>
+            <w:r>
+              <w:t xml:space="preserve">5.7 percent</w:t>
+            </w:r>
+          </w:p>
+        </w:tc>
+        <w:tc>
+          <w:tcPr/>
+          <w:p>
+            <w:pPr>
+              <w:pStyle w:val="Compact"/>
+              <w:jc w:val="left"/>
+            </w:pPr>
+            <w:r>
+              <w:t xml:space="preserve">5.5 percent</w:t>
+            </w:r>
+          </w:p>
+        </w:tc>
+      </w:tr>
+      <w:tr>
+        <w:tc>
+          <w:tcPr/>
+          <w:p>
+            <w:pPr>
+              <w:pStyle w:val="Compact"/>
+              <w:jc w:val="left"/>
+            </w:pPr>
+            <w:r>
+              <w:t xml:space="preserve">Province share</w:t>
+            </w:r>
+          </w:p>
+        </w:tc>
+        <w:tc>
+          <w:tcPr/>
+          <w:p>
+            <w:pPr>
+              <w:pStyle w:val="Compact"/>
+              <w:jc w:val="left"/>
+            </w:pPr>
+            <w:r>
+              <w:t xml:space="preserve">Fergana</w:t>
+            </w:r>
+          </w:p>
+        </w:tc>
+        <w:tc>
+          <w:tcPr/>
+          <w:p>
+            <w:pPr>
+              <w:pStyle w:val="Compact"/>
+              <w:jc w:val="left"/>
+            </w:pPr>
+            <w:r>
+              <w:t xml:space="preserve">11.7 percent</w:t>
+            </w:r>
+          </w:p>
+        </w:tc>
+        <w:tc>
+          <w:tcPr/>
+          <w:p>
+            <w:pPr>
+              <w:pStyle w:val="Compact"/>
+              <w:jc w:val="left"/>
+            </w:pPr>
+            <w:r>
+              <w:t xml:space="preserve">11.0 percent</w:t>
+            </w:r>
+          </w:p>
+        </w:tc>
+      </w:tr>
+      <w:tr>
+        <w:tc>
+          <w:tcPr/>
+          <w:p>
+            <w:pPr>
+              <w:pStyle w:val="Compact"/>
+              <w:jc w:val="left"/>
+            </w:pPr>
+            <w:r>
+              <w:t xml:space="preserve">Province share</w:t>
+            </w:r>
+          </w:p>
+        </w:tc>
+        <w:tc>
+          <w:tcPr/>
+          <w:p>
+            <w:pPr>
+              <w:pStyle w:val="Compact"/>
+              <w:jc w:val="left"/>
+            </w:pPr>
+            <w:r>
+              <w:t xml:space="preserve">Jizzakh</w:t>
+            </w:r>
+          </w:p>
+        </w:tc>
+        <w:tc>
+          <w:tcPr/>
+          <w:p>
+            <w:pPr>
+              <w:pStyle w:val="Compact"/>
+              <w:jc w:val="left"/>
+            </w:pPr>
+            <w:r>
+              <w:t xml:space="preserve">4.0 percent</w:t>
+            </w:r>
+          </w:p>
+        </w:tc>
+        <w:tc>
+          <w:tcPr/>
+          <w:p>
+            <w:pPr>
+              <w:pStyle w:val="Compact"/>
+              <w:jc w:val="left"/>
+            </w:pPr>
+            <w:r>
+              <w:t xml:space="preserve">4.1 percent</w:t>
+            </w:r>
+          </w:p>
+        </w:tc>
+      </w:tr>
+      <w:tr>
+        <w:tc>
+          <w:tcPr/>
+          <w:p>
+            <w:pPr>
+              <w:pStyle w:val="Compact"/>
+              <w:jc w:val="left"/>
+            </w:pPr>
+            <w:r>
+              <w:t xml:space="preserve">Province share</w:t>
+            </w:r>
+          </w:p>
+        </w:tc>
+        <w:tc>
+          <w:tcPr/>
+          <w:p>
+            <w:pPr>
+              <w:pStyle w:val="Compact"/>
+              <w:jc w:val="left"/>
+            </w:pPr>
+            <w:r>
+              <w:t xml:space="preserve">Karakalpakstan</w:t>
+            </w:r>
+          </w:p>
+        </w:tc>
+        <w:tc>
+          <w:tcPr/>
+          <w:p>
+            <w:pPr>
+              <w:pStyle w:val="Compact"/>
+              <w:jc w:val="left"/>
+            </w:pPr>
+            <w:r>
+              <w:t xml:space="preserve">5.4 percent</w:t>
+            </w:r>
+          </w:p>
+        </w:tc>
+        <w:tc>
+          <w:tcPr/>
+          <w:p>
+            <w:pPr>
+              <w:pStyle w:val="Compact"/>
+              <w:jc w:val="left"/>
+            </w:pPr>
+            <w:r>
+              <w:t xml:space="preserve">5.4 percent</w:t>
+            </w:r>
+          </w:p>
+        </w:tc>
+      </w:tr>
+      <w:tr>
+        <w:tc>
+          <w:tcPr/>
+          <w:p>
+            <w:pPr>
+              <w:pStyle w:val="Compact"/>
+              <w:jc w:val="left"/>
+            </w:pPr>
+            <w:r>
+              <w:t xml:space="preserve">Province share</w:t>
+            </w:r>
+          </w:p>
+        </w:tc>
+        <w:tc>
+          <w:tcPr/>
+          <w:p>
+            <w:pPr>
+              <w:pStyle w:val="Compact"/>
+              <w:jc w:val="left"/>
+            </w:pPr>
+            <w:r>
+              <w:t xml:space="preserve">Kashkadarya</w:t>
+            </w:r>
+          </w:p>
+        </w:tc>
+        <w:tc>
+          <w:tcPr/>
+          <w:p>
+            <w:pPr>
+              <w:pStyle w:val="Compact"/>
+              <w:jc w:val="left"/>
+            </w:pPr>
+            <w:r>
+              <w:t xml:space="preserve">9.6 percent</w:t>
+            </w:r>
+          </w:p>
+        </w:tc>
+        <w:tc>
+          <w:tcPr/>
+          <w:p>
+            <w:pPr>
+              <w:pStyle w:val="Compact"/>
+              <w:jc w:val="left"/>
+            </w:pPr>
+            <w:r>
+              <w:t xml:space="preserve">9.4 percent</w:t>
+            </w:r>
+          </w:p>
+        </w:tc>
+      </w:tr>
+      <w:tr>
+        <w:tc>
+          <w:tcPr/>
+          <w:p>
+            <w:pPr>
+              <w:pStyle w:val="Compact"/>
+              <w:jc w:val="left"/>
+            </w:pPr>
+            <w:r>
+              <w:t xml:space="preserve">Province share</w:t>
+            </w:r>
+          </w:p>
+        </w:tc>
+        <w:tc>
+          <w:tcPr/>
+          <w:p>
+            <w:pPr>
+              <w:pStyle w:val="Compact"/>
+              <w:jc w:val="left"/>
+            </w:pPr>
+            <w:r>
+              <w:t xml:space="preserve">Khorezm</w:t>
+            </w:r>
+          </w:p>
+        </w:tc>
+        <w:tc>
+          <w:tcPr/>
+          <w:p>
+            <w:pPr>
+              <w:pStyle w:val="Compact"/>
+              <w:jc w:val="left"/>
+            </w:pPr>
+            <w:r>
+              <w:t xml:space="preserve">5.5 percent</w:t>
+            </w:r>
+          </w:p>
+        </w:tc>
+        <w:tc>
+          <w:tcPr/>
+          <w:p>
+            <w:pPr>
+              <w:pStyle w:val="Compact"/>
+              <w:jc w:val="left"/>
+            </w:pPr>
+            <w:r>
+              <w:t xml:space="preserve">5.8 percent</w:t>
+            </w:r>
+          </w:p>
+        </w:tc>
+      </w:tr>
+      <w:tr>
+        <w:tc>
+          <w:tcPr/>
+          <w:p>
+            <w:pPr>
+              <w:pStyle w:val="Compact"/>
+              <w:jc w:val="left"/>
+            </w:pPr>
+            <w:r>
+              <w:t xml:space="preserve">Province share</w:t>
+            </w:r>
+          </w:p>
+        </w:tc>
+        <w:tc>
+          <w:tcPr/>
+          <w:p>
+            <w:pPr>
+              <w:pStyle w:val="Compact"/>
+              <w:jc w:val="left"/>
+            </w:pPr>
+            <w:r>
+              <w:t xml:space="preserve">Namangan</w:t>
+            </w:r>
+          </w:p>
+        </w:tc>
+        <w:tc>
+          <w:tcPr/>
+          <w:p>
+            <w:pPr>
+              <w:pStyle w:val="Compact"/>
+              <w:jc w:val="left"/>
+            </w:pPr>
+            <w:r>
+              <w:t xml:space="preserve">8.4 percent</w:t>
+            </w:r>
+          </w:p>
+        </w:tc>
+        <w:tc>
+          <w:tcPr/>
+          <w:p>
+            <w:pPr>
+              <w:pStyle w:val="Compact"/>
+              <w:jc w:val="left"/>
+            </w:pPr>
+            <w:r>
+              <w:t xml:space="preserve">8.4 percent</w:t>
+            </w:r>
+          </w:p>
+        </w:tc>
+      </w:tr>
+      <w:tr>
+        <w:tc>
+          <w:tcPr/>
+          <w:p>
+            <w:pPr>
+              <w:pStyle w:val="Compact"/>
+              <w:jc w:val="left"/>
+            </w:pPr>
+            <w:r>
+              <w:t xml:space="preserve">Province share</w:t>
+            </w:r>
+          </w:p>
+        </w:tc>
+        <w:tc>
+          <w:tcPr/>
+          <w:p>
+            <w:pPr>
+              <w:pStyle w:val="Compact"/>
+              <w:jc w:val="left"/>
+            </w:pPr>
+            <w:r>
+              <w:t xml:space="preserve">Navoi</w:t>
+            </w:r>
+          </w:p>
+        </w:tc>
+        <w:tc>
+          <w:tcPr/>
+          <w:p>
+            <w:pPr>
+              <w:pStyle w:val="Compact"/>
+              <w:jc w:val="left"/>
+            </w:pPr>
+            <w:r>
+              <w:t xml:space="preserve">3.1 percent</w:t>
+            </w:r>
+          </w:p>
+        </w:tc>
+        <w:tc>
+          <w:tcPr/>
+          <w:p>
+            <w:pPr>
+              <w:pStyle w:val="Compact"/>
+              <w:jc w:val="left"/>
+            </w:pPr>
+            <w:r>
+              <w:t xml:space="preserve">2.0 percent</w:t>
+            </w:r>
+          </w:p>
+        </w:tc>
+      </w:tr>
+      <w:tr>
+        <w:tc>
+          <w:tcPr/>
+          <w:p>
+            <w:pPr>
+              <w:pStyle w:val="Compact"/>
+              <w:jc w:val="left"/>
+            </w:pPr>
+            <w:r>
+              <w:t xml:space="preserve">Province share</w:t>
+            </w:r>
+          </w:p>
+        </w:tc>
+        <w:tc>
+          <w:tcPr/>
+          <w:p>
+            <w:pPr>
+              <w:pStyle w:val="Compact"/>
+              <w:jc w:val="left"/>
+            </w:pPr>
+            <w:r>
+              <w:t xml:space="preserve">Samarkand</w:t>
+            </w:r>
+          </w:p>
+        </w:tc>
+        <w:tc>
+          <w:tcPr/>
+          <w:p>
+            <w:pPr>
+              <w:pStyle w:val="Compact"/>
+              <w:jc w:val="left"/>
+            </w:pPr>
+            <w:r>
+              <w:t xml:space="preserve">11.0 percent</w:t>
+            </w:r>
+          </w:p>
+        </w:tc>
+        <w:tc>
+          <w:tcPr/>
+          <w:p>
+            <w:pPr>
+              <w:pStyle w:val="Compact"/>
+              <w:jc w:val="left"/>
+            </w:pPr>
+            <w:r>
+              <w:t xml:space="preserve">11.5 percent</w:t>
+            </w:r>
+          </w:p>
+        </w:tc>
+      </w:tr>
+      <w:tr>
+        <w:tc>
+          <w:tcPr/>
+          <w:p>
+            <w:pPr>
+              <w:pStyle w:val="Compact"/>
+              <w:jc w:val="left"/>
+            </w:pPr>
+            <w:r>
+              <w:t xml:space="preserve">Province share</w:t>
+            </w:r>
+          </w:p>
+        </w:tc>
+        <w:tc>
+          <w:tcPr/>
+          <w:p>
+            <w:pPr>
+              <w:pStyle w:val="Compact"/>
+              <w:jc w:val="left"/>
+            </w:pPr>
+            <w:r>
+              <w:t xml:space="preserve">Surkhandarya</w:t>
+            </w:r>
+          </w:p>
+        </w:tc>
+        <w:tc>
+          <w:tcPr/>
+          <w:p>
+            <w:pPr>
+              <w:pStyle w:val="Compact"/>
+              <w:jc w:val="left"/>
+            </w:pPr>
+            <w:r>
+              <w:t xml:space="preserve">7.5 percent</w:t>
+            </w:r>
+          </w:p>
+        </w:tc>
+        <w:tc>
+          <w:tcPr/>
+          <w:p>
+            <w:pPr>
+              <w:pStyle w:val="Compact"/>
+              <w:jc w:val="left"/>
+            </w:pPr>
+            <w:r>
+              <w:t xml:space="preserve">7.7 percent</w:t>
+            </w:r>
+          </w:p>
+        </w:tc>
+      </w:tr>
+      <w:tr>
+        <w:tc>
+          <w:tcPr/>
+          <w:p>
+            <w:pPr>
+              <w:pStyle w:val="Compact"/>
+              <w:jc w:val="left"/>
+            </w:pPr>
+            <w:r>
+              <w:t xml:space="preserve">Province share</w:t>
+            </w:r>
+          </w:p>
+        </w:tc>
+        <w:tc>
+          <w:tcPr/>
+          <w:p>
+            <w:pPr>
+              <w:pStyle w:val="Compact"/>
+              <w:jc w:val="left"/>
+            </w:pPr>
+            <w:r>
+              <w:t xml:space="preserve">Syrdarya</w:t>
+            </w:r>
+          </w:p>
+        </w:tc>
+        <w:tc>
+          <w:tcPr/>
+          <w:p>
+            <w:pPr>
+              <w:pStyle w:val="Compact"/>
+              <w:jc w:val="left"/>
+            </w:pPr>
+            <w:r>
+              <w:t xml:space="preserve">2.5 percent</w:t>
+            </w:r>
+          </w:p>
+        </w:tc>
+        <w:tc>
+          <w:tcPr/>
+          <w:p>
+            <w:pPr>
+              <w:pStyle w:val="Compact"/>
+              <w:jc w:val="left"/>
+            </w:pPr>
+            <w:r>
+              <w:t xml:space="preserve">2.7 percent</w:t>
+            </w:r>
+          </w:p>
+        </w:tc>
+      </w:tr>
+      <w:tr>
+        <w:tc>
+          <w:tcPr/>
+          <w:p>
+            <w:pPr>
+              <w:pStyle w:val="Compact"/>
+              <w:jc w:val="left"/>
+            </w:pPr>
+            <w:r>
+              <w:t xml:space="preserve">Province share</w:t>
+            </w:r>
+          </w:p>
+        </w:tc>
+        <w:tc>
+          <w:tcPr/>
+          <w:p>
+            <w:pPr>
+              <w:pStyle w:val="Compact"/>
+              <w:jc w:val="left"/>
+            </w:pPr>
+            <w:r>
+              <w:t xml:space="preserve">Tashkent City</w:t>
+            </w:r>
+          </w:p>
+        </w:tc>
+        <w:tc>
+          <w:tcPr/>
+          <w:p>
+            <w:pPr>
+              <w:pStyle w:val="Compact"/>
+              <w:jc w:val="left"/>
+            </w:pPr>
+            <w:r>
+              <w:t xml:space="preserve">4.8 percent</w:t>
+            </w:r>
+          </w:p>
+        </w:tc>
+        <w:tc>
+          <w:tcPr/>
+          <w:p>
+            <w:pPr>
+              <w:pStyle w:val="Compact"/>
+              <w:jc w:val="left"/>
+            </w:pPr>
+            <w:r>
+              <w:t xml:space="preserve">3.5 percent</w:t>
+            </w:r>
+          </w:p>
+        </w:tc>
+      </w:tr>
+      <w:tr>
+        <w:tc>
+          <w:tcPr/>
+          <w:p>
+            <w:pPr>
+              <w:pStyle w:val="Compact"/>
+              <w:jc w:val="left"/>
+            </w:pPr>
+            <w:r>
+              <w:t xml:space="preserve">Province share</w:t>
+            </w:r>
+          </w:p>
+        </w:tc>
+        <w:tc>
+          <w:tcPr/>
+          <w:p>
+            <w:pPr>
+              <w:pStyle w:val="Compact"/>
+              <w:jc w:val="left"/>
+            </w:pPr>
+            <w:r>
+              <w:t xml:space="preserve">Tashkent Region</w:t>
+            </w:r>
+          </w:p>
+        </w:tc>
+        <w:tc>
+          <w:tcPr/>
+          <w:p>
+            <w:pPr>
+              <w:pStyle w:val="Compact"/>
+              <w:jc w:val="left"/>
+            </w:pPr>
+            <w:r>
+              <w:t xml:space="preserve">11.4 percent</w:t>
+            </w:r>
+          </w:p>
+        </w:tc>
+        <w:tc>
+          <w:tcPr/>
+          <w:p>
+            <w:pPr>
+              <w:pStyle w:val="Compact"/>
+              <w:jc w:val="left"/>
+            </w:pPr>
+            <w:r>
+              <w:t xml:space="preserve">13.6 percent</w:t>
+            </w:r>
+          </w:p>
+        </w:tc>
+      </w:tr>
+    </w:tbl>
+    <w:p>
+      <w:pPr>
+        <w:pStyle w:val="BodyText"/>
+      </w:pPr>
+      <w:r>
+        <w:t xml:space="preserve"> </w:t>
+      </w:r>
+    </w:p>
+    <w:tbl>
+      <w:tblPr>
+        <w:tblStyle w:val="Table"/>
+        <w:tblW w:type="auto" w:w="0"/>
+        <w:tblLook w:firstRow="1" w:lastRow="0" w:firstColumn="0" w:lastColumn="0" w:noHBand="0" w:noVBand="0" w:val="0020"/>
+      </w:tblPr>
+      <w:tblGrid>
+        <w:gridCol w:w="2640"/>
+        <w:gridCol w:w="2640"/>
+        <w:gridCol w:w="2640"/>
+      </w:tblGrid>
+      <w:tr>
+        <w:trPr>
+          <w:tblHeader w:val="on"/>
+        </w:trPr>
+        <w:tc>
+          <w:tcPr/>
+          <w:p>
+            <w:pPr>
+              <w:pStyle w:val="Compact"/>
+              <w:jc w:val="left"/>
+            </w:pPr>
+            <w:r>
+              <w:t xml:space="preserve">Parent-measure category</w:t>
+            </w:r>
+          </w:p>
+        </w:tc>
+        <w:tc>
+          <w:tcPr/>
+          <w:p>
+            <w:pPr>
+              <w:pStyle w:val="Compact"/>
+              <w:jc w:val="right"/>
+            </w:pPr>
+            <w:r>
+              <w:t xml:space="preserve">N</w:t>
+            </w:r>
+          </w:p>
+        </w:tc>
+        <w:tc>
+          <w:tcPr/>
+          <w:p>
+            <w:pPr>
+              <w:pStyle w:val="Compact"/>
+              <w:jc w:val="left"/>
+            </w:pPr>
+            <w:r>
+              <w:t xml:space="preserve">Share of adults 25-64</w:t>
+            </w:r>
+          </w:p>
+        </w:tc>
+      </w:tr>
+      <w:tr>
+        <w:tc>
+          <w:tcPr/>
+          <w:p>
+            <w:pPr>
+              <w:pStyle w:val="Compact"/>
+              <w:jc w:val="left"/>
+            </w:pPr>
+            <w:r>
+              <w:t xml:space="preserve">both parents</w:t>
+            </w:r>
+          </w:p>
+        </w:tc>
+        <w:tc>
+          <w:tcPr/>
+          <w:p>
+            <w:pPr>
+              <w:pStyle w:val="Compact"/>
+              <w:jc w:val="right"/>
+            </w:pPr>
+            <w:r>
+              <w:t xml:space="preserve">17258</w:t>
+            </w:r>
+          </w:p>
+        </w:tc>
+        <w:tc>
+          <w:tcPr/>
+          <w:p>
+            <w:pPr>
+              <w:pStyle w:val="Compact"/>
+              <w:jc w:val="left"/>
+            </w:pPr>
+            <w:r>
+              <w:t xml:space="preserve">9.5 percent</w:t>
+            </w:r>
+          </w:p>
+        </w:tc>
+      </w:tr>
+      <w:tr>
+        <w:tc>
+          <w:tcPr/>
+          <w:p>
+            <w:pPr>
+              <w:pStyle w:val="Compact"/>
+              <w:jc w:val="left"/>
+            </w:pPr>
+            <w:r>
+              <w:t xml:space="preserve">mother only</w:t>
+            </w:r>
+          </w:p>
+        </w:tc>
+        <w:tc>
+          <w:tcPr/>
+          <w:p>
+            <w:pPr>
+              <w:pStyle w:val="Compact"/>
+              <w:jc w:val="right"/>
+            </w:pPr>
+            <w:r>
+              <w:t xml:space="preserve">8179</w:t>
+            </w:r>
+          </w:p>
+        </w:tc>
+        <w:tc>
+          <w:tcPr/>
+          <w:p>
+            <w:pPr>
+              <w:pStyle w:val="Compact"/>
+              <w:jc w:val="left"/>
+            </w:pPr>
+            <w:r>
+              <w:t xml:space="preserve">4.5 percent</w:t>
+            </w:r>
+          </w:p>
+        </w:tc>
+      </w:tr>
+      <w:tr>
+        <w:tc>
+          <w:tcPr/>
+          <w:p>
+            <w:pPr>
+              <w:pStyle w:val="Compact"/>
+              <w:jc w:val="left"/>
+            </w:pPr>
+            <w:r>
+              <w:t xml:space="preserve">father only</w:t>
+            </w:r>
+          </w:p>
+        </w:tc>
+        <w:tc>
+          <w:tcPr/>
+          <w:p>
+            <w:pPr>
+              <w:pStyle w:val="Compact"/>
+              <w:jc w:val="right"/>
+            </w:pPr>
+            <w:r>
+              <w:t xml:space="preserve">2468</w:t>
+            </w:r>
+          </w:p>
+        </w:tc>
+        <w:tc>
+          <w:tcPr/>
+          <w:p>
+            <w:pPr>
+              <w:pStyle w:val="Compact"/>
+              <w:jc w:val="left"/>
+            </w:pPr>
+            <w:r>
+              <w:t xml:space="preserve">1.4 percent</w:t>
+            </w:r>
+          </w:p>
+        </w:tc>
+      </w:tr>
+      <w:tr>
+        <w:tc>
+          <w:tcPr/>
+          <w:p>
+            <w:pPr>
+              <w:pStyle w:val="Compact"/>
+              <w:jc w:val="left"/>
+            </w:pPr>
+            <w:r>
+              <w:t xml:space="preserve">no usable parent measure</w:t>
+            </w:r>
+          </w:p>
+        </w:tc>
+        <w:tc>
+          <w:tcPr/>
+          <w:p>
+            <w:pPr>
+              <w:pStyle w:val="Compact"/>
+              <w:jc w:val="right"/>
+            </w:pPr>
+            <w:r>
+              <w:t xml:space="preserve">153116</w:t>
+            </w:r>
+          </w:p>
+        </w:tc>
+        <w:tc>
+          <w:tcPr/>
+          <w:p>
+            <w:pPr>
+              <w:pStyle w:val="Compact"/>
+              <w:jc w:val="left"/>
+            </w:pPr>
+            <w:r>
+              <w:t xml:space="preserve">84.6 percent</w:t>
+            </w:r>
+          </w:p>
+        </w:tc>
+      </w:tr>
+    </w:tbl>
+    <w:p>
+      <w:pPr>
+        <w:pStyle w:val="SourceCode"/>
+      </w:pPr>
+      <w:r>
+        <w:rPr>
+          <w:rStyle w:val="VerbatimChar"/>
+        </w:rPr>
+        <w:t xml:space="preserve">                                                                                                                                                 note</w:t>
+      </w:r>
+      <w:r>
+        <w:br/>
+      </w:r>
+      <w:r>
+        <w:rPr>
+          <w:rStyle w:val="VerbatimChar"/>
+        </w:rPr>
+        <w:t xml:space="preserve">1 The diagnostics do not justify supplemental HBS intergenerational estimation: the linked sample is too selective relative to the full adult sample.</w:t>
+      </w:r>
+    </w:p>
+    <w:bookmarkEnd w:id="28"/>
+    <w:bookmarkStart w:id="29" w:name="X1b80905942753e0f62ec63f15f99b7bb20a844d"/>
+    <w:p>
+      <w:pPr>
+        <w:pStyle w:val="Heading2"/>
+      </w:pPr>
+      <w:r>
+        <w:t xml:space="preserve">I. HBS Supplemental Co-resident Models (Conditional)</w:t>
+      </w:r>
+    </w:p>
+    <w:p>
+      <w:pPr>
+        <w:pStyle w:val="SourceCode"/>
+      </w:pPr>
+      <w:r>
+        <w:rPr>
+          <w:rStyle w:val="VerbatimChar"/>
+        </w:rPr>
+        <w:t xml:space="preserve">                                                                                                                                    note</w:t>
+      </w:r>
+      <w:r>
+        <w:br/>
+      </w:r>
+      <w:r>
+        <w:rPr>
+          <w:rStyle w:val="VerbatimChar"/>
+        </w:rPr>
+        <w:t xml:space="preserve">1 The linkage diagnostics indicate that the co-resident HBS sample is too selective for a supplemental intergenerational appendix model.</w:t>
+      </w:r>
+    </w:p>
+    <w:bookmarkEnd w:id="29"/>
     <w:sectPr>
       <w:footnotePr>
         <w:numRestart w:val="eachSect"/>

--- a/outputs/publication/reports/10_technical_appendix.docx
+++ b/outputs/publication/reports/10_technical_appendix.docx
@@ -31,7 +31,7 @@
         <w:pStyle w:val="Date"/>
       </w:pPr>
       <w:r>
-        <w:t xml:space="preserve">2026-03-27</w:t>
+        <w:t xml:space="preserve">2026-03-28</w:t>
       </w:r>
     </w:p>
     <w:sdt>
@@ -1133,7 +1133,2953 @@
       </w:r>
     </w:p>
     <w:bookmarkEnd w:id="24"/>
-    <w:bookmarkStart w:id="25" w:name="e.-diagnostics-outputs"/>
+    <w:bookmarkStart w:id="25" w:name="d1.-empirical-audit-summary"/>
+    <w:p>
+      <w:pPr>
+        <w:pStyle w:val="Heading2"/>
+      </w:pPr>
+      <w:r>
+        <w:t xml:space="preserve">D1. Empirical Audit Summary</w:t>
+      </w:r>
+    </w:p>
+    <w:tbl>
+      <w:tblPr>
+        <w:tblStyle w:val="Table"/>
+        <w:tblW w:type="pct" w:w="5000"/>
+        <w:tblLayout w:type="fixed"/>
+        <w:tblLook w:firstRow="1" w:lastRow="0" w:firstColumn="0" w:lastColumn="0" w:noHBand="0" w:noVBand="0" w:val="0020"/>
+      </w:tblPr>
+      <w:tblGrid>
+        <w:gridCol w:w="236"/>
+        <w:gridCol w:w="1258"/>
+        <w:gridCol w:w="209"/>
+        <w:gridCol w:w="6215"/>
+      </w:tblGrid>
+      <w:tr>
+        <w:trPr>
+          <w:tblHeader w:val="on"/>
+        </w:trPr>
+        <w:tc>
+          <w:tcPr/>
+          <w:p>
+            <w:pPr>
+              <w:pStyle w:val="Compact"/>
+              <w:jc w:val="left"/>
+            </w:pPr>
+            <w:r>
+              <w:t xml:space="preserve">Module</w:t>
+            </w:r>
+          </w:p>
+        </w:tc>
+        <w:tc>
+          <w:tcPr/>
+          <w:p>
+            <w:pPr>
+              <w:pStyle w:val="Compact"/>
+              <w:jc w:val="left"/>
+            </w:pPr>
+            <w:r>
+              <w:t xml:space="preserve">Check</w:t>
+            </w:r>
+          </w:p>
+        </w:tc>
+        <w:tc>
+          <w:tcPr/>
+          <w:p>
+            <w:pPr>
+              <w:pStyle w:val="Compact"/>
+              <w:jc w:val="left"/>
+            </w:pPr>
+            <w:r>
+              <w:t xml:space="preserve">Status</w:t>
+            </w:r>
+          </w:p>
+        </w:tc>
+        <w:tc>
+          <w:tcPr/>
+          <w:p>
+            <w:pPr>
+              <w:pStyle w:val="Compact"/>
+              <w:jc w:val="left"/>
+            </w:pPr>
+            <w:r>
+              <w:t xml:space="preserve">Detail</w:t>
+            </w:r>
+          </w:p>
+        </w:tc>
+      </w:tr>
+      <w:tr>
+        <w:tc>
+          <w:tcPr/>
+          <w:p>
+            <w:pPr>
+              <w:pStyle w:val="Compact"/>
+              <w:jc w:val="left"/>
+            </w:pPr>
+            <w:r>
+              <w:t xml:space="preserve">module_a</w:t>
+            </w:r>
+          </w:p>
+        </w:tc>
+        <w:tc>
+          <w:tcPr/>
+          <w:p>
+            <w:pPr>
+              <w:pStyle w:val="Compact"/>
+              <w:jc w:val="left"/>
+            </w:pPr>
+            <w:r>
+              <w:t xml:space="preserve">completeness_alignment_2010</w:t>
+            </w:r>
+          </w:p>
+        </w:tc>
+        <w:tc>
+          <w:tcPr/>
+          <w:p>
+            <w:pPr>
+              <w:pStyle w:val="Compact"/>
+              <w:jc w:val="left"/>
+            </w:pPr>
+            <w:r>
+              <w:t xml:space="preserve">ok</w:t>
+            </w:r>
+          </w:p>
+        </w:tc>
+        <w:tc>
+          <w:tcPr/>
+          <w:p>
+            <w:pPr>
+              <w:pStyle w:val="Compact"/>
+              <w:jc w:val="left"/>
+            </w:pPr>
+            <w:r>
+              <w:t xml:space="preserve">Wave 2010: own category N=1157, own years N=1157; parent category N=938, parent years N=938.</w:t>
+            </w:r>
+          </w:p>
+        </w:tc>
+      </w:tr>
+      <w:tr>
+        <w:tc>
+          <w:tcPr/>
+          <w:p>
+            <w:pPr>
+              <w:pStyle w:val="Compact"/>
+              <w:jc w:val="left"/>
+            </w:pPr>
+            <w:r>
+              <w:t xml:space="preserve">module_a</w:t>
+            </w:r>
+          </w:p>
+        </w:tc>
+        <w:tc>
+          <w:tcPr/>
+          <w:p>
+            <w:pPr>
+              <w:pStyle w:val="Compact"/>
+              <w:jc w:val="left"/>
+            </w:pPr>
+            <w:r>
+              <w:t xml:space="preserve">rank_vs_category_denominator_2010</w:t>
+            </w:r>
+          </w:p>
+        </w:tc>
+        <w:tc>
+          <w:tcPr/>
+          <w:p>
+            <w:pPr>
+              <w:pStyle w:val="Compact"/>
+              <w:jc w:val="left"/>
+            </w:pPr>
+            <w:r>
+              <w:t xml:space="preserve">ok</w:t>
+            </w:r>
+          </w:p>
+        </w:tc>
+        <w:tc>
+          <w:tcPr/>
+          <w:p>
+            <w:pPr>
+              <w:pStyle w:val="Compact"/>
+              <w:jc w:val="left"/>
+            </w:pPr>
+            <w:r>
+              <w:t xml:space="preserve">Wave 2010: rank-model N=936 versus category-model N=936.</w:t>
+            </w:r>
+          </w:p>
+        </w:tc>
+      </w:tr>
+      <w:tr>
+        <w:tc>
+          <w:tcPr/>
+          <w:p>
+            <w:pPr>
+              <w:pStyle w:val="Compact"/>
+              <w:jc w:val="left"/>
+            </w:pPr>
+            <w:r>
+              <w:t xml:space="preserve">module_a</w:t>
+            </w:r>
+          </w:p>
+        </w:tc>
+        <w:tc>
+          <w:tcPr/>
+          <w:p>
+            <w:pPr>
+              <w:pStyle w:val="Compact"/>
+              <w:jc w:val="left"/>
+            </w:pPr>
+            <w:r>
+              <w:t xml:space="preserve">completeness_alignment_2016</w:t>
+            </w:r>
+          </w:p>
+        </w:tc>
+        <w:tc>
+          <w:tcPr/>
+          <w:p>
+            <w:pPr>
+              <w:pStyle w:val="Compact"/>
+              <w:jc w:val="left"/>
+            </w:pPr>
+            <w:r>
+              <w:t xml:space="preserve">ok</w:t>
+            </w:r>
+          </w:p>
+        </w:tc>
+        <w:tc>
+          <w:tcPr/>
+          <w:p>
+            <w:pPr>
+              <w:pStyle w:val="Compact"/>
+              <w:jc w:val="left"/>
+            </w:pPr>
+            <w:r>
+              <w:t xml:space="preserve">Wave 2016: own category N=1240, own years N=1240; parent category N=1186, parent years N=1186.</w:t>
+            </w:r>
+          </w:p>
+        </w:tc>
+      </w:tr>
+      <w:tr>
+        <w:tc>
+          <w:tcPr/>
+          <w:p>
+            <w:pPr>
+              <w:pStyle w:val="Compact"/>
+              <w:jc w:val="left"/>
+            </w:pPr>
+            <w:r>
+              <w:t xml:space="preserve">module_a</w:t>
+            </w:r>
+          </w:p>
+        </w:tc>
+        <w:tc>
+          <w:tcPr/>
+          <w:p>
+            <w:pPr>
+              <w:pStyle w:val="Compact"/>
+              <w:jc w:val="left"/>
+            </w:pPr>
+            <w:r>
+              <w:t xml:space="preserve">rank_vs_category_denominator_2016</w:t>
+            </w:r>
+          </w:p>
+        </w:tc>
+        <w:tc>
+          <w:tcPr/>
+          <w:p>
+            <w:pPr>
+              <w:pStyle w:val="Compact"/>
+              <w:jc w:val="left"/>
+            </w:pPr>
+            <w:r>
+              <w:t xml:space="preserve">ok</w:t>
+            </w:r>
+          </w:p>
+        </w:tc>
+        <w:tc>
+          <w:tcPr/>
+          <w:p>
+            <w:pPr>
+              <w:pStyle w:val="Compact"/>
+              <w:jc w:val="left"/>
+            </w:pPr>
+            <w:r>
+              <w:t xml:space="preserve">Wave 2016: rank-model N=1186 versus category-model N=1186.</w:t>
+            </w:r>
+          </w:p>
+        </w:tc>
+      </w:tr>
+      <w:tr>
+        <w:tc>
+          <w:tcPr/>
+          <w:p>
+            <w:pPr>
+              <w:pStyle w:val="Compact"/>
+              <w:jc w:val="left"/>
+            </w:pPr>
+            <w:r>
+              <w:t xml:space="preserve">module_a</w:t>
+            </w:r>
+          </w:p>
+        </w:tc>
+        <w:tc>
+          <w:tcPr/>
+          <w:p>
+            <w:pPr>
+              <w:pStyle w:val="Compact"/>
+              <w:jc w:val="left"/>
+            </w:pPr>
+            <w:r>
+              <w:t xml:space="preserve">completeness_alignment_2022</w:t>
+            </w:r>
+          </w:p>
+        </w:tc>
+        <w:tc>
+          <w:tcPr/>
+          <w:p>
+            <w:pPr>
+              <w:pStyle w:val="Compact"/>
+              <w:jc w:val="left"/>
+            </w:pPr>
+            <w:r>
+              <w:t xml:space="preserve">ok</w:t>
+            </w:r>
+          </w:p>
+        </w:tc>
+        <w:tc>
+          <w:tcPr/>
+          <w:p>
+            <w:pPr>
+              <w:pStyle w:val="Compact"/>
+              <w:jc w:val="left"/>
+            </w:pPr>
+            <w:r>
+              <w:t xml:space="preserve">Wave 2022: own category N=794, own years N=794; parent category N=779, parent years N=779.</w:t>
+            </w:r>
+          </w:p>
+        </w:tc>
+      </w:tr>
+      <w:tr>
+        <w:tc>
+          <w:tcPr/>
+          <w:p>
+            <w:pPr>
+              <w:pStyle w:val="Compact"/>
+              <w:jc w:val="left"/>
+            </w:pPr>
+            <w:r>
+              <w:t xml:space="preserve">module_a</w:t>
+            </w:r>
+          </w:p>
+        </w:tc>
+        <w:tc>
+          <w:tcPr/>
+          <w:p>
+            <w:pPr>
+              <w:pStyle w:val="Compact"/>
+              <w:jc w:val="left"/>
+            </w:pPr>
+            <w:r>
+              <w:t xml:space="preserve">rank_vs_category_denominator_2022</w:t>
+            </w:r>
+          </w:p>
+        </w:tc>
+        <w:tc>
+          <w:tcPr/>
+          <w:p>
+            <w:pPr>
+              <w:pStyle w:val="Compact"/>
+              <w:jc w:val="left"/>
+            </w:pPr>
+            <w:r>
+              <w:t xml:space="preserve">ok</w:t>
+            </w:r>
+          </w:p>
+        </w:tc>
+        <w:tc>
+          <w:tcPr/>
+          <w:p>
+            <w:pPr>
+              <w:pStyle w:val="Compact"/>
+              <w:jc w:val="left"/>
+            </w:pPr>
+            <w:r>
+              <w:t xml:space="preserve">Wave 2022: rank-model N=779 versus category-model N=779.</w:t>
+            </w:r>
+          </w:p>
+        </w:tc>
+      </w:tr>
+      <w:tr>
+        <w:tc>
+          <w:tcPr/>
+          <w:p>
+            <w:pPr>
+              <w:pStyle w:val="Compact"/>
+              <w:jc w:val="left"/>
+            </w:pPr>
+            <w:r>
+              <w:t xml:space="preserve">module_b</w:t>
+            </w:r>
+          </w:p>
+        </w:tc>
+        <w:tc>
+          <w:tcPr/>
+          <w:p>
+            <w:pPr>
+              <w:pStyle w:val="Compact"/>
+              <w:jc w:val="left"/>
+            </w:pPr>
+            <w:r>
+              <w:t xml:space="preserve">formula_inventory_eq2_persistence_trend</w:t>
+            </w:r>
+          </w:p>
+        </w:tc>
+        <w:tc>
+          <w:tcPr/>
+          <w:p>
+            <w:pPr>
+              <w:pStyle w:val="Compact"/>
+              <w:jc w:val="left"/>
+            </w:pPr>
+            <w:r>
+              <w:t xml:space="preserve">ok</w:t>
+            </w:r>
+          </w:p>
+        </w:tc>
+        <w:tc>
+          <w:tcPr/>
+          <w:p>
+            <w:pPr>
+              <w:pStyle w:val="Compact"/>
+              <w:jc w:val="left"/>
+            </w:pPr>
+            <w:r>
+              <w:t xml:space="preserve">eq2_persistence_trend: own_rank ~ parent_rank + i(wave_year_fe, parent_rank, ref =</w:t>
+            </w:r>
+            <w:r>
+              <w:t xml:space="preserve"> </w:t>
+            </w:r>
+            <w:r>
+              <w:t xml:space="preserve">“2010”</w:t>
+            </w:r>
+            <w:r>
+              <w:t xml:space="preserve">) + urban + female + migration_exposure + multigenerational_hh | region + cohort + wave_year_fe</w:t>
+            </w:r>
+          </w:p>
+        </w:tc>
+      </w:tr>
+      <w:tr>
+        <w:tc>
+          <w:tcPr/>
+          <w:p>
+            <w:pPr>
+              <w:pStyle w:val="Compact"/>
+              <w:jc w:val="left"/>
+            </w:pPr>
+            <w:r>
+              <w:t xml:space="preserve">module_b</w:t>
+            </w:r>
+          </w:p>
+        </w:tc>
+        <w:tc>
+          <w:tcPr/>
+          <w:p>
+            <w:pPr>
+              <w:pStyle w:val="Compact"/>
+              <w:jc w:val="left"/>
+            </w:pPr>
+            <w:r>
+              <w:t xml:space="preserve">formula_inventory_eq3_attainment_score</w:t>
+            </w:r>
+          </w:p>
+        </w:tc>
+        <w:tc>
+          <w:tcPr/>
+          <w:p>
+            <w:pPr>
+              <w:pStyle w:val="Compact"/>
+              <w:jc w:val="left"/>
+            </w:pPr>
+            <w:r>
+              <w:t xml:space="preserve">ok</w:t>
+            </w:r>
+          </w:p>
+        </w:tc>
+        <w:tc>
+          <w:tcPr/>
+          <w:p>
+            <w:pPr>
+              <w:pStyle w:val="Compact"/>
+              <w:jc w:val="left"/>
+            </w:pPr>
+            <w:r>
+              <w:t xml:space="preserve">eq3_attainment_score: own_ed_score ~ parent_ed_score + urban + female + migration_exposure + multigenerational_hh | region + cohort + wave_year_fe</w:t>
+            </w:r>
+          </w:p>
+        </w:tc>
+      </w:tr>
+      <w:tr>
+        <w:tc>
+          <w:tcPr/>
+          <w:p>
+            <w:pPr>
+              <w:pStyle w:val="Compact"/>
+              <w:jc w:val="left"/>
+            </w:pPr>
+            <w:r>
+              <w:t xml:space="preserve">module_b</w:t>
+            </w:r>
+          </w:p>
+        </w:tc>
+        <w:tc>
+          <w:tcPr/>
+          <w:p>
+            <w:pPr>
+              <w:pStyle w:val="Compact"/>
+              <w:jc w:val="left"/>
+            </w:pPr>
+            <w:r>
+              <w:t xml:space="preserve">formula_inventory_eq4_upward_full_lpm</w:t>
+            </w:r>
+          </w:p>
+        </w:tc>
+        <w:tc>
+          <w:tcPr/>
+          <w:p>
+            <w:pPr>
+              <w:pStyle w:val="Compact"/>
+              <w:jc w:val="left"/>
+            </w:pPr>
+            <w:r>
+              <w:t xml:space="preserve">ok</w:t>
+            </w:r>
+          </w:p>
+        </w:tc>
+        <w:tc>
+          <w:tcPr/>
+          <w:p>
+            <w:pPr>
+              <w:pStyle w:val="Compact"/>
+              <w:jc w:val="left"/>
+            </w:pPr>
+            <w:r>
+              <w:t xml:space="preserve">eq4_upward_full_lpm: upward_any ~ i(parent_ed_level, ref =</w:t>
+            </w:r>
+            <w:r>
+              <w:t xml:space="preserve"> </w:t>
+            </w:r>
+            <w:r>
+              <w:t xml:space="preserve">“upper_secondary”</w:t>
+            </w:r>
+            <w:r>
+              <w:t xml:space="preserve">) + urban + female + migration_exposure + multigenerational_hh | region + cohort + wave_year_fe</w:t>
+            </w:r>
+          </w:p>
+        </w:tc>
+      </w:tr>
+      <w:tr>
+        <w:tc>
+          <w:tcPr/>
+          <w:p>
+            <w:pPr>
+              <w:pStyle w:val="Compact"/>
+              <w:jc w:val="left"/>
+            </w:pPr>
+            <w:r>
+              <w:t xml:space="preserve">module_b</w:t>
+            </w:r>
+          </w:p>
+        </w:tc>
+        <w:tc>
+          <w:tcPr/>
+          <w:p>
+            <w:pPr>
+              <w:pStyle w:val="Compact"/>
+              <w:jc w:val="left"/>
+            </w:pPr>
+            <w:r>
+              <w:t xml:space="preserve">formula_inventory_eq4_upward_lowparent_lpm</w:t>
+            </w:r>
+          </w:p>
+        </w:tc>
+        <w:tc>
+          <w:tcPr/>
+          <w:p>
+            <w:pPr>
+              <w:pStyle w:val="Compact"/>
+              <w:jc w:val="left"/>
+            </w:pPr>
+            <w:r>
+              <w:t xml:space="preserve">ok</w:t>
+            </w:r>
+          </w:p>
+        </w:tc>
+        <w:tc>
+          <w:tcPr/>
+          <w:p>
+            <w:pPr>
+              <w:pStyle w:val="Compact"/>
+              <w:jc w:val="left"/>
+            </w:pPr>
+            <w:r>
+              <w:t xml:space="preserve">eq4_upward_lowparent_lpm: upward_any ~ i(parent_ed_level, ref =</w:t>
+            </w:r>
+            <w:r>
+              <w:t xml:space="preserve"> </w:t>
+            </w:r>
+            <w:r>
+              <w:t xml:space="preserve">“upper_secondary”</w:t>
+            </w:r>
+            <w:r>
+              <w:t xml:space="preserve">) + urban + female + migration_exposure + multigenerational_hh | region + cohort + wave_year_fe</w:t>
+            </w:r>
+          </w:p>
+        </w:tc>
+      </w:tr>
+      <w:tr>
+        <w:tc>
+          <w:tcPr/>
+          <w:p>
+            <w:pPr>
+              <w:pStyle w:val="Compact"/>
+              <w:jc w:val="left"/>
+            </w:pPr>
+            <w:r>
+              <w:t xml:space="preserve">module_b</w:t>
+            </w:r>
+          </w:p>
+        </w:tc>
+        <w:tc>
+          <w:tcPr/>
+          <w:p>
+            <w:pPr>
+              <w:pStyle w:val="Compact"/>
+              <w:jc w:val="left"/>
+            </w:pPr>
+            <w:r>
+              <w:t xml:space="preserve">formula_inventory_eq5_persistence_heterogeneity</w:t>
+            </w:r>
+          </w:p>
+        </w:tc>
+        <w:tc>
+          <w:tcPr/>
+          <w:p>
+            <w:pPr>
+              <w:pStyle w:val="Compact"/>
+              <w:jc w:val="left"/>
+            </w:pPr>
+            <w:r>
+              <w:t xml:space="preserve">ok</w:t>
+            </w:r>
+          </w:p>
+        </w:tc>
+        <w:tc>
+          <w:tcPr/>
+          <w:p>
+            <w:pPr>
+              <w:pStyle w:val="Compact"/>
+              <w:jc w:val="left"/>
+            </w:pPr>
+            <w:r>
+              <w:t xml:space="preserve">eq5_persistence_heterogeneity: persist_same ~ parent_ed_score + parent_ed_score:urban + parent_ed_score:female + parent_ed_score:wave2022 + urban + female + migration_exposure + multigenerational_hh | region + cohort + wave_year_fe</w:t>
+            </w:r>
+          </w:p>
+        </w:tc>
+      </w:tr>
+      <w:tr>
+        <w:tc>
+          <w:tcPr/>
+          <w:p>
+            <w:pPr>
+              <w:pStyle w:val="Compact"/>
+              <w:jc w:val="left"/>
+            </w:pPr>
+            <w:r>
+              <w:t xml:space="preserve">module_b</w:t>
+            </w:r>
+          </w:p>
+        </w:tc>
+        <w:tc>
+          <w:tcPr/>
+          <w:p>
+            <w:pPr>
+              <w:pStyle w:val="Compact"/>
+              <w:jc w:val="left"/>
+            </w:pPr>
+            <w:r>
+              <w:t xml:space="preserve">eq2_parent_rank_precision</w:t>
+            </w:r>
+          </w:p>
+        </w:tc>
+        <w:tc>
+          <w:tcPr/>
+          <w:p>
+            <w:pPr>
+              <w:pStyle w:val="Compact"/>
+              <w:jc w:val="left"/>
+            </w:pPr>
+            <w:r>
+              <w:t xml:space="preserve">ok</w:t>
+            </w:r>
+          </w:p>
+        </w:tc>
+        <w:tc>
+          <w:tcPr/>
+          <w:p>
+            <w:pPr>
+              <w:pStyle w:val="Compact"/>
+              <w:jc w:val="left"/>
+            </w:pPr>
+            <w:r>
+              <w:t xml:space="preserve">Eq. 2 parent_rank estimate=0.146, p-value=0.000.</w:t>
+            </w:r>
+          </w:p>
+        </w:tc>
+      </w:tr>
+      <w:tr>
+        <w:tc>
+          <w:tcPr/>
+          <w:p>
+            <w:pPr>
+              <w:pStyle w:val="Compact"/>
+              <w:jc w:val="left"/>
+            </w:pPr>
+            <w:r>
+              <w:t xml:space="preserve">module_c</w:t>
+            </w:r>
+          </w:p>
+        </w:tc>
+        <w:tc>
+          <w:tcPr/>
+          <w:p>
+            <w:pPr>
+              <w:pStyle w:val="Compact"/>
+              <w:jc w:val="left"/>
+            </w:pPr>
+            <w:r>
+              <w:t xml:space="preserve">main_estimator_scale</w:t>
+            </w:r>
+          </w:p>
+        </w:tc>
+        <w:tc>
+          <w:tcPr/>
+          <w:p>
+            <w:pPr>
+              <w:pStyle w:val="Compact"/>
+              <w:jc w:val="left"/>
+            </w:pPr>
+            <w:r>
+              <w:t xml:space="preserve">caution</w:t>
+            </w:r>
+          </w:p>
+        </w:tc>
+        <w:tc>
+          <w:tcPr/>
+          <w:p>
+            <w:pPr>
+              <w:pStyle w:val="Compact"/>
+              <w:jc w:val="left"/>
+            </w:pPr>
+            <w:r>
+              <w:t xml:space="preserve">Main Module C models are weighted region-fixed-effects logits, so coefficients are on the log-odds scale.</w:t>
+            </w:r>
+          </w:p>
+        </w:tc>
+      </w:tr>
+      <w:tr>
+        <w:tc>
+          <w:tcPr/>
+          <w:p>
+            <w:pPr>
+              <w:pStyle w:val="Compact"/>
+              <w:jc w:val="left"/>
+            </w:pPr>
+            <w:r>
+              <w:t xml:space="preserve">module_c</w:t>
+            </w:r>
+          </w:p>
+        </w:tc>
+        <w:tc>
+          <w:tcPr/>
+          <w:p>
+            <w:pPr>
+              <w:pStyle w:val="Compact"/>
+              <w:jc w:val="left"/>
+            </w:pPr>
+            <w:r>
+              <w:t xml:space="preserve">stoppage_fragility</w:t>
+            </w:r>
+          </w:p>
+        </w:tc>
+        <w:tc>
+          <w:tcPr/>
+          <w:p>
+            <w:pPr>
+              <w:pStyle w:val="Compact"/>
+              <w:jc w:val="left"/>
+            </w:pPr>
+            <w:r>
+              <w:t xml:space="preserve">caution</w:t>
+            </w:r>
+          </w:p>
+        </w:tc>
+        <w:tc>
+          <w:tcPr/>
+          <w:p>
+            <w:pPr>
+              <w:pStyle w:val="Compact"/>
+              <w:jc w:val="left"/>
+            </w:pPr>
+            <w:r>
+              <w:t xml:space="preserve">Stoppage robustness: 1 of 4 parent_low_edu scenarios significant at 5%; extreme coefficient present=yes.</w:t>
+            </w:r>
+          </w:p>
+        </w:tc>
+      </w:tr>
+      <w:tr>
+        <w:tc>
+          <w:tcPr/>
+          <w:p>
+            <w:pPr>
+              <w:pStyle w:val="Compact"/>
+              <w:jc w:val="left"/>
+            </w:pPr>
+            <w:r>
+              <w:t xml:space="preserve">module_c</w:t>
+            </w:r>
+          </w:p>
+        </w:tc>
+        <w:tc>
+          <w:tcPr/>
+          <w:p>
+            <w:pPr>
+              <w:pStyle w:val="Compact"/>
+              <w:jc w:val="left"/>
+            </w:pPr>
+            <w:r>
+              <w:t xml:space="preserve">sample_flow_vs_model_n</w:t>
+            </w:r>
+          </w:p>
+        </w:tc>
+        <w:tc>
+          <w:tcPr/>
+          <w:p>
+            <w:pPr>
+              <w:pStyle w:val="Compact"/>
+              <w:jc w:val="left"/>
+            </w:pPr>
+            <w:r>
+              <w:t xml:space="preserve">ok</w:t>
+            </w:r>
+          </w:p>
+        </w:tc>
+        <w:tc>
+          <w:tcPr/>
+          <w:p>
+            <w:pPr>
+              <w:pStyle w:val="Compact"/>
+              <w:jc w:val="left"/>
+            </w:pPr>
+            <w:r>
+              <w:t xml:space="preserve">Module C parental-schooling sample N=183; main stoppage-model usable N=183.</w:t>
+            </w:r>
+          </w:p>
+        </w:tc>
+      </w:tr>
+    </w:tbl>
+    <w:bookmarkEnd w:id="25"/>
+    <w:bookmarkStart w:id="26" w:name="d2.-parent-measure-robustness"/>
+    <w:p>
+      <w:pPr>
+        <w:pStyle w:val="Heading2"/>
+      </w:pPr>
+      <w:r>
+        <w:t xml:space="preserve">D2. Parent-Measure Robustness</w:t>
+      </w:r>
+    </w:p>
+    <w:tbl>
+      <w:tblPr>
+        <w:tblStyle w:val="Table"/>
+        <w:tblW w:type="pct" w:w="5000"/>
+        <w:tblLayout w:type="fixed"/>
+        <w:tblLook w:firstRow="1" w:lastRow="0" w:firstColumn="0" w:lastColumn="0" w:noHBand="0" w:noVBand="0" w:val="0020"/>
+      </w:tblPr>
+      <w:tblGrid>
+        <w:gridCol w:w="198"/>
+        <w:gridCol w:w="1980"/>
+        <w:gridCol w:w="1584"/>
+        <w:gridCol w:w="1386"/>
+        <w:gridCol w:w="1386"/>
+        <w:gridCol w:w="1386"/>
+      </w:tblGrid>
+      <w:tr>
+        <w:trPr>
+          <w:tblHeader w:val="on"/>
+        </w:trPr>
+        <w:tc>
+          <w:tcPr/>
+          <w:p>
+            <w:pPr>
+              <w:pStyle w:val="Compact"/>
+            </w:pPr>
+          </w:p>
+        </w:tc>
+        <w:tc>
+          <w:tcPr/>
+          <w:p>
+            <w:pPr>
+              <w:pStyle w:val="Compact"/>
+              <w:jc w:val="left"/>
+            </w:pPr>
+            <w:r>
+              <w:t xml:space="preserve">Parent-measure variant</w:t>
+            </w:r>
+          </w:p>
+        </w:tc>
+        <w:tc>
+          <w:tcPr/>
+          <w:p>
+            <w:pPr>
+              <w:pStyle w:val="Compact"/>
+              <w:jc w:val="left"/>
+            </w:pPr>
+            <w:r>
+              <w:t xml:space="preserve">Metric</w:t>
+            </w:r>
+          </w:p>
+        </w:tc>
+        <w:tc>
+          <w:tcPr/>
+          <w:p>
+            <w:pPr>
+              <w:pStyle w:val="Compact"/>
+              <w:jc w:val="left"/>
+            </w:pPr>
+            <w:r>
+              <w:t xml:space="preserve">2010</w:t>
+            </w:r>
+          </w:p>
+        </w:tc>
+        <w:tc>
+          <w:tcPr/>
+          <w:p>
+            <w:pPr>
+              <w:pStyle w:val="Compact"/>
+              <w:jc w:val="left"/>
+            </w:pPr>
+            <w:r>
+              <w:t xml:space="preserve">2016</w:t>
+            </w:r>
+          </w:p>
+        </w:tc>
+        <w:tc>
+          <w:tcPr/>
+          <w:p>
+            <w:pPr>
+              <w:pStyle w:val="Compact"/>
+              <w:jc w:val="left"/>
+            </w:pPr>
+            <w:r>
+              <w:t xml:space="preserve">2022-23</w:t>
+            </w:r>
+          </w:p>
+        </w:tc>
+      </w:tr>
+      <w:tr>
+        <w:tc>
+          <w:tcPr/>
+          <w:p>
+            <w:pPr>
+              <w:pStyle w:val="Compact"/>
+              <w:jc w:val="left"/>
+            </w:pPr>
+            <w:r>
+              <w:t xml:space="preserve">1</w:t>
+            </w:r>
+          </w:p>
+        </w:tc>
+        <w:tc>
+          <w:tcPr/>
+          <w:p>
+            <w:pPr>
+              <w:pStyle w:val="Compact"/>
+              <w:jc w:val="left"/>
+            </w:pPr>
+            <w:r>
+              <w:t xml:space="preserve">Baseline: max parent category</w:t>
+            </w:r>
+          </w:p>
+        </w:tc>
+        <w:tc>
+          <w:tcPr/>
+          <w:p>
+            <w:pPr>
+              <w:pStyle w:val="Compact"/>
+              <w:jc w:val="left"/>
+            </w:pPr>
+            <w:r>
+              <w:t xml:space="preserve">Rank-rank slope</w:t>
+            </w:r>
+          </w:p>
+        </w:tc>
+        <w:tc>
+          <w:tcPr/>
+          <w:p>
+            <w:pPr>
+              <w:pStyle w:val="Compact"/>
+              <w:jc w:val="left"/>
+            </w:pPr>
+            <w:r>
+              <w:t xml:space="preserve">0.133 [0.075, 0.190]</w:t>
+            </w:r>
+          </w:p>
+        </w:tc>
+        <w:tc>
+          <w:tcPr/>
+          <w:p>
+            <w:pPr>
+              <w:pStyle w:val="Compact"/>
+              <w:jc w:val="left"/>
+            </w:pPr>
+            <w:r>
+              <w:t xml:space="preserve">0.307 [0.254, 0.359]</w:t>
+            </w:r>
+          </w:p>
+        </w:tc>
+        <w:tc>
+          <w:tcPr/>
+          <w:p>
+            <w:pPr>
+              <w:pStyle w:val="Compact"/>
+              <w:jc w:val="left"/>
+            </w:pPr>
+            <w:r>
+              <w:t xml:space="preserve">0.253 [0.195, 0.310]</w:t>
+            </w:r>
+          </w:p>
+        </w:tc>
+      </w:tr>
+      <w:tr>
+        <w:tc>
+          <w:tcPr/>
+          <w:p>
+            <w:pPr>
+              <w:pStyle w:val="Compact"/>
+              <w:jc w:val="left"/>
+            </w:pPr>
+            <w:r>
+              <w:t xml:space="preserve">6</w:t>
+            </w:r>
+          </w:p>
+        </w:tc>
+        <w:tc>
+          <w:tcPr/>
+          <w:p>
+            <w:pPr>
+              <w:pStyle w:val="Compact"/>
+              <w:jc w:val="left"/>
+            </w:pPr>
+            <w:r>
+              <w:t xml:space="preserve">Baseline: max parent category</w:t>
+            </w:r>
+          </w:p>
+        </w:tc>
+        <w:tc>
+          <w:tcPr/>
+          <w:p>
+            <w:pPr>
+              <w:pStyle w:val="Compact"/>
+              <w:jc w:val="left"/>
+            </w:pPr>
+            <w:r>
+              <w:t xml:space="preserve">Persistence probability</w:t>
+            </w:r>
+          </w:p>
+        </w:tc>
+        <w:tc>
+          <w:tcPr/>
+          <w:p>
+            <w:pPr>
+              <w:pStyle w:val="Compact"/>
+              <w:jc w:val="left"/>
+            </w:pPr>
+            <w:r>
+              <w:t xml:space="preserve">0.441 [0.408, 0.474]</w:t>
+            </w:r>
+          </w:p>
+        </w:tc>
+        <w:tc>
+          <w:tcPr/>
+          <w:p>
+            <w:pPr>
+              <w:pStyle w:val="Compact"/>
+              <w:jc w:val="left"/>
+            </w:pPr>
+            <w:r>
+              <w:t xml:space="preserve">0.563 [0.530, 0.596]</w:t>
+            </w:r>
+          </w:p>
+        </w:tc>
+        <w:tc>
+          <w:tcPr/>
+          <w:p>
+            <w:pPr>
+              <w:pStyle w:val="Compact"/>
+              <w:jc w:val="left"/>
+            </w:pPr>
+            <w:r>
+              <w:t xml:space="preserve">0.673 [0.627, 0.719]</w:t>
+            </w:r>
+          </w:p>
+        </w:tc>
+      </w:tr>
+      <w:tr>
+        <w:tc>
+          <w:tcPr/>
+          <w:p>
+            <w:pPr>
+              <w:pStyle w:val="Compact"/>
+              <w:jc w:val="left"/>
+            </w:pPr>
+            <w:r>
+              <w:t xml:space="preserve">13</w:t>
+            </w:r>
+          </w:p>
+        </w:tc>
+        <w:tc>
+          <w:tcPr/>
+          <w:p>
+            <w:pPr>
+              <w:pStyle w:val="Compact"/>
+              <w:jc w:val="left"/>
+            </w:pPr>
+            <w:r>
+              <w:t xml:space="preserve">Mean parent years</w:t>
+            </w:r>
+          </w:p>
+        </w:tc>
+        <w:tc>
+          <w:tcPr/>
+          <w:p>
+            <w:pPr>
+              <w:pStyle w:val="Compact"/>
+              <w:jc w:val="left"/>
+            </w:pPr>
+            <w:r>
+              <w:t xml:space="preserve">Rank-rank slope</w:t>
+            </w:r>
+          </w:p>
+        </w:tc>
+        <w:tc>
+          <w:tcPr/>
+          <w:p>
+            <w:pPr>
+              <w:pStyle w:val="Compact"/>
+              <w:jc w:val="left"/>
+            </w:pPr>
+            <w:r>
+              <w:t xml:space="preserve">0.112 [0.057, 0.167]</w:t>
+            </w:r>
+          </w:p>
+        </w:tc>
+        <w:tc>
+          <w:tcPr/>
+          <w:p>
+            <w:pPr>
+              <w:pStyle w:val="Compact"/>
+              <w:jc w:val="left"/>
+            </w:pPr>
+            <w:r>
+              <w:t xml:space="preserve">0.289 [0.239, 0.339]</w:t>
+            </w:r>
+          </w:p>
+        </w:tc>
+        <w:tc>
+          <w:tcPr/>
+          <w:p>
+            <w:pPr>
+              <w:pStyle w:val="Compact"/>
+              <w:jc w:val="left"/>
+            </w:pPr>
+            <w:r>
+              <w:t xml:space="preserve">0.245 [0.194, 0.296]</w:t>
+            </w:r>
+          </w:p>
+        </w:tc>
+      </w:tr>
+      <w:tr>
+        <w:tc>
+          <w:tcPr/>
+          <w:p>
+            <w:pPr>
+              <w:pStyle w:val="Compact"/>
+              <w:jc w:val="left"/>
+            </w:pPr>
+            <w:r>
+              <w:t xml:space="preserve">18</w:t>
+            </w:r>
+          </w:p>
+        </w:tc>
+        <w:tc>
+          <w:tcPr/>
+          <w:p>
+            <w:pPr>
+              <w:pStyle w:val="Compact"/>
+              <w:jc w:val="left"/>
+            </w:pPr>
+            <w:r>
+              <w:t xml:space="preserve">Mean parent years</w:t>
+            </w:r>
+          </w:p>
+        </w:tc>
+        <w:tc>
+          <w:tcPr/>
+          <w:p>
+            <w:pPr>
+              <w:pStyle w:val="Compact"/>
+              <w:jc w:val="left"/>
+            </w:pPr>
+            <w:r>
+              <w:t xml:space="preserve">Persistence probability</w:t>
+            </w:r>
+          </w:p>
+        </w:tc>
+        <w:tc>
+          <w:tcPr/>
+          <w:p>
+            <w:pPr>
+              <w:pStyle w:val="Compact"/>
+              <w:jc w:val="left"/>
+            </w:pPr>
+            <w:r>
+              <w:t xml:space="preserve">0.415 [0.382, 0.448]</w:t>
+            </w:r>
+          </w:p>
+        </w:tc>
+        <w:tc>
+          <w:tcPr/>
+          <w:p>
+            <w:pPr>
+              <w:pStyle w:val="Compact"/>
+              <w:jc w:val="left"/>
+            </w:pPr>
+            <w:r>
+              <w:t xml:space="preserve">0.442 [0.409, 0.475]</w:t>
+            </w:r>
+          </w:p>
+        </w:tc>
+        <w:tc>
+          <w:tcPr/>
+          <w:p>
+            <w:pPr>
+              <w:pStyle w:val="Compact"/>
+              <w:jc w:val="left"/>
+            </w:pPr>
+            <w:r>
+              <w:t xml:space="preserve">0.519 [0.470, 0.568]</w:t>
+            </w:r>
+          </w:p>
+        </w:tc>
+      </w:tr>
+      <w:tr>
+        <w:tc>
+          <w:tcPr/>
+          <w:p>
+            <w:pPr>
+              <w:pStyle w:val="Compact"/>
+              <w:jc w:val="left"/>
+            </w:pPr>
+            <w:r>
+              <w:t xml:space="preserve">25</w:t>
+            </w:r>
+          </w:p>
+        </w:tc>
+        <w:tc>
+          <w:tcPr/>
+          <w:p>
+            <w:pPr>
+              <w:pStyle w:val="Compact"/>
+              <w:jc w:val="left"/>
+            </w:pPr>
+            <w:r>
+              <w:t xml:space="preserve">Father only</w:t>
+            </w:r>
+          </w:p>
+        </w:tc>
+        <w:tc>
+          <w:tcPr/>
+          <w:p>
+            <w:pPr>
+              <w:pStyle w:val="Compact"/>
+              <w:jc w:val="left"/>
+            </w:pPr>
+            <w:r>
+              <w:t xml:space="preserve">Rank-rank slope</w:t>
+            </w:r>
+          </w:p>
+        </w:tc>
+        <w:tc>
+          <w:tcPr/>
+          <w:p>
+            <w:pPr>
+              <w:pStyle w:val="Compact"/>
+              <w:jc w:val="left"/>
+            </w:pPr>
+            <w:r>
+              <w:t xml:space="preserve">0.114 [0.057, 0.171]</w:t>
+            </w:r>
+          </w:p>
+        </w:tc>
+        <w:tc>
+          <w:tcPr/>
+          <w:p>
+            <w:pPr>
+              <w:pStyle w:val="Compact"/>
+              <w:jc w:val="left"/>
+            </w:pPr>
+            <w:r>
+              <w:t xml:space="preserve">0.289 [0.235, 0.343]</w:t>
+            </w:r>
+          </w:p>
+        </w:tc>
+        <w:tc>
+          <w:tcPr/>
+          <w:p>
+            <w:pPr>
+              <w:pStyle w:val="Compact"/>
+              <w:jc w:val="left"/>
+            </w:pPr>
+            <w:r>
+              <w:t xml:space="preserve">0.253 [0.197, 0.308]</w:t>
+            </w:r>
+          </w:p>
+        </w:tc>
+      </w:tr>
+      <w:tr>
+        <w:tc>
+          <w:tcPr/>
+          <w:p>
+            <w:pPr>
+              <w:pStyle w:val="Compact"/>
+              <w:jc w:val="left"/>
+            </w:pPr>
+            <w:r>
+              <w:t xml:space="preserve">30</w:t>
+            </w:r>
+          </w:p>
+        </w:tc>
+        <w:tc>
+          <w:tcPr/>
+          <w:p>
+            <w:pPr>
+              <w:pStyle w:val="Compact"/>
+              <w:jc w:val="left"/>
+            </w:pPr>
+            <w:r>
+              <w:t xml:space="preserve">Father only</w:t>
+            </w:r>
+          </w:p>
+        </w:tc>
+        <w:tc>
+          <w:tcPr/>
+          <w:p>
+            <w:pPr>
+              <w:pStyle w:val="Compact"/>
+              <w:jc w:val="left"/>
+            </w:pPr>
+            <w:r>
+              <w:t xml:space="preserve">Persistence probability</w:t>
+            </w:r>
+          </w:p>
+        </w:tc>
+        <w:tc>
+          <w:tcPr/>
+          <w:p>
+            <w:pPr>
+              <w:pStyle w:val="Compact"/>
+              <w:jc w:val="left"/>
+            </w:pPr>
+            <w:r>
+              <w:t xml:space="preserve">0.428 [0.395, 0.462]</w:t>
+            </w:r>
+          </w:p>
+        </w:tc>
+        <w:tc>
+          <w:tcPr/>
+          <w:p>
+            <w:pPr>
+              <w:pStyle w:val="Compact"/>
+              <w:jc w:val="left"/>
+            </w:pPr>
+            <w:r>
+              <w:t xml:space="preserve">0.558 [0.524, 0.591]</w:t>
+            </w:r>
+          </w:p>
+        </w:tc>
+        <w:tc>
+          <w:tcPr/>
+          <w:p>
+            <w:pPr>
+              <w:pStyle w:val="Compact"/>
+              <w:jc w:val="left"/>
+            </w:pPr>
+            <w:r>
+              <w:t xml:space="preserve">0.630 [0.582, 0.677]</w:t>
+            </w:r>
+          </w:p>
+        </w:tc>
+      </w:tr>
+      <w:tr>
+        <w:tc>
+          <w:tcPr/>
+          <w:p>
+            <w:pPr>
+              <w:pStyle w:val="Compact"/>
+              <w:jc w:val="left"/>
+            </w:pPr>
+            <w:r>
+              <w:t xml:space="preserve">37</w:t>
+            </w:r>
+          </w:p>
+        </w:tc>
+        <w:tc>
+          <w:tcPr/>
+          <w:p>
+            <w:pPr>
+              <w:pStyle w:val="Compact"/>
+              <w:jc w:val="left"/>
+            </w:pPr>
+            <w:r>
+              <w:t xml:space="preserve">Mother only</w:t>
+            </w:r>
+          </w:p>
+        </w:tc>
+        <w:tc>
+          <w:tcPr/>
+          <w:p>
+            <w:pPr>
+              <w:pStyle w:val="Compact"/>
+              <w:jc w:val="left"/>
+            </w:pPr>
+            <w:r>
+              <w:t xml:space="preserve">Rank-rank slope</w:t>
+            </w:r>
+          </w:p>
+        </w:tc>
+        <w:tc>
+          <w:tcPr/>
+          <w:p>
+            <w:pPr>
+              <w:pStyle w:val="Compact"/>
+              <w:jc w:val="left"/>
+            </w:pPr>
+            <w:r>
+              <w:t xml:space="preserve">0.110 [0.052, 0.167]</w:t>
+            </w:r>
+          </w:p>
+        </w:tc>
+        <w:tc>
+          <w:tcPr/>
+          <w:p>
+            <w:pPr>
+              <w:pStyle w:val="Compact"/>
+              <w:jc w:val="left"/>
+            </w:pPr>
+            <w:r>
+              <w:t xml:space="preserve">0.229 [0.175, 0.282]</w:t>
+            </w:r>
+          </w:p>
+        </w:tc>
+        <w:tc>
+          <w:tcPr/>
+          <w:p>
+            <w:pPr>
+              <w:pStyle w:val="Compact"/>
+              <w:jc w:val="left"/>
+            </w:pPr>
+            <w:r>
+              <w:t xml:space="preserve">0.214 [0.159, 0.269]</w:t>
+            </w:r>
+          </w:p>
+        </w:tc>
+      </w:tr>
+      <w:tr>
+        <w:tc>
+          <w:tcPr/>
+          <w:p>
+            <w:pPr>
+              <w:pStyle w:val="Compact"/>
+              <w:jc w:val="left"/>
+            </w:pPr>
+            <w:r>
+              <w:t xml:space="preserve">42</w:t>
+            </w:r>
+          </w:p>
+        </w:tc>
+        <w:tc>
+          <w:tcPr/>
+          <w:p>
+            <w:pPr>
+              <w:pStyle w:val="Compact"/>
+              <w:jc w:val="left"/>
+            </w:pPr>
+            <w:r>
+              <w:t xml:space="preserve">Mother only</w:t>
+            </w:r>
+          </w:p>
+        </w:tc>
+        <w:tc>
+          <w:tcPr/>
+          <w:p>
+            <w:pPr>
+              <w:pStyle w:val="Compact"/>
+              <w:jc w:val="left"/>
+            </w:pPr>
+            <w:r>
+              <w:t xml:space="preserve">Persistence probability</w:t>
+            </w:r>
+          </w:p>
+        </w:tc>
+        <w:tc>
+          <w:tcPr/>
+          <w:p>
+            <w:pPr>
+              <w:pStyle w:val="Compact"/>
+              <w:jc w:val="left"/>
+            </w:pPr>
+            <w:r>
+              <w:t xml:space="preserve">0.440 [0.406, 0.473]</w:t>
+            </w:r>
+          </w:p>
+        </w:tc>
+        <w:tc>
+          <w:tcPr/>
+          <w:p>
+            <w:pPr>
+              <w:pStyle w:val="Compact"/>
+              <w:jc w:val="left"/>
+            </w:pPr>
+            <w:r>
+              <w:t xml:space="preserve">0.480 [0.446, 0.513]</w:t>
+            </w:r>
+          </w:p>
+        </w:tc>
+        <w:tc>
+          <w:tcPr/>
+          <w:p>
+            <w:pPr>
+              <w:pStyle w:val="Compact"/>
+              <w:jc w:val="left"/>
+            </w:pPr>
+            <w:r>
+              <w:t xml:space="preserve">0.586 [0.537, 0.634]</w:t>
+            </w:r>
+          </w:p>
+        </w:tc>
+      </w:tr>
+      <w:tr>
+        <w:tc>
+          <w:tcPr/>
+          <w:p>
+            <w:pPr>
+              <w:pStyle w:val="Compact"/>
+              <w:jc w:val="left"/>
+            </w:pPr>
+            <w:r>
+              <w:t xml:space="preserve">49</w:t>
+            </w:r>
+          </w:p>
+        </w:tc>
+        <w:tc>
+          <w:tcPr/>
+          <w:p>
+            <w:pPr>
+              <w:pStyle w:val="Compact"/>
+              <w:jc w:val="left"/>
+            </w:pPr>
+            <w:r>
+              <w:t xml:space="preserve">Both parents observed only</w:t>
+            </w:r>
+          </w:p>
+        </w:tc>
+        <w:tc>
+          <w:tcPr/>
+          <w:p>
+            <w:pPr>
+              <w:pStyle w:val="Compact"/>
+              <w:jc w:val="left"/>
+            </w:pPr>
+            <w:r>
+              <w:t xml:space="preserve">Rank-rank slope</w:t>
+            </w:r>
+          </w:p>
+        </w:tc>
+        <w:tc>
+          <w:tcPr/>
+          <w:p>
+            <w:pPr>
+              <w:pStyle w:val="Compact"/>
+              <w:jc w:val="left"/>
+            </w:pPr>
+            <w:r>
+              <w:t xml:space="preserve">0.135 [0.075, 0.195]</w:t>
+            </w:r>
+          </w:p>
+        </w:tc>
+        <w:tc>
+          <w:tcPr/>
+          <w:p>
+            <w:pPr>
+              <w:pStyle w:val="Compact"/>
+              <w:jc w:val="left"/>
+            </w:pPr>
+            <w:r>
+              <w:t xml:space="preserve">0.297 [0.243, 0.352]</w:t>
+            </w:r>
+          </w:p>
+        </w:tc>
+        <w:tc>
+          <w:tcPr/>
+          <w:p>
+            <w:pPr>
+              <w:pStyle w:val="Compact"/>
+              <w:jc w:val="left"/>
+            </w:pPr>
+            <w:r>
+              <w:t xml:space="preserve">0.246 [0.188, 0.303]</w:t>
+            </w:r>
+          </w:p>
+        </w:tc>
+      </w:tr>
+      <w:tr>
+        <w:tc>
+          <w:tcPr/>
+          <w:p>
+            <w:pPr>
+              <w:pStyle w:val="Compact"/>
+              <w:jc w:val="left"/>
+            </w:pPr>
+            <w:r>
+              <w:t xml:space="preserve">54</w:t>
+            </w:r>
+          </w:p>
+        </w:tc>
+        <w:tc>
+          <w:tcPr/>
+          <w:p>
+            <w:pPr>
+              <w:pStyle w:val="Compact"/>
+              <w:jc w:val="left"/>
+            </w:pPr>
+            <w:r>
+              <w:t xml:space="preserve">Both parents observed only</w:t>
+            </w:r>
+          </w:p>
+        </w:tc>
+        <w:tc>
+          <w:tcPr/>
+          <w:p>
+            <w:pPr>
+              <w:pStyle w:val="Compact"/>
+              <w:jc w:val="left"/>
+            </w:pPr>
+            <w:r>
+              <w:t xml:space="preserve">Persistence probability</w:t>
+            </w:r>
+          </w:p>
+        </w:tc>
+        <w:tc>
+          <w:tcPr/>
+          <w:p>
+            <w:pPr>
+              <w:pStyle w:val="Compact"/>
+              <w:jc w:val="left"/>
+            </w:pPr>
+            <w:r>
+              <w:t xml:space="preserve">0.447 [0.413, 0.481]</w:t>
+            </w:r>
+          </w:p>
+        </w:tc>
+        <w:tc>
+          <w:tcPr/>
+          <w:p>
+            <w:pPr>
+              <w:pStyle w:val="Compact"/>
+              <w:jc w:val="left"/>
+            </w:pPr>
+            <w:r>
+              <w:t xml:space="preserve">0.572 [0.538, 0.606]</w:t>
+            </w:r>
+          </w:p>
+        </w:tc>
+        <w:tc>
+          <w:tcPr/>
+          <w:p>
+            <w:pPr>
+              <w:pStyle w:val="Compact"/>
+              <w:jc w:val="left"/>
+            </w:pPr>
+            <w:r>
+              <w:t xml:space="preserve">0.675 [0.629, 0.721]</w:t>
+            </w:r>
+          </w:p>
+        </w:tc>
+      </w:tr>
+    </w:tbl>
+    <w:bookmarkEnd w:id="26"/>
+    <w:bookmarkStart w:id="27" w:name="d3.-model-inventory"/>
+    <w:p>
+      <w:pPr>
+        <w:pStyle w:val="Heading2"/>
+      </w:pPr>
+      <w:r>
+        <w:t xml:space="preserve">D3. Model Inventory</w:t>
+      </w:r>
+    </w:p>
+    <w:tbl>
+      <w:tblPr>
+        <w:tblStyle w:val="Table"/>
+        <w:tblW w:type="pct" w:w="5000"/>
+        <w:tblLayout w:type="fixed"/>
+        <w:tblLook w:firstRow="1" w:lastRow="0" w:firstColumn="0" w:lastColumn="0" w:noHBand="0" w:noVBand="0" w:val="0020"/>
+      </w:tblPr>
+      <w:tblGrid>
+        <w:gridCol w:w="319"/>
+        <w:gridCol w:w="1065"/>
+        <w:gridCol w:w="1278"/>
+        <w:gridCol w:w="497"/>
+        <w:gridCol w:w="319"/>
+        <w:gridCol w:w="319"/>
+        <w:gridCol w:w="319"/>
+        <w:gridCol w:w="1100"/>
+        <w:gridCol w:w="1136"/>
+        <w:gridCol w:w="1562"/>
+      </w:tblGrid>
+      <w:tr>
+        <w:trPr>
+          <w:tblHeader w:val="on"/>
+        </w:trPr>
+        <w:tc>
+          <w:tcPr/>
+          <w:p>
+            <w:pPr>
+              <w:pStyle w:val="Compact"/>
+              <w:jc w:val="left"/>
+            </w:pPr>
+            <w:r>
+              <w:t xml:space="preserve">Module</w:t>
+            </w:r>
+          </w:p>
+        </w:tc>
+        <w:tc>
+          <w:tcPr/>
+          <w:p>
+            <w:pPr>
+              <w:pStyle w:val="Compact"/>
+              <w:jc w:val="left"/>
+            </w:pPr>
+            <w:r>
+              <w:t xml:space="preserve">Model</w:t>
+            </w:r>
+          </w:p>
+        </w:tc>
+        <w:tc>
+          <w:tcPr/>
+          <w:p>
+            <w:pPr>
+              <w:pStyle w:val="Compact"/>
+              <w:jc w:val="left"/>
+            </w:pPr>
+            <w:r>
+              <w:t xml:space="preserve">Outcome</w:t>
+            </w:r>
+          </w:p>
+        </w:tc>
+        <w:tc>
+          <w:tcPr/>
+          <w:p>
+            <w:pPr>
+              <w:pStyle w:val="Compact"/>
+              <w:jc w:val="left"/>
+            </w:pPr>
+            <w:r>
+              <w:t xml:space="preserve">Estimator</w:t>
+            </w:r>
+          </w:p>
+        </w:tc>
+        <w:tc>
+          <w:tcPr/>
+          <w:p>
+            <w:pPr>
+              <w:pStyle w:val="Compact"/>
+              <w:jc w:val="left"/>
+            </w:pPr>
+            <w:r>
+              <w:t xml:space="preserve">Family</w:t>
+            </w:r>
+          </w:p>
+        </w:tc>
+        <w:tc>
+          <w:tcPr/>
+          <w:p>
+            <w:pPr>
+              <w:pStyle w:val="Compact"/>
+              <w:jc w:val="left"/>
+            </w:pPr>
+            <w:r>
+              <w:t xml:space="preserve">Link</w:t>
+            </w:r>
+          </w:p>
+        </w:tc>
+        <w:tc>
+          <w:tcPr/>
+          <w:p>
+            <w:pPr>
+              <w:pStyle w:val="Compact"/>
+              <w:jc w:val="left"/>
+            </w:pPr>
+            <w:r>
+              <w:t xml:space="preserve">Weighted</w:t>
+            </w:r>
+          </w:p>
+        </w:tc>
+        <w:tc>
+          <w:tcPr/>
+          <w:p>
+            <w:pPr>
+              <w:pStyle w:val="Compact"/>
+              <w:jc w:val="left"/>
+            </w:pPr>
+            <w:r>
+              <w:t xml:space="preserve">Fixed effects</w:t>
+            </w:r>
+          </w:p>
+        </w:tc>
+        <w:tc>
+          <w:tcPr/>
+          <w:p>
+            <w:pPr>
+              <w:pStyle w:val="Compact"/>
+              <w:jc w:val="left"/>
+            </w:pPr>
+            <w:r>
+              <w:t xml:space="preserve">Parameter scale</w:t>
+            </w:r>
+          </w:p>
+        </w:tc>
+        <w:tc>
+          <w:tcPr/>
+          <w:p>
+            <w:pPr>
+              <w:pStyle w:val="Compact"/>
+              <w:jc w:val="left"/>
+            </w:pPr>
+            <w:r>
+              <w:t xml:space="preserve">Interaction structure</w:t>
+            </w:r>
+          </w:p>
+        </w:tc>
+      </w:tr>
+      <w:tr>
+        <w:tc>
+          <w:tcPr/>
+          <w:p>
+            <w:pPr>
+              <w:pStyle w:val="Compact"/>
+              <w:jc w:val="left"/>
+            </w:pPr>
+            <w:r>
+              <w:t xml:space="preserve">module_b</w:t>
+            </w:r>
+          </w:p>
+        </w:tc>
+        <w:tc>
+          <w:tcPr/>
+          <w:p>
+            <w:pPr>
+              <w:pStyle w:val="Compact"/>
+              <w:jc w:val="left"/>
+            </w:pPr>
+            <w:r>
+              <w:t xml:space="preserve">eq2_persistence_trend</w:t>
+            </w:r>
+          </w:p>
+        </w:tc>
+        <w:tc>
+          <w:tcPr/>
+          <w:p>
+            <w:pPr>
+              <w:pStyle w:val="Compact"/>
+              <w:jc w:val="left"/>
+            </w:pPr>
+            <w:r>
+              <w:t xml:space="preserve">own rank</w:t>
+            </w:r>
+          </w:p>
+        </w:tc>
+        <w:tc>
+          <w:tcPr/>
+          <w:p>
+            <w:pPr>
+              <w:pStyle w:val="Compact"/>
+              <w:jc w:val="left"/>
+            </w:pPr>
+            <w:r>
+              <w:t xml:space="preserve">fixest::feols</w:t>
+            </w:r>
+          </w:p>
+        </w:tc>
+        <w:tc>
+          <w:tcPr/>
+          <w:p>
+            <w:pPr>
+              <w:pStyle w:val="Compact"/>
+              <w:jc w:val="left"/>
+            </w:pPr>
+            <w:r>
+              <w:t xml:space="preserve">gaussian</w:t>
+            </w:r>
+          </w:p>
+        </w:tc>
+        <w:tc>
+          <w:tcPr/>
+          <w:p>
+            <w:pPr>
+              <w:pStyle w:val="Compact"/>
+              <w:jc w:val="left"/>
+            </w:pPr>
+            <w:r>
+              <w:t xml:space="preserve">identity</w:t>
+            </w:r>
+          </w:p>
+        </w:tc>
+        <w:tc>
+          <w:tcPr/>
+          <w:p>
+            <w:pPr>
+              <w:pStyle w:val="Compact"/>
+              <w:jc w:val="left"/>
+            </w:pPr>
+            <w:r>
+              <w:t xml:space="preserve">TRUE</w:t>
+            </w:r>
+          </w:p>
+        </w:tc>
+        <w:tc>
+          <w:tcPr/>
+          <w:p>
+            <w:pPr>
+              <w:pStyle w:val="Compact"/>
+              <w:jc w:val="left"/>
+            </w:pPr>
+            <w:r>
+              <w:t xml:space="preserve">region + cohort + wave_year_fe</w:t>
+            </w:r>
+          </w:p>
+        </w:tc>
+        <w:tc>
+          <w:tcPr/>
+          <w:p>
+            <w:pPr>
+              <w:pStyle w:val="Compact"/>
+              <w:jc w:val="left"/>
+            </w:pPr>
+            <w:r>
+              <w:t xml:space="preserve">rank outcome / rank coefficient</w:t>
+            </w:r>
+          </w:p>
+        </w:tc>
+        <w:tc>
+          <w:tcPr/>
+          <w:p>
+            <w:pPr>
+              <w:pStyle w:val="Compact"/>
+              <w:jc w:val="left"/>
+            </w:pPr>
+            <w:r>
+              <w:t xml:space="preserve">parent_rank x wave</w:t>
+            </w:r>
+          </w:p>
+        </w:tc>
+      </w:tr>
+      <w:tr>
+        <w:tc>
+          <w:tcPr/>
+          <w:p>
+            <w:pPr>
+              <w:pStyle w:val="Compact"/>
+              <w:jc w:val="left"/>
+            </w:pPr>
+            <w:r>
+              <w:t xml:space="preserve">module_b</w:t>
+            </w:r>
+          </w:p>
+        </w:tc>
+        <w:tc>
+          <w:tcPr/>
+          <w:p>
+            <w:pPr>
+              <w:pStyle w:val="Compact"/>
+              <w:jc w:val="left"/>
+            </w:pPr>
+            <w:r>
+              <w:t xml:space="preserve">eq3_attainment_score</w:t>
+            </w:r>
+          </w:p>
+        </w:tc>
+        <w:tc>
+          <w:tcPr/>
+          <w:p>
+            <w:pPr>
+              <w:pStyle w:val="Compact"/>
+              <w:jc w:val="left"/>
+            </w:pPr>
+            <w:r>
+              <w:t xml:space="preserve">own education score</w:t>
+            </w:r>
+          </w:p>
+        </w:tc>
+        <w:tc>
+          <w:tcPr/>
+          <w:p>
+            <w:pPr>
+              <w:pStyle w:val="Compact"/>
+              <w:jc w:val="left"/>
+            </w:pPr>
+            <w:r>
+              <w:t xml:space="preserve">fixest::feols</w:t>
+            </w:r>
+          </w:p>
+        </w:tc>
+        <w:tc>
+          <w:tcPr/>
+          <w:p>
+            <w:pPr>
+              <w:pStyle w:val="Compact"/>
+              <w:jc w:val="left"/>
+            </w:pPr>
+            <w:r>
+              <w:t xml:space="preserve">gaussian</w:t>
+            </w:r>
+          </w:p>
+        </w:tc>
+        <w:tc>
+          <w:tcPr/>
+          <w:p>
+            <w:pPr>
+              <w:pStyle w:val="Compact"/>
+              <w:jc w:val="left"/>
+            </w:pPr>
+            <w:r>
+              <w:t xml:space="preserve">identity</w:t>
+            </w:r>
+          </w:p>
+        </w:tc>
+        <w:tc>
+          <w:tcPr/>
+          <w:p>
+            <w:pPr>
+              <w:pStyle w:val="Compact"/>
+              <w:jc w:val="left"/>
+            </w:pPr>
+            <w:r>
+              <w:t xml:space="preserve">TRUE</w:t>
+            </w:r>
+          </w:p>
+        </w:tc>
+        <w:tc>
+          <w:tcPr/>
+          <w:p>
+            <w:pPr>
+              <w:pStyle w:val="Compact"/>
+              <w:jc w:val="left"/>
+            </w:pPr>
+            <w:r>
+              <w:t xml:space="preserve">region + cohort + wave_year_fe</w:t>
+            </w:r>
+          </w:p>
+        </w:tc>
+        <w:tc>
+          <w:tcPr/>
+          <w:p>
+            <w:pPr>
+              <w:pStyle w:val="Compact"/>
+              <w:jc w:val="left"/>
+            </w:pPr>
+            <w:r>
+              <w:t xml:space="preserve">education-score points</w:t>
+            </w:r>
+          </w:p>
+        </w:tc>
+        <w:tc>
+          <w:tcPr/>
+          <w:p>
+            <w:pPr>
+              <w:pStyle w:val="Compact"/>
+              <w:jc w:val="left"/>
+            </w:pPr>
+            <w:r>
+              <w:t xml:space="preserve">no parent-by-wave interaction</w:t>
+            </w:r>
+          </w:p>
+        </w:tc>
+      </w:tr>
+      <w:tr>
+        <w:tc>
+          <w:tcPr/>
+          <w:p>
+            <w:pPr>
+              <w:pStyle w:val="Compact"/>
+              <w:jc w:val="left"/>
+            </w:pPr>
+            <w:r>
+              <w:t xml:space="preserve">module_b</w:t>
+            </w:r>
+          </w:p>
+        </w:tc>
+        <w:tc>
+          <w:tcPr/>
+          <w:p>
+            <w:pPr>
+              <w:pStyle w:val="Compact"/>
+              <w:jc w:val="left"/>
+            </w:pPr>
+            <w:r>
+              <w:t xml:space="preserve">eq4_upward_full_lpm</w:t>
+            </w:r>
+          </w:p>
+        </w:tc>
+        <w:tc>
+          <w:tcPr/>
+          <w:p>
+            <w:pPr>
+              <w:pStyle w:val="Compact"/>
+              <w:jc w:val="left"/>
+            </w:pPr>
+            <w:r>
+              <w:t xml:space="preserve">upward mobility indicator</w:t>
+            </w:r>
+          </w:p>
+        </w:tc>
+        <w:tc>
+          <w:tcPr/>
+          <w:p>
+            <w:pPr>
+              <w:pStyle w:val="Compact"/>
+              <w:jc w:val="left"/>
+            </w:pPr>
+            <w:r>
+              <w:t xml:space="preserve">fixest::feols</w:t>
+            </w:r>
+          </w:p>
+        </w:tc>
+        <w:tc>
+          <w:tcPr/>
+          <w:p>
+            <w:pPr>
+              <w:pStyle w:val="Compact"/>
+              <w:jc w:val="left"/>
+            </w:pPr>
+            <w:r>
+              <w:t xml:space="preserve">gaussian</w:t>
+            </w:r>
+          </w:p>
+        </w:tc>
+        <w:tc>
+          <w:tcPr/>
+          <w:p>
+            <w:pPr>
+              <w:pStyle w:val="Compact"/>
+              <w:jc w:val="left"/>
+            </w:pPr>
+            <w:r>
+              <w:t xml:space="preserve">identity</w:t>
+            </w:r>
+          </w:p>
+        </w:tc>
+        <w:tc>
+          <w:tcPr/>
+          <w:p>
+            <w:pPr>
+              <w:pStyle w:val="Compact"/>
+              <w:jc w:val="left"/>
+            </w:pPr>
+            <w:r>
+              <w:t xml:space="preserve">TRUE</w:t>
+            </w:r>
+          </w:p>
+        </w:tc>
+        <w:tc>
+          <w:tcPr/>
+          <w:p>
+            <w:pPr>
+              <w:pStyle w:val="Compact"/>
+              <w:jc w:val="left"/>
+            </w:pPr>
+            <w:r>
+              <w:t xml:space="preserve">region + cohort + wave_year_fe</w:t>
+            </w:r>
+          </w:p>
+        </w:tc>
+        <w:tc>
+          <w:tcPr/>
+          <w:p>
+            <w:pPr>
+              <w:pStyle w:val="Compact"/>
+              <w:jc w:val="left"/>
+            </w:pPr>
+            <w:r>
+              <w:t xml:space="preserve">linear-probability coefficient</w:t>
+            </w:r>
+          </w:p>
+        </w:tc>
+        <w:tc>
+          <w:tcPr/>
+          <w:p>
+            <w:pPr>
+              <w:pStyle w:val="Compact"/>
+              <w:jc w:val="left"/>
+            </w:pPr>
+            <w:r>
+              <w:t xml:space="preserve">no parent-by-wave interaction</w:t>
+            </w:r>
+          </w:p>
+        </w:tc>
+      </w:tr>
+      <w:tr>
+        <w:tc>
+          <w:tcPr/>
+          <w:p>
+            <w:pPr>
+              <w:pStyle w:val="Compact"/>
+              <w:jc w:val="left"/>
+            </w:pPr>
+            <w:r>
+              <w:t xml:space="preserve">module_b</w:t>
+            </w:r>
+          </w:p>
+        </w:tc>
+        <w:tc>
+          <w:tcPr/>
+          <w:p>
+            <w:pPr>
+              <w:pStyle w:val="Compact"/>
+              <w:jc w:val="left"/>
+            </w:pPr>
+            <w:r>
+              <w:t xml:space="preserve">eq4_upward_lowparent_lpm</w:t>
+            </w:r>
+          </w:p>
+        </w:tc>
+        <w:tc>
+          <w:tcPr/>
+          <w:p>
+            <w:pPr>
+              <w:pStyle w:val="Compact"/>
+              <w:jc w:val="left"/>
+            </w:pPr>
+            <w:r>
+              <w:t xml:space="preserve">upward mobility indicator</w:t>
+            </w:r>
+          </w:p>
+        </w:tc>
+        <w:tc>
+          <w:tcPr/>
+          <w:p>
+            <w:pPr>
+              <w:pStyle w:val="Compact"/>
+              <w:jc w:val="left"/>
+            </w:pPr>
+            <w:r>
+              <w:t xml:space="preserve">fixest::feols</w:t>
+            </w:r>
+          </w:p>
+        </w:tc>
+        <w:tc>
+          <w:tcPr/>
+          <w:p>
+            <w:pPr>
+              <w:pStyle w:val="Compact"/>
+              <w:jc w:val="left"/>
+            </w:pPr>
+            <w:r>
+              <w:t xml:space="preserve">gaussian</w:t>
+            </w:r>
+          </w:p>
+        </w:tc>
+        <w:tc>
+          <w:tcPr/>
+          <w:p>
+            <w:pPr>
+              <w:pStyle w:val="Compact"/>
+              <w:jc w:val="left"/>
+            </w:pPr>
+            <w:r>
+              <w:t xml:space="preserve">identity</w:t>
+            </w:r>
+          </w:p>
+        </w:tc>
+        <w:tc>
+          <w:tcPr/>
+          <w:p>
+            <w:pPr>
+              <w:pStyle w:val="Compact"/>
+              <w:jc w:val="left"/>
+            </w:pPr>
+            <w:r>
+              <w:t xml:space="preserve">TRUE</w:t>
+            </w:r>
+          </w:p>
+        </w:tc>
+        <w:tc>
+          <w:tcPr/>
+          <w:p>
+            <w:pPr>
+              <w:pStyle w:val="Compact"/>
+              <w:jc w:val="left"/>
+            </w:pPr>
+            <w:r>
+              <w:t xml:space="preserve">region + cohort + wave_year_fe</w:t>
+            </w:r>
+          </w:p>
+        </w:tc>
+        <w:tc>
+          <w:tcPr/>
+          <w:p>
+            <w:pPr>
+              <w:pStyle w:val="Compact"/>
+              <w:jc w:val="left"/>
+            </w:pPr>
+            <w:r>
+              <w:t xml:space="preserve">linear-probability coefficient</w:t>
+            </w:r>
+          </w:p>
+        </w:tc>
+        <w:tc>
+          <w:tcPr/>
+          <w:p>
+            <w:pPr>
+              <w:pStyle w:val="Compact"/>
+              <w:jc w:val="left"/>
+            </w:pPr>
+            <w:r>
+              <w:t xml:space="preserve">no parent-by-wave interaction</w:t>
+            </w:r>
+          </w:p>
+        </w:tc>
+      </w:tr>
+      <w:tr>
+        <w:tc>
+          <w:tcPr/>
+          <w:p>
+            <w:pPr>
+              <w:pStyle w:val="Compact"/>
+              <w:jc w:val="left"/>
+            </w:pPr>
+            <w:r>
+              <w:t xml:space="preserve">module_b</w:t>
+            </w:r>
+          </w:p>
+        </w:tc>
+        <w:tc>
+          <w:tcPr/>
+          <w:p>
+            <w:pPr>
+              <w:pStyle w:val="Compact"/>
+              <w:jc w:val="left"/>
+            </w:pPr>
+            <w:r>
+              <w:t xml:space="preserve">eq5_persistence_heterogeneity</w:t>
+            </w:r>
+          </w:p>
+        </w:tc>
+        <w:tc>
+          <w:tcPr/>
+          <w:p>
+            <w:pPr>
+              <w:pStyle w:val="Compact"/>
+              <w:jc w:val="left"/>
+            </w:pPr>
+            <w:r>
+              <w:t xml:space="preserve">same-category persistence indicator</w:t>
+            </w:r>
+          </w:p>
+        </w:tc>
+        <w:tc>
+          <w:tcPr/>
+          <w:p>
+            <w:pPr>
+              <w:pStyle w:val="Compact"/>
+              <w:jc w:val="left"/>
+            </w:pPr>
+            <w:r>
+              <w:t xml:space="preserve">fixest::feols</w:t>
+            </w:r>
+          </w:p>
+        </w:tc>
+        <w:tc>
+          <w:tcPr/>
+          <w:p>
+            <w:pPr>
+              <w:pStyle w:val="Compact"/>
+              <w:jc w:val="left"/>
+            </w:pPr>
+            <w:r>
+              <w:t xml:space="preserve">gaussian</w:t>
+            </w:r>
+          </w:p>
+        </w:tc>
+        <w:tc>
+          <w:tcPr/>
+          <w:p>
+            <w:pPr>
+              <w:pStyle w:val="Compact"/>
+              <w:jc w:val="left"/>
+            </w:pPr>
+            <w:r>
+              <w:t xml:space="preserve">identity</w:t>
+            </w:r>
+          </w:p>
+        </w:tc>
+        <w:tc>
+          <w:tcPr/>
+          <w:p>
+            <w:pPr>
+              <w:pStyle w:val="Compact"/>
+              <w:jc w:val="left"/>
+            </w:pPr>
+            <w:r>
+              <w:t xml:space="preserve">TRUE</w:t>
+            </w:r>
+          </w:p>
+        </w:tc>
+        <w:tc>
+          <w:tcPr/>
+          <w:p>
+            <w:pPr>
+              <w:pStyle w:val="Compact"/>
+              <w:jc w:val="left"/>
+            </w:pPr>
+            <w:r>
+              <w:t xml:space="preserve">region + cohort + wave_year_fe</w:t>
+            </w:r>
+          </w:p>
+        </w:tc>
+        <w:tc>
+          <w:tcPr/>
+          <w:p>
+            <w:pPr>
+              <w:pStyle w:val="Compact"/>
+              <w:jc w:val="left"/>
+            </w:pPr>
+            <w:r>
+              <w:t xml:space="preserve">linear-probability coefficient</w:t>
+            </w:r>
+          </w:p>
+        </w:tc>
+        <w:tc>
+          <w:tcPr/>
+          <w:p>
+            <w:pPr>
+              <w:pStyle w:val="Compact"/>
+              <w:jc w:val="left"/>
+            </w:pPr>
+            <w:r>
+              <w:t xml:space="preserve">parent_ed_score x urban + female + wave2022</w:t>
+            </w:r>
+          </w:p>
+        </w:tc>
+      </w:tr>
+      <w:tr>
+        <w:tc>
+          <w:tcPr/>
+          <w:p>
+            <w:pPr>
+              <w:pStyle w:val="Compact"/>
+              <w:jc w:val="left"/>
+            </w:pPr>
+            <w:r>
+              <w:t xml:space="preserve">module_c</w:t>
+            </w:r>
+          </w:p>
+        </w:tc>
+        <w:tc>
+          <w:tcPr/>
+          <w:p>
+            <w:pPr>
+              <w:pStyle w:val="Compact"/>
+              <w:jc w:val="left"/>
+            </w:pPr>
+            <w:r>
+              <w:t xml:space="preserve">m1_switched_online</w:t>
+            </w:r>
+          </w:p>
+        </w:tc>
+        <w:tc>
+          <w:tcPr/>
+          <w:p>
+            <w:pPr>
+              <w:pStyle w:val="Compact"/>
+              <w:jc w:val="left"/>
+            </w:pPr>
+            <w:r>
+              <w:t xml:space="preserve">switched_online</w:t>
+            </w:r>
+          </w:p>
+        </w:tc>
+        <w:tc>
+          <w:tcPr/>
+          <w:p>
+            <w:pPr>
+              <w:pStyle w:val="Compact"/>
+              <w:jc w:val="left"/>
+            </w:pPr>
+            <w:r>
+              <w:t xml:space="preserve">fixest::feglm</w:t>
+            </w:r>
+          </w:p>
+        </w:tc>
+        <w:tc>
+          <w:tcPr/>
+          <w:p>
+            <w:pPr>
+              <w:pStyle w:val="Compact"/>
+              <w:jc w:val="left"/>
+            </w:pPr>
+            <w:r>
+              <w:t xml:space="preserve">binomial</w:t>
+            </w:r>
+          </w:p>
+        </w:tc>
+        <w:tc>
+          <w:tcPr/>
+          <w:p>
+            <w:pPr>
+              <w:pStyle w:val="Compact"/>
+              <w:jc w:val="left"/>
+            </w:pPr>
+            <w:r>
+              <w:t xml:space="preserve">logit</w:t>
+            </w:r>
+          </w:p>
+        </w:tc>
+        <w:tc>
+          <w:tcPr/>
+          <w:p>
+            <w:pPr>
+              <w:pStyle w:val="Compact"/>
+              <w:jc w:val="left"/>
+            </w:pPr>
+            <w:r>
+              <w:t xml:space="preserve">TRUE</w:t>
+            </w:r>
+          </w:p>
+        </w:tc>
+        <w:tc>
+          <w:tcPr/>
+          <w:p>
+            <w:pPr>
+              <w:pStyle w:val="Compact"/>
+              <w:jc w:val="left"/>
+            </w:pPr>
+            <w:r>
+              <w:t xml:space="preserve">region</w:t>
+            </w:r>
+          </w:p>
+        </w:tc>
+        <w:tc>
+          <w:tcPr/>
+          <w:p>
+            <w:pPr>
+              <w:pStyle w:val="Compact"/>
+              <w:jc w:val="left"/>
+            </w:pPr>
+            <w:r>
+              <w:t xml:space="preserve">log-odds coefficient</w:t>
+            </w:r>
+          </w:p>
+        </w:tc>
+        <w:tc>
+          <w:tcPr/>
+          <w:p>
+            <w:pPr>
+              <w:pStyle w:val="Compact"/>
+              <w:jc w:val="left"/>
+            </w:pPr>
+            <w:r>
+              <w:t xml:space="preserve">parent_low_edu x urban</w:t>
+            </w:r>
+          </w:p>
+        </w:tc>
+      </w:tr>
+      <w:tr>
+        <w:tc>
+          <w:tcPr/>
+          <w:p>
+            <w:pPr>
+              <w:pStyle w:val="Compact"/>
+              <w:jc w:val="left"/>
+            </w:pPr>
+            <w:r>
+              <w:t xml:space="preserve">module_c</w:t>
+            </w:r>
+          </w:p>
+        </w:tc>
+        <w:tc>
+          <w:tcPr/>
+          <w:p>
+            <w:pPr>
+              <w:pStyle w:val="Compact"/>
+              <w:jc w:val="left"/>
+            </w:pPr>
+            <w:r>
+              <w:t xml:space="preserve">m2_school_closed_no_online</w:t>
+            </w:r>
+          </w:p>
+        </w:tc>
+        <w:tc>
+          <w:tcPr/>
+          <w:p>
+            <w:pPr>
+              <w:pStyle w:val="Compact"/>
+              <w:jc w:val="left"/>
+            </w:pPr>
+            <w:r>
+              <w:t xml:space="preserve">school_closed_no_online</w:t>
+            </w:r>
+          </w:p>
+        </w:tc>
+        <w:tc>
+          <w:tcPr/>
+          <w:p>
+            <w:pPr>
+              <w:pStyle w:val="Compact"/>
+              <w:jc w:val="left"/>
+            </w:pPr>
+            <w:r>
+              <w:t xml:space="preserve">fixest::feglm</w:t>
+            </w:r>
+          </w:p>
+        </w:tc>
+        <w:tc>
+          <w:tcPr/>
+          <w:p>
+            <w:pPr>
+              <w:pStyle w:val="Compact"/>
+              <w:jc w:val="left"/>
+            </w:pPr>
+            <w:r>
+              <w:t xml:space="preserve">binomial</w:t>
+            </w:r>
+          </w:p>
+        </w:tc>
+        <w:tc>
+          <w:tcPr/>
+          <w:p>
+            <w:pPr>
+              <w:pStyle w:val="Compact"/>
+              <w:jc w:val="left"/>
+            </w:pPr>
+            <w:r>
+              <w:t xml:space="preserve">logit</w:t>
+            </w:r>
+          </w:p>
+        </w:tc>
+        <w:tc>
+          <w:tcPr/>
+          <w:p>
+            <w:pPr>
+              <w:pStyle w:val="Compact"/>
+              <w:jc w:val="left"/>
+            </w:pPr>
+            <w:r>
+              <w:t xml:space="preserve">TRUE</w:t>
+            </w:r>
+          </w:p>
+        </w:tc>
+        <w:tc>
+          <w:tcPr/>
+          <w:p>
+            <w:pPr>
+              <w:pStyle w:val="Compact"/>
+              <w:jc w:val="left"/>
+            </w:pPr>
+            <w:r>
+              <w:t xml:space="preserve">region</w:t>
+            </w:r>
+          </w:p>
+        </w:tc>
+        <w:tc>
+          <w:tcPr/>
+          <w:p>
+            <w:pPr>
+              <w:pStyle w:val="Compact"/>
+              <w:jc w:val="left"/>
+            </w:pPr>
+            <w:r>
+              <w:t xml:space="preserve">log-odds coefficient</w:t>
+            </w:r>
+          </w:p>
+        </w:tc>
+        <w:tc>
+          <w:tcPr/>
+          <w:p>
+            <w:pPr>
+              <w:pStyle w:val="Compact"/>
+              <w:jc w:val="left"/>
+            </w:pPr>
+            <w:r>
+              <w:t xml:space="preserve">parent_low_edu x urban</w:t>
+            </w:r>
+          </w:p>
+        </w:tc>
+      </w:tr>
+      <w:tr>
+        <w:tc>
+          <w:tcPr/>
+          <w:p>
+            <w:pPr>
+              <w:pStyle w:val="Compact"/>
+              <w:jc w:val="left"/>
+            </w:pPr>
+            <w:r>
+              <w:t xml:space="preserve">module_c</w:t>
+            </w:r>
+          </w:p>
+        </w:tc>
+        <w:tc>
+          <w:tcPr/>
+          <w:p>
+            <w:pPr>
+              <w:pStyle w:val="Compact"/>
+              <w:jc w:val="left"/>
+            </w:pPr>
+            <w:r>
+              <w:t xml:space="preserve">m3_education_stopped_covid</w:t>
+            </w:r>
+          </w:p>
+        </w:tc>
+        <w:tc>
+          <w:tcPr/>
+          <w:p>
+            <w:pPr>
+              <w:pStyle w:val="Compact"/>
+              <w:jc w:val="left"/>
+            </w:pPr>
+            <w:r>
+              <w:t xml:space="preserve">education_stopped_covid</w:t>
+            </w:r>
+          </w:p>
+        </w:tc>
+        <w:tc>
+          <w:tcPr/>
+          <w:p>
+            <w:pPr>
+              <w:pStyle w:val="Compact"/>
+              <w:jc w:val="left"/>
+            </w:pPr>
+            <w:r>
+              <w:t xml:space="preserve">fixest::feglm</w:t>
+            </w:r>
+          </w:p>
+        </w:tc>
+        <w:tc>
+          <w:tcPr/>
+          <w:p>
+            <w:pPr>
+              <w:pStyle w:val="Compact"/>
+              <w:jc w:val="left"/>
+            </w:pPr>
+            <w:r>
+              <w:t xml:space="preserve">binomial</w:t>
+            </w:r>
+          </w:p>
+        </w:tc>
+        <w:tc>
+          <w:tcPr/>
+          <w:p>
+            <w:pPr>
+              <w:pStyle w:val="Compact"/>
+              <w:jc w:val="left"/>
+            </w:pPr>
+            <w:r>
+              <w:t xml:space="preserve">logit</w:t>
+            </w:r>
+          </w:p>
+        </w:tc>
+        <w:tc>
+          <w:tcPr/>
+          <w:p>
+            <w:pPr>
+              <w:pStyle w:val="Compact"/>
+              <w:jc w:val="left"/>
+            </w:pPr>
+            <w:r>
+              <w:t xml:space="preserve">TRUE</w:t>
+            </w:r>
+          </w:p>
+        </w:tc>
+        <w:tc>
+          <w:tcPr/>
+          <w:p>
+            <w:pPr>
+              <w:pStyle w:val="Compact"/>
+              <w:jc w:val="left"/>
+            </w:pPr>
+            <w:r>
+              <w:t xml:space="preserve">region</w:t>
+            </w:r>
+          </w:p>
+        </w:tc>
+        <w:tc>
+          <w:tcPr/>
+          <w:p>
+            <w:pPr>
+              <w:pStyle w:val="Compact"/>
+              <w:jc w:val="left"/>
+            </w:pPr>
+            <w:r>
+              <w:t xml:space="preserve">log-odds coefficient</w:t>
+            </w:r>
+          </w:p>
+        </w:tc>
+        <w:tc>
+          <w:tcPr/>
+          <w:p>
+            <w:pPr>
+              <w:pStyle w:val="Compact"/>
+              <w:jc w:val="left"/>
+            </w:pPr>
+            <w:r>
+              <w:t xml:space="preserve">parent_low_edu x urban</w:t>
+            </w:r>
+          </w:p>
+        </w:tc>
+      </w:tr>
+      <w:tr>
+        <w:tc>
+          <w:tcPr/>
+          <w:p>
+            <w:pPr>
+              <w:pStyle w:val="Compact"/>
+              <w:jc w:val="left"/>
+            </w:pPr>
+            <w:r>
+              <w:t xml:space="preserve">module_c</w:t>
+            </w:r>
+          </w:p>
+        </w:tc>
+        <w:tc>
+          <w:tcPr/>
+          <w:p>
+            <w:pPr>
+              <w:pStyle w:val="Compact"/>
+              <w:jc w:val="left"/>
+            </w:pPr>
+            <w:r>
+              <w:t xml:space="preserve">m4_any_remote_challenge</w:t>
+            </w:r>
+          </w:p>
+        </w:tc>
+        <w:tc>
+          <w:tcPr/>
+          <w:p>
+            <w:pPr>
+              <w:pStyle w:val="Compact"/>
+              <w:jc w:val="left"/>
+            </w:pPr>
+            <w:r>
+              <w:t xml:space="preserve">any_remote_challenge</w:t>
+            </w:r>
+          </w:p>
+        </w:tc>
+        <w:tc>
+          <w:tcPr/>
+          <w:p>
+            <w:pPr>
+              <w:pStyle w:val="Compact"/>
+              <w:jc w:val="left"/>
+            </w:pPr>
+            <w:r>
+              <w:t xml:space="preserve">fixest::feglm</w:t>
+            </w:r>
+          </w:p>
+        </w:tc>
+        <w:tc>
+          <w:tcPr/>
+          <w:p>
+            <w:pPr>
+              <w:pStyle w:val="Compact"/>
+              <w:jc w:val="left"/>
+            </w:pPr>
+            <w:r>
+              <w:t xml:space="preserve">binomial</w:t>
+            </w:r>
+          </w:p>
+        </w:tc>
+        <w:tc>
+          <w:tcPr/>
+          <w:p>
+            <w:pPr>
+              <w:pStyle w:val="Compact"/>
+              <w:jc w:val="left"/>
+            </w:pPr>
+            <w:r>
+              <w:t xml:space="preserve">logit</w:t>
+            </w:r>
+          </w:p>
+        </w:tc>
+        <w:tc>
+          <w:tcPr/>
+          <w:p>
+            <w:pPr>
+              <w:pStyle w:val="Compact"/>
+              <w:jc w:val="left"/>
+            </w:pPr>
+            <w:r>
+              <w:t xml:space="preserve">TRUE</w:t>
+            </w:r>
+          </w:p>
+        </w:tc>
+        <w:tc>
+          <w:tcPr/>
+          <w:p>
+            <w:pPr>
+              <w:pStyle w:val="Compact"/>
+              <w:jc w:val="left"/>
+            </w:pPr>
+            <w:r>
+              <w:t xml:space="preserve">region</w:t>
+            </w:r>
+          </w:p>
+        </w:tc>
+        <w:tc>
+          <w:tcPr/>
+          <w:p>
+            <w:pPr>
+              <w:pStyle w:val="Compact"/>
+              <w:jc w:val="left"/>
+            </w:pPr>
+            <w:r>
+              <w:t xml:space="preserve">log-odds coefficient</w:t>
+            </w:r>
+          </w:p>
+        </w:tc>
+        <w:tc>
+          <w:tcPr/>
+          <w:p>
+            <w:pPr>
+              <w:pStyle w:val="Compact"/>
+              <w:jc w:val="left"/>
+            </w:pPr>
+            <w:r>
+              <w:t xml:space="preserve">parent_low_edu x urban</w:t>
+            </w:r>
+          </w:p>
+        </w:tc>
+      </w:tr>
+    </w:tbl>
+    <w:bookmarkEnd w:id="27"/>
+    <w:bookmarkStart w:id="28" w:name="e.-diagnostics-outputs"/>
     <w:p>
       <w:pPr>
         <w:pStyle w:val="Heading2"/>
@@ -1150,70 +4096,70 @@
         <w:rPr>
           <w:rStyle w:val="VerbatimChar"/>
         </w:rPr>
-        <w:t xml:space="preserve">                                                               step    n</w:t>
-      </w:r>
-      <w:r>
-        <w:br/>
-      </w:r>
-      <w:r>
-        <w:rPr>
-          <w:rStyle w:val="VerbatimChar"/>
-        </w:rPr>
-        <w:t xml:space="preserve">1                                    Uzbekistan LiTS IV respondents 1006</w:t>
-      </w:r>
-      <w:r>
-        <w:br/>
-      </w:r>
-      <w:r>
-        <w:rPr>
-          <w:rStyle w:val="VerbatimChar"/>
-        </w:rPr>
-        <w:t xml:space="preserve">2 Respondents with child module eligibility info (q713 non-missing)  650</w:t>
-      </w:r>
-      <w:r>
-        <w:br/>
-      </w:r>
-      <w:r>
-        <w:rPr>
-          <w:rStyle w:val="VerbatimChar"/>
-        </w:rPr>
-        <w:t xml:space="preserve">3            Respondents with child enrolled pre-COVID (q713 = yes)  186</w:t>
-      </w:r>
-      <w:r>
-        <w:br/>
-      </w:r>
-      <w:r>
-        <w:rPr>
-          <w:rStyle w:val="VerbatimChar"/>
-        </w:rPr>
-        <w:t xml:space="preserve">4              Mechanism sample with non-missing parental schooling  183</w:t>
-      </w:r>
-      <w:r>
-        <w:br/>
-      </w:r>
-      <w:r>
-        <w:rPr>
-          <w:rStyle w:val="VerbatimChar"/>
-        </w:rPr>
-        <w:t xml:space="preserve">5                       Parental schooling median threshold (years)   12</w:t>
-      </w:r>
-      <w:r>
-        <w:br/>
-      </w:r>
-      <w:r>
-        <w:rPr>
-          <w:rStyle w:val="VerbatimChar"/>
-        </w:rPr>
-        <w:t xml:space="preserve">6                          Baseline low-parent-education group size   99</w:t>
-      </w:r>
-      <w:r>
-        <w:br/>
-      </w:r>
-      <w:r>
-        <w:rPr>
-          <w:rStyle w:val="VerbatimChar"/>
-        </w:rPr>
-        <w:t xml:space="preserve">7                       Baseline higher-parent-education group size   87</w:t>
+        <w:t xml:space="preserve">                                                               step      n</w:t>
+      </w:r>
+      <w:r>
+        <w:br/>
+      </w:r>
+      <w:r>
+        <w:rPr>
+          <w:rStyle w:val="VerbatimChar"/>
+        </w:rPr>
+        <w:t xml:space="preserve">1                                    Uzbekistan LiTS IV respondents 1006.0</w:t>
+      </w:r>
+      <w:r>
+        <w:br/>
+      </w:r>
+      <w:r>
+        <w:rPr>
+          <w:rStyle w:val="VerbatimChar"/>
+        </w:rPr>
+        <w:t xml:space="preserve">2 Respondents with child module eligibility info (q713 non-missing)  650.0</w:t>
+      </w:r>
+      <w:r>
+        <w:br/>
+      </w:r>
+      <w:r>
+        <w:rPr>
+          <w:rStyle w:val="VerbatimChar"/>
+        </w:rPr>
+        <w:t xml:space="preserve">3            Respondents with child enrolled pre-COVID (q713 = yes)  186.0</w:t>
+      </w:r>
+      <w:r>
+        <w:br/>
+      </w:r>
+      <w:r>
+        <w:rPr>
+          <w:rStyle w:val="VerbatimChar"/>
+        </w:rPr>
+        <w:t xml:space="preserve">4              Mechanism sample with non-missing parental schooling  183.0</w:t>
+      </w:r>
+      <w:r>
+        <w:br/>
+      </w:r>
+      <w:r>
+        <w:rPr>
+          <w:rStyle w:val="VerbatimChar"/>
+        </w:rPr>
+        <w:t xml:space="preserve">5                       Parental schooling median threshold (years)   13.5</w:t>
+      </w:r>
+      <w:r>
+        <w:br/>
+      </w:r>
+      <w:r>
+        <w:rPr>
+          <w:rStyle w:val="VerbatimChar"/>
+        </w:rPr>
+        <w:t xml:space="preserve">6                          Baseline low-parent-education group size  114.0</w:t>
+      </w:r>
+      <w:r>
+        <w:br/>
+      </w:r>
+      <w:r>
+        <w:rPr>
+          <w:rStyle w:val="VerbatimChar"/>
+        </w:rPr>
+        <w:t xml:space="preserve">7                       Baseline higher-parent-education group size   69.0</w:t>
       </w:r>
     </w:p>
     <w:p>
@@ -1782,268 +4728,268 @@
         <w:rPr>
           <w:rStyle w:val="VerbatimChar"/>
         </w:rPr>
-        <w:t xml:space="preserve">16 parent_education          above_median_parent_edu 0.76603043            84</w:t>
-      </w:r>
-      <w:r>
-        <w:br/>
-      </w:r>
-      <w:r>
-        <w:rPr>
-          <w:rStyle w:val="VerbatimChar"/>
-        </w:rPr>
-        <w:t xml:space="preserve">17 parent_education lower_or_equal_median_parent_edu 0.75093323            92</w:t>
-      </w:r>
-      <w:r>
-        <w:br/>
-      </w:r>
-      <w:r>
-        <w:rPr>
-          <w:rStyle w:val="VerbatimChar"/>
-        </w:rPr>
-        <w:t xml:space="preserve">18 parent_education          above_median_parent_edu 0.68544709            84</w:t>
-      </w:r>
-      <w:r>
-        <w:br/>
-      </w:r>
-      <w:r>
-        <w:rPr>
-          <w:rStyle w:val="VerbatimChar"/>
-        </w:rPr>
-        <w:t xml:space="preserve">19 parent_education lower_or_equal_median_parent_edu 0.61979103            92</w:t>
-      </w:r>
-      <w:r>
-        <w:br/>
-      </w:r>
-      <w:r>
-        <w:rPr>
-          <w:rStyle w:val="VerbatimChar"/>
-        </w:rPr>
-        <w:t xml:space="preserve">20 parent_education          above_median_parent_edu 0.70405709            84</w:t>
-      </w:r>
-      <w:r>
-        <w:br/>
-      </w:r>
-      <w:r>
-        <w:rPr>
-          <w:rStyle w:val="VerbatimChar"/>
-        </w:rPr>
-        <w:t xml:space="preserve">21 parent_education lower_or_equal_median_parent_edu 0.62466943            92</w:t>
-      </w:r>
-      <w:r>
-        <w:br/>
-      </w:r>
-      <w:r>
-        <w:rPr>
-          <w:rStyle w:val="VerbatimChar"/>
-        </w:rPr>
-        <w:t xml:space="preserve">22 parent_education          above_median_parent_edu 0.64422506            84</w:t>
-      </w:r>
-      <w:r>
-        <w:br/>
-      </w:r>
-      <w:r>
-        <w:rPr>
-          <w:rStyle w:val="VerbatimChar"/>
-        </w:rPr>
-        <w:t xml:space="preserve">23 parent_education lower_or_equal_median_parent_edu 0.62581023            92</w:t>
-      </w:r>
-      <w:r>
-        <w:br/>
-      </w:r>
-      <w:r>
-        <w:rPr>
-          <w:rStyle w:val="VerbatimChar"/>
-        </w:rPr>
-        <w:t xml:space="preserve">24 parent_education          above_median_parent_edu 0.70686183            84</w:t>
-      </w:r>
-      <w:r>
-        <w:br/>
-      </w:r>
-      <w:r>
-        <w:rPr>
-          <w:rStyle w:val="VerbatimChar"/>
-        </w:rPr>
-        <w:t xml:space="preserve">25 parent_education lower_or_equal_median_parent_edu 0.74342518            92</w:t>
-      </w:r>
-      <w:r>
-        <w:br/>
-      </w:r>
-      <w:r>
-        <w:rPr>
-          <w:rStyle w:val="VerbatimChar"/>
-        </w:rPr>
-        <w:t xml:space="preserve">26 parent_education          above_median_parent_edu 0.71227728            84</w:t>
-      </w:r>
-      <w:r>
-        <w:br/>
-      </w:r>
-      <w:r>
-        <w:rPr>
-          <w:rStyle w:val="VerbatimChar"/>
-        </w:rPr>
-        <w:t xml:space="preserve">27 parent_education lower_or_equal_median_parent_edu 0.63772513            92</w:t>
-      </w:r>
-      <w:r>
-        <w:br/>
-      </w:r>
-      <w:r>
-        <w:rPr>
-          <w:rStyle w:val="VerbatimChar"/>
-        </w:rPr>
-        <w:t xml:space="preserve">28 parent_education          above_median_parent_edu 0.74513257            87</w:t>
-      </w:r>
-      <w:r>
-        <w:br/>
-      </w:r>
-      <w:r>
-        <w:rPr>
-          <w:rStyle w:val="VerbatimChar"/>
-        </w:rPr>
-        <w:t xml:space="preserve">29 parent_education lower_or_equal_median_parent_edu 0.81454491            99</w:t>
-      </w:r>
-      <w:r>
-        <w:br/>
-      </w:r>
-      <w:r>
-        <w:rPr>
-          <w:rStyle w:val="VerbatimChar"/>
-        </w:rPr>
-        <w:t xml:space="preserve">30 parent_education          above_median_parent_edu 0.01920851            84</w:t>
-      </w:r>
-      <w:r>
-        <w:br/>
-      </w:r>
-      <w:r>
-        <w:rPr>
-          <w:rStyle w:val="VerbatimChar"/>
-        </w:rPr>
-        <w:t xml:space="preserve">31 parent_education lower_or_equal_median_parent_edu 0.03101480            92</w:t>
-      </w:r>
-      <w:r>
-        <w:br/>
-      </w:r>
-      <w:r>
-        <w:rPr>
-          <w:rStyle w:val="VerbatimChar"/>
-        </w:rPr>
-        <w:t xml:space="preserve">32 parent_education          above_median_parent_edu 0.85343311            87</w:t>
-      </w:r>
-      <w:r>
-        <w:br/>
-      </w:r>
-      <w:r>
-        <w:rPr>
-          <w:rStyle w:val="VerbatimChar"/>
-        </w:rPr>
-        <w:t xml:space="preserve">33 parent_education lower_or_equal_median_parent_edu 0.85054693            99</w:t>
-      </w:r>
-      <w:r>
-        <w:br/>
-      </w:r>
-      <w:r>
-        <w:rPr>
-          <w:rStyle w:val="VerbatimChar"/>
-        </w:rPr>
-        <w:t xml:space="preserve">34 parent_education          above_median_parent_edu 0.57310528            84</w:t>
-      </w:r>
-      <w:r>
-        <w:br/>
-      </w:r>
-      <w:r>
-        <w:rPr>
-          <w:rStyle w:val="VerbatimChar"/>
-        </w:rPr>
-        <w:t xml:space="preserve">35 parent_education lower_or_equal_median_parent_edu 0.63469180            92</w:t>
-      </w:r>
-      <w:r>
-        <w:br/>
-      </w:r>
-      <w:r>
-        <w:rPr>
-          <w:rStyle w:val="VerbatimChar"/>
-        </w:rPr>
-        <w:t xml:space="preserve">36 parent_education          above_median_parent_edu 0.01373656            84</w:t>
-      </w:r>
-      <w:r>
-        <w:br/>
-      </w:r>
-      <w:r>
-        <w:rPr>
-          <w:rStyle w:val="VerbatimChar"/>
-        </w:rPr>
-        <w:t xml:space="preserve">37 parent_education lower_or_equal_median_parent_edu 0.05878486            92</w:t>
-      </w:r>
-      <w:r>
-        <w:br/>
-      </w:r>
-      <w:r>
-        <w:rPr>
-          <w:rStyle w:val="VerbatimChar"/>
-        </w:rPr>
-        <w:t xml:space="preserve">38 parent_education          above_median_parent_edu 0.09429864            84</w:t>
-      </w:r>
-      <w:r>
-        <w:br/>
-      </w:r>
-      <w:r>
-        <w:rPr>
-          <w:rStyle w:val="VerbatimChar"/>
-        </w:rPr>
-        <w:t xml:space="preserve">39 parent_education lower_or_equal_median_parent_edu 0.03922422            92</w:t>
-      </w:r>
-      <w:r>
-        <w:br/>
-      </w:r>
-      <w:r>
-        <w:rPr>
-          <w:rStyle w:val="VerbatimChar"/>
-        </w:rPr>
-        <w:t xml:space="preserve">40 parent_education          above_median_parent_edu 0.86928560            84</w:t>
-      </w:r>
-      <w:r>
-        <w:br/>
-      </w:r>
-      <w:r>
-        <w:rPr>
-          <w:rStyle w:val="VerbatimChar"/>
-        </w:rPr>
-        <w:t xml:space="preserve">41 parent_education lower_or_equal_median_parent_edu 0.87097612            92</w:t>
-      </w:r>
-      <w:r>
-        <w:br/>
-      </w:r>
-      <w:r>
-        <w:rPr>
-          <w:rStyle w:val="VerbatimChar"/>
-        </w:rPr>
-        <w:t xml:space="preserve">42 parent_education          above_median_parent_edu 0.83851183            87</w:t>
-      </w:r>
-      <w:r>
-        <w:br/>
-      </w:r>
-      <w:r>
-        <w:rPr>
-          <w:rStyle w:val="VerbatimChar"/>
-        </w:rPr>
-        <w:t xml:space="preserve">43 parent_education lower_or_equal_median_parent_edu 0.82914769            99</w:t>
-      </w:r>
-      <w:r>
-        <w:br/>
-      </w:r>
-      <w:r>
-        <w:rPr>
-          <w:rStyle w:val="VerbatimChar"/>
-        </w:rPr>
-        <w:t xml:space="preserve">44 parent_education          above_median_parent_edu 0.96331810            87</w:t>
-      </w:r>
-      <w:r>
-        <w:br/>
-      </w:r>
-      <w:r>
-        <w:rPr>
-          <w:rStyle w:val="VerbatimChar"/>
-        </w:rPr>
-        <w:t xml:space="preserve">45 parent_education lower_or_equal_median_parent_edu 0.90222772            99</w:t>
+        <w:t xml:space="preserve">16 parent_education          above_median_parent_edu 0.72921059            66</w:t>
+      </w:r>
+      <w:r>
+        <w:br/>
+      </w:r>
+      <w:r>
+        <w:rPr>
+          <w:rStyle w:val="VerbatimChar"/>
+        </w:rPr>
+        <w:t xml:space="preserve">17 parent_education lower_or_equal_median_parent_edu 0.77520125           107</w:t>
+      </w:r>
+      <w:r>
+        <w:br/>
+      </w:r>
+      <w:r>
+        <w:rPr>
+          <w:rStyle w:val="VerbatimChar"/>
+        </w:rPr>
+        <w:t xml:space="preserve">18 parent_education          above_median_parent_edu 0.63137282            66</w:t>
+      </w:r>
+      <w:r>
+        <w:br/>
+      </w:r>
+      <w:r>
+        <w:rPr>
+          <w:rStyle w:val="VerbatimChar"/>
+        </w:rPr>
+        <w:t xml:space="preserve">19 parent_education lower_or_equal_median_parent_edu 0.66185185           107</w:t>
+      </w:r>
+      <w:r>
+        <w:br/>
+      </w:r>
+      <w:r>
+        <w:rPr>
+          <w:rStyle w:val="VerbatimChar"/>
+        </w:rPr>
+        <w:t xml:space="preserve">20 parent_education          above_median_parent_edu 0.65302949            66</w:t>
+      </w:r>
+      <w:r>
+        <w:br/>
+      </w:r>
+      <w:r>
+        <w:rPr>
+          <w:rStyle w:val="VerbatimChar"/>
+        </w:rPr>
+        <w:t xml:space="preserve">21 parent_education lower_or_equal_median_parent_edu 0.66722160           107</w:t>
+      </w:r>
+      <w:r>
+        <w:br/>
+      </w:r>
+      <w:r>
+        <w:rPr>
+          <w:rStyle w:val="VerbatimChar"/>
+        </w:rPr>
+        <w:t xml:space="preserve">22 parent_education          above_median_parent_edu 0.60527499            66</w:t>
+      </w:r>
+      <w:r>
+        <w:br/>
+      </w:r>
+      <w:r>
+        <w:rPr>
+          <w:rStyle w:val="VerbatimChar"/>
+        </w:rPr>
+        <w:t xml:space="preserve">23 parent_education lower_or_equal_median_parent_edu 0.65083328           107</w:t>
+      </w:r>
+      <w:r>
+        <w:br/>
+      </w:r>
+      <w:r>
+        <w:rPr>
+          <w:rStyle w:val="VerbatimChar"/>
+        </w:rPr>
+        <w:t xml:space="preserve">24 parent_education          above_median_parent_edu 0.68518027            66</w:t>
+      </w:r>
+      <w:r>
+        <w:br/>
+      </w:r>
+      <w:r>
+        <w:rPr>
+          <w:rStyle w:val="VerbatimChar"/>
+        </w:rPr>
+        <w:t xml:space="preserve">25 parent_education lower_or_equal_median_parent_edu 0.74978889           107</w:t>
+      </w:r>
+      <w:r>
+        <w:br/>
+      </w:r>
+      <w:r>
+        <w:rPr>
+          <w:rStyle w:val="VerbatimChar"/>
+        </w:rPr>
+        <w:t xml:space="preserve">26 parent_education          above_median_parent_edu 0.66063808            66</w:t>
+      </w:r>
+      <w:r>
+        <w:br/>
+      </w:r>
+      <w:r>
+        <w:rPr>
+          <w:rStyle w:val="VerbatimChar"/>
+        </w:rPr>
+        <w:t xml:space="preserve">27 parent_education lower_or_equal_median_parent_edu 0.67995335           107</w:t>
+      </w:r>
+      <w:r>
+        <w:br/>
+      </w:r>
+      <w:r>
+        <w:rPr>
+          <w:rStyle w:val="VerbatimChar"/>
+        </w:rPr>
+        <w:t xml:space="preserve">28 parent_education          above_median_parent_edu 0.78037743            69</w:t>
+      </w:r>
+      <w:r>
+        <w:br/>
+      </w:r>
+      <w:r>
+        <w:rPr>
+          <w:rStyle w:val="VerbatimChar"/>
+        </w:rPr>
+        <w:t xml:space="preserve">29 parent_education lower_or_equal_median_parent_edu 0.78247074           114</w:t>
+      </w:r>
+      <w:r>
+        <w:br/>
+      </w:r>
+      <w:r>
+        <w:rPr>
+          <w:rStyle w:val="VerbatimChar"/>
+        </w:rPr>
+        <w:t xml:space="preserve">30 parent_education          above_median_parent_edu 0.01516440            66</w:t>
+      </w:r>
+      <w:r>
+        <w:br/>
+      </w:r>
+      <w:r>
+        <w:rPr>
+          <w:rStyle w:val="VerbatimChar"/>
+        </w:rPr>
+        <w:t xml:space="preserve">31 parent_education lower_or_equal_median_parent_edu 0.03176506           107</w:t>
+      </w:r>
+      <w:r>
+        <w:br/>
+      </w:r>
+      <w:r>
+        <w:rPr>
+          <w:rStyle w:val="VerbatimChar"/>
+        </w:rPr>
+        <w:t xml:space="preserve">32 parent_education          above_median_parent_edu 0.81967138            69</w:t>
+      </w:r>
+      <w:r>
+        <w:br/>
+      </w:r>
+      <w:r>
+        <w:rPr>
+          <w:rStyle w:val="VerbatimChar"/>
+        </w:rPr>
+        <w:t xml:space="preserve">33 parent_education lower_or_equal_median_parent_edu 0.87032597           114</w:t>
+      </w:r>
+      <w:r>
+        <w:br/>
+      </w:r>
+      <w:r>
+        <w:rPr>
+          <w:rStyle w:val="VerbatimChar"/>
+        </w:rPr>
+        <w:t xml:space="preserve">34 parent_education          above_median_parent_edu 0.60300869            66</w:t>
+      </w:r>
+      <w:r>
+        <w:br/>
+      </w:r>
+      <w:r>
+        <w:rPr>
+          <w:rStyle w:val="VerbatimChar"/>
+        </w:rPr>
+        <w:t xml:space="preserve">35 parent_education lower_or_equal_median_parent_edu 0.60459636           107</w:t>
+      </w:r>
+      <w:r>
+        <w:br/>
+      </w:r>
+      <w:r>
+        <w:rPr>
+          <w:rStyle w:val="VerbatimChar"/>
+        </w:rPr>
+        <w:t xml:space="preserve">36 parent_education          above_median_parent_edu 0.00000000            66</w:t>
+      </w:r>
+      <w:r>
+        <w:br/>
+      </w:r>
+      <w:r>
+        <w:rPr>
+          <w:rStyle w:val="VerbatimChar"/>
+        </w:rPr>
+        <w:t xml:space="preserve">37 parent_education lower_or_equal_median_parent_edu 0.06009835           107</w:t>
+      </w:r>
+      <w:r>
+        <w:br/>
+      </w:r>
+      <w:r>
+        <w:rPr>
+          <w:rStyle w:val="VerbatimChar"/>
+        </w:rPr>
+        <w:t xml:space="preserve">38 parent_education          above_median_parent_edu 0.06370752            66</w:t>
+      </w:r>
+      <w:r>
+        <w:br/>
+      </w:r>
+      <w:r>
+        <w:rPr>
+          <w:rStyle w:val="VerbatimChar"/>
+        </w:rPr>
+        <w:t xml:space="preserve">39 parent_education lower_or_equal_median_parent_edu 0.06579689           107</w:t>
+      </w:r>
+      <w:r>
+        <w:br/>
+      </w:r>
+      <w:r>
+        <w:rPr>
+          <w:rStyle w:val="VerbatimChar"/>
+        </w:rPr>
+        <w:t xml:space="preserve">40 parent_education          above_median_parent_edu 0.91670053            66</w:t>
+      </w:r>
+      <w:r>
+        <w:br/>
+      </w:r>
+      <w:r>
+        <w:rPr>
+          <w:rStyle w:val="VerbatimChar"/>
+        </w:rPr>
+        <w:t xml:space="preserve">41 parent_education lower_or_equal_median_parent_edu 0.84233970           107</w:t>
+      </w:r>
+      <w:r>
+        <w:br/>
+      </w:r>
+      <w:r>
+        <w:rPr>
+          <w:rStyle w:val="VerbatimChar"/>
+        </w:rPr>
+        <w:t xml:space="preserve">42 parent_education          above_median_parent_edu 0.81744732            69</w:t>
+      </w:r>
+      <w:r>
+        <w:br/>
+      </w:r>
+      <w:r>
+        <w:rPr>
+          <w:rStyle w:val="VerbatimChar"/>
+        </w:rPr>
+        <w:t xml:space="preserve">43 parent_education lower_or_equal_median_parent_edu 0.84695098           114</w:t>
+      </w:r>
+      <w:r>
+        <w:br/>
+      </w:r>
+      <w:r>
+        <w:rPr>
+          <w:rStyle w:val="VerbatimChar"/>
+        </w:rPr>
+        <w:t xml:space="preserve">44 parent_education          above_median_parent_edu 0.95337226            69</w:t>
+      </w:r>
+      <w:r>
+        <w:br/>
+      </w:r>
+      <w:r>
+        <w:rPr>
+          <w:rStyle w:val="VerbatimChar"/>
+        </w:rPr>
+        <w:t xml:space="preserve">45 parent_education lower_or_equal_median_parent_edu 0.91644298           114</w:t>
       </w:r>
     </w:p>
     <w:p>
@@ -2063,295 +5009,295 @@
         <w:rPr>
           <w:rStyle w:val="VerbatimChar"/>
         </w:rPr>
-        <w:t xml:space="preserve">1          m1_switched_online       parent_low_edu -2.14261434 1.4985582</w:t>
-      </w:r>
-      <w:r>
-        <w:br/>
-      </w:r>
-      <w:r>
-        <w:rPr>
-          <w:rStyle w:val="VerbatimChar"/>
-        </w:rPr>
-        <w:t xml:space="preserve">2          m1_switched_online                urban -1.51529868 0.5904235</w:t>
-      </w:r>
-      <w:r>
-        <w:br/>
-      </w:r>
-      <w:r>
-        <w:rPr>
-          <w:rStyle w:val="VerbatimChar"/>
-        </w:rPr>
-        <w:t xml:space="preserve">3          m1_switched_online           gendermale -2.33901980 1.8409836</w:t>
-      </w:r>
-      <w:r>
-        <w:br/>
-      </w:r>
-      <w:r>
-        <w:rPr>
-          <w:rStyle w:val="VerbatimChar"/>
-        </w:rPr>
-        <w:t xml:space="preserve">4          m1_switched_online parent_low_edu:urban -1.31346300 1.2495108</w:t>
-      </w:r>
-      <w:r>
-        <w:br/>
-      </w:r>
-      <w:r>
-        <w:rPr>
-          <w:rStyle w:val="VerbatimChar"/>
-        </w:rPr>
-        <w:t xml:space="preserve">5  m2_school_closed_no_online       parent_low_edu  0.05804831 1.3692601</w:t>
-      </w:r>
-      <w:r>
-        <w:br/>
-      </w:r>
-      <w:r>
-        <w:rPr>
-          <w:rStyle w:val="VerbatimChar"/>
-        </w:rPr>
-        <w:t xml:space="preserve">6  m2_school_closed_no_online                urban -0.99369080 0.9581130</w:t>
-      </w:r>
-      <w:r>
-        <w:br/>
-      </w:r>
-      <w:r>
-        <w:rPr>
-          <w:rStyle w:val="VerbatimChar"/>
-        </w:rPr>
-        <w:t xml:space="preserve">7  m2_school_closed_no_online           gendermale -1.12145074 1.3266335</w:t>
-      </w:r>
-      <w:r>
-        <w:br/>
-      </w:r>
-      <w:r>
-        <w:rPr>
-          <w:rStyle w:val="VerbatimChar"/>
-        </w:rPr>
-        <w:t xml:space="preserve">8  m2_school_closed_no_online parent_low_edu:urban  0.49448498 1.6109577</w:t>
-      </w:r>
-      <w:r>
-        <w:br/>
-      </w:r>
-      <w:r>
-        <w:rPr>
-          <w:rStyle w:val="VerbatimChar"/>
-        </w:rPr>
-        <w:t xml:space="preserve">9  m3_education_stopped_covid       parent_low_edu  1.03990135 0.3465644</w:t>
-      </w:r>
-      <w:r>
-        <w:br/>
-      </w:r>
-      <w:r>
-        <w:rPr>
-          <w:rStyle w:val="VerbatimChar"/>
-        </w:rPr>
-        <w:t xml:space="preserve">10 m3_education_stopped_covid                urban -0.85441212 1.4391087</w:t>
-      </w:r>
-      <w:r>
-        <w:br/>
-      </w:r>
-      <w:r>
-        <w:rPr>
-          <w:rStyle w:val="VerbatimChar"/>
-        </w:rPr>
-        <w:t xml:space="preserve">11 m3_education_stopped_covid           gendermale -2.62825084 1.7848508</w:t>
-      </w:r>
-      <w:r>
-        <w:br/>
-      </w:r>
-      <w:r>
-        <w:rPr>
-          <w:rStyle w:val="VerbatimChar"/>
-        </w:rPr>
-        <w:t xml:space="preserve">12 m3_education_stopped_covid parent_low_edu:urban -0.96246446 0.5192458</w:t>
-      </w:r>
-      <w:r>
-        <w:br/>
-      </w:r>
-      <w:r>
-        <w:rPr>
-          <w:rStyle w:val="VerbatimChar"/>
-        </w:rPr>
-        <w:t xml:space="preserve">13    m4_any_remote_challenge       parent_low_edu  0.64770361 0.7387140</w:t>
-      </w:r>
-      <w:r>
-        <w:br/>
-      </w:r>
-      <w:r>
-        <w:rPr>
-          <w:rStyle w:val="VerbatimChar"/>
-        </w:rPr>
-        <w:t xml:space="preserve">14    m4_any_remote_challenge                urban -0.29437143 0.3234753</w:t>
-      </w:r>
-      <w:r>
-        <w:br/>
-      </w:r>
-      <w:r>
-        <w:rPr>
-          <w:rStyle w:val="VerbatimChar"/>
-        </w:rPr>
-        <w:t xml:space="preserve">15    m4_any_remote_challenge           gendermale -2.40240979 1.1601456</w:t>
-      </w:r>
-      <w:r>
-        <w:br/>
-      </w:r>
-      <w:r>
-        <w:rPr>
-          <w:rStyle w:val="VerbatimChar"/>
-        </w:rPr>
-        <w:t xml:space="preserve">16    m4_any_remote_challenge parent_low_edu:urban -1.79048373 0.8727948</w:t>
-      </w:r>
-      <w:r>
-        <w:br/>
-      </w:r>
-      <w:r>
-        <w:rPr>
-          <w:rStyle w:val="VerbatimChar"/>
-        </w:rPr>
-        <w:t xml:space="preserve">     statistic     p.value</w:t>
-      </w:r>
-      <w:r>
-        <w:br/>
-      </w:r>
-      <w:r>
-        <w:rPr>
-          <w:rStyle w:val="VerbatimChar"/>
-        </w:rPr>
-        <w:t xml:space="preserve">1  -1.42978387 0.152779060</w:t>
-      </w:r>
-      <w:r>
-        <w:br/>
-      </w:r>
-      <w:r>
-        <w:rPr>
-          <w:rStyle w:val="VerbatimChar"/>
-        </w:rPr>
-        <w:t xml:space="preserve">2  -2.56646082 0.010274223</w:t>
-      </w:r>
-      <w:r>
-        <w:br/>
-      </w:r>
-      <w:r>
-        <w:rPr>
-          <w:rStyle w:val="VerbatimChar"/>
-        </w:rPr>
-        <w:t xml:space="preserve">3  -1.27052721 0.203896896</w:t>
-      </w:r>
-      <w:r>
-        <w:br/>
-      </w:r>
-      <w:r>
-        <w:rPr>
-          <w:rStyle w:val="VerbatimChar"/>
-        </w:rPr>
-        <w:t xml:space="preserve">4  -1.05118177 0.293175115</w:t>
-      </w:r>
-      <w:r>
-        <w:br/>
-      </w:r>
-      <w:r>
-        <w:rPr>
-          <w:rStyle w:val="VerbatimChar"/>
-        </w:rPr>
-        <w:t xml:space="preserve">5   0.04239393 0.966184670</w:t>
-      </w:r>
-      <w:r>
-        <w:br/>
-      </w:r>
-      <w:r>
-        <w:rPr>
-          <w:rStyle w:val="VerbatimChar"/>
-        </w:rPr>
-        <w:t xml:space="preserve">6  -1.03713321 0.299673780</w:t>
-      </w:r>
-      <w:r>
-        <w:br/>
-      </w:r>
-      <w:r>
-        <w:rPr>
-          <w:rStyle w:val="VerbatimChar"/>
-        </w:rPr>
-        <w:t xml:space="preserve">7  -0.84533577 0.397923397</w:t>
-      </w:r>
-      <w:r>
-        <w:br/>
-      </w:r>
-      <w:r>
-        <w:rPr>
-          <w:rStyle w:val="VerbatimChar"/>
-        </w:rPr>
-        <w:t xml:space="preserve">8   0.30695094 0.758880716</w:t>
-      </w:r>
-      <w:r>
-        <w:br/>
-      </w:r>
-      <w:r>
-        <w:rPr>
-          <w:rStyle w:val="VerbatimChar"/>
-        </w:rPr>
-        <w:t xml:space="preserve">9   3.00060081 0.002694475</w:t>
-      </w:r>
-      <w:r>
-        <w:br/>
-      </w:r>
-      <w:r>
-        <w:rPr>
-          <w:rStyle w:val="VerbatimChar"/>
-        </w:rPr>
-        <w:t xml:space="preserve">10 -0.59370921 0.552706621</w:t>
-      </w:r>
-      <w:r>
-        <w:br/>
-      </w:r>
-      <w:r>
-        <w:rPr>
-          <w:rStyle w:val="VerbatimChar"/>
-        </w:rPr>
-        <w:t xml:space="preserve">11 -1.47253249 0.140877140</w:t>
-      </w:r>
-      <w:r>
-        <w:br/>
-      </w:r>
-      <w:r>
-        <w:rPr>
-          <w:rStyle w:val="VerbatimChar"/>
-        </w:rPr>
-        <w:t xml:space="preserve">12 -1.85358171 0.063799026</w:t>
-      </w:r>
-      <w:r>
-        <w:br/>
-      </w:r>
-      <w:r>
-        <w:rPr>
-          <w:rStyle w:val="VerbatimChar"/>
-        </w:rPr>
-        <w:t xml:space="preserve">13  0.87679890 0.380595875</w:t>
-      </w:r>
-      <w:r>
-        <w:br/>
-      </w:r>
-      <w:r>
-        <w:rPr>
-          <w:rStyle w:val="VerbatimChar"/>
-        </w:rPr>
-        <w:t xml:space="preserve">14 -0.91002765 0.362807927</w:t>
-      </w:r>
-      <w:r>
-        <w:br/>
-      </w:r>
-      <w:r>
-        <w:rPr>
-          <w:rStyle w:val="VerbatimChar"/>
-        </w:rPr>
-        <w:t xml:space="preserve">15 -2.07078295 0.038379084</w:t>
-      </w:r>
-      <w:r>
-        <w:br/>
-      </w:r>
-      <w:r>
-        <w:rPr>
-          <w:rStyle w:val="VerbatimChar"/>
-        </w:rPr>
-        <w:t xml:space="preserve">16 -2.05143731 0.040224379</w:t>
+        <w:t xml:space="preserve">1          m1_switched_online       parent_low_edu -1.21951816 1.2360986</w:t>
+      </w:r>
+      <w:r>
+        <w:br/>
+      </w:r>
+      <w:r>
+        <w:rPr>
+          <w:rStyle w:val="VerbatimChar"/>
+        </w:rPr>
+        <w:t xml:space="preserve">2          m1_switched_online                urban -1.11449470 0.6605853</w:t>
+      </w:r>
+      <w:r>
+        <w:br/>
+      </w:r>
+      <w:r>
+        <w:rPr>
+          <w:rStyle w:val="VerbatimChar"/>
+        </w:rPr>
+        <w:t xml:space="preserve">3          m1_switched_online           gendermale -2.29378152 1.9947998</w:t>
+      </w:r>
+      <w:r>
+        <w:br/>
+      </w:r>
+      <w:r>
+        <w:rPr>
+          <w:rStyle w:val="VerbatimChar"/>
+        </w:rPr>
+        <w:t xml:space="preserve">4          m1_switched_online parent_low_edu:urban -2.12021144 1.1882522</w:t>
+      </w:r>
+      <w:r>
+        <w:br/>
+      </w:r>
+      <w:r>
+        <w:rPr>
+          <w:rStyle w:val="VerbatimChar"/>
+        </w:rPr>
+        <w:t xml:space="preserve">5  m2_school_closed_no_online       parent_low_edu  0.47777704 0.9157056</w:t>
+      </w:r>
+      <w:r>
+        <w:br/>
+      </w:r>
+      <w:r>
+        <w:rPr>
+          <w:rStyle w:val="VerbatimChar"/>
+        </w:rPr>
+        <w:t xml:space="preserve">6  m2_school_closed_no_online                urban -0.80228600 0.8611318</w:t>
+      </w:r>
+      <w:r>
+        <w:br/>
+      </w:r>
+      <w:r>
+        <w:rPr>
+          <w:rStyle w:val="VerbatimChar"/>
+        </w:rPr>
+        <w:t xml:space="preserve">7  m2_school_closed_no_online           gendermale -0.92039009 1.4289301</w:t>
+      </w:r>
+      <w:r>
+        <w:br/>
+      </w:r>
+      <w:r>
+        <w:rPr>
+          <w:rStyle w:val="VerbatimChar"/>
+        </w:rPr>
+        <w:t xml:space="preserve">8  m2_school_closed_no_online parent_low_edu:urban  0.26641793 1.3440720</w:t>
+      </w:r>
+      <w:r>
+        <w:br/>
+      </w:r>
+      <w:r>
+        <w:rPr>
+          <w:rStyle w:val="VerbatimChar"/>
+        </w:rPr>
+        <w:t xml:space="preserve">9  m3_education_stopped_covid       parent_low_edu  0.02505184 0.4135881</w:t>
+      </w:r>
+      <w:r>
+        <w:br/>
+      </w:r>
+      <w:r>
+        <w:rPr>
+          <w:rStyle w:val="VerbatimChar"/>
+        </w:rPr>
+        <w:t xml:space="preserve">10 m3_education_stopped_covid                urban -1.47019432 1.4675858</w:t>
+      </w:r>
+      <w:r>
+        <w:br/>
+      </w:r>
+      <w:r>
+        <w:rPr>
+          <w:rStyle w:val="VerbatimChar"/>
+        </w:rPr>
+        <w:t xml:space="preserve">11 m3_education_stopped_covid           gendermale -2.70444550 1.8537865</w:t>
+      </w:r>
+      <w:r>
+        <w:br/>
+      </w:r>
+      <w:r>
+        <w:rPr>
+          <w:rStyle w:val="VerbatimChar"/>
+        </w:rPr>
+        <w:t xml:space="preserve">12 m3_education_stopped_covid parent_low_edu:urban  0.19361933 0.5787884</w:t>
+      </w:r>
+      <w:r>
+        <w:br/>
+      </w:r>
+      <w:r>
+        <w:rPr>
+          <w:rStyle w:val="VerbatimChar"/>
+        </w:rPr>
+        <w:t xml:space="preserve">13    m4_any_remote_challenge       parent_low_edu  0.74891403 0.6374109</w:t>
+      </w:r>
+      <w:r>
+        <w:br/>
+      </w:r>
+      <w:r>
+        <w:rPr>
+          <w:rStyle w:val="VerbatimChar"/>
+        </w:rPr>
+        <w:t xml:space="preserve">14    m4_any_remote_challenge                urban -0.03443495 0.4596824</w:t>
+      </w:r>
+      <w:r>
+        <w:br/>
+      </w:r>
+      <w:r>
+        <w:rPr>
+          <w:rStyle w:val="VerbatimChar"/>
+        </w:rPr>
+        <w:t xml:space="preserve">15    m4_any_remote_challenge           gendermale -2.78897596 1.1007393</w:t>
+      </w:r>
+      <w:r>
+        <w:br/>
+      </w:r>
+      <w:r>
+        <w:rPr>
+          <w:rStyle w:val="VerbatimChar"/>
+        </w:rPr>
+        <w:t xml:space="preserve">16    m4_any_remote_challenge parent_low_edu:urban -2.28055405 0.6122027</w:t>
+      </w:r>
+      <w:r>
+        <w:br/>
+      </w:r>
+      <w:r>
+        <w:rPr>
+          <w:rStyle w:val="VerbatimChar"/>
+        </w:rPr>
+        <w:t xml:space="preserve">     statistic      p.value</w:t>
+      </w:r>
+      <w:r>
+        <w:br/>
+      </w:r>
+      <w:r>
+        <w:rPr>
+          <w:rStyle w:val="VerbatimChar"/>
+        </w:rPr>
+        <w:t xml:space="preserve">1  -0.98658651 0.3238453847</w:t>
+      </w:r>
+      <w:r>
+        <w:br/>
+      </w:r>
+      <w:r>
+        <w:rPr>
+          <w:rStyle w:val="VerbatimChar"/>
+        </w:rPr>
+        <w:t xml:space="preserve">2  -1.68713203 0.0915779669</w:t>
+      </w:r>
+      <w:r>
+        <w:br/>
+      </w:r>
+      <w:r>
+        <w:rPr>
+          <w:rStyle w:val="VerbatimChar"/>
+        </w:rPr>
+        <w:t xml:space="preserve">3  -1.14988055 0.2501930718</w:t>
+      </w:r>
+      <w:r>
+        <w:br/>
+      </w:r>
+      <w:r>
+        <w:rPr>
+          <w:rStyle w:val="VerbatimChar"/>
+        </w:rPr>
+        <w:t xml:space="preserve">4  -1.78431096 0.0743731506</w:t>
+      </w:r>
+      <w:r>
+        <w:br/>
+      </w:r>
+      <w:r>
+        <w:rPr>
+          <w:rStyle w:val="VerbatimChar"/>
+        </w:rPr>
+        <w:t xml:space="preserve">5   0.52175835 0.6018385938</w:t>
+      </w:r>
+      <w:r>
+        <w:br/>
+      </w:r>
+      <w:r>
+        <w:rPr>
+          <w:rStyle w:val="VerbatimChar"/>
+        </w:rPr>
+        <w:t xml:space="preserve">6  -0.93166456 0.3515099066</w:t>
+      </w:r>
+      <w:r>
+        <w:br/>
+      </w:r>
+      <w:r>
+        <w:rPr>
+          <w:rStyle w:val="VerbatimChar"/>
+        </w:rPr>
+        <w:t xml:space="preserve">7  -0.64411137 0.5195032211</w:t>
+      </w:r>
+      <w:r>
+        <w:br/>
+      </w:r>
+      <w:r>
+        <w:rPr>
+          <w:rStyle w:val="VerbatimChar"/>
+        </w:rPr>
+        <w:t xml:space="preserve">8   0.19821701 0.8428752792</w:t>
+      </w:r>
+      <w:r>
+        <w:br/>
+      </w:r>
+      <w:r>
+        <w:rPr>
+          <w:rStyle w:val="VerbatimChar"/>
+        </w:rPr>
+        <w:t xml:space="preserve">9   0.06057196 0.9517001088</w:t>
+      </w:r>
+      <w:r>
+        <w:br/>
+      </w:r>
+      <w:r>
+        <w:rPr>
+          <w:rStyle w:val="VerbatimChar"/>
+        </w:rPr>
+        <w:t xml:space="preserve">10 -1.00177742 0.3164511032</w:t>
+      </w:r>
+      <w:r>
+        <w:br/>
+      </w:r>
+      <w:r>
+        <w:rPr>
+          <w:rStyle w:val="VerbatimChar"/>
+        </w:rPr>
+        <w:t xml:space="preserve">11 -1.45887648 0.1445991082</w:t>
+      </w:r>
+      <w:r>
+        <w:br/>
+      </w:r>
+      <w:r>
+        <w:rPr>
+          <w:rStyle w:val="VerbatimChar"/>
+        </w:rPr>
+        <w:t xml:space="preserve">12  0.33452522 0.7379832614</w:t>
+      </w:r>
+      <w:r>
+        <w:br/>
+      </w:r>
+      <w:r>
+        <w:rPr>
+          <w:rStyle w:val="VerbatimChar"/>
+        </w:rPr>
+        <w:t xml:space="preserve">13  1.17493136 0.2400221768</w:t>
+      </w:r>
+      <w:r>
+        <w:br/>
+      </w:r>
+      <w:r>
+        <w:rPr>
+          <w:rStyle w:val="VerbatimChar"/>
+        </w:rPr>
+        <w:t xml:space="preserve">14 -0.07491030 0.9402860796</w:t>
+      </w:r>
+      <w:r>
+        <w:br/>
+      </w:r>
+      <w:r>
+        <w:rPr>
+          <w:rStyle w:val="VerbatimChar"/>
+        </w:rPr>
+        <w:t xml:space="preserve">15 -2.53372986 0.0112855697</w:t>
+      </w:r>
+      <w:r>
+        <w:br/>
+      </w:r>
+      <w:r>
+        <w:rPr>
+          <w:rStyle w:val="VerbatimChar"/>
+        </w:rPr>
+        <w:t xml:space="preserve">16 -3.72516155 0.0001951902</w:t>
       </w:r>
     </w:p>
     <w:p>
@@ -2371,34 +5317,34 @@
         <w:rPr>
           <w:rStyle w:val="VerbatimChar"/>
         </w:rPr>
-        <w:t xml:space="preserve">1 baseline_weighted_median     median              12        TRUE     186</w:t>
-      </w:r>
-      <w:r>
-        <w:br/>
-      </w:r>
-      <w:r>
-        <w:rPr>
-          <w:rStyle w:val="VerbatimChar"/>
-        </w:rPr>
-        <w:t xml:space="preserve">2        unweighted_median     median              12       FALSE     186</w:t>
-      </w:r>
-      <w:r>
-        <w:br/>
-      </w:r>
-      <w:r>
-        <w:rPr>
-          <w:rStyle w:val="VerbatimChar"/>
-        </w:rPr>
-        <w:t xml:space="preserve">3           weighted_leq11     leq_11              11        TRUE     186</w:t>
-      </w:r>
-      <w:r>
-        <w:br/>
-      </w:r>
-      <w:r>
-        <w:rPr>
-          <w:rStyle w:val="VerbatimChar"/>
-        </w:rPr>
-        <w:t xml:space="preserve">4            weighted_leq9      leq_9               9        TRUE     186</w:t>
+        <w:t xml:space="preserve">1 baseline_weighted_median     median            13.5        TRUE     186</w:t>
+      </w:r>
+      <w:r>
+        <w:br/>
+      </w:r>
+      <w:r>
+        <w:rPr>
+          <w:rStyle w:val="VerbatimChar"/>
+        </w:rPr>
+        <w:t xml:space="preserve">2        unweighted_median     median            13.5       FALSE     186</w:t>
+      </w:r>
+      <w:r>
+        <w:br/>
+      </w:r>
+      <w:r>
+        <w:rPr>
+          <w:rStyle w:val="VerbatimChar"/>
+        </w:rPr>
+        <w:t xml:space="preserve">3           weighted_leq11     leq_11            11.0        TRUE     186</w:t>
+      </w:r>
+      <w:r>
+        <w:br/>
+      </w:r>
+      <w:r>
+        <w:rPr>
+          <w:rStyle w:val="VerbatimChar"/>
+        </w:rPr>
+        <w:t xml:space="preserve">4            weighted_leq9      leq_9             9.0        TRUE     186</w:t>
       </w:r>
       <w:r>
         <w:br/>
@@ -2416,38 +5362,38 @@
         <w:rPr>
           <w:rStyle w:val="VerbatimChar"/>
         </w:rPr>
-        <w:t xml:space="preserve">1                  183          99           87</w:t>
-      </w:r>
-      <w:r>
-        <w:br/>
-      </w:r>
-      <w:r>
-        <w:rPr>
-          <w:rStyle w:val="VerbatimChar"/>
-        </w:rPr>
-        <w:t xml:space="preserve">2                  183          99           87</w:t>
-      </w:r>
-      <w:r>
-        <w:br/>
-      </w:r>
-      <w:r>
-        <w:rPr>
-          <w:rStyle w:val="VerbatimChar"/>
-        </w:rPr>
-        <w:t xml:space="preserve">3                  183          75          111</w:t>
-      </w:r>
-      <w:r>
-        <w:br/>
-      </w:r>
-      <w:r>
-        <w:rPr>
-          <w:rStyle w:val="VerbatimChar"/>
-        </w:rPr>
-        <w:t xml:space="preserve">4                  183           7          179</w:t>
+        <w:t xml:space="preserve">1                  183         114           69</w:t>
+      </w:r>
+      <w:r>
+        <w:br/>
+      </w:r>
+      <w:r>
+        <w:rPr>
+          <w:rStyle w:val="VerbatimChar"/>
+        </w:rPr>
+        <w:t xml:space="preserve">2                  183         114           69</w:t>
+      </w:r>
+      <w:r>
+        <w:br/>
+      </w:r>
+      <w:r>
+        <w:rPr>
+          <w:rStyle w:val="VerbatimChar"/>
+        </w:rPr>
+        <w:t xml:space="preserve">3                  183          74          109</w:t>
+      </w:r>
+      <w:r>
+        <w:br/>
+      </w:r>
+      <w:r>
+        <w:rPr>
+          <w:rStyle w:val="VerbatimChar"/>
+        </w:rPr>
+        <w:t xml:space="preserve">4                  183           7          176</w:t>
       </w:r>
     </w:p>
-    <w:bookmarkEnd w:id="25"/>
-    <w:bookmarkStart w:id="26" w:name="X271a41523ceb41e4aed4bf8c8a4c00a898d61cb"/>
+    <w:bookmarkEnd w:id="28"/>
+    <w:bookmarkStart w:id="29" w:name="X271a41523ceb41e4aed4bf8c8a4c00a898d61cb"/>
     <w:p>
       <w:pPr>
         <w:pStyle w:val="Heading2"/>
@@ -2576,7 +5522,7 @@
               <w:jc w:val="left"/>
             </w:pPr>
             <w:r>
-              <w:t xml:space="preserve">81.5 percent</w:t>
+              <w:t xml:space="preserve">78.2 percent</w:t>
             </w:r>
           </w:p>
         </w:tc>
@@ -2588,7 +5534,7 @@
               <w:jc w:val="right"/>
             </w:pPr>
             <w:r>
-              <w:t xml:space="preserve">99</w:t>
+              <w:t xml:space="preserve">114</w:t>
             </w:r>
           </w:p>
         </w:tc>
@@ -2638,7 +5584,7 @@
               <w:jc w:val="left"/>
             </w:pPr>
             <w:r>
-              <w:t xml:space="preserve">74.5 percent</w:t>
+              <w:t xml:space="preserve">78.0 percent</w:t>
             </w:r>
           </w:p>
         </w:tc>
@@ -2650,7 +5596,7 @@
               <w:jc w:val="right"/>
             </w:pPr>
             <w:r>
-              <w:t xml:space="preserve">87</w:t>
+              <w:t xml:space="preserve">69</w:t>
             </w:r>
           </w:p>
         </w:tc>
@@ -2700,7 +5646,7 @@
               <w:jc w:val="left"/>
             </w:pPr>
             <w:r>
-              <w:t xml:space="preserve">63.5 percent</w:t>
+              <w:t xml:space="preserve">60.5 percent</w:t>
             </w:r>
           </w:p>
         </w:tc>
@@ -2712,7 +5658,7 @@
               <w:jc w:val="right"/>
             </w:pPr>
             <w:r>
-              <w:t xml:space="preserve">92</w:t>
+              <w:t xml:space="preserve">107</w:t>
             </w:r>
           </w:p>
         </w:tc>
@@ -2762,7 +5708,7 @@
               <w:jc w:val="left"/>
             </w:pPr>
             <w:r>
-              <w:t xml:space="preserve">57.3 percent</w:t>
+              <w:t xml:space="preserve">60.3 percent</w:t>
             </w:r>
           </w:p>
         </w:tc>
@@ -2774,7 +5720,7 @@
               <w:jc w:val="right"/>
             </w:pPr>
             <w:r>
-              <w:t xml:space="preserve">84</w:t>
+              <w:t xml:space="preserve">66</w:t>
             </w:r>
           </w:p>
         </w:tc>
@@ -2824,7 +5770,7 @@
               <w:jc w:val="left"/>
             </w:pPr>
             <w:r>
-              <w:t xml:space="preserve">90.2 percent</w:t>
+              <w:t xml:space="preserve">91.6 percent</w:t>
             </w:r>
           </w:p>
         </w:tc>
@@ -2836,7 +5782,7 @@
               <w:jc w:val="right"/>
             </w:pPr>
             <w:r>
-              <w:t xml:space="preserve">99</w:t>
+              <w:t xml:space="preserve">114</w:t>
             </w:r>
           </w:p>
         </w:tc>
@@ -2886,7 +5832,7 @@
               <w:jc w:val="left"/>
             </w:pPr>
             <w:r>
-              <w:t xml:space="preserve">96.3 percent</w:t>
+              <w:t xml:space="preserve">95.3 percent</w:t>
             </w:r>
           </w:p>
         </w:tc>
@@ -2898,7 +5844,7 @@
               <w:jc w:val="right"/>
             </w:pPr>
             <w:r>
-              <w:t xml:space="preserve">87</w:t>
+              <w:t xml:space="preserve">69</w:t>
             </w:r>
           </w:p>
         </w:tc>
@@ -2948,7 +5894,7 @@
               <w:jc w:val="left"/>
             </w:pPr>
             <w:r>
-              <w:t xml:space="preserve">74.3 percent</w:t>
+              <w:t xml:space="preserve">75.0 percent</w:t>
             </w:r>
           </w:p>
         </w:tc>
@@ -2960,7 +5906,7 @@
               <w:jc w:val="right"/>
             </w:pPr>
             <w:r>
-              <w:t xml:space="preserve">92</w:t>
+              <w:t xml:space="preserve">107</w:t>
             </w:r>
           </w:p>
         </w:tc>
@@ -3010,7 +5956,7 @@
               <w:jc w:val="left"/>
             </w:pPr>
             <w:r>
-              <w:t xml:space="preserve">70.7 percent</w:t>
+              <w:t xml:space="preserve">68.5 percent</w:t>
             </w:r>
           </w:p>
         </w:tc>
@@ -3022,7 +5968,7 @@
               <w:jc w:val="right"/>
             </w:pPr>
             <w:r>
-              <w:t xml:space="preserve">84</w:t>
+              <w:t xml:space="preserve">66</w:t>
             </w:r>
           </w:p>
         </w:tc>
@@ -3072,7 +6018,7 @@
               <w:jc w:val="left"/>
             </w:pPr>
             <w:r>
-              <w:t xml:space="preserve">87.1 percent</w:t>
+              <w:t xml:space="preserve">84.2 percent</w:t>
             </w:r>
           </w:p>
         </w:tc>
@@ -3084,7 +6030,7 @@
               <w:jc w:val="right"/>
             </w:pPr>
             <w:r>
-              <w:t xml:space="preserve">92</w:t>
+              <w:t xml:space="preserve">107</w:t>
             </w:r>
           </w:p>
         </w:tc>
@@ -3134,7 +6080,7 @@
               <w:jc w:val="left"/>
             </w:pPr>
             <w:r>
-              <w:t xml:space="preserve">86.9 percent</w:t>
+              <w:t xml:space="preserve">91.7 percent</w:t>
             </w:r>
           </w:p>
         </w:tc>
@@ -3146,14 +6092,14 @@
               <w:jc w:val="right"/>
             </w:pPr>
             <w:r>
-              <w:t xml:space="preserve">84</w:t>
+              <w:t xml:space="preserve">66</w:t>
             </w:r>
           </w:p>
         </w:tc>
       </w:tr>
     </w:tbl>
-    <w:bookmarkEnd w:id="26"/>
-    <w:bookmarkStart w:id="27" w:name="X196a44ea7b65ee73e35b6ea13de4447994f66d6"/>
+    <w:bookmarkEnd w:id="29"/>
+    <w:bookmarkStart w:id="30" w:name="X196a44ea7b65ee73e35b6ea13de4447994f66d6"/>
     <w:p>
       <w:pPr>
         <w:pStyle w:val="Heading2"/>
@@ -3274,31 +6220,31 @@
               <w:jc w:val="left"/>
             </w:pPr>
             <w:r>
-              <w:t xml:space="preserve">-2.143</w:t>
-            </w:r>
-          </w:p>
-        </w:tc>
-        <w:tc>
-          <w:tcPr/>
-          <w:p>
-            <w:pPr>
-              <w:pStyle w:val="Compact"/>
-              <w:jc w:val="left"/>
-            </w:pPr>
-            <w:r>
-              <w:t xml:space="preserve">1.499</w:t>
-            </w:r>
-          </w:p>
-        </w:tc>
-        <w:tc>
-          <w:tcPr/>
-          <w:p>
-            <w:pPr>
-              <w:pStyle w:val="Compact"/>
-              <w:jc w:val="left"/>
-            </w:pPr>
-            <w:r>
-              <w:t xml:space="preserve">0.153</w:t>
+              <w:t xml:space="preserve">-1.220</w:t>
+            </w:r>
+          </w:p>
+        </w:tc>
+        <w:tc>
+          <w:tcPr/>
+          <w:p>
+            <w:pPr>
+              <w:pStyle w:val="Compact"/>
+              <w:jc w:val="left"/>
+            </w:pPr>
+            <w:r>
+              <w:t xml:space="preserve">1.236</w:t>
+            </w:r>
+          </w:p>
+        </w:tc>
+        <w:tc>
+          <w:tcPr/>
+          <w:p>
+            <w:pPr>
+              <w:pStyle w:val="Compact"/>
+              <w:jc w:val="left"/>
+            </w:pPr>
+            <w:r>
+              <w:t xml:space="preserve">0.324</w:t>
             </w:r>
           </w:p>
         </w:tc>
@@ -3336,31 +6282,31 @@
               <w:jc w:val="left"/>
             </w:pPr>
             <w:r>
-              <w:t xml:space="preserve">-1.515</w:t>
-            </w:r>
-          </w:p>
-        </w:tc>
-        <w:tc>
-          <w:tcPr/>
-          <w:p>
-            <w:pPr>
-              <w:pStyle w:val="Compact"/>
-              <w:jc w:val="left"/>
-            </w:pPr>
-            <w:r>
-              <w:t xml:space="preserve">0.590</w:t>
-            </w:r>
-          </w:p>
-        </w:tc>
-        <w:tc>
-          <w:tcPr/>
-          <w:p>
-            <w:pPr>
-              <w:pStyle w:val="Compact"/>
-              <w:jc w:val="left"/>
-            </w:pPr>
-            <w:r>
-              <w:t xml:space="preserve">0.010</w:t>
+              <w:t xml:space="preserve">-1.114</w:t>
+            </w:r>
+          </w:p>
+        </w:tc>
+        <w:tc>
+          <w:tcPr/>
+          <w:p>
+            <w:pPr>
+              <w:pStyle w:val="Compact"/>
+              <w:jc w:val="left"/>
+            </w:pPr>
+            <w:r>
+              <w:t xml:space="preserve">0.661</w:t>
+            </w:r>
+          </w:p>
+        </w:tc>
+        <w:tc>
+          <w:tcPr/>
+          <w:p>
+            <w:pPr>
+              <w:pStyle w:val="Compact"/>
+              <w:jc w:val="left"/>
+            </w:pPr>
+            <w:r>
+              <w:t xml:space="preserve">0.092</w:t>
             </w:r>
           </w:p>
         </w:tc>
@@ -3398,31 +6344,31 @@
               <w:jc w:val="left"/>
             </w:pPr>
             <w:r>
-              <w:t xml:space="preserve">-2.339</w:t>
-            </w:r>
-          </w:p>
-        </w:tc>
-        <w:tc>
-          <w:tcPr/>
-          <w:p>
-            <w:pPr>
-              <w:pStyle w:val="Compact"/>
-              <w:jc w:val="left"/>
-            </w:pPr>
-            <w:r>
-              <w:t xml:space="preserve">1.841</w:t>
-            </w:r>
-          </w:p>
-        </w:tc>
-        <w:tc>
-          <w:tcPr/>
-          <w:p>
-            <w:pPr>
-              <w:pStyle w:val="Compact"/>
-              <w:jc w:val="left"/>
-            </w:pPr>
-            <w:r>
-              <w:t xml:space="preserve">0.204</w:t>
+              <w:t xml:space="preserve">-2.294</w:t>
+            </w:r>
+          </w:p>
+        </w:tc>
+        <w:tc>
+          <w:tcPr/>
+          <w:p>
+            <w:pPr>
+              <w:pStyle w:val="Compact"/>
+              <w:jc w:val="left"/>
+            </w:pPr>
+            <w:r>
+              <w:t xml:space="preserve">1.995</w:t>
+            </w:r>
+          </w:p>
+        </w:tc>
+        <w:tc>
+          <w:tcPr/>
+          <w:p>
+            <w:pPr>
+              <w:pStyle w:val="Compact"/>
+              <w:jc w:val="left"/>
+            </w:pPr>
+            <w:r>
+              <w:t xml:space="preserve">0.250</w:t>
             </w:r>
           </w:p>
         </w:tc>
@@ -3460,31 +6406,31 @@
               <w:jc w:val="left"/>
             </w:pPr>
             <w:r>
-              <w:t xml:space="preserve">-1.313</w:t>
-            </w:r>
-          </w:p>
-        </w:tc>
-        <w:tc>
-          <w:tcPr/>
-          <w:p>
-            <w:pPr>
-              <w:pStyle w:val="Compact"/>
-              <w:jc w:val="left"/>
-            </w:pPr>
-            <w:r>
-              <w:t xml:space="preserve">1.250</w:t>
-            </w:r>
-          </w:p>
-        </w:tc>
-        <w:tc>
-          <w:tcPr/>
-          <w:p>
-            <w:pPr>
-              <w:pStyle w:val="Compact"/>
-              <w:jc w:val="left"/>
-            </w:pPr>
-            <w:r>
-              <w:t xml:space="preserve">0.293</w:t>
+              <w:t xml:space="preserve">-2.120</w:t>
+            </w:r>
+          </w:p>
+        </w:tc>
+        <w:tc>
+          <w:tcPr/>
+          <w:p>
+            <w:pPr>
+              <w:pStyle w:val="Compact"/>
+              <w:jc w:val="left"/>
+            </w:pPr>
+            <w:r>
+              <w:t xml:space="preserve">1.188</w:t>
+            </w:r>
+          </w:p>
+        </w:tc>
+        <w:tc>
+          <w:tcPr/>
+          <w:p>
+            <w:pPr>
+              <w:pStyle w:val="Compact"/>
+              <w:jc w:val="left"/>
+            </w:pPr>
+            <w:r>
+              <w:t xml:space="preserve">0.074</w:t>
             </w:r>
           </w:p>
         </w:tc>
@@ -3522,31 +6468,31 @@
               <w:jc w:val="left"/>
             </w:pPr>
             <w:r>
-              <w:t xml:space="preserve">0.058</w:t>
-            </w:r>
-          </w:p>
-        </w:tc>
-        <w:tc>
-          <w:tcPr/>
-          <w:p>
-            <w:pPr>
-              <w:pStyle w:val="Compact"/>
-              <w:jc w:val="left"/>
-            </w:pPr>
-            <w:r>
-              <w:t xml:space="preserve">1.369</w:t>
-            </w:r>
-          </w:p>
-        </w:tc>
-        <w:tc>
-          <w:tcPr/>
-          <w:p>
-            <w:pPr>
-              <w:pStyle w:val="Compact"/>
-              <w:jc w:val="left"/>
-            </w:pPr>
-            <w:r>
-              <w:t xml:space="preserve">0.966</w:t>
+              <w:t xml:space="preserve">0.478</w:t>
+            </w:r>
+          </w:p>
+        </w:tc>
+        <w:tc>
+          <w:tcPr/>
+          <w:p>
+            <w:pPr>
+              <w:pStyle w:val="Compact"/>
+              <w:jc w:val="left"/>
+            </w:pPr>
+            <w:r>
+              <w:t xml:space="preserve">0.916</w:t>
+            </w:r>
+          </w:p>
+        </w:tc>
+        <w:tc>
+          <w:tcPr/>
+          <w:p>
+            <w:pPr>
+              <w:pStyle w:val="Compact"/>
+              <w:jc w:val="left"/>
+            </w:pPr>
+            <w:r>
+              <w:t xml:space="preserve">0.602</w:t>
             </w:r>
           </w:p>
         </w:tc>
@@ -3584,31 +6530,31 @@
               <w:jc w:val="left"/>
             </w:pPr>
             <w:r>
-              <w:t xml:space="preserve">-0.994</w:t>
-            </w:r>
-          </w:p>
-        </w:tc>
-        <w:tc>
-          <w:tcPr/>
-          <w:p>
-            <w:pPr>
-              <w:pStyle w:val="Compact"/>
-              <w:jc w:val="left"/>
-            </w:pPr>
-            <w:r>
-              <w:t xml:space="preserve">0.958</w:t>
-            </w:r>
-          </w:p>
-        </w:tc>
-        <w:tc>
-          <w:tcPr/>
-          <w:p>
-            <w:pPr>
-              <w:pStyle w:val="Compact"/>
-              <w:jc w:val="left"/>
-            </w:pPr>
-            <w:r>
-              <w:t xml:space="preserve">0.300</w:t>
+              <w:t xml:space="preserve">-0.802</w:t>
+            </w:r>
+          </w:p>
+        </w:tc>
+        <w:tc>
+          <w:tcPr/>
+          <w:p>
+            <w:pPr>
+              <w:pStyle w:val="Compact"/>
+              <w:jc w:val="left"/>
+            </w:pPr>
+            <w:r>
+              <w:t xml:space="preserve">0.861</w:t>
+            </w:r>
+          </w:p>
+        </w:tc>
+        <w:tc>
+          <w:tcPr/>
+          <w:p>
+            <w:pPr>
+              <w:pStyle w:val="Compact"/>
+              <w:jc w:val="left"/>
+            </w:pPr>
+            <w:r>
+              <w:t xml:space="preserve">0.352</w:t>
             </w:r>
           </w:p>
         </w:tc>
@@ -3646,31 +6592,31 @@
               <w:jc w:val="left"/>
             </w:pPr>
             <w:r>
-              <w:t xml:space="preserve">-1.121</w:t>
-            </w:r>
-          </w:p>
-        </w:tc>
-        <w:tc>
-          <w:tcPr/>
-          <w:p>
-            <w:pPr>
-              <w:pStyle w:val="Compact"/>
-              <w:jc w:val="left"/>
-            </w:pPr>
-            <w:r>
-              <w:t xml:space="preserve">1.327</w:t>
-            </w:r>
-          </w:p>
-        </w:tc>
-        <w:tc>
-          <w:tcPr/>
-          <w:p>
-            <w:pPr>
-              <w:pStyle w:val="Compact"/>
-              <w:jc w:val="left"/>
-            </w:pPr>
-            <w:r>
-              <w:t xml:space="preserve">0.398</w:t>
+              <w:t xml:space="preserve">-0.920</w:t>
+            </w:r>
+          </w:p>
+        </w:tc>
+        <w:tc>
+          <w:tcPr/>
+          <w:p>
+            <w:pPr>
+              <w:pStyle w:val="Compact"/>
+              <w:jc w:val="left"/>
+            </w:pPr>
+            <w:r>
+              <w:t xml:space="preserve">1.429</w:t>
+            </w:r>
+          </w:p>
+        </w:tc>
+        <w:tc>
+          <w:tcPr/>
+          <w:p>
+            <w:pPr>
+              <w:pStyle w:val="Compact"/>
+              <w:jc w:val="left"/>
+            </w:pPr>
+            <w:r>
+              <w:t xml:space="preserve">0.520</w:t>
             </w:r>
           </w:p>
         </w:tc>
@@ -3708,31 +6654,31 @@
               <w:jc w:val="left"/>
             </w:pPr>
             <w:r>
-              <w:t xml:space="preserve">0.494</w:t>
-            </w:r>
-          </w:p>
-        </w:tc>
-        <w:tc>
-          <w:tcPr/>
-          <w:p>
-            <w:pPr>
-              <w:pStyle w:val="Compact"/>
-              <w:jc w:val="left"/>
-            </w:pPr>
-            <w:r>
-              <w:t xml:space="preserve">1.611</w:t>
-            </w:r>
-          </w:p>
-        </w:tc>
-        <w:tc>
-          <w:tcPr/>
-          <w:p>
-            <w:pPr>
-              <w:pStyle w:val="Compact"/>
-              <w:jc w:val="left"/>
-            </w:pPr>
-            <w:r>
-              <w:t xml:space="preserve">0.759</w:t>
+              <w:t xml:space="preserve">0.266</w:t>
+            </w:r>
+          </w:p>
+        </w:tc>
+        <w:tc>
+          <w:tcPr/>
+          <w:p>
+            <w:pPr>
+              <w:pStyle w:val="Compact"/>
+              <w:jc w:val="left"/>
+            </w:pPr>
+            <w:r>
+              <w:t xml:space="preserve">1.344</w:t>
+            </w:r>
+          </w:p>
+        </w:tc>
+        <w:tc>
+          <w:tcPr/>
+          <w:p>
+            <w:pPr>
+              <w:pStyle w:val="Compact"/>
+              <w:jc w:val="left"/>
+            </w:pPr>
+            <w:r>
+              <w:t xml:space="preserve">0.843</w:t>
             </w:r>
           </w:p>
         </w:tc>
@@ -3770,31 +6716,31 @@
               <w:jc w:val="left"/>
             </w:pPr>
             <w:r>
-              <w:t xml:space="preserve">1.040</w:t>
-            </w:r>
-          </w:p>
-        </w:tc>
-        <w:tc>
-          <w:tcPr/>
-          <w:p>
-            <w:pPr>
-              <w:pStyle w:val="Compact"/>
-              <w:jc w:val="left"/>
-            </w:pPr>
-            <w:r>
-              <w:t xml:space="preserve">0.347</w:t>
-            </w:r>
-          </w:p>
-        </w:tc>
-        <w:tc>
-          <w:tcPr/>
-          <w:p>
-            <w:pPr>
-              <w:pStyle w:val="Compact"/>
-              <w:jc w:val="left"/>
-            </w:pPr>
-            <w:r>
-              <w:t xml:space="preserve">0.003</w:t>
+              <w:t xml:space="preserve">0.025</w:t>
+            </w:r>
+          </w:p>
+        </w:tc>
+        <w:tc>
+          <w:tcPr/>
+          <w:p>
+            <w:pPr>
+              <w:pStyle w:val="Compact"/>
+              <w:jc w:val="left"/>
+            </w:pPr>
+            <w:r>
+              <w:t xml:space="preserve">0.414</w:t>
+            </w:r>
+          </w:p>
+        </w:tc>
+        <w:tc>
+          <w:tcPr/>
+          <w:p>
+            <w:pPr>
+              <w:pStyle w:val="Compact"/>
+              <w:jc w:val="left"/>
+            </w:pPr>
+            <w:r>
+              <w:t xml:space="preserve">0.952</w:t>
             </w:r>
           </w:p>
         </w:tc>
@@ -3832,31 +6778,31 @@
               <w:jc w:val="left"/>
             </w:pPr>
             <w:r>
-              <w:t xml:space="preserve">-0.854</w:t>
-            </w:r>
-          </w:p>
-        </w:tc>
-        <w:tc>
-          <w:tcPr/>
-          <w:p>
-            <w:pPr>
-              <w:pStyle w:val="Compact"/>
-              <w:jc w:val="left"/>
-            </w:pPr>
-            <w:r>
-              <w:t xml:space="preserve">1.439</w:t>
-            </w:r>
-          </w:p>
-        </w:tc>
-        <w:tc>
-          <w:tcPr/>
-          <w:p>
-            <w:pPr>
-              <w:pStyle w:val="Compact"/>
-              <w:jc w:val="left"/>
-            </w:pPr>
-            <w:r>
-              <w:t xml:space="preserve">0.553</w:t>
+              <w:t xml:space="preserve">-1.470</w:t>
+            </w:r>
+          </w:p>
+        </w:tc>
+        <w:tc>
+          <w:tcPr/>
+          <w:p>
+            <w:pPr>
+              <w:pStyle w:val="Compact"/>
+              <w:jc w:val="left"/>
+            </w:pPr>
+            <w:r>
+              <w:t xml:space="preserve">1.468</w:t>
+            </w:r>
+          </w:p>
+        </w:tc>
+        <w:tc>
+          <w:tcPr/>
+          <w:p>
+            <w:pPr>
+              <w:pStyle w:val="Compact"/>
+              <w:jc w:val="left"/>
+            </w:pPr>
+            <w:r>
+              <w:t xml:space="preserve">0.316</w:t>
             </w:r>
           </w:p>
         </w:tc>
@@ -3894,31 +6840,31 @@
               <w:jc w:val="left"/>
             </w:pPr>
             <w:r>
-              <w:t xml:space="preserve">-2.628</w:t>
-            </w:r>
-          </w:p>
-        </w:tc>
-        <w:tc>
-          <w:tcPr/>
-          <w:p>
-            <w:pPr>
-              <w:pStyle w:val="Compact"/>
-              <w:jc w:val="left"/>
-            </w:pPr>
-            <w:r>
-              <w:t xml:space="preserve">1.785</w:t>
-            </w:r>
-          </w:p>
-        </w:tc>
-        <w:tc>
-          <w:tcPr/>
-          <w:p>
-            <w:pPr>
-              <w:pStyle w:val="Compact"/>
-              <w:jc w:val="left"/>
-            </w:pPr>
-            <w:r>
-              <w:t xml:space="preserve">0.141</w:t>
+              <w:t xml:space="preserve">-2.704</w:t>
+            </w:r>
+          </w:p>
+        </w:tc>
+        <w:tc>
+          <w:tcPr/>
+          <w:p>
+            <w:pPr>
+              <w:pStyle w:val="Compact"/>
+              <w:jc w:val="left"/>
+            </w:pPr>
+            <w:r>
+              <w:t xml:space="preserve">1.854</w:t>
+            </w:r>
+          </w:p>
+        </w:tc>
+        <w:tc>
+          <w:tcPr/>
+          <w:p>
+            <w:pPr>
+              <w:pStyle w:val="Compact"/>
+              <w:jc w:val="left"/>
+            </w:pPr>
+            <w:r>
+              <w:t xml:space="preserve">0.145</w:t>
             </w:r>
           </w:p>
         </w:tc>
@@ -3956,31 +6902,31 @@
               <w:jc w:val="left"/>
             </w:pPr>
             <w:r>
-              <w:t xml:space="preserve">-0.962</w:t>
-            </w:r>
-          </w:p>
-        </w:tc>
-        <w:tc>
-          <w:tcPr/>
-          <w:p>
-            <w:pPr>
-              <w:pStyle w:val="Compact"/>
-              <w:jc w:val="left"/>
-            </w:pPr>
-            <w:r>
-              <w:t xml:space="preserve">0.519</w:t>
-            </w:r>
-          </w:p>
-        </w:tc>
-        <w:tc>
-          <w:tcPr/>
-          <w:p>
-            <w:pPr>
-              <w:pStyle w:val="Compact"/>
-              <w:jc w:val="left"/>
-            </w:pPr>
-            <w:r>
-              <w:t xml:space="preserve">0.064</w:t>
+              <w:t xml:space="preserve">0.194</w:t>
+            </w:r>
+          </w:p>
+        </w:tc>
+        <w:tc>
+          <w:tcPr/>
+          <w:p>
+            <w:pPr>
+              <w:pStyle w:val="Compact"/>
+              <w:jc w:val="left"/>
+            </w:pPr>
+            <w:r>
+              <w:t xml:space="preserve">0.579</w:t>
+            </w:r>
+          </w:p>
+        </w:tc>
+        <w:tc>
+          <w:tcPr/>
+          <w:p>
+            <w:pPr>
+              <w:pStyle w:val="Compact"/>
+              <w:jc w:val="left"/>
+            </w:pPr>
+            <w:r>
+              <w:t xml:space="preserve">0.738</w:t>
             </w:r>
           </w:p>
         </w:tc>
@@ -4018,31 +6964,31 @@
               <w:jc w:val="left"/>
             </w:pPr>
             <w:r>
-              <w:t xml:space="preserve">0.648</w:t>
-            </w:r>
-          </w:p>
-        </w:tc>
-        <w:tc>
-          <w:tcPr/>
-          <w:p>
-            <w:pPr>
-              <w:pStyle w:val="Compact"/>
-              <w:jc w:val="left"/>
-            </w:pPr>
-            <w:r>
-              <w:t xml:space="preserve">0.739</w:t>
-            </w:r>
-          </w:p>
-        </w:tc>
-        <w:tc>
-          <w:tcPr/>
-          <w:p>
-            <w:pPr>
-              <w:pStyle w:val="Compact"/>
-              <w:jc w:val="left"/>
-            </w:pPr>
-            <w:r>
-              <w:t xml:space="preserve">0.381</w:t>
+              <w:t xml:space="preserve">0.749</w:t>
+            </w:r>
+          </w:p>
+        </w:tc>
+        <w:tc>
+          <w:tcPr/>
+          <w:p>
+            <w:pPr>
+              <w:pStyle w:val="Compact"/>
+              <w:jc w:val="left"/>
+            </w:pPr>
+            <w:r>
+              <w:t xml:space="preserve">0.637</w:t>
+            </w:r>
+          </w:p>
+        </w:tc>
+        <w:tc>
+          <w:tcPr/>
+          <w:p>
+            <w:pPr>
+              <w:pStyle w:val="Compact"/>
+              <w:jc w:val="left"/>
+            </w:pPr>
+            <w:r>
+              <w:t xml:space="preserve">0.240</w:t>
             </w:r>
           </w:p>
         </w:tc>
@@ -4080,31 +7026,31 @@
               <w:jc w:val="left"/>
             </w:pPr>
             <w:r>
-              <w:t xml:space="preserve">-0.294</w:t>
-            </w:r>
-          </w:p>
-        </w:tc>
-        <w:tc>
-          <w:tcPr/>
-          <w:p>
-            <w:pPr>
-              <w:pStyle w:val="Compact"/>
-              <w:jc w:val="left"/>
-            </w:pPr>
-            <w:r>
-              <w:t xml:space="preserve">0.323</w:t>
-            </w:r>
-          </w:p>
-        </w:tc>
-        <w:tc>
-          <w:tcPr/>
-          <w:p>
-            <w:pPr>
-              <w:pStyle w:val="Compact"/>
-              <w:jc w:val="left"/>
-            </w:pPr>
-            <w:r>
-              <w:t xml:space="preserve">0.363</w:t>
+              <w:t xml:space="preserve">-0.034</w:t>
+            </w:r>
+          </w:p>
+        </w:tc>
+        <w:tc>
+          <w:tcPr/>
+          <w:p>
+            <w:pPr>
+              <w:pStyle w:val="Compact"/>
+              <w:jc w:val="left"/>
+            </w:pPr>
+            <w:r>
+              <w:t xml:space="preserve">0.460</w:t>
+            </w:r>
+          </w:p>
+        </w:tc>
+        <w:tc>
+          <w:tcPr/>
+          <w:p>
+            <w:pPr>
+              <w:pStyle w:val="Compact"/>
+              <w:jc w:val="left"/>
+            </w:pPr>
+            <w:r>
+              <w:t xml:space="preserve">0.940</w:t>
             </w:r>
           </w:p>
         </w:tc>
@@ -4142,31 +7088,31 @@
               <w:jc w:val="left"/>
             </w:pPr>
             <w:r>
-              <w:t xml:space="preserve">-2.402</w:t>
-            </w:r>
-          </w:p>
-        </w:tc>
-        <w:tc>
-          <w:tcPr/>
-          <w:p>
-            <w:pPr>
-              <w:pStyle w:val="Compact"/>
-              <w:jc w:val="left"/>
-            </w:pPr>
-            <w:r>
-              <w:t xml:space="preserve">1.160</w:t>
-            </w:r>
-          </w:p>
-        </w:tc>
-        <w:tc>
-          <w:tcPr/>
-          <w:p>
-            <w:pPr>
-              <w:pStyle w:val="Compact"/>
-              <w:jc w:val="left"/>
-            </w:pPr>
-            <w:r>
-              <w:t xml:space="preserve">0.038</w:t>
+              <w:t xml:space="preserve">-2.789</w:t>
+            </w:r>
+          </w:p>
+        </w:tc>
+        <w:tc>
+          <w:tcPr/>
+          <w:p>
+            <w:pPr>
+              <w:pStyle w:val="Compact"/>
+              <w:jc w:val="left"/>
+            </w:pPr>
+            <w:r>
+              <w:t xml:space="preserve">1.101</w:t>
+            </w:r>
+          </w:p>
+        </w:tc>
+        <w:tc>
+          <w:tcPr/>
+          <w:p>
+            <w:pPr>
+              <w:pStyle w:val="Compact"/>
+              <w:jc w:val="left"/>
+            </w:pPr>
+            <w:r>
+              <w:t xml:space="preserve">0.011</w:t>
             </w:r>
           </w:p>
         </w:tc>
@@ -4204,38 +7150,555 @@
               <w:jc w:val="left"/>
             </w:pPr>
             <w:r>
-              <w:t xml:space="preserve">-1.790</w:t>
-            </w:r>
-          </w:p>
-        </w:tc>
-        <w:tc>
-          <w:tcPr/>
-          <w:p>
-            <w:pPr>
-              <w:pStyle w:val="Compact"/>
-              <w:jc w:val="left"/>
-            </w:pPr>
-            <w:r>
-              <w:t xml:space="preserve">0.873</w:t>
-            </w:r>
-          </w:p>
-        </w:tc>
-        <w:tc>
-          <w:tcPr/>
-          <w:p>
-            <w:pPr>
-              <w:pStyle w:val="Compact"/>
-              <w:jc w:val="left"/>
-            </w:pPr>
-            <w:r>
-              <w:t xml:space="preserve">0.040</w:t>
+              <w:t xml:space="preserve">-2.281</w:t>
+            </w:r>
+          </w:p>
+        </w:tc>
+        <w:tc>
+          <w:tcPr/>
+          <w:p>
+            <w:pPr>
+              <w:pStyle w:val="Compact"/>
+              <w:jc w:val="left"/>
+            </w:pPr>
+            <w:r>
+              <w:t xml:space="preserve">0.612</w:t>
+            </w:r>
+          </w:p>
+        </w:tc>
+        <w:tc>
+          <w:tcPr/>
+          <w:p>
+            <w:pPr>
+              <w:pStyle w:val="Compact"/>
+              <w:jc w:val="left"/>
+            </w:pPr>
+            <w:r>
+              <w:t xml:space="preserve">&lt;0.001</w:t>
             </w:r>
           </w:p>
         </w:tc>
       </w:tr>
     </w:tbl>
-    <w:bookmarkEnd w:id="27"/>
-    <w:bookmarkStart w:id="28" w:name="h.-hbs-linkage-diagnostics"/>
+    <w:bookmarkEnd w:id="30"/>
+    <w:bookmarkStart w:id="31" w:name="g1.-module-c-stoppage-fragility-check"/>
+    <w:p>
+      <w:pPr>
+        <w:pStyle w:val="Heading2"/>
+      </w:pPr>
+      <w:r>
+        <w:t xml:space="preserve">G1. Module C Stoppage Fragility Check</w:t>
+      </w:r>
+    </w:p>
+    <w:tbl>
+      <w:tblPr>
+        <w:tblStyle w:val="Table"/>
+        <w:tblW w:type="pct" w:w="5000"/>
+        <w:tblLayout w:type="fixed"/>
+        <w:tblLook w:firstRow="1" w:lastRow="0" w:firstColumn="0" w:lastColumn="0" w:noHBand="0" w:noVBand="0" w:val="0020"/>
+      </w:tblPr>
+      <w:tblGrid>
+        <w:gridCol w:w="255"/>
+        <w:gridCol w:w="2214"/>
+        <w:gridCol w:w="851"/>
+        <w:gridCol w:w="1532"/>
+        <w:gridCol w:w="936"/>
+        <w:gridCol w:w="681"/>
+        <w:gridCol w:w="596"/>
+        <w:gridCol w:w="851"/>
+      </w:tblGrid>
+      <w:tr>
+        <w:trPr>
+          <w:tblHeader w:val="on"/>
+        </w:trPr>
+        <w:tc>
+          <w:tcPr/>
+          <w:p>
+            <w:pPr>
+              <w:pStyle w:val="Compact"/>
+            </w:pPr>
+          </w:p>
+        </w:tc>
+        <w:tc>
+          <w:tcPr/>
+          <w:p>
+            <w:pPr>
+              <w:pStyle w:val="Compact"/>
+              <w:jc w:val="left"/>
+            </w:pPr>
+            <w:r>
+              <w:t xml:space="preserve">Scenario</w:t>
+            </w:r>
+          </w:p>
+        </w:tc>
+        <w:tc>
+          <w:tcPr/>
+          <w:p>
+            <w:pPr>
+              <w:pStyle w:val="Compact"/>
+              <w:jc w:val="right"/>
+            </w:pPr>
+            <w:r>
+              <w:t xml:space="preserve">Threshold</w:t>
+            </w:r>
+          </w:p>
+        </w:tc>
+        <w:tc>
+          <w:tcPr/>
+          <w:p>
+            <w:pPr>
+              <w:pStyle w:val="Compact"/>
+              <w:jc w:val="left"/>
+            </w:pPr>
+            <w:r>
+              <w:t xml:space="preserve">Log-odds estimate</w:t>
+            </w:r>
+          </w:p>
+        </w:tc>
+        <w:tc>
+          <w:tcPr/>
+          <w:p>
+            <w:pPr>
+              <w:pStyle w:val="Compact"/>
+              <w:jc w:val="left"/>
+            </w:pPr>
+            <w:r>
+              <w:t xml:space="preserve">Std. Error</w:t>
+            </w:r>
+          </w:p>
+        </w:tc>
+        <w:tc>
+          <w:tcPr/>
+          <w:p>
+            <w:pPr>
+              <w:pStyle w:val="Compact"/>
+              <w:jc w:val="left"/>
+            </w:pPr>
+            <w:r>
+              <w:t xml:space="preserve">P-value</w:t>
+            </w:r>
+          </w:p>
+        </w:tc>
+        <w:tc>
+          <w:tcPr/>
+          <w:p>
+            <w:pPr>
+              <w:pStyle w:val="Compact"/>
+              <w:jc w:val="right"/>
+            </w:pPr>
+            <w:r>
+              <w:t xml:space="preserve">Used N</w:t>
+            </w:r>
+          </w:p>
+        </w:tc>
+        <w:tc>
+          <w:tcPr/>
+          <w:p>
+            <w:pPr>
+              <w:pStyle w:val="Compact"/>
+              <w:jc w:val="left"/>
+            </w:pPr>
+            <w:r>
+              <w:t xml:space="preserve">Status</w:t>
+            </w:r>
+          </w:p>
+        </w:tc>
+      </w:tr>
+      <w:tr>
+        <w:tc>
+          <w:tcPr/>
+          <w:p>
+            <w:pPr>
+              <w:pStyle w:val="Compact"/>
+              <w:jc w:val="left"/>
+            </w:pPr>
+            <w:r>
+              <w:t xml:space="preserve">9</w:t>
+            </w:r>
+          </w:p>
+        </w:tc>
+        <w:tc>
+          <w:tcPr/>
+          <w:p>
+            <w:pPr>
+              <w:pStyle w:val="Compact"/>
+              <w:jc w:val="left"/>
+            </w:pPr>
+            <w:r>
+              <w:t xml:space="preserve">Weighted median split</w:t>
+            </w:r>
+          </w:p>
+        </w:tc>
+        <w:tc>
+          <w:tcPr/>
+          <w:p>
+            <w:pPr>
+              <w:pStyle w:val="Compact"/>
+              <w:jc w:val="right"/>
+            </w:pPr>
+            <w:r>
+              <w:t xml:space="preserve">13.5</w:t>
+            </w:r>
+          </w:p>
+        </w:tc>
+        <w:tc>
+          <w:tcPr/>
+          <w:p>
+            <w:pPr>
+              <w:pStyle w:val="Compact"/>
+              <w:jc w:val="left"/>
+            </w:pPr>
+            <w:r>
+              <w:t xml:space="preserve">0.025</w:t>
+            </w:r>
+          </w:p>
+        </w:tc>
+        <w:tc>
+          <w:tcPr/>
+          <w:p>
+            <w:pPr>
+              <w:pStyle w:val="Compact"/>
+              <w:jc w:val="left"/>
+            </w:pPr>
+            <w:r>
+              <w:t xml:space="preserve">0.414</w:t>
+            </w:r>
+          </w:p>
+        </w:tc>
+        <w:tc>
+          <w:tcPr/>
+          <w:p>
+            <w:pPr>
+              <w:pStyle w:val="Compact"/>
+              <w:jc w:val="left"/>
+            </w:pPr>
+            <w:r>
+              <w:t xml:space="preserve">0.952</w:t>
+            </w:r>
+          </w:p>
+        </w:tc>
+        <w:tc>
+          <w:tcPr/>
+          <w:p>
+            <w:pPr>
+              <w:pStyle w:val="Compact"/>
+              <w:jc w:val="right"/>
+            </w:pPr>
+            <w:r>
+              <w:t xml:space="preserve">183</w:t>
+            </w:r>
+          </w:p>
+        </w:tc>
+        <w:tc>
+          <w:tcPr/>
+          <w:p>
+            <w:pPr>
+              <w:pStyle w:val="Compact"/>
+              <w:jc w:val="left"/>
+            </w:pPr>
+            <w:r>
+              <w:t xml:space="preserve">estimated</w:t>
+            </w:r>
+          </w:p>
+        </w:tc>
+      </w:tr>
+      <w:tr>
+        <w:tc>
+          <w:tcPr/>
+          <w:p>
+            <w:pPr>
+              <w:pStyle w:val="Compact"/>
+              <w:jc w:val="left"/>
+            </w:pPr>
+            <w:r>
+              <w:t xml:space="preserve">25</w:t>
+            </w:r>
+          </w:p>
+        </w:tc>
+        <w:tc>
+          <w:tcPr/>
+          <w:p>
+            <w:pPr>
+              <w:pStyle w:val="Compact"/>
+              <w:jc w:val="left"/>
+            </w:pPr>
+            <w:r>
+              <w:t xml:space="preserve">Unweighted median split</w:t>
+            </w:r>
+          </w:p>
+        </w:tc>
+        <w:tc>
+          <w:tcPr/>
+          <w:p>
+            <w:pPr>
+              <w:pStyle w:val="Compact"/>
+              <w:jc w:val="right"/>
+            </w:pPr>
+            <w:r>
+              <w:t xml:space="preserve">13.5</w:t>
+            </w:r>
+          </w:p>
+        </w:tc>
+        <w:tc>
+          <w:tcPr/>
+          <w:p>
+            <w:pPr>
+              <w:pStyle w:val="Compact"/>
+              <w:jc w:val="left"/>
+            </w:pPr>
+            <w:r>
+              <w:t xml:space="preserve">-0.123</w:t>
+            </w:r>
+          </w:p>
+        </w:tc>
+        <w:tc>
+          <w:tcPr/>
+          <w:p>
+            <w:pPr>
+              <w:pStyle w:val="Compact"/>
+              <w:jc w:val="left"/>
+            </w:pPr>
+            <w:r>
+              <w:t xml:space="preserve">0.721</w:t>
+            </w:r>
+          </w:p>
+        </w:tc>
+        <w:tc>
+          <w:tcPr/>
+          <w:p>
+            <w:pPr>
+              <w:pStyle w:val="Compact"/>
+              <w:jc w:val="left"/>
+            </w:pPr>
+            <w:r>
+              <w:t xml:space="preserve">0.865</w:t>
+            </w:r>
+          </w:p>
+        </w:tc>
+        <w:tc>
+          <w:tcPr/>
+          <w:p>
+            <w:pPr>
+              <w:pStyle w:val="Compact"/>
+              <w:jc w:val="right"/>
+            </w:pPr>
+            <w:r>
+              <w:t xml:space="preserve">183</w:t>
+            </w:r>
+          </w:p>
+        </w:tc>
+        <w:tc>
+          <w:tcPr/>
+          <w:p>
+            <w:pPr>
+              <w:pStyle w:val="Compact"/>
+              <w:jc w:val="left"/>
+            </w:pPr>
+            <w:r>
+              <w:t xml:space="preserve">estimated</w:t>
+            </w:r>
+          </w:p>
+        </w:tc>
+      </w:tr>
+      <w:tr>
+        <w:tc>
+          <w:tcPr/>
+          <w:p>
+            <w:pPr>
+              <w:pStyle w:val="Compact"/>
+              <w:jc w:val="left"/>
+            </w:pPr>
+            <w:r>
+              <w:t xml:space="preserve">41</w:t>
+            </w:r>
+          </w:p>
+        </w:tc>
+        <w:tc>
+          <w:tcPr/>
+          <w:p>
+            <w:pPr>
+              <w:pStyle w:val="Compact"/>
+              <w:jc w:val="left"/>
+            </w:pPr>
+            <w:r>
+              <w:t xml:space="preserve">Weighted &lt;=11 years split</w:t>
+            </w:r>
+          </w:p>
+        </w:tc>
+        <w:tc>
+          <w:tcPr/>
+          <w:p>
+            <w:pPr>
+              <w:pStyle w:val="Compact"/>
+              <w:jc w:val="right"/>
+            </w:pPr>
+            <w:r>
+              <w:t xml:space="preserve">11.0</w:t>
+            </w:r>
+          </w:p>
+        </w:tc>
+        <w:tc>
+          <w:tcPr/>
+          <w:p>
+            <w:pPr>
+              <w:pStyle w:val="Compact"/>
+              <w:jc w:val="left"/>
+            </w:pPr>
+            <w:r>
+              <w:t xml:space="preserve">0.752</w:t>
+            </w:r>
+          </w:p>
+        </w:tc>
+        <w:tc>
+          <w:tcPr/>
+          <w:p>
+            <w:pPr>
+              <w:pStyle w:val="Compact"/>
+              <w:jc w:val="left"/>
+            </w:pPr>
+            <w:r>
+              <w:t xml:space="preserve">0.520</w:t>
+            </w:r>
+          </w:p>
+        </w:tc>
+        <w:tc>
+          <w:tcPr/>
+          <w:p>
+            <w:pPr>
+              <w:pStyle w:val="Compact"/>
+              <w:jc w:val="left"/>
+            </w:pPr>
+            <w:r>
+              <w:t xml:space="preserve">0.148</w:t>
+            </w:r>
+          </w:p>
+        </w:tc>
+        <w:tc>
+          <w:tcPr/>
+          <w:p>
+            <w:pPr>
+              <w:pStyle w:val="Compact"/>
+              <w:jc w:val="right"/>
+            </w:pPr>
+            <w:r>
+              <w:t xml:space="preserve">183</w:t>
+            </w:r>
+          </w:p>
+        </w:tc>
+        <w:tc>
+          <w:tcPr/>
+          <w:p>
+            <w:pPr>
+              <w:pStyle w:val="Compact"/>
+              <w:jc w:val="left"/>
+            </w:pPr>
+            <w:r>
+              <w:t xml:space="preserve">estimated</w:t>
+            </w:r>
+          </w:p>
+        </w:tc>
+      </w:tr>
+      <w:tr>
+        <w:tc>
+          <w:tcPr/>
+          <w:p>
+            <w:pPr>
+              <w:pStyle w:val="Compact"/>
+              <w:jc w:val="left"/>
+            </w:pPr>
+            <w:r>
+              <w:t xml:space="preserve">56</w:t>
+            </w:r>
+          </w:p>
+        </w:tc>
+        <w:tc>
+          <w:tcPr/>
+          <w:p>
+            <w:pPr>
+              <w:pStyle w:val="Compact"/>
+              <w:jc w:val="left"/>
+            </w:pPr>
+            <w:r>
+              <w:t xml:space="preserve">Weighted &lt;=9 years split</w:t>
+            </w:r>
+          </w:p>
+        </w:tc>
+        <w:tc>
+          <w:tcPr/>
+          <w:p>
+            <w:pPr>
+              <w:pStyle w:val="Compact"/>
+              <w:jc w:val="right"/>
+            </w:pPr>
+            <w:r>
+              <w:t xml:space="preserve">9.0</w:t>
+            </w:r>
+          </w:p>
+        </w:tc>
+        <w:tc>
+          <w:tcPr/>
+          <w:p>
+            <w:pPr>
+              <w:pStyle w:val="Compact"/>
+              <w:jc w:val="left"/>
+            </w:pPr>
+            <w:r>
+              <w:t xml:space="preserve">-18.399</w:t>
+            </w:r>
+          </w:p>
+        </w:tc>
+        <w:tc>
+          <w:tcPr/>
+          <w:p>
+            <w:pPr>
+              <w:pStyle w:val="Compact"/>
+              <w:jc w:val="left"/>
+            </w:pPr>
+            <w:r>
+              <w:t xml:space="preserve">1.610</w:t>
+            </w:r>
+          </w:p>
+        </w:tc>
+        <w:tc>
+          <w:tcPr/>
+          <w:p>
+            <w:pPr>
+              <w:pStyle w:val="Compact"/>
+              <w:jc w:val="left"/>
+            </w:pPr>
+            <w:r>
+              <w:t xml:space="preserve">&lt;0.001</w:t>
+            </w:r>
+          </w:p>
+        </w:tc>
+        <w:tc>
+          <w:tcPr/>
+          <w:p>
+            <w:pPr>
+              <w:pStyle w:val="Compact"/>
+              <w:jc w:val="right"/>
+            </w:pPr>
+            <w:r>
+              <w:t xml:space="preserve">183</w:t>
+            </w:r>
+          </w:p>
+        </w:tc>
+        <w:tc>
+          <w:tcPr/>
+          <w:p>
+            <w:pPr>
+              <w:pStyle w:val="Compact"/>
+              <w:jc w:val="left"/>
+            </w:pPr>
+            <w:r>
+              <w:t xml:space="preserve">estimated</w:t>
+            </w:r>
+          </w:p>
+        </w:tc>
+      </w:tr>
+    </w:tbl>
+    <w:bookmarkEnd w:id="31"/>
+    <w:bookmarkStart w:id="32" w:name="h.-hbs-linkage-diagnostics"/>
     <w:p>
       <w:pPr>
         <w:pStyle w:val="Heading2"/>
@@ -5579,8 +9042,8 @@
         <w:t xml:space="preserve">1 The diagnostics do not justify supplemental HBS intergenerational estimation: the linked sample is too selective relative to the full adult sample.</w:t>
       </w:r>
     </w:p>
-    <w:bookmarkEnd w:id="28"/>
-    <w:bookmarkStart w:id="29" w:name="X1b80905942753e0f62ec63f15f99b7bb20a844d"/>
+    <w:bookmarkEnd w:id="32"/>
+    <w:bookmarkStart w:id="33" w:name="X1b80905942753e0f62ec63f15f99b7bb20a844d"/>
     <w:p>
       <w:pPr>
         <w:pStyle w:val="Heading2"/>
@@ -5609,7 +9072,7 @@
         <w:t xml:space="preserve">1 The linkage diagnostics indicate that the co-resident HBS sample is too selective for a supplemental intergenerational appendix model.</w:t>
       </w:r>
     </w:p>
-    <w:bookmarkEnd w:id="29"/>
+    <w:bookmarkEnd w:id="33"/>
     <w:sectPr>
       <w:footnotePr>
         <w:numRestart w:val="eachSect"/>

--- a/outputs/publication/reports/10_technical_appendix.docx
+++ b/outputs/publication/reports/10_technical_appendix.docx
@@ -31,7 +31,7 @@
         <w:pStyle w:val="Date"/>
       </w:pPr>
       <w:r>
-        <w:t xml:space="preserve">2026-03-28</w:t>
+        <w:t xml:space="preserve">2026-03-29</w:t>
       </w:r>
     </w:p>
     <w:sdt>
@@ -1830,7 +1830,7 @@
               <w:jc w:val="left"/>
             </w:pPr>
             <w:r>
-              <w:t xml:space="preserve">Eq. 2 parent_rank estimate=0.146, p-value=0.000.</w:t>
+              <w:t xml:space="preserve">Eq. 2 parent_rank estimate=0.154, p-value=0.002.</w:t>
             </w:r>
           </w:p>
         </w:tc>
@@ -1930,7 +1930,7 @@
               <w:jc w:val="left"/>
             </w:pPr>
             <w:r>
-              <w:t xml:space="preserve">Stoppage robustness: 1 of 4 parent_low_edu scenarios significant at 5%; extreme coefficient present=yes.</w:t>
+              <w:t xml:space="preserve">Stoppage robustness: 0 of 3 parent_low_edu scenarios significant at 5%; extreme coefficient present=no.</w:t>
             </w:r>
           </w:p>
         </w:tc>
@@ -5353,43 +5353,88 @@
         <w:rPr>
           <w:rStyle w:val="VerbatimChar"/>
         </w:rPr>
-        <w:t xml:space="preserve">  n_parent_non_missing n_low_group n_high_group</w:t>
-      </w:r>
-      <w:r>
-        <w:br/>
-      </w:r>
-      <w:r>
-        <w:rPr>
-          <w:rStyle w:val="VerbatimChar"/>
-        </w:rPr>
-        <w:t xml:space="preserve">1                  183         114           69</w:t>
-      </w:r>
-      <w:r>
-        <w:br/>
-      </w:r>
-      <w:r>
-        <w:rPr>
-          <w:rStyle w:val="VerbatimChar"/>
-        </w:rPr>
-        <w:t xml:space="preserve">2                  183         114           69</w:t>
-      </w:r>
-      <w:r>
-        <w:br/>
-      </w:r>
-      <w:r>
-        <w:rPr>
-          <w:rStyle w:val="VerbatimChar"/>
-        </w:rPr>
-        <w:t xml:space="preserve">3                  183          74          109</w:t>
-      </w:r>
-      <w:r>
-        <w:br/>
-      </w:r>
-      <w:r>
-        <w:rPr>
-          <w:rStyle w:val="VerbatimChar"/>
-        </w:rPr>
-        <w:t xml:space="preserve">4                  183           7          176</w:t>
+        <w:t xml:space="preserve">  n_parent_non_missing n_low_group n_high_group support_min_group_n</w:t>
+      </w:r>
+      <w:r>
+        <w:br/>
+      </w:r>
+      <w:r>
+        <w:rPr>
+          <w:rStyle w:val="VerbatimChar"/>
+        </w:rPr>
+        <w:t xml:space="preserve">1                  183         114           69                  15</w:t>
+      </w:r>
+      <w:r>
+        <w:br/>
+      </w:r>
+      <w:r>
+        <w:rPr>
+          <w:rStyle w:val="VerbatimChar"/>
+        </w:rPr>
+        <w:t xml:space="preserve">2                  183         114           69                  15</w:t>
+      </w:r>
+      <w:r>
+        <w:br/>
+      </w:r>
+      <w:r>
+        <w:rPr>
+          <w:rStyle w:val="VerbatimChar"/>
+        </w:rPr>
+        <w:t xml:space="preserve">3                  183          74          109                  15</w:t>
+      </w:r>
+      <w:r>
+        <w:br/>
+      </w:r>
+      <w:r>
+        <w:rPr>
+          <w:rStyle w:val="VerbatimChar"/>
+        </w:rPr>
+        <w:t xml:space="preserve">4                  183           7          176                  15</w:t>
+      </w:r>
+      <w:r>
+        <w:br/>
+      </w:r>
+      <w:r>
+        <w:rPr>
+          <w:rStyle w:val="VerbatimChar"/>
+        </w:rPr>
+        <w:t xml:space="preserve">               scenario_status</w:t>
+      </w:r>
+      <w:r>
+        <w:br/>
+      </w:r>
+      <w:r>
+        <w:rPr>
+          <w:rStyle w:val="VerbatimChar"/>
+        </w:rPr>
+        <w:t xml:space="preserve">1                    supported</w:t>
+      </w:r>
+      <w:r>
+        <w:br/>
+      </w:r>
+      <w:r>
+        <w:rPr>
+          <w:rStyle w:val="VerbatimChar"/>
+        </w:rPr>
+        <w:t xml:space="preserve">2                    supported</w:t>
+      </w:r>
+      <w:r>
+        <w:br/>
+      </w:r>
+      <w:r>
+        <w:rPr>
+          <w:rStyle w:val="VerbatimChar"/>
+        </w:rPr>
+        <w:t xml:space="preserve">3                    supported</w:t>
+      </w:r>
+      <w:r>
+        <w:br/>
+      </w:r>
+      <w:r>
+        <w:rPr>
+          <w:rStyle w:val="VerbatimChar"/>
+        </w:rPr>
+        <w:t xml:space="preserve">4 degenerate_low_group_support</w:t>
       </w:r>
     </w:p>
     <w:bookmarkEnd w:id="28"/>
@@ -7190,6 +7235,29 @@
         <w:t xml:space="preserve">G1. Module C Stoppage Fragility Check</w:t>
       </w:r>
     </w:p>
+    <w:p>
+      <w:pPr>
+        <w:pStyle w:val="FirstParagraph"/>
+      </w:pPr>
+      <w:r>
+        <w:t xml:space="preserve">The strict</w:t>
+      </w:r>
+      <w:r>
+        <w:t xml:space="preserve"> </w:t>
+      </w:r>
+      <w:r>
+        <w:rPr>
+          <w:rStyle w:val="VerbatimChar"/>
+        </w:rPr>
+        <w:t xml:space="preserve">&lt;=9</w:t>
+      </w:r>
+      <w:r>
+        <w:t xml:space="preserve"> </w:t>
+      </w:r>
+      <w:r>
+        <w:t xml:space="preserve">split is retained for transparency but treated as a weak-support scenario when the low-parent group becomes too small for stable FE logit estimation.</w:t>
+      </w:r>
+    </w:p>
     <w:tbl>
       <w:tblPr>
         <w:tblStyle w:val="Table"/>
@@ -7198,14 +7266,15 @@
         <w:tblLook w:firstRow="1" w:lastRow="0" w:firstColumn="0" w:lastColumn="0" w:noHBand="0" w:noVBand="0" w:val="0020"/>
       </w:tblPr>
       <w:tblGrid>
-        <w:gridCol w:w="255"/>
-        <w:gridCol w:w="2214"/>
-        <w:gridCol w:w="851"/>
-        <w:gridCol w:w="1532"/>
-        <w:gridCol w:w="936"/>
-        <w:gridCol w:w="681"/>
-        <w:gridCol w:w="596"/>
-        <w:gridCol w:w="851"/>
+        <w:gridCol w:w="194"/>
+        <w:gridCol w:w="1687"/>
+        <w:gridCol w:w="649"/>
+        <w:gridCol w:w="1168"/>
+        <w:gridCol w:w="714"/>
+        <w:gridCol w:w="519"/>
+        <w:gridCol w:w="454"/>
+        <w:gridCol w:w="1233"/>
+        <w:gridCol w:w="1298"/>
       </w:tblGrid>
       <w:tr>
         <w:trPr>
@@ -7303,6 +7372,18 @@
             </w:r>
           </w:p>
         </w:tc>
+        <w:tc>
+          <w:tcPr/>
+          <w:p>
+            <w:pPr>
+              <w:pStyle w:val="Compact"/>
+              <w:jc w:val="left"/>
+            </w:pPr>
+            <w:r>
+              <w:t xml:space="preserve">Support diagnostics</w:t>
+            </w:r>
+          </w:p>
+        </w:tc>
       </w:tr>
       <w:tr>
         <w:tc>
@@ -7401,6 +7482,18 @@
             </w:r>
           </w:p>
         </w:tc>
+        <w:tc>
+          <w:tcPr/>
+          <w:p>
+            <w:pPr>
+              <w:pStyle w:val="Compact"/>
+              <w:jc w:val="left"/>
+            </w:pPr>
+            <w:r>
+              <w:t xml:space="preserve">NA</w:t>
+            </w:r>
+          </w:p>
+        </w:tc>
       </w:tr>
       <w:tr>
         <w:tc>
@@ -7499,6 +7592,18 @@
             </w:r>
           </w:p>
         </w:tc>
+        <w:tc>
+          <w:tcPr/>
+          <w:p>
+            <w:pPr>
+              <w:pStyle w:val="Compact"/>
+              <w:jc w:val="left"/>
+            </w:pPr>
+            <w:r>
+              <w:t xml:space="preserve">NA</w:t>
+            </w:r>
+          </w:p>
+        </w:tc>
       </w:tr>
       <w:tr>
         <w:tc>
@@ -7597,6 +7702,18 @@
             </w:r>
           </w:p>
         </w:tc>
+        <w:tc>
+          <w:tcPr/>
+          <w:p>
+            <w:pPr>
+              <w:pStyle w:val="Compact"/>
+              <w:jc w:val="left"/>
+            </w:pPr>
+            <w:r>
+              <w:t xml:space="preserve">NA</w:t>
+            </w:r>
+          </w:p>
+        </w:tc>
       </w:tr>
       <w:tr>
         <w:tc>
@@ -7607,7 +7724,7 @@
               <w:jc w:val="left"/>
             </w:pPr>
             <w:r>
-              <w:t xml:space="preserve">56</w:t>
+              <w:t xml:space="preserve">51</w:t>
             </w:r>
           </w:p>
         </w:tc>
@@ -7643,31 +7760,31 @@
               <w:jc w:val="left"/>
             </w:pPr>
             <w:r>
-              <w:t xml:space="preserve">-18.399</w:t>
-            </w:r>
-          </w:p>
-        </w:tc>
-        <w:tc>
-          <w:tcPr/>
-          <w:p>
-            <w:pPr>
-              <w:pStyle w:val="Compact"/>
-              <w:jc w:val="left"/>
-            </w:pPr>
-            <w:r>
-              <w:t xml:space="preserve">1.610</w:t>
-            </w:r>
-          </w:p>
-        </w:tc>
-        <w:tc>
-          <w:tcPr/>
-          <w:p>
-            <w:pPr>
-              <w:pStyle w:val="Compact"/>
-              <w:jc w:val="left"/>
-            </w:pPr>
-            <w:r>
-              <w:t xml:space="preserve">&lt;0.001</w:t>
+              <w:t xml:space="preserve">NA</w:t>
+            </w:r>
+          </w:p>
+        </w:tc>
+        <w:tc>
+          <w:tcPr/>
+          <w:p>
+            <w:pPr>
+              <w:pStyle w:val="Compact"/>
+              <w:jc w:val="left"/>
+            </w:pPr>
+            <w:r>
+              <w:t xml:space="preserve">NA</w:t>
+            </w:r>
+          </w:p>
+        </w:tc>
+        <w:tc>
+          <w:tcPr/>
+          <w:p>
+            <w:pPr>
+              <w:pStyle w:val="Compact"/>
+              <w:jc w:val="left"/>
+            </w:pPr>
+            <w:r>
+              <w:t xml:space="preserve">NA</w:t>
             </w:r>
           </w:p>
         </w:tc>
@@ -7691,7 +7808,19 @@
               <w:jc w:val="left"/>
             </w:pPr>
             <w:r>
-              <w:t xml:space="preserve">estimated</w:t>
+              <w:t xml:space="preserve">degenerate_support</w:t>
+            </w:r>
+          </w:p>
+        </w:tc>
+        <w:tc>
+          <w:tcPr/>
+          <w:p>
+            <w:pPr>
+              <w:pStyle w:val="Compact"/>
+              <w:jc w:val="left"/>
+            </w:pPr>
+            <w:r>
+              <w:t xml:space="preserve">group_n_below_15</w:t>
             </w:r>
           </w:p>
         </w:tc>

--- a/outputs/publication/reports/10_technical_appendix.docx
+++ b/outputs/publication/reports/10_technical_appendix.docx
@@ -31,7 +31,7 @@
         <w:pStyle w:val="Date"/>
       </w:pPr>
       <w:r>
-        <w:t xml:space="preserve">2026-03-29</w:t>
+        <w:t xml:space="preserve">2026-04-03</w:t>
       </w:r>
     </w:p>
     <w:sdt>
@@ -1956,6 +1956,56 @@
               <w:jc w:val="left"/>
             </w:pPr>
             <w:r>
+              <w:t xml:space="preserve">parent_proxy_exception</w:t>
+            </w:r>
+          </w:p>
+        </w:tc>
+        <w:tc>
+          <w:tcPr/>
+          <w:p>
+            <w:pPr>
+              <w:pStyle w:val="Compact"/>
+              <w:jc w:val="left"/>
+            </w:pPr>
+            <w:r>
+              <w:t xml:space="preserve">caution</w:t>
+            </w:r>
+          </w:p>
+        </w:tc>
+        <w:tc>
+          <w:tcPr/>
+          <w:p>
+            <w:pPr>
+              <w:pStyle w:val="Compact"/>
+              <w:jc w:val="left"/>
+            </w:pPr>
+            <w:r>
+              <w:t xml:space="preserve">Module C uses mean parent years for the low/high split; under the max-parent median split, threshold=16.0, low-group N=183, high-group N=0.</w:t>
+            </w:r>
+          </w:p>
+        </w:tc>
+      </w:tr>
+      <w:tr>
+        <w:tc>
+          <w:tcPr/>
+          <w:p>
+            <w:pPr>
+              <w:pStyle w:val="Compact"/>
+              <w:jc w:val="left"/>
+            </w:pPr>
+            <w:r>
+              <w:t xml:space="preserve">module_c</w:t>
+            </w:r>
+          </w:p>
+        </w:tc>
+        <w:tc>
+          <w:tcPr/>
+          <w:p>
+            <w:pPr>
+              <w:pStyle w:val="Compact"/>
+              <w:jc w:val="left"/>
+            </w:pPr>
+            <w:r>
               <w:t xml:space="preserve">sample_flow_vs_model_n</w:t>
             </w:r>
           </w:p>
@@ -4141,25 +4191,25 @@
         <w:rPr>
           <w:rStyle w:val="VerbatimChar"/>
         </w:rPr>
-        <w:t xml:space="preserve">5                       Parental schooling median threshold (years)   13.5</w:t>
-      </w:r>
-      <w:r>
-        <w:br/>
-      </w:r>
-      <w:r>
-        <w:rPr>
-          <w:rStyle w:val="VerbatimChar"/>
-        </w:rPr>
-        <w:t xml:space="preserve">6                          Baseline low-parent-education group size  114.0</w:t>
-      </w:r>
-      <w:r>
-        <w:br/>
-      </w:r>
-      <w:r>
-        <w:rPr>
-          <w:rStyle w:val="VerbatimChar"/>
-        </w:rPr>
-        <w:t xml:space="preserve">7                       Baseline higher-parent-education group size   69.0</w:t>
+        <w:t xml:space="preserve">5  Baseline parental-schooling median threshold (mean parent years)   13.5</w:t>
+      </w:r>
+      <w:r>
+        <w:br/>
+      </w:r>
+      <w:r>
+        <w:rPr>
+          <w:rStyle w:val="VerbatimChar"/>
+        </w:rPr>
+        <w:t xml:space="preserve">6      Baseline low-parent-education group size (mean parent years)  114.0</w:t>
+      </w:r>
+      <w:r>
+        <w:br/>
+      </w:r>
+      <w:r>
+        <w:rPr>
+          <w:rStyle w:val="VerbatimChar"/>
+        </w:rPr>
+        <w:t xml:space="preserve">7   Baseline higher-parent-education group size (mean parent years)   69.0</w:t>
       </w:r>
     </w:p>
     <w:p>
@@ -5000,304 +5050,232 @@
         <w:rPr>
           <w:rStyle w:val="VerbatimChar"/>
         </w:rPr>
-        <w:t xml:space="preserve">                        model                 term    estimate std.error</w:t>
-      </w:r>
-      <w:r>
-        <w:br/>
-      </w:r>
-      <w:r>
-        <w:rPr>
-          <w:rStyle w:val="VerbatimChar"/>
-        </w:rPr>
-        <w:t xml:space="preserve">1          m1_switched_online       parent_low_edu -1.21951816 1.2360986</w:t>
-      </w:r>
-      <w:r>
-        <w:br/>
-      </w:r>
-      <w:r>
-        <w:rPr>
-          <w:rStyle w:val="VerbatimChar"/>
-        </w:rPr>
-        <w:t xml:space="preserve">2          m1_switched_online                urban -1.11449470 0.6605853</w:t>
-      </w:r>
-      <w:r>
-        <w:br/>
-      </w:r>
-      <w:r>
-        <w:rPr>
-          <w:rStyle w:val="VerbatimChar"/>
-        </w:rPr>
-        <w:t xml:space="preserve">3          m1_switched_online           gendermale -2.29378152 1.9947998</w:t>
-      </w:r>
-      <w:r>
-        <w:br/>
-      </w:r>
-      <w:r>
-        <w:rPr>
-          <w:rStyle w:val="VerbatimChar"/>
-        </w:rPr>
-        <w:t xml:space="preserve">4          m1_switched_online parent_low_edu:urban -2.12021144 1.1882522</w:t>
-      </w:r>
-      <w:r>
-        <w:br/>
-      </w:r>
-      <w:r>
-        <w:rPr>
-          <w:rStyle w:val="VerbatimChar"/>
-        </w:rPr>
-        <w:t xml:space="preserve">5  m2_school_closed_no_online       parent_low_edu  0.47777704 0.9157056</w:t>
-      </w:r>
-      <w:r>
-        <w:br/>
-      </w:r>
-      <w:r>
-        <w:rPr>
-          <w:rStyle w:val="VerbatimChar"/>
-        </w:rPr>
-        <w:t xml:space="preserve">6  m2_school_closed_no_online                urban -0.80228600 0.8611318</w:t>
-      </w:r>
-      <w:r>
-        <w:br/>
-      </w:r>
-      <w:r>
-        <w:rPr>
-          <w:rStyle w:val="VerbatimChar"/>
-        </w:rPr>
-        <w:t xml:space="preserve">7  m2_school_closed_no_online           gendermale -0.92039009 1.4289301</w:t>
-      </w:r>
-      <w:r>
-        <w:br/>
-      </w:r>
-      <w:r>
-        <w:rPr>
-          <w:rStyle w:val="VerbatimChar"/>
-        </w:rPr>
-        <w:t xml:space="preserve">8  m2_school_closed_no_online parent_low_edu:urban  0.26641793 1.3440720</w:t>
-      </w:r>
-      <w:r>
-        <w:br/>
-      </w:r>
-      <w:r>
-        <w:rPr>
-          <w:rStyle w:val="VerbatimChar"/>
-        </w:rPr>
-        <w:t xml:space="preserve">9  m3_education_stopped_covid       parent_low_edu  0.02505184 0.4135881</w:t>
-      </w:r>
-      <w:r>
-        <w:br/>
-      </w:r>
-      <w:r>
-        <w:rPr>
-          <w:rStyle w:val="VerbatimChar"/>
-        </w:rPr>
-        <w:t xml:space="preserve">10 m3_education_stopped_covid                urban -1.47019432 1.4675858</w:t>
-      </w:r>
-      <w:r>
-        <w:br/>
-      </w:r>
-      <w:r>
-        <w:rPr>
-          <w:rStyle w:val="VerbatimChar"/>
-        </w:rPr>
-        <w:t xml:space="preserve">11 m3_education_stopped_covid           gendermale -2.70444550 1.8537865</w:t>
-      </w:r>
-      <w:r>
-        <w:br/>
-      </w:r>
-      <w:r>
-        <w:rPr>
-          <w:rStyle w:val="VerbatimChar"/>
-        </w:rPr>
-        <w:t xml:space="preserve">12 m3_education_stopped_covid parent_low_edu:urban  0.19361933 0.5787884</w:t>
-      </w:r>
-      <w:r>
-        <w:br/>
-      </w:r>
-      <w:r>
-        <w:rPr>
-          <w:rStyle w:val="VerbatimChar"/>
-        </w:rPr>
-        <w:t xml:space="preserve">13    m4_any_remote_challenge       parent_low_edu  0.74891403 0.6374109</w:t>
-      </w:r>
-      <w:r>
-        <w:br/>
-      </w:r>
-      <w:r>
-        <w:rPr>
-          <w:rStyle w:val="VerbatimChar"/>
-        </w:rPr>
-        <w:t xml:space="preserve">14    m4_any_remote_challenge                urban -0.03443495 0.4596824</w:t>
-      </w:r>
-      <w:r>
-        <w:br/>
-      </w:r>
-      <w:r>
-        <w:rPr>
-          <w:rStyle w:val="VerbatimChar"/>
-        </w:rPr>
-        <w:t xml:space="preserve">15    m4_any_remote_challenge           gendermale -2.78897596 1.1007393</w:t>
-      </w:r>
-      <w:r>
-        <w:br/>
-      </w:r>
-      <w:r>
-        <w:rPr>
-          <w:rStyle w:val="VerbatimChar"/>
-        </w:rPr>
-        <w:t xml:space="preserve">16    m4_any_remote_challenge parent_low_edu:urban -2.28055405 0.6122027</w:t>
-      </w:r>
-      <w:r>
-        <w:br/>
-      </w:r>
-      <w:r>
-        <w:rPr>
-          <w:rStyle w:val="VerbatimChar"/>
-        </w:rPr>
-        <w:t xml:space="preserve">     statistic      p.value</w:t>
-      </w:r>
-      <w:r>
-        <w:br/>
-      </w:r>
-      <w:r>
-        <w:rPr>
-          <w:rStyle w:val="VerbatimChar"/>
-        </w:rPr>
-        <w:t xml:space="preserve">1  -0.98658651 0.3238453847</w:t>
-      </w:r>
-      <w:r>
-        <w:br/>
-      </w:r>
-      <w:r>
-        <w:rPr>
-          <w:rStyle w:val="VerbatimChar"/>
-        </w:rPr>
-        <w:t xml:space="preserve">2  -1.68713203 0.0915779669</w:t>
-      </w:r>
-      <w:r>
-        <w:br/>
-      </w:r>
-      <w:r>
-        <w:rPr>
-          <w:rStyle w:val="VerbatimChar"/>
-        </w:rPr>
-        <w:t xml:space="preserve">3  -1.14988055 0.2501930718</w:t>
-      </w:r>
-      <w:r>
-        <w:br/>
-      </w:r>
-      <w:r>
-        <w:rPr>
-          <w:rStyle w:val="VerbatimChar"/>
-        </w:rPr>
-        <w:t xml:space="preserve">4  -1.78431096 0.0743731506</w:t>
-      </w:r>
-      <w:r>
-        <w:br/>
-      </w:r>
-      <w:r>
-        <w:rPr>
-          <w:rStyle w:val="VerbatimChar"/>
-        </w:rPr>
-        <w:t xml:space="preserve">5   0.52175835 0.6018385938</w:t>
-      </w:r>
-      <w:r>
-        <w:br/>
-      </w:r>
-      <w:r>
-        <w:rPr>
-          <w:rStyle w:val="VerbatimChar"/>
-        </w:rPr>
-        <w:t xml:space="preserve">6  -0.93166456 0.3515099066</w:t>
-      </w:r>
-      <w:r>
-        <w:br/>
-      </w:r>
-      <w:r>
-        <w:rPr>
-          <w:rStyle w:val="VerbatimChar"/>
-        </w:rPr>
-        <w:t xml:space="preserve">7  -0.64411137 0.5195032211</w:t>
-      </w:r>
-      <w:r>
-        <w:br/>
-      </w:r>
-      <w:r>
-        <w:rPr>
-          <w:rStyle w:val="VerbatimChar"/>
-        </w:rPr>
-        <w:t xml:space="preserve">8   0.19821701 0.8428752792</w:t>
-      </w:r>
-      <w:r>
-        <w:br/>
-      </w:r>
-      <w:r>
-        <w:rPr>
-          <w:rStyle w:val="VerbatimChar"/>
-        </w:rPr>
-        <w:t xml:space="preserve">9   0.06057196 0.9517001088</w:t>
-      </w:r>
-      <w:r>
-        <w:br/>
-      </w:r>
-      <w:r>
-        <w:rPr>
-          <w:rStyle w:val="VerbatimChar"/>
-        </w:rPr>
-        <w:t xml:space="preserve">10 -1.00177742 0.3164511032</w:t>
-      </w:r>
-      <w:r>
-        <w:br/>
-      </w:r>
-      <w:r>
-        <w:rPr>
-          <w:rStyle w:val="VerbatimChar"/>
-        </w:rPr>
-        <w:t xml:space="preserve">11 -1.45887648 0.1445991082</w:t>
-      </w:r>
-      <w:r>
-        <w:br/>
-      </w:r>
-      <w:r>
-        <w:rPr>
-          <w:rStyle w:val="VerbatimChar"/>
-        </w:rPr>
-        <w:t xml:space="preserve">12  0.33452522 0.7379832614</w:t>
-      </w:r>
-      <w:r>
-        <w:br/>
-      </w:r>
-      <w:r>
-        <w:rPr>
-          <w:rStyle w:val="VerbatimChar"/>
-        </w:rPr>
-        <w:t xml:space="preserve">13  1.17493136 0.2400221768</w:t>
-      </w:r>
-      <w:r>
-        <w:br/>
-      </w:r>
-      <w:r>
-        <w:rPr>
-          <w:rStyle w:val="VerbatimChar"/>
-        </w:rPr>
-        <w:t xml:space="preserve">14 -0.07491030 0.9402860796</w:t>
-      </w:r>
-      <w:r>
-        <w:br/>
-      </w:r>
-      <w:r>
-        <w:rPr>
-          <w:rStyle w:val="VerbatimChar"/>
-        </w:rPr>
-        <w:t xml:space="preserve">15 -2.53372986 0.0112855697</w:t>
-      </w:r>
-      <w:r>
-        <w:br/>
-      </w:r>
-      <w:r>
-        <w:rPr>
-          <w:rStyle w:val="VerbatimChar"/>
-        </w:rPr>
-        <w:t xml:space="preserve">16 -3.72516155 0.0001951902</w:t>
+        <w:t xml:space="preserve">                        model                 term   estimate std.error</w:t>
+      </w:r>
+      <w:r>
+        <w:br/>
+      </w:r>
+      <w:r>
+        <w:rPr>
+          <w:rStyle w:val="VerbatimChar"/>
+        </w:rPr>
+        <w:t xml:space="preserve">1          m1_switched_online       parent_low_edu -1.0920773 1.2471427</w:t>
+      </w:r>
+      <w:r>
+        <w:br/>
+      </w:r>
+      <w:r>
+        <w:rPr>
+          <w:rStyle w:val="VerbatimChar"/>
+        </w:rPr>
+        <w:t xml:space="preserve">2          m1_switched_online                urban -0.2492428 0.8962997</w:t>
+      </w:r>
+      <w:r>
+        <w:br/>
+      </w:r>
+      <w:r>
+        <w:rPr>
+          <w:rStyle w:val="VerbatimChar"/>
+        </w:rPr>
+        <w:t xml:space="preserve">3          m1_switched_online parent_low_edu:urban -1.6350477 0.9381699</w:t>
+      </w:r>
+      <w:r>
+        <w:br/>
+      </w:r>
+      <w:r>
+        <w:rPr>
+          <w:rStyle w:val="VerbatimChar"/>
+        </w:rPr>
+        <w:t xml:space="preserve">4  m2_school_closed_no_online       parent_low_edu  0.4971381 0.9032501</w:t>
+      </w:r>
+      <w:r>
+        <w:br/>
+      </w:r>
+      <w:r>
+        <w:rPr>
+          <w:rStyle w:val="VerbatimChar"/>
+        </w:rPr>
+        <w:t xml:space="preserve">5  m2_school_closed_no_online                urban -0.5255657 0.8191486</w:t>
+      </w:r>
+      <w:r>
+        <w:br/>
+      </w:r>
+      <w:r>
+        <w:rPr>
+          <w:rStyle w:val="VerbatimChar"/>
+        </w:rPr>
+        <w:t xml:space="preserve">6  m2_school_closed_no_online parent_low_edu:urban  0.3969801 1.2688818</w:t>
+      </w:r>
+      <w:r>
+        <w:br/>
+      </w:r>
+      <w:r>
+        <w:rPr>
+          <w:rStyle w:val="VerbatimChar"/>
+        </w:rPr>
+        <w:t xml:space="preserve">7  m3_education_stopped_covid       parent_low_edu  0.1191836 0.4228166</w:t>
+      </w:r>
+      <w:r>
+        <w:br/>
+      </w:r>
+      <w:r>
+        <w:rPr>
+          <w:rStyle w:val="VerbatimChar"/>
+        </w:rPr>
+        <w:t xml:space="preserve">8  m3_education_stopped_covid                urban -0.3833743 1.2932092</w:t>
+      </w:r>
+      <w:r>
+        <w:br/>
+      </w:r>
+      <w:r>
+        <w:rPr>
+          <w:rStyle w:val="VerbatimChar"/>
+        </w:rPr>
+        <w:t xml:space="preserve">9  m3_education_stopped_covid parent_low_edu:urban  0.5862872 0.8567799</w:t>
+      </w:r>
+      <w:r>
+        <w:br/>
+      </w:r>
+      <w:r>
+        <w:rPr>
+          <w:rStyle w:val="VerbatimChar"/>
+        </w:rPr>
+        <w:t xml:space="preserve">10    m4_any_remote_challenge       parent_low_edu  0.8391645 0.6619330</w:t>
+      </w:r>
+      <w:r>
+        <w:br/>
+      </w:r>
+      <w:r>
+        <w:rPr>
+          <w:rStyle w:val="VerbatimChar"/>
+        </w:rPr>
+        <w:t xml:space="preserve">11    m4_any_remote_challenge                urban  0.5160575 0.5129257</w:t>
+      </w:r>
+      <w:r>
+        <w:br/>
+      </w:r>
+      <w:r>
+        <w:rPr>
+          <w:rStyle w:val="VerbatimChar"/>
+        </w:rPr>
+        <w:t xml:space="preserve">12    m4_any_remote_challenge parent_low_edu:urban -1.7054119 0.8798179</w:t>
+      </w:r>
+      <w:r>
+        <w:br/>
+      </w:r>
+      <w:r>
+        <w:rPr>
+          <w:rStyle w:val="VerbatimChar"/>
+        </w:rPr>
+        <w:t xml:space="preserve">    statistic    p.value</w:t>
+      </w:r>
+      <w:r>
+        <w:br/>
+      </w:r>
+      <w:r>
+        <w:rPr>
+          <w:rStyle w:val="VerbatimChar"/>
+        </w:rPr>
+        <w:t xml:space="preserve">1  -0.8756635 0.38121301</w:t>
+      </w:r>
+      <w:r>
+        <w:br/>
+      </w:r>
+      <w:r>
+        <w:rPr>
+          <w:rStyle w:val="VerbatimChar"/>
+        </w:rPr>
+        <w:t xml:space="preserve">2  -0.2780798 0.78095113</w:t>
+      </w:r>
+      <w:r>
+        <w:br/>
+      </w:r>
+      <w:r>
+        <w:rPr>
+          <w:rStyle w:val="VerbatimChar"/>
+        </w:rPr>
+        <w:t xml:space="preserve">3  -1.7428054 0.08136761</w:t>
+      </w:r>
+      <w:r>
+        <w:br/>
+      </w:r>
+      <w:r>
+        <w:rPr>
+          <w:rStyle w:val="VerbatimChar"/>
+        </w:rPr>
+        <w:t xml:space="preserve">4   0.5503881 0.58205324</w:t>
+      </w:r>
+      <w:r>
+        <w:br/>
+      </w:r>
+      <w:r>
+        <w:rPr>
+          <w:rStyle w:val="VerbatimChar"/>
+        </w:rPr>
+        <w:t xml:space="preserve">5  -0.6415999 0.52113298</w:t>
+      </w:r>
+      <w:r>
+        <w:br/>
+      </w:r>
+      <w:r>
+        <w:rPr>
+          <w:rStyle w:val="VerbatimChar"/>
+        </w:rPr>
+        <w:t xml:space="preserve">6   0.3128583 0.75438835</w:t>
+      </w:r>
+      <w:r>
+        <w:br/>
+      </w:r>
+      <w:r>
+        <w:rPr>
+          <w:rStyle w:val="VerbatimChar"/>
+        </w:rPr>
+        <w:t xml:space="preserve">7   0.2818801 0.77803546</w:t>
+      </w:r>
+      <w:r>
+        <w:br/>
+      </w:r>
+      <w:r>
+        <w:rPr>
+          <w:rStyle w:val="VerbatimChar"/>
+        </w:rPr>
+        <w:t xml:space="preserve">8  -0.2964518 0.76688504</w:t>
+      </w:r>
+      <w:r>
+        <w:br/>
+      </w:r>
+      <w:r>
+        <w:rPr>
+          <w:rStyle w:val="VerbatimChar"/>
+        </w:rPr>
+        <w:t xml:space="preserve">9   0.6842915 0.49379112</w:t>
+      </w:r>
+      <w:r>
+        <w:br/>
+      </w:r>
+      <w:r>
+        <w:rPr>
+          <w:rStyle w:val="VerbatimChar"/>
+        </w:rPr>
+        <w:t xml:space="preserve">10  1.2677484 0.20488781</w:t>
+      </w:r>
+      <w:r>
+        <w:br/>
+      </w:r>
+      <w:r>
+        <w:rPr>
+          <w:rStyle w:val="VerbatimChar"/>
+        </w:rPr>
+        <w:t xml:space="preserve">11  1.0061058 0.31436469</w:t>
+      </w:r>
+      <w:r>
+        <w:br/>
+      </w:r>
+      <w:r>
+        <w:rPr>
+          <w:rStyle w:val="VerbatimChar"/>
+        </w:rPr>
+        <w:t xml:space="preserve">12 -1.9383693 0.05257819</w:t>
       </w:r>
     </w:p>
     <w:p>
@@ -5308,133 +5286,160 @@
         <w:rPr>
           <w:rStyle w:val="VerbatimChar"/>
         </w:rPr>
-        <w:t xml:space="preserve">               scenario_id split_rule split_threshold use_weights n_total</w:t>
-      </w:r>
-      <w:r>
-        <w:br/>
-      </w:r>
-      <w:r>
-        <w:rPr>
-          <w:rStyle w:val="VerbatimChar"/>
-        </w:rPr>
-        <w:t xml:space="preserve">1 baseline_weighted_median     median            13.5        TRUE     186</w:t>
-      </w:r>
-      <w:r>
-        <w:br/>
-      </w:r>
-      <w:r>
-        <w:rPr>
-          <w:rStyle w:val="VerbatimChar"/>
-        </w:rPr>
-        <w:t xml:space="preserve">2        unweighted_median     median            13.5       FALSE     186</w:t>
-      </w:r>
-      <w:r>
-        <w:br/>
-      </w:r>
-      <w:r>
-        <w:rPr>
-          <w:rStyle w:val="VerbatimChar"/>
-        </w:rPr>
-        <w:t xml:space="preserve">3           weighted_leq11     leq_11            11.0        TRUE     186</w:t>
-      </w:r>
-      <w:r>
-        <w:br/>
-      </w:r>
-      <w:r>
-        <w:rPr>
-          <w:rStyle w:val="VerbatimChar"/>
-        </w:rPr>
-        <w:t xml:space="preserve">4            weighted_leq9      leq_9             9.0        TRUE     186</w:t>
-      </w:r>
-      <w:r>
-        <w:br/>
-      </w:r>
-      <w:r>
-        <w:rPr>
-          <w:rStyle w:val="VerbatimChar"/>
-        </w:rPr>
-        <w:t xml:space="preserve">  n_parent_non_missing n_low_group n_high_group support_min_group_n</w:t>
-      </w:r>
-      <w:r>
-        <w:br/>
-      </w:r>
-      <w:r>
-        <w:rPr>
-          <w:rStyle w:val="VerbatimChar"/>
-        </w:rPr>
-        <w:t xml:space="preserve">1                  183         114           69                  15</w:t>
-      </w:r>
-      <w:r>
-        <w:br/>
-      </w:r>
-      <w:r>
-        <w:rPr>
-          <w:rStyle w:val="VerbatimChar"/>
-        </w:rPr>
-        <w:t xml:space="preserve">2                  183         114           69                  15</w:t>
-      </w:r>
-      <w:r>
-        <w:br/>
-      </w:r>
-      <w:r>
-        <w:rPr>
-          <w:rStyle w:val="VerbatimChar"/>
-        </w:rPr>
-        <w:t xml:space="preserve">3                  183          74          109                  15</w:t>
-      </w:r>
-      <w:r>
-        <w:br/>
-      </w:r>
-      <w:r>
-        <w:rPr>
-          <w:rStyle w:val="VerbatimChar"/>
-        </w:rPr>
-        <w:t xml:space="preserve">4                  183           7          176                  15</w:t>
-      </w:r>
-      <w:r>
-        <w:br/>
-      </w:r>
-      <w:r>
-        <w:rPr>
-          <w:rStyle w:val="VerbatimChar"/>
-        </w:rPr>
-        <w:t xml:space="preserve">               scenario_status</w:t>
-      </w:r>
-      <w:r>
-        <w:br/>
-      </w:r>
-      <w:r>
-        <w:rPr>
-          <w:rStyle w:val="VerbatimChar"/>
-        </w:rPr>
-        <w:t xml:space="preserve">1                    supported</w:t>
-      </w:r>
-      <w:r>
-        <w:br/>
-      </w:r>
-      <w:r>
-        <w:rPr>
-          <w:rStyle w:val="VerbatimChar"/>
-        </w:rPr>
-        <w:t xml:space="preserve">2                    supported</w:t>
-      </w:r>
-      <w:r>
-        <w:br/>
-      </w:r>
-      <w:r>
-        <w:rPr>
-          <w:rStyle w:val="VerbatimChar"/>
-        </w:rPr>
-        <w:t xml:space="preserve">3                    supported</w:t>
-      </w:r>
-      <w:r>
-        <w:br/>
-      </w:r>
-      <w:r>
-        <w:rPr>
-          <w:rStyle w:val="VerbatimChar"/>
-        </w:rPr>
-        <w:t xml:space="preserve">4 degenerate_low_group_support</w:t>
+        <w:t xml:space="preserve">                scenario_id      parent_proxy split_rule split_threshold</w:t>
+      </w:r>
+      <w:r>
+        <w:br/>
+      </w:r>
+      <w:r>
+        <w:rPr>
+          <w:rStyle w:val="VerbatimChar"/>
+        </w:rPr>
+        <w:t xml:space="preserve">1  baseline_weighted_median mean_parent_years     median            13.5</w:t>
+      </w:r>
+      <w:r>
+        <w:br/>
+      </w:r>
+      <w:r>
+        <w:rPr>
+          <w:rStyle w:val="VerbatimChar"/>
+        </w:rPr>
+        <w:t xml:space="preserve">2         unweighted_median mean_parent_years     median            13.5</w:t>
+      </w:r>
+      <w:r>
+        <w:br/>
+      </w:r>
+      <w:r>
+        <w:rPr>
+          <w:rStyle w:val="VerbatimChar"/>
+        </w:rPr>
+        <w:t xml:space="preserve">3            weighted_leq11 mean_parent_years     leq_11            11.0</w:t>
+      </w:r>
+      <w:r>
+        <w:br/>
+      </w:r>
+      <w:r>
+        <w:rPr>
+          <w:rStyle w:val="VerbatimChar"/>
+        </w:rPr>
+        <w:t xml:space="preserve">4             weighted_leq9 mean_parent_years      leq_9             9.0</w:t>
+      </w:r>
+      <w:r>
+        <w:br/>
+      </w:r>
+      <w:r>
+        <w:rPr>
+          <w:rStyle w:val="VerbatimChar"/>
+        </w:rPr>
+        <w:t xml:space="preserve">5 weighted_median_maxparent  max_parent_level     median            16.0</w:t>
+      </w:r>
+      <w:r>
+        <w:br/>
+      </w:r>
+      <w:r>
+        <w:rPr>
+          <w:rStyle w:val="VerbatimChar"/>
+        </w:rPr>
+        <w:t xml:space="preserve">  use_weights n_total n_parent_non_missing n_low_group n_high_group</w:t>
+      </w:r>
+      <w:r>
+        <w:br/>
+      </w:r>
+      <w:r>
+        <w:rPr>
+          <w:rStyle w:val="VerbatimChar"/>
+        </w:rPr>
+        <w:t xml:space="preserve">1        TRUE     186                  183         114           69</w:t>
+      </w:r>
+      <w:r>
+        <w:br/>
+      </w:r>
+      <w:r>
+        <w:rPr>
+          <w:rStyle w:val="VerbatimChar"/>
+        </w:rPr>
+        <w:t xml:space="preserve">2       FALSE     186                  183         114           69</w:t>
+      </w:r>
+      <w:r>
+        <w:br/>
+      </w:r>
+      <w:r>
+        <w:rPr>
+          <w:rStyle w:val="VerbatimChar"/>
+        </w:rPr>
+        <w:t xml:space="preserve">3        TRUE     186                  183          74          109</w:t>
+      </w:r>
+      <w:r>
+        <w:br/>
+      </w:r>
+      <w:r>
+        <w:rPr>
+          <w:rStyle w:val="VerbatimChar"/>
+        </w:rPr>
+        <w:t xml:space="preserve">4        TRUE     186                  183           7          176</w:t>
+      </w:r>
+      <w:r>
+        <w:br/>
+      </w:r>
+      <w:r>
+        <w:rPr>
+          <w:rStyle w:val="VerbatimChar"/>
+        </w:rPr>
+        <w:t xml:space="preserve">5        TRUE     186                  183         183            0</w:t>
+      </w:r>
+      <w:r>
+        <w:br/>
+      </w:r>
+      <w:r>
+        <w:rPr>
+          <w:rStyle w:val="VerbatimChar"/>
+        </w:rPr>
+        <w:t xml:space="preserve">  support_min_group_n              scenario_status</w:t>
+      </w:r>
+      <w:r>
+        <w:br/>
+      </w:r>
+      <w:r>
+        <w:rPr>
+          <w:rStyle w:val="VerbatimChar"/>
+        </w:rPr>
+        <w:t xml:space="preserve">1                  15                    supported</w:t>
+      </w:r>
+      <w:r>
+        <w:br/>
+      </w:r>
+      <w:r>
+        <w:rPr>
+          <w:rStyle w:val="VerbatimChar"/>
+        </w:rPr>
+        <w:t xml:space="preserve">2                  15                    supported</w:t>
+      </w:r>
+      <w:r>
+        <w:br/>
+      </w:r>
+      <w:r>
+        <w:rPr>
+          <w:rStyle w:val="VerbatimChar"/>
+        </w:rPr>
+        <w:t xml:space="preserve">3                  15                    supported</w:t>
+      </w:r>
+      <w:r>
+        <w:br/>
+      </w:r>
+      <w:r>
+        <w:rPr>
+          <w:rStyle w:val="VerbatimChar"/>
+        </w:rPr>
+        <w:t xml:space="preserve">4                  15 degenerate_low_group_support</w:t>
+      </w:r>
+      <w:r>
+        <w:br/>
+      </w:r>
+      <w:r>
+        <w:rPr>
+          <w:rStyle w:val="VerbatimChar"/>
+        </w:rPr>
+        <w:t xml:space="preserve">5                  15 degenerate_low_group_support</w:t>
       </w:r>
     </w:p>
     <w:bookmarkEnd w:id="28"/>
@@ -6144,13 +6149,21 @@
       </w:tr>
     </w:tbl>
     <w:bookmarkEnd w:id="29"/>
-    <w:bookmarkStart w:id="30" w:name="X196a44ea7b65ee73e35b6ea13de4447994f66d6"/>
+    <w:bookmarkStart w:id="30" w:name="X44bcf7fc2f25e8e4f503d36d0b1e177742b952b"/>
     <w:p>
       <w:pPr>
         <w:pStyle w:val="Heading2"/>
       </w:pPr>
       <w:r>
-        <w:t xml:space="preserve">G. Module C Secondary Mechanism Regressions</w:t>
+        <w:t xml:space="preserve">G. Module C Secondary Mechanism Regressions (Appendix Diagnostics Only)</w:t>
+      </w:r>
+    </w:p>
+    <w:p>
+      <w:pPr>
+        <w:pStyle w:val="FirstParagraph"/>
+      </w:pPr>
+      <w:r>
+        <w:t xml:space="preserve">These logit specifications are retained as diagnostics, not as headline evidence. They are reported to document sensitivity to split support and threshold choices in the child-module sample.</w:t>
       </w:r>
     </w:p>
     <w:tbl>
@@ -6265,31 +6278,31 @@
               <w:jc w:val="left"/>
             </w:pPr>
             <w:r>
-              <w:t xml:space="preserve">-1.220</w:t>
-            </w:r>
-          </w:p>
-        </w:tc>
-        <w:tc>
-          <w:tcPr/>
-          <w:p>
-            <w:pPr>
-              <w:pStyle w:val="Compact"/>
-              <w:jc w:val="left"/>
-            </w:pPr>
-            <w:r>
-              <w:t xml:space="preserve">1.236</w:t>
-            </w:r>
-          </w:p>
-        </w:tc>
-        <w:tc>
-          <w:tcPr/>
-          <w:p>
-            <w:pPr>
-              <w:pStyle w:val="Compact"/>
-              <w:jc w:val="left"/>
-            </w:pPr>
-            <w:r>
-              <w:t xml:space="preserve">0.324</w:t>
+              <w:t xml:space="preserve">-1.092</w:t>
+            </w:r>
+          </w:p>
+        </w:tc>
+        <w:tc>
+          <w:tcPr/>
+          <w:p>
+            <w:pPr>
+              <w:pStyle w:val="Compact"/>
+              <w:jc w:val="left"/>
+            </w:pPr>
+            <w:r>
+              <w:t xml:space="preserve">1.247</w:t>
+            </w:r>
+          </w:p>
+        </w:tc>
+        <w:tc>
+          <w:tcPr/>
+          <w:p>
+            <w:pPr>
+              <w:pStyle w:val="Compact"/>
+              <w:jc w:val="left"/>
+            </w:pPr>
+            <w:r>
+              <w:t xml:space="preserve">0.381</w:t>
             </w:r>
           </w:p>
         </w:tc>
@@ -6327,31 +6340,31 @@
               <w:jc w:val="left"/>
             </w:pPr>
             <w:r>
-              <w:t xml:space="preserve">-1.114</w:t>
-            </w:r>
-          </w:p>
-        </w:tc>
-        <w:tc>
-          <w:tcPr/>
-          <w:p>
-            <w:pPr>
-              <w:pStyle w:val="Compact"/>
-              <w:jc w:val="left"/>
-            </w:pPr>
-            <w:r>
-              <w:t xml:space="preserve">0.661</w:t>
-            </w:r>
-          </w:p>
-        </w:tc>
-        <w:tc>
-          <w:tcPr/>
-          <w:p>
-            <w:pPr>
-              <w:pStyle w:val="Compact"/>
-              <w:jc w:val="left"/>
-            </w:pPr>
-            <w:r>
-              <w:t xml:space="preserve">0.092</w:t>
+              <w:t xml:space="preserve">-0.249</w:t>
+            </w:r>
+          </w:p>
+        </w:tc>
+        <w:tc>
+          <w:tcPr/>
+          <w:p>
+            <w:pPr>
+              <w:pStyle w:val="Compact"/>
+              <w:jc w:val="left"/>
+            </w:pPr>
+            <w:r>
+              <w:t xml:space="preserve">0.896</w:t>
+            </w:r>
+          </w:p>
+        </w:tc>
+        <w:tc>
+          <w:tcPr/>
+          <w:p>
+            <w:pPr>
+              <w:pStyle w:val="Compact"/>
+              <w:jc w:val="left"/>
+            </w:pPr>
+            <w:r>
+              <w:t xml:space="preserve">0.781</w:t>
             </w:r>
           </w:p>
         </w:tc>
@@ -6377,43 +6390,43 @@
               <w:jc w:val="left"/>
             </w:pPr>
             <w:r>
-              <w:t xml:space="preserve">Male child</w:t>
-            </w:r>
-          </w:p>
-        </w:tc>
-        <w:tc>
-          <w:tcPr/>
-          <w:p>
-            <w:pPr>
-              <w:pStyle w:val="Compact"/>
-              <w:jc w:val="left"/>
-            </w:pPr>
-            <w:r>
-              <w:t xml:space="preserve">-2.294</w:t>
-            </w:r>
-          </w:p>
-        </w:tc>
-        <w:tc>
-          <w:tcPr/>
-          <w:p>
-            <w:pPr>
-              <w:pStyle w:val="Compact"/>
-              <w:jc w:val="left"/>
-            </w:pPr>
-            <w:r>
-              <w:t xml:space="preserve">1.995</w:t>
-            </w:r>
-          </w:p>
-        </w:tc>
-        <w:tc>
-          <w:tcPr/>
-          <w:p>
-            <w:pPr>
-              <w:pStyle w:val="Compact"/>
-              <w:jc w:val="left"/>
-            </w:pPr>
-            <w:r>
-              <w:t xml:space="preserve">0.250</w:t>
+              <w:t xml:space="preserve">Low parent education x urban</w:t>
+            </w:r>
+          </w:p>
+        </w:tc>
+        <w:tc>
+          <w:tcPr/>
+          <w:p>
+            <w:pPr>
+              <w:pStyle w:val="Compact"/>
+              <w:jc w:val="left"/>
+            </w:pPr>
+            <w:r>
+              <w:t xml:space="preserve">-1.635</w:t>
+            </w:r>
+          </w:p>
+        </w:tc>
+        <w:tc>
+          <w:tcPr/>
+          <w:p>
+            <w:pPr>
+              <w:pStyle w:val="Compact"/>
+              <w:jc w:val="left"/>
+            </w:pPr>
+            <w:r>
+              <w:t xml:space="preserve">0.938</w:t>
+            </w:r>
+          </w:p>
+        </w:tc>
+        <w:tc>
+          <w:tcPr/>
+          <w:p>
+            <w:pPr>
+              <w:pStyle w:val="Compact"/>
+              <w:jc w:val="left"/>
+            </w:pPr>
+            <w:r>
+              <w:t xml:space="preserve">0.081</w:t>
             </w:r>
           </w:p>
         </w:tc>
@@ -6427,55 +6440,55 @@
               <w:jc w:val="left"/>
             </w:pPr>
             <w:r>
-              <w:t xml:space="preserve">Switched to online learning</w:t>
-            </w:r>
-          </w:p>
-        </w:tc>
-        <w:tc>
-          <w:tcPr/>
-          <w:p>
-            <w:pPr>
-              <w:pStyle w:val="Compact"/>
-              <w:jc w:val="left"/>
-            </w:pPr>
-            <w:r>
-              <w:t xml:space="preserve">Low parent education x urban</w:t>
-            </w:r>
-          </w:p>
-        </w:tc>
-        <w:tc>
-          <w:tcPr/>
-          <w:p>
-            <w:pPr>
-              <w:pStyle w:val="Compact"/>
-              <w:jc w:val="left"/>
-            </w:pPr>
-            <w:r>
-              <w:t xml:space="preserve">-2.120</w:t>
-            </w:r>
-          </w:p>
-        </w:tc>
-        <w:tc>
-          <w:tcPr/>
-          <w:p>
-            <w:pPr>
-              <w:pStyle w:val="Compact"/>
-              <w:jc w:val="left"/>
-            </w:pPr>
-            <w:r>
-              <w:t xml:space="preserve">1.188</w:t>
-            </w:r>
-          </w:p>
-        </w:tc>
-        <w:tc>
-          <w:tcPr/>
-          <w:p>
-            <w:pPr>
-              <w:pStyle w:val="Compact"/>
-              <w:jc w:val="left"/>
-            </w:pPr>
-            <w:r>
-              <w:t xml:space="preserve">0.074</w:t>
+              <w:t xml:space="preserve">School closed without online learning</w:t>
+            </w:r>
+          </w:p>
+        </w:tc>
+        <w:tc>
+          <w:tcPr/>
+          <w:p>
+            <w:pPr>
+              <w:pStyle w:val="Compact"/>
+              <w:jc w:val="left"/>
+            </w:pPr>
+            <w:r>
+              <w:t xml:space="preserve">Low parent education</w:t>
+            </w:r>
+          </w:p>
+        </w:tc>
+        <w:tc>
+          <w:tcPr/>
+          <w:p>
+            <w:pPr>
+              <w:pStyle w:val="Compact"/>
+              <w:jc w:val="left"/>
+            </w:pPr>
+            <w:r>
+              <w:t xml:space="preserve">0.497</w:t>
+            </w:r>
+          </w:p>
+        </w:tc>
+        <w:tc>
+          <w:tcPr/>
+          <w:p>
+            <w:pPr>
+              <w:pStyle w:val="Compact"/>
+              <w:jc w:val="left"/>
+            </w:pPr>
+            <w:r>
+              <w:t xml:space="preserve">0.903</w:t>
+            </w:r>
+          </w:p>
+        </w:tc>
+        <w:tc>
+          <w:tcPr/>
+          <w:p>
+            <w:pPr>
+              <w:pStyle w:val="Compact"/>
+              <w:jc w:val="left"/>
+            </w:pPr>
+            <w:r>
+              <w:t xml:space="preserve">0.582</w:t>
             </w:r>
           </w:p>
         </w:tc>
@@ -6501,43 +6514,43 @@
               <w:jc w:val="left"/>
             </w:pPr>
             <w:r>
-              <w:t xml:space="preserve">Low parent education</w:t>
-            </w:r>
-          </w:p>
-        </w:tc>
-        <w:tc>
-          <w:tcPr/>
-          <w:p>
-            <w:pPr>
-              <w:pStyle w:val="Compact"/>
-              <w:jc w:val="left"/>
-            </w:pPr>
-            <w:r>
-              <w:t xml:space="preserve">0.478</w:t>
-            </w:r>
-          </w:p>
-        </w:tc>
-        <w:tc>
-          <w:tcPr/>
-          <w:p>
-            <w:pPr>
-              <w:pStyle w:val="Compact"/>
-              <w:jc w:val="left"/>
-            </w:pPr>
-            <w:r>
-              <w:t xml:space="preserve">0.916</w:t>
-            </w:r>
-          </w:p>
-        </w:tc>
-        <w:tc>
-          <w:tcPr/>
-          <w:p>
-            <w:pPr>
-              <w:pStyle w:val="Compact"/>
-              <w:jc w:val="left"/>
-            </w:pPr>
-            <w:r>
-              <w:t xml:space="preserve">0.602</w:t>
+              <w:t xml:space="preserve">Urban</w:t>
+            </w:r>
+          </w:p>
+        </w:tc>
+        <w:tc>
+          <w:tcPr/>
+          <w:p>
+            <w:pPr>
+              <w:pStyle w:val="Compact"/>
+              <w:jc w:val="left"/>
+            </w:pPr>
+            <w:r>
+              <w:t xml:space="preserve">-0.526</w:t>
+            </w:r>
+          </w:p>
+        </w:tc>
+        <w:tc>
+          <w:tcPr/>
+          <w:p>
+            <w:pPr>
+              <w:pStyle w:val="Compact"/>
+              <w:jc w:val="left"/>
+            </w:pPr>
+            <w:r>
+              <w:t xml:space="preserve">0.819</w:t>
+            </w:r>
+          </w:p>
+        </w:tc>
+        <w:tc>
+          <w:tcPr/>
+          <w:p>
+            <w:pPr>
+              <w:pStyle w:val="Compact"/>
+              <w:jc w:val="left"/>
+            </w:pPr>
+            <w:r>
+              <w:t xml:space="preserve">0.521</w:t>
             </w:r>
           </w:p>
         </w:tc>
@@ -6563,43 +6576,43 @@
               <w:jc w:val="left"/>
             </w:pPr>
             <w:r>
-              <w:t xml:space="preserve">Urban</w:t>
-            </w:r>
-          </w:p>
-        </w:tc>
-        <w:tc>
-          <w:tcPr/>
-          <w:p>
-            <w:pPr>
-              <w:pStyle w:val="Compact"/>
-              <w:jc w:val="left"/>
-            </w:pPr>
-            <w:r>
-              <w:t xml:space="preserve">-0.802</w:t>
-            </w:r>
-          </w:p>
-        </w:tc>
-        <w:tc>
-          <w:tcPr/>
-          <w:p>
-            <w:pPr>
-              <w:pStyle w:val="Compact"/>
-              <w:jc w:val="left"/>
-            </w:pPr>
-            <w:r>
-              <w:t xml:space="preserve">0.861</w:t>
-            </w:r>
-          </w:p>
-        </w:tc>
-        <w:tc>
-          <w:tcPr/>
-          <w:p>
-            <w:pPr>
-              <w:pStyle w:val="Compact"/>
-              <w:jc w:val="left"/>
-            </w:pPr>
-            <w:r>
-              <w:t xml:space="preserve">0.352</w:t>
+              <w:t xml:space="preserve">Low parent education x urban</w:t>
+            </w:r>
+          </w:p>
+        </w:tc>
+        <w:tc>
+          <w:tcPr/>
+          <w:p>
+            <w:pPr>
+              <w:pStyle w:val="Compact"/>
+              <w:jc w:val="left"/>
+            </w:pPr>
+            <w:r>
+              <w:t xml:space="preserve">0.397</w:t>
+            </w:r>
+          </w:p>
+        </w:tc>
+        <w:tc>
+          <w:tcPr/>
+          <w:p>
+            <w:pPr>
+              <w:pStyle w:val="Compact"/>
+              <w:jc w:val="left"/>
+            </w:pPr>
+            <w:r>
+              <w:t xml:space="preserve">1.269</w:t>
+            </w:r>
+          </w:p>
+        </w:tc>
+        <w:tc>
+          <w:tcPr/>
+          <w:p>
+            <w:pPr>
+              <w:pStyle w:val="Compact"/>
+              <w:jc w:val="left"/>
+            </w:pPr>
+            <w:r>
+              <w:t xml:space="preserve">0.754</w:t>
             </w:r>
           </w:p>
         </w:tc>
@@ -6613,55 +6626,55 @@
               <w:jc w:val="left"/>
             </w:pPr>
             <w:r>
-              <w:t xml:space="preserve">School closed without online learning</w:t>
-            </w:r>
-          </w:p>
-        </w:tc>
-        <w:tc>
-          <w:tcPr/>
-          <w:p>
-            <w:pPr>
-              <w:pStyle w:val="Compact"/>
-              <w:jc w:val="left"/>
-            </w:pPr>
-            <w:r>
-              <w:t xml:space="preserve">Male child</w:t>
-            </w:r>
-          </w:p>
-        </w:tc>
-        <w:tc>
-          <w:tcPr/>
-          <w:p>
-            <w:pPr>
-              <w:pStyle w:val="Compact"/>
-              <w:jc w:val="left"/>
-            </w:pPr>
-            <w:r>
-              <w:t xml:space="preserve">-0.920</w:t>
-            </w:r>
-          </w:p>
-        </w:tc>
-        <w:tc>
-          <w:tcPr/>
-          <w:p>
-            <w:pPr>
-              <w:pStyle w:val="Compact"/>
-              <w:jc w:val="left"/>
-            </w:pPr>
-            <w:r>
-              <w:t xml:space="preserve">1.429</w:t>
-            </w:r>
-          </w:p>
-        </w:tc>
-        <w:tc>
-          <w:tcPr/>
-          <w:p>
-            <w:pPr>
-              <w:pStyle w:val="Compact"/>
-              <w:jc w:val="left"/>
-            </w:pPr>
-            <w:r>
-              <w:t xml:space="preserve">0.520</w:t>
+              <w:t xml:space="preserve">Stopped education due to COVID</w:t>
+            </w:r>
+          </w:p>
+        </w:tc>
+        <w:tc>
+          <w:tcPr/>
+          <w:p>
+            <w:pPr>
+              <w:pStyle w:val="Compact"/>
+              <w:jc w:val="left"/>
+            </w:pPr>
+            <w:r>
+              <w:t xml:space="preserve">Low parent education</w:t>
+            </w:r>
+          </w:p>
+        </w:tc>
+        <w:tc>
+          <w:tcPr/>
+          <w:p>
+            <w:pPr>
+              <w:pStyle w:val="Compact"/>
+              <w:jc w:val="left"/>
+            </w:pPr>
+            <w:r>
+              <w:t xml:space="preserve">0.119</w:t>
+            </w:r>
+          </w:p>
+        </w:tc>
+        <w:tc>
+          <w:tcPr/>
+          <w:p>
+            <w:pPr>
+              <w:pStyle w:val="Compact"/>
+              <w:jc w:val="left"/>
+            </w:pPr>
+            <w:r>
+              <w:t xml:space="preserve">0.423</w:t>
+            </w:r>
+          </w:p>
+        </w:tc>
+        <w:tc>
+          <w:tcPr/>
+          <w:p>
+            <w:pPr>
+              <w:pStyle w:val="Compact"/>
+              <w:jc w:val="left"/>
+            </w:pPr>
+            <w:r>
+              <w:t xml:space="preserve">0.778</w:t>
             </w:r>
           </w:p>
         </w:tc>
@@ -6675,55 +6688,55 @@
               <w:jc w:val="left"/>
             </w:pPr>
             <w:r>
-              <w:t xml:space="preserve">School closed without online learning</w:t>
-            </w:r>
-          </w:p>
-        </w:tc>
-        <w:tc>
-          <w:tcPr/>
-          <w:p>
-            <w:pPr>
-              <w:pStyle w:val="Compact"/>
-              <w:jc w:val="left"/>
-            </w:pPr>
-            <w:r>
-              <w:t xml:space="preserve">Low parent education x urban</w:t>
-            </w:r>
-          </w:p>
-        </w:tc>
-        <w:tc>
-          <w:tcPr/>
-          <w:p>
-            <w:pPr>
-              <w:pStyle w:val="Compact"/>
-              <w:jc w:val="left"/>
-            </w:pPr>
-            <w:r>
-              <w:t xml:space="preserve">0.266</w:t>
-            </w:r>
-          </w:p>
-        </w:tc>
-        <w:tc>
-          <w:tcPr/>
-          <w:p>
-            <w:pPr>
-              <w:pStyle w:val="Compact"/>
-              <w:jc w:val="left"/>
-            </w:pPr>
-            <w:r>
-              <w:t xml:space="preserve">1.344</w:t>
-            </w:r>
-          </w:p>
-        </w:tc>
-        <w:tc>
-          <w:tcPr/>
-          <w:p>
-            <w:pPr>
-              <w:pStyle w:val="Compact"/>
-              <w:jc w:val="left"/>
-            </w:pPr>
-            <w:r>
-              <w:t xml:space="preserve">0.843</w:t>
+              <w:t xml:space="preserve">Stopped education due to COVID</w:t>
+            </w:r>
+          </w:p>
+        </w:tc>
+        <w:tc>
+          <w:tcPr/>
+          <w:p>
+            <w:pPr>
+              <w:pStyle w:val="Compact"/>
+              <w:jc w:val="left"/>
+            </w:pPr>
+            <w:r>
+              <w:t xml:space="preserve">Urban</w:t>
+            </w:r>
+          </w:p>
+        </w:tc>
+        <w:tc>
+          <w:tcPr/>
+          <w:p>
+            <w:pPr>
+              <w:pStyle w:val="Compact"/>
+              <w:jc w:val="left"/>
+            </w:pPr>
+            <w:r>
+              <w:t xml:space="preserve">-0.383</w:t>
+            </w:r>
+          </w:p>
+        </w:tc>
+        <w:tc>
+          <w:tcPr/>
+          <w:p>
+            <w:pPr>
+              <w:pStyle w:val="Compact"/>
+              <w:jc w:val="left"/>
+            </w:pPr>
+            <w:r>
+              <w:t xml:space="preserve">1.293</w:t>
+            </w:r>
+          </w:p>
+        </w:tc>
+        <w:tc>
+          <w:tcPr/>
+          <w:p>
+            <w:pPr>
+              <w:pStyle w:val="Compact"/>
+              <w:jc w:val="left"/>
+            </w:pPr>
+            <w:r>
+              <w:t xml:space="preserve">0.767</w:t>
             </w:r>
           </w:p>
         </w:tc>
@@ -6749,43 +6762,43 @@
               <w:jc w:val="left"/>
             </w:pPr>
             <w:r>
-              <w:t xml:space="preserve">Low parent education</w:t>
-            </w:r>
-          </w:p>
-        </w:tc>
-        <w:tc>
-          <w:tcPr/>
-          <w:p>
-            <w:pPr>
-              <w:pStyle w:val="Compact"/>
-              <w:jc w:val="left"/>
-            </w:pPr>
-            <w:r>
-              <w:t xml:space="preserve">0.025</w:t>
-            </w:r>
-          </w:p>
-        </w:tc>
-        <w:tc>
-          <w:tcPr/>
-          <w:p>
-            <w:pPr>
-              <w:pStyle w:val="Compact"/>
-              <w:jc w:val="left"/>
-            </w:pPr>
-            <w:r>
-              <w:t xml:space="preserve">0.414</w:t>
-            </w:r>
-          </w:p>
-        </w:tc>
-        <w:tc>
-          <w:tcPr/>
-          <w:p>
-            <w:pPr>
-              <w:pStyle w:val="Compact"/>
-              <w:jc w:val="left"/>
-            </w:pPr>
-            <w:r>
-              <w:t xml:space="preserve">0.952</w:t>
+              <w:t xml:space="preserve">Low parent education x urban</w:t>
+            </w:r>
+          </w:p>
+        </w:tc>
+        <w:tc>
+          <w:tcPr/>
+          <w:p>
+            <w:pPr>
+              <w:pStyle w:val="Compact"/>
+              <w:jc w:val="left"/>
+            </w:pPr>
+            <w:r>
+              <w:t xml:space="preserve">0.586</w:t>
+            </w:r>
+          </w:p>
+        </w:tc>
+        <w:tc>
+          <w:tcPr/>
+          <w:p>
+            <w:pPr>
+              <w:pStyle w:val="Compact"/>
+              <w:jc w:val="left"/>
+            </w:pPr>
+            <w:r>
+              <w:t xml:space="preserve">0.857</w:t>
+            </w:r>
+          </w:p>
+        </w:tc>
+        <w:tc>
+          <w:tcPr/>
+          <w:p>
+            <w:pPr>
+              <w:pStyle w:val="Compact"/>
+              <w:jc w:val="left"/>
+            </w:pPr>
+            <w:r>
+              <w:t xml:space="preserve">0.494</w:t>
             </w:r>
           </w:p>
         </w:tc>
@@ -6799,55 +6812,55 @@
               <w:jc w:val="left"/>
             </w:pPr>
             <w:r>
-              <w:t xml:space="preserve">Stopped education due to COVID</w:t>
-            </w:r>
-          </w:p>
-        </w:tc>
-        <w:tc>
-          <w:tcPr/>
-          <w:p>
-            <w:pPr>
-              <w:pStyle w:val="Compact"/>
-              <w:jc w:val="left"/>
-            </w:pPr>
-            <w:r>
-              <w:t xml:space="preserve">Urban</w:t>
-            </w:r>
-          </w:p>
-        </w:tc>
-        <w:tc>
-          <w:tcPr/>
-          <w:p>
-            <w:pPr>
-              <w:pStyle w:val="Compact"/>
-              <w:jc w:val="left"/>
-            </w:pPr>
-            <w:r>
-              <w:t xml:space="preserve">-1.470</w:t>
-            </w:r>
-          </w:p>
-        </w:tc>
-        <w:tc>
-          <w:tcPr/>
-          <w:p>
-            <w:pPr>
-              <w:pStyle w:val="Compact"/>
-              <w:jc w:val="left"/>
-            </w:pPr>
-            <w:r>
-              <w:t xml:space="preserve">1.468</w:t>
-            </w:r>
-          </w:p>
-        </w:tc>
-        <w:tc>
-          <w:tcPr/>
-          <w:p>
-            <w:pPr>
-              <w:pStyle w:val="Compact"/>
-              <w:jc w:val="left"/>
-            </w:pPr>
-            <w:r>
-              <w:t xml:space="preserve">0.316</w:t>
+              <w:t xml:space="preserve">Any remote-learning challenge</w:t>
+            </w:r>
+          </w:p>
+        </w:tc>
+        <w:tc>
+          <w:tcPr/>
+          <w:p>
+            <w:pPr>
+              <w:pStyle w:val="Compact"/>
+              <w:jc w:val="left"/>
+            </w:pPr>
+            <w:r>
+              <w:t xml:space="preserve">Low parent education</w:t>
+            </w:r>
+          </w:p>
+        </w:tc>
+        <w:tc>
+          <w:tcPr/>
+          <w:p>
+            <w:pPr>
+              <w:pStyle w:val="Compact"/>
+              <w:jc w:val="left"/>
+            </w:pPr>
+            <w:r>
+              <w:t xml:space="preserve">0.839</w:t>
+            </w:r>
+          </w:p>
+        </w:tc>
+        <w:tc>
+          <w:tcPr/>
+          <w:p>
+            <w:pPr>
+              <w:pStyle w:val="Compact"/>
+              <w:jc w:val="left"/>
+            </w:pPr>
+            <w:r>
+              <w:t xml:space="preserve">0.662</w:t>
+            </w:r>
+          </w:p>
+        </w:tc>
+        <w:tc>
+          <w:tcPr/>
+          <w:p>
+            <w:pPr>
+              <w:pStyle w:val="Compact"/>
+              <w:jc w:val="left"/>
+            </w:pPr>
+            <w:r>
+              <w:t xml:space="preserve">0.205</w:t>
             </w:r>
           </w:p>
         </w:tc>
@@ -6861,55 +6874,55 @@
               <w:jc w:val="left"/>
             </w:pPr>
             <w:r>
-              <w:t xml:space="preserve">Stopped education due to COVID</w:t>
-            </w:r>
-          </w:p>
-        </w:tc>
-        <w:tc>
-          <w:tcPr/>
-          <w:p>
-            <w:pPr>
-              <w:pStyle w:val="Compact"/>
-              <w:jc w:val="left"/>
-            </w:pPr>
-            <w:r>
-              <w:t xml:space="preserve">Male child</w:t>
-            </w:r>
-          </w:p>
-        </w:tc>
-        <w:tc>
-          <w:tcPr/>
-          <w:p>
-            <w:pPr>
-              <w:pStyle w:val="Compact"/>
-              <w:jc w:val="left"/>
-            </w:pPr>
-            <w:r>
-              <w:t xml:space="preserve">-2.704</w:t>
-            </w:r>
-          </w:p>
-        </w:tc>
-        <w:tc>
-          <w:tcPr/>
-          <w:p>
-            <w:pPr>
-              <w:pStyle w:val="Compact"/>
-              <w:jc w:val="left"/>
-            </w:pPr>
-            <w:r>
-              <w:t xml:space="preserve">1.854</w:t>
-            </w:r>
-          </w:p>
-        </w:tc>
-        <w:tc>
-          <w:tcPr/>
-          <w:p>
-            <w:pPr>
-              <w:pStyle w:val="Compact"/>
-              <w:jc w:val="left"/>
-            </w:pPr>
-            <w:r>
-              <w:t xml:space="preserve">0.145</w:t>
+              <w:t xml:space="preserve">Any remote-learning challenge</w:t>
+            </w:r>
+          </w:p>
+        </w:tc>
+        <w:tc>
+          <w:tcPr/>
+          <w:p>
+            <w:pPr>
+              <w:pStyle w:val="Compact"/>
+              <w:jc w:val="left"/>
+            </w:pPr>
+            <w:r>
+              <w:t xml:space="preserve">Urban</w:t>
+            </w:r>
+          </w:p>
+        </w:tc>
+        <w:tc>
+          <w:tcPr/>
+          <w:p>
+            <w:pPr>
+              <w:pStyle w:val="Compact"/>
+              <w:jc w:val="left"/>
+            </w:pPr>
+            <w:r>
+              <w:t xml:space="preserve">0.516</w:t>
+            </w:r>
+          </w:p>
+        </w:tc>
+        <w:tc>
+          <w:tcPr/>
+          <w:p>
+            <w:pPr>
+              <w:pStyle w:val="Compact"/>
+              <w:jc w:val="left"/>
+            </w:pPr>
+            <w:r>
+              <w:t xml:space="preserve">0.513</w:t>
+            </w:r>
+          </w:p>
+        </w:tc>
+        <w:tc>
+          <w:tcPr/>
+          <w:p>
+            <w:pPr>
+              <w:pStyle w:val="Compact"/>
+              <w:jc w:val="left"/>
+            </w:pPr>
+            <w:r>
+              <w:t xml:space="preserve">0.314</w:t>
             </w:r>
           </w:p>
         </w:tc>
@@ -6923,7 +6936,7 @@
               <w:jc w:val="left"/>
             </w:pPr>
             <w:r>
-              <w:t xml:space="preserve">Stopped education due to COVID</w:t>
+              <w:t xml:space="preserve">Any remote-learning challenge</w:t>
             </w:r>
           </w:p>
         </w:tc>
@@ -6947,279 +6960,31 @@
               <w:jc w:val="left"/>
             </w:pPr>
             <w:r>
-              <w:t xml:space="preserve">0.194</w:t>
-            </w:r>
-          </w:p>
-        </w:tc>
-        <w:tc>
-          <w:tcPr/>
-          <w:p>
-            <w:pPr>
-              <w:pStyle w:val="Compact"/>
-              <w:jc w:val="left"/>
-            </w:pPr>
-            <w:r>
-              <w:t xml:space="preserve">0.579</w:t>
-            </w:r>
-          </w:p>
-        </w:tc>
-        <w:tc>
-          <w:tcPr/>
-          <w:p>
-            <w:pPr>
-              <w:pStyle w:val="Compact"/>
-              <w:jc w:val="left"/>
-            </w:pPr>
-            <w:r>
-              <w:t xml:space="preserve">0.738</w:t>
-            </w:r>
-          </w:p>
-        </w:tc>
-      </w:tr>
-      <w:tr>
-        <w:tc>
-          <w:tcPr/>
-          <w:p>
-            <w:pPr>
-              <w:pStyle w:val="Compact"/>
-              <w:jc w:val="left"/>
-            </w:pPr>
-            <w:r>
-              <w:t xml:space="preserve">Any remote-learning challenge</w:t>
-            </w:r>
-          </w:p>
-        </w:tc>
-        <w:tc>
-          <w:tcPr/>
-          <w:p>
-            <w:pPr>
-              <w:pStyle w:val="Compact"/>
-              <w:jc w:val="left"/>
-            </w:pPr>
-            <w:r>
-              <w:t xml:space="preserve">Low parent education</w:t>
-            </w:r>
-          </w:p>
-        </w:tc>
-        <w:tc>
-          <w:tcPr/>
-          <w:p>
-            <w:pPr>
-              <w:pStyle w:val="Compact"/>
-              <w:jc w:val="left"/>
-            </w:pPr>
-            <w:r>
-              <w:t xml:space="preserve">0.749</w:t>
-            </w:r>
-          </w:p>
-        </w:tc>
-        <w:tc>
-          <w:tcPr/>
-          <w:p>
-            <w:pPr>
-              <w:pStyle w:val="Compact"/>
-              <w:jc w:val="left"/>
-            </w:pPr>
-            <w:r>
-              <w:t xml:space="preserve">0.637</w:t>
-            </w:r>
-          </w:p>
-        </w:tc>
-        <w:tc>
-          <w:tcPr/>
-          <w:p>
-            <w:pPr>
-              <w:pStyle w:val="Compact"/>
-              <w:jc w:val="left"/>
-            </w:pPr>
-            <w:r>
-              <w:t xml:space="preserve">0.240</w:t>
-            </w:r>
-          </w:p>
-        </w:tc>
-      </w:tr>
-      <w:tr>
-        <w:tc>
-          <w:tcPr/>
-          <w:p>
-            <w:pPr>
-              <w:pStyle w:val="Compact"/>
-              <w:jc w:val="left"/>
-            </w:pPr>
-            <w:r>
-              <w:t xml:space="preserve">Any remote-learning challenge</w:t>
-            </w:r>
-          </w:p>
-        </w:tc>
-        <w:tc>
-          <w:tcPr/>
-          <w:p>
-            <w:pPr>
-              <w:pStyle w:val="Compact"/>
-              <w:jc w:val="left"/>
-            </w:pPr>
-            <w:r>
-              <w:t xml:space="preserve">Urban</w:t>
-            </w:r>
-          </w:p>
-        </w:tc>
-        <w:tc>
-          <w:tcPr/>
-          <w:p>
-            <w:pPr>
-              <w:pStyle w:val="Compact"/>
-              <w:jc w:val="left"/>
-            </w:pPr>
-            <w:r>
-              <w:t xml:space="preserve">-0.034</w:t>
-            </w:r>
-          </w:p>
-        </w:tc>
-        <w:tc>
-          <w:tcPr/>
-          <w:p>
-            <w:pPr>
-              <w:pStyle w:val="Compact"/>
-              <w:jc w:val="left"/>
-            </w:pPr>
-            <w:r>
-              <w:t xml:space="preserve">0.460</w:t>
-            </w:r>
-          </w:p>
-        </w:tc>
-        <w:tc>
-          <w:tcPr/>
-          <w:p>
-            <w:pPr>
-              <w:pStyle w:val="Compact"/>
-              <w:jc w:val="left"/>
-            </w:pPr>
-            <w:r>
-              <w:t xml:space="preserve">0.940</w:t>
-            </w:r>
-          </w:p>
-        </w:tc>
-      </w:tr>
-      <w:tr>
-        <w:tc>
-          <w:tcPr/>
-          <w:p>
-            <w:pPr>
-              <w:pStyle w:val="Compact"/>
-              <w:jc w:val="left"/>
-            </w:pPr>
-            <w:r>
-              <w:t xml:space="preserve">Any remote-learning challenge</w:t>
-            </w:r>
-          </w:p>
-        </w:tc>
-        <w:tc>
-          <w:tcPr/>
-          <w:p>
-            <w:pPr>
-              <w:pStyle w:val="Compact"/>
-              <w:jc w:val="left"/>
-            </w:pPr>
-            <w:r>
-              <w:t xml:space="preserve">Male child</w:t>
-            </w:r>
-          </w:p>
-        </w:tc>
-        <w:tc>
-          <w:tcPr/>
-          <w:p>
-            <w:pPr>
-              <w:pStyle w:val="Compact"/>
-              <w:jc w:val="left"/>
-            </w:pPr>
-            <w:r>
-              <w:t xml:space="preserve">-2.789</w:t>
-            </w:r>
-          </w:p>
-        </w:tc>
-        <w:tc>
-          <w:tcPr/>
-          <w:p>
-            <w:pPr>
-              <w:pStyle w:val="Compact"/>
-              <w:jc w:val="left"/>
-            </w:pPr>
-            <w:r>
-              <w:t xml:space="preserve">1.101</w:t>
-            </w:r>
-          </w:p>
-        </w:tc>
-        <w:tc>
-          <w:tcPr/>
-          <w:p>
-            <w:pPr>
-              <w:pStyle w:val="Compact"/>
-              <w:jc w:val="left"/>
-            </w:pPr>
-            <w:r>
-              <w:t xml:space="preserve">0.011</w:t>
-            </w:r>
-          </w:p>
-        </w:tc>
-      </w:tr>
-      <w:tr>
-        <w:tc>
-          <w:tcPr/>
-          <w:p>
-            <w:pPr>
-              <w:pStyle w:val="Compact"/>
-              <w:jc w:val="left"/>
-            </w:pPr>
-            <w:r>
-              <w:t xml:space="preserve">Any remote-learning challenge</w:t>
-            </w:r>
-          </w:p>
-        </w:tc>
-        <w:tc>
-          <w:tcPr/>
-          <w:p>
-            <w:pPr>
-              <w:pStyle w:val="Compact"/>
-              <w:jc w:val="left"/>
-            </w:pPr>
-            <w:r>
-              <w:t xml:space="preserve">Low parent education x urban</w:t>
-            </w:r>
-          </w:p>
-        </w:tc>
-        <w:tc>
-          <w:tcPr/>
-          <w:p>
-            <w:pPr>
-              <w:pStyle w:val="Compact"/>
-              <w:jc w:val="left"/>
-            </w:pPr>
-            <w:r>
-              <w:t xml:space="preserve">-2.281</w:t>
-            </w:r>
-          </w:p>
-        </w:tc>
-        <w:tc>
-          <w:tcPr/>
-          <w:p>
-            <w:pPr>
-              <w:pStyle w:val="Compact"/>
-              <w:jc w:val="left"/>
-            </w:pPr>
-            <w:r>
-              <w:t xml:space="preserve">0.612</w:t>
-            </w:r>
-          </w:p>
-        </w:tc>
-        <w:tc>
-          <w:tcPr/>
-          <w:p>
-            <w:pPr>
-              <w:pStyle w:val="Compact"/>
-              <w:jc w:val="left"/>
-            </w:pPr>
-            <w:r>
-              <w:t xml:space="preserve">&lt;0.001</w:t>
+              <w:t xml:space="preserve">-1.705</w:t>
+            </w:r>
+          </w:p>
+        </w:tc>
+        <w:tc>
+          <w:tcPr/>
+          <w:p>
+            <w:pPr>
+              <w:pStyle w:val="Compact"/>
+              <w:jc w:val="left"/>
+            </w:pPr>
+            <w:r>
+              <w:t xml:space="preserve">0.880</w:t>
+            </w:r>
+          </w:p>
+        </w:tc>
+        <w:tc>
+          <w:tcPr/>
+          <w:p>
+            <w:pPr>
+              <w:pStyle w:val="Compact"/>
+              <w:jc w:val="left"/>
+            </w:pPr>
+            <w:r>
+              <w:t xml:space="preserve">0.053</w:t>
             </w:r>
           </w:p>
         </w:tc>
@@ -7240,7 +7005,7 @@
         <w:pStyle w:val="FirstParagraph"/>
       </w:pPr>
       <w:r>
-        <w:t xml:space="preserve">The strict</w:t>
+        <w:t xml:space="preserve">The baseline Module C split uses mean parent years. This is an explicit exception to the main max-parent proxy used in Modules A and B, because the weighted median split becomes support-degenerate under the max-parent rule in the child-module sample. The strict</w:t>
       </w:r>
       <w:r>
         <w:t xml:space="preserve"> </w:t>
@@ -7255,7 +7020,7 @@
         <w:t xml:space="preserve"> </w:t>
       </w:r>
       <w:r>
-        <w:t xml:space="preserve">split is retained for transparency but treated as a weak-support scenario when the low-parent group becomes too small for stable FE logit estimation.</w:t>
+        <w:t xml:space="preserve">split is likewise retained for transparency but treated as a weak-support scenario when the low-parent group becomes too small for stable FE logit estimation.</w:t>
       </w:r>
     </w:p>
     <w:tbl>
@@ -7266,15 +7031,15 @@
         <w:tblLook w:firstRow="1" w:lastRow="0" w:firstColumn="0" w:lastColumn="0" w:noHBand="0" w:noVBand="0" w:val="0020"/>
       </w:tblPr>
       <w:tblGrid>
-        <w:gridCol w:w="194"/>
-        <w:gridCol w:w="1687"/>
-        <w:gridCol w:w="649"/>
-        <w:gridCol w:w="1168"/>
-        <w:gridCol w:w="714"/>
-        <w:gridCol w:w="519"/>
-        <w:gridCol w:w="454"/>
-        <w:gridCol w:w="1233"/>
-        <w:gridCol w:w="1298"/>
+        <w:gridCol w:w="152"/>
+        <w:gridCol w:w="2081"/>
+        <w:gridCol w:w="507"/>
+        <w:gridCol w:w="913"/>
+        <w:gridCol w:w="558"/>
+        <w:gridCol w:w="406"/>
+        <w:gridCol w:w="355"/>
+        <w:gridCol w:w="964"/>
+        <w:gridCol w:w="1980"/>
       </w:tblGrid>
       <w:tr>
         <w:trPr>
@@ -7394,7 +7159,7 @@
               <w:jc w:val="left"/>
             </w:pPr>
             <w:r>
-              <w:t xml:space="preserve">9</w:t>
+              <w:t xml:space="preserve">7</w:t>
             </w:r>
           </w:p>
         </w:tc>
@@ -7430,31 +7195,31 @@
               <w:jc w:val="left"/>
             </w:pPr>
             <w:r>
-              <w:t xml:space="preserve">0.025</w:t>
-            </w:r>
-          </w:p>
-        </w:tc>
-        <w:tc>
-          <w:tcPr/>
-          <w:p>
-            <w:pPr>
-              <w:pStyle w:val="Compact"/>
-              <w:jc w:val="left"/>
-            </w:pPr>
-            <w:r>
-              <w:t xml:space="preserve">0.414</w:t>
-            </w:r>
-          </w:p>
-        </w:tc>
-        <w:tc>
-          <w:tcPr/>
-          <w:p>
-            <w:pPr>
-              <w:pStyle w:val="Compact"/>
-              <w:jc w:val="left"/>
-            </w:pPr>
-            <w:r>
-              <w:t xml:space="preserve">0.952</w:t>
+              <w:t xml:space="preserve">0.119</w:t>
+            </w:r>
+          </w:p>
+        </w:tc>
+        <w:tc>
+          <w:tcPr/>
+          <w:p>
+            <w:pPr>
+              <w:pStyle w:val="Compact"/>
+              <w:jc w:val="left"/>
+            </w:pPr>
+            <w:r>
+              <w:t xml:space="preserve">0.423</w:t>
+            </w:r>
+          </w:p>
+        </w:tc>
+        <w:tc>
+          <w:tcPr/>
+          <w:p>
+            <w:pPr>
+              <w:pStyle w:val="Compact"/>
+              <w:jc w:val="left"/>
+            </w:pPr>
+            <w:r>
+              <w:t xml:space="preserve">0.778</w:t>
             </w:r>
           </w:p>
         </w:tc>
@@ -7504,7 +7269,7 @@
               <w:jc w:val="left"/>
             </w:pPr>
             <w:r>
-              <w:t xml:space="preserve">25</w:t>
+              <w:t xml:space="preserve">19</w:t>
             </w:r>
           </w:p>
         </w:tc>
@@ -7540,19 +7305,19 @@
               <w:jc w:val="left"/>
             </w:pPr>
             <w:r>
-              <w:t xml:space="preserve">-0.123</w:t>
-            </w:r>
-          </w:p>
-        </w:tc>
-        <w:tc>
-          <w:tcPr/>
-          <w:p>
-            <w:pPr>
-              <w:pStyle w:val="Compact"/>
-              <w:jc w:val="left"/>
-            </w:pPr>
-            <w:r>
-              <w:t xml:space="preserve">0.721</w:t>
+              <w:t xml:space="preserve">-0.122</w:t>
+            </w:r>
+          </w:p>
+        </w:tc>
+        <w:tc>
+          <w:tcPr/>
+          <w:p>
+            <w:pPr>
+              <w:pStyle w:val="Compact"/>
+              <w:jc w:val="left"/>
+            </w:pPr>
+            <w:r>
+              <w:t xml:space="preserve">0.716</w:t>
             </w:r>
           </w:p>
         </w:tc>
@@ -7614,7 +7379,7 @@
               <w:jc w:val="left"/>
             </w:pPr>
             <w:r>
-              <w:t xml:space="preserve">41</w:t>
+              <w:t xml:space="preserve">31</w:t>
             </w:r>
           </w:p>
         </w:tc>
@@ -7650,31 +7415,31 @@
               <w:jc w:val="left"/>
             </w:pPr>
             <w:r>
-              <w:t xml:space="preserve">0.752</w:t>
-            </w:r>
-          </w:p>
-        </w:tc>
-        <w:tc>
-          <w:tcPr/>
-          <w:p>
-            <w:pPr>
-              <w:pStyle w:val="Compact"/>
-              <w:jc w:val="left"/>
-            </w:pPr>
-            <w:r>
-              <w:t xml:space="preserve">0.520</w:t>
-            </w:r>
-          </w:p>
-        </w:tc>
-        <w:tc>
-          <w:tcPr/>
-          <w:p>
-            <w:pPr>
-              <w:pStyle w:val="Compact"/>
-              <w:jc w:val="left"/>
-            </w:pPr>
-            <w:r>
-              <w:t xml:space="preserve">0.148</w:t>
+              <w:t xml:space="preserve">0.890</w:t>
+            </w:r>
+          </w:p>
+        </w:tc>
+        <w:tc>
+          <w:tcPr/>
+          <w:p>
+            <w:pPr>
+              <w:pStyle w:val="Compact"/>
+              <w:jc w:val="left"/>
+            </w:pPr>
+            <w:r>
+              <w:t xml:space="preserve">0.661</w:t>
+            </w:r>
+          </w:p>
+        </w:tc>
+        <w:tc>
+          <w:tcPr/>
+          <w:p>
+            <w:pPr>
+              <w:pStyle w:val="Compact"/>
+              <w:jc w:val="left"/>
+            </w:pPr>
+            <w:r>
+              <w:t xml:space="preserve">0.178</w:t>
             </w:r>
           </w:p>
         </w:tc>
@@ -7724,7 +7489,7 @@
               <w:jc w:val="left"/>
             </w:pPr>
             <w:r>
-              <w:t xml:space="preserve">51</w:t>
+              <w:t xml:space="preserve">39</w:t>
             </w:r>
           </w:p>
         </w:tc>
@@ -7821,6 +7586,116 @@
             </w:pPr>
             <w:r>
               <w:t xml:space="preserve">group_n_below_15</w:t>
+            </w:r>
+          </w:p>
+        </w:tc>
+      </w:tr>
+      <w:tr>
+        <w:tc>
+          <w:tcPr/>
+          <w:p>
+            <w:pPr>
+              <w:pStyle w:val="Compact"/>
+              <w:jc w:val="left"/>
+            </w:pPr>
+            <w:r>
+              <w:t xml:space="preserve">43</w:t>
+            </w:r>
+          </w:p>
+        </w:tc>
+        <w:tc>
+          <w:tcPr/>
+          <w:p>
+            <w:pPr>
+              <w:pStyle w:val="Compact"/>
+              <w:jc w:val="left"/>
+            </w:pPr>
+            <w:r>
+              <w:t xml:space="preserve">Weighted median split (max-parent proxy)</w:t>
+            </w:r>
+          </w:p>
+        </w:tc>
+        <w:tc>
+          <w:tcPr/>
+          <w:p>
+            <w:pPr>
+              <w:pStyle w:val="Compact"/>
+              <w:jc w:val="right"/>
+            </w:pPr>
+            <w:r>
+              <w:t xml:space="preserve">16.0</w:t>
+            </w:r>
+          </w:p>
+        </w:tc>
+        <w:tc>
+          <w:tcPr/>
+          <w:p>
+            <w:pPr>
+              <w:pStyle w:val="Compact"/>
+              <w:jc w:val="left"/>
+            </w:pPr>
+            <w:r>
+              <w:t xml:space="preserve">NA</w:t>
+            </w:r>
+          </w:p>
+        </w:tc>
+        <w:tc>
+          <w:tcPr/>
+          <w:p>
+            <w:pPr>
+              <w:pStyle w:val="Compact"/>
+              <w:jc w:val="left"/>
+            </w:pPr>
+            <w:r>
+              <w:t xml:space="preserve">NA</w:t>
+            </w:r>
+          </w:p>
+        </w:tc>
+        <w:tc>
+          <w:tcPr/>
+          <w:p>
+            <w:pPr>
+              <w:pStyle w:val="Compact"/>
+              <w:jc w:val="left"/>
+            </w:pPr>
+            <w:r>
+              <w:t xml:space="preserve">NA</w:t>
+            </w:r>
+          </w:p>
+        </w:tc>
+        <w:tc>
+          <w:tcPr/>
+          <w:p>
+            <w:pPr>
+              <w:pStyle w:val="Compact"/>
+              <w:jc w:val="right"/>
+            </w:pPr>
+            <w:r>
+              <w:t xml:space="preserve">183</w:t>
+            </w:r>
+          </w:p>
+        </w:tc>
+        <w:tc>
+          <w:tcPr/>
+          <w:p>
+            <w:pPr>
+              <w:pStyle w:val="Compact"/>
+              <w:jc w:val="left"/>
+            </w:pPr>
+            <w:r>
+              <w:t xml:space="preserve">degenerate_support</w:t>
+            </w:r>
+          </w:p>
+        </w:tc>
+        <w:tc>
+          <w:tcPr/>
+          <w:p>
+            <w:pPr>
+              <w:pStyle w:val="Compact"/>
+              <w:jc w:val="left"/>
+            </w:pPr>
+            <w:r>
+              <w:t xml:space="preserve">group_n_below_15;event_support_below_2</w:t>
             </w:r>
           </w:p>
         </w:tc>
